--- a/20_experiments/80_workshop/e2/s1/workshop2-1.docx
+++ b/20_experiments/80_workshop/e2/s1/workshop2-1.docx
@@ -5,11 +5,10 @@
     <w:p>
       <w:pPr>
         <w:pStyle w:val="Heading1"/>
-        <w:bidi w:val="0"/>
         <w:spacing w:before="480" w:after="0"/>
-        <w:jc w:val="start"/>
-        <w:rPr/>
-      </w:pPr>
+        <w:rPr/>
+      </w:pPr>
+      <w:bookmarkStart w:id="0" w:name="X7fc9fe659a2ddf9bc287dedc346b5edd195f883"/>
       <w:r>
         <w:rPr/>
         <w:t>Überblick des Experiments 2 – Ausführung durch Malte Grube</w:t>
@@ -18,8 +17,6 @@
     <w:p>
       <w:pPr>
         <w:pStyle w:val="FirstParagraph"/>
-        <w:bidi w:val="0"/>
-        <w:jc w:val="start"/>
         <w:rPr>
           <w:sz w:val="22"/>
           <w:szCs w:val="22"/>
@@ -36,10 +33,9 @@
     <w:p>
       <w:pPr>
         <w:pStyle w:val="Heading2"/>
-        <w:bidi w:val="0"/>
-        <w:jc w:val="start"/>
-        <w:rPr/>
-      </w:pPr>
+        <w:rPr/>
+      </w:pPr>
+      <w:bookmarkStart w:id="1" w:name="experimentaufbau"/>
       <w:r>
         <w:rPr/>
         <w:t>Experimentaufbau</w:t>
@@ -48,8 +44,6 @@
     <w:p>
       <w:pPr>
         <w:pStyle w:val="FirstParagraph"/>
-        <w:bidi w:val="0"/>
-        <w:jc w:val="start"/>
         <w:rPr>
           <w:sz w:val="22"/>
           <w:szCs w:val="22"/>
@@ -75,8 +69,6 @@
     <w:p>
       <w:pPr>
         <w:pStyle w:val="BodyText"/>
-        <w:bidi w:val="0"/>
-        <w:jc w:val="start"/>
         <w:rPr>
           <w:sz w:val="22"/>
           <w:szCs w:val="22"/>
@@ -89,7 +81,947 @@
           <w:sz w:val="22"/>
           <w:szCs w:val="22"/>
         </w:rPr>
-        <w:t>Material-Aufbereitung:</w:t>
+        <w:t xml:space="preserve">Material-Aufbereitung: </w:t>
+      </w:r>
+      <w:r>
+        <w:rPr>
+          <w:sz w:val="22"/>
+          <w:szCs w:val="22"/>
+        </w:rPr>
+        <w:t>Zusammenfügen der Informationen aller 7 Layer zu einem Text, welcher in das vorliegende .</w:t>
+      </w:r>
+      <w:r>
+        <w:rPr>
+          <w:sz w:val="22"/>
+          <w:szCs w:val="22"/>
+        </w:rPr>
+        <w:t xml:space="preserve">docx </w:t>
+      </w:r>
+      <w:r>
+        <w:rPr>
+          <w:sz w:val="22"/>
+          <w:szCs w:val="22"/>
+        </w:rPr>
+        <w:t>Dokument integriert wurde</w:t>
+      </w:r>
+    </w:p>
+    <w:p>
+      <w:pPr>
+        <w:pStyle w:val="FirstParagraph"/>
+        <w:rPr>
+          <w:sz w:val="22"/>
+          <w:szCs w:val="22"/>
+        </w:rPr>
+      </w:pPr>
+      <w:r>
+        <w:rPr>
+          <w:b/>
+          <w:bCs/>
+          <w:sz w:val="22"/>
+          <w:szCs w:val="22"/>
+        </w:rPr>
+        <w:t>Wertigkeit der</w:t>
+      </w:r>
+      <w:r>
+        <w:rPr>
+          <w:b/>
+          <w:bCs/>
+          <w:sz w:val="22"/>
+          <w:szCs w:val="22"/>
+        </w:rPr>
+        <w:t xml:space="preserve"> Fragen:</w:t>
+      </w:r>
+    </w:p>
+    <w:p>
+      <w:pPr>
+        <w:pStyle w:val="BodyText"/>
+        <w:rPr>
+          <w:sz w:val="22"/>
+          <w:szCs w:val="22"/>
+        </w:rPr>
+      </w:pPr>
+      <w:r>
+        <w:rPr>
+          <w:sz w:val="22"/>
+          <w:szCs w:val="22"/>
+        </w:rPr>
+        <w:t xml:space="preserve">In jede Frage wurde ein bestimmtes Lernziel integriert, an das jeweilige Bloom-Level geknüpft (1/6). Das Einhalten des Lernziels soll mit der </w:t>
+      </w:r>
+      <w:r>
+        <w:rPr>
+          <w:b/>
+          <w:bCs/>
+          <w:sz w:val="22"/>
+          <w:szCs w:val="22"/>
+        </w:rPr>
+        <w:t>Wertigkeit</w:t>
+      </w:r>
+      <w:r>
+        <w:rPr>
+          <w:sz w:val="22"/>
+          <w:szCs w:val="22"/>
+        </w:rPr>
+        <w:t>-Kategorie in der Rubrik bewertet werden. Dies wurde eingebunden, da die Wertigkeit einer Frage ein wichtiger Aspekt der Fragequalität ist, jedoch nicht über eine Zahl allein abgebildet werden kann.</w:t>
+      </w:r>
+      <w:bookmarkEnd w:id="1"/>
+    </w:p>
+    <w:p>
+      <w:pPr>
+        <w:pStyle w:val="Heading2"/>
+        <w:rPr/>
+      </w:pPr>
+      <w:bookmarkStart w:id="2" w:name="anleitung-für-experten"/>
+      <w:r>
+        <w:rPr/>
+        <w:t>Anleitung für Experten</w:t>
+      </w:r>
+    </w:p>
+    <w:p>
+      <w:pPr>
+        <w:pStyle w:val="Heading3"/>
+        <w:rPr/>
+      </w:pPr>
+      <w:bookmarkStart w:id="3" w:name="schritt-1-bewertungskriterien-verstehen"/>
+      <w:r>
+        <w:rPr/>
+        <w:t>Schritt 1: Bewertungskriterien verstehen</w:t>
+      </w:r>
+    </w:p>
+    <w:p>
+      <w:pPr>
+        <w:pStyle w:val="FirstParagraph"/>
+        <w:rPr>
+          <w:sz w:val="22"/>
+          <w:szCs w:val="22"/>
+        </w:rPr>
+      </w:pPr>
+      <w:r>
+        <w:rPr>
+          <w:sz w:val="22"/>
+          <w:szCs w:val="22"/>
+        </w:rPr>
+        <w:t>Lesen Sie die im .docx enthaltene Rubrik durch, die folgende Kategorien umfasst (jeweils 1-5 Punkte). Bestimmte Kategorien fokussieren sich auf die Bewertung der Fragen selbst, andere auf die Bewertung der Antworten.</w:t>
+      </w:r>
+    </w:p>
+    <w:p>
+      <w:pPr>
+        <w:pStyle w:val="BodyText"/>
+        <w:rPr>
+          <w:sz w:val="22"/>
+          <w:szCs w:val="22"/>
+        </w:rPr>
+      </w:pPr>
+      <w:r>
+        <w:rPr>
+          <w:b/>
+          <w:bCs/>
+          <w:sz w:val="22"/>
+          <w:szCs w:val="22"/>
+        </w:rPr>
+        <w:t>Fragenbewertung:</w:t>
+      </w:r>
+    </w:p>
+    <w:p>
+      <w:pPr>
+        <w:pStyle w:val="Compact"/>
+        <w:numPr>
+          <w:ilvl w:val="0"/>
+          <w:numId w:val="7"/>
+        </w:numPr>
+        <w:rPr>
+          <w:sz w:val="22"/>
+          <w:szCs w:val="22"/>
+        </w:rPr>
+      </w:pPr>
+      <w:r>
+        <w:rPr>
+          <w:b/>
+          <w:bCs/>
+          <w:sz w:val="22"/>
+          <w:szCs w:val="22"/>
+        </w:rPr>
+        <w:t>Klarheit:</w:t>
+      </w:r>
+      <w:r>
+        <w:rPr>
+          <w:sz w:val="22"/>
+          <w:szCs w:val="22"/>
+        </w:rPr>
+        <w:t xml:space="preserve"> Eindeutigkeit der Formulierung</w:t>
+      </w:r>
+    </w:p>
+    <w:p>
+      <w:pPr>
+        <w:pStyle w:val="Compact"/>
+        <w:numPr>
+          <w:ilvl w:val="0"/>
+          <w:numId w:val="7"/>
+        </w:numPr>
+        <w:rPr>
+          <w:sz w:val="22"/>
+          <w:szCs w:val="22"/>
+        </w:rPr>
+      </w:pPr>
+      <w:r>
+        <w:rPr>
+          <w:b/>
+          <w:bCs/>
+          <w:sz w:val="22"/>
+          <w:szCs w:val="22"/>
+        </w:rPr>
+        <w:t>Herausforderung:</w:t>
+      </w:r>
+      <w:r>
+        <w:rPr>
+          <w:sz w:val="22"/>
+          <w:szCs w:val="22"/>
+        </w:rPr>
+        <w:t xml:space="preserve"> Anspruchsniveau der Frage</w:t>
+      </w:r>
+    </w:p>
+    <w:p>
+      <w:pPr>
+        <w:pStyle w:val="Compact"/>
+        <w:numPr>
+          <w:ilvl w:val="0"/>
+          <w:numId w:val="7"/>
+        </w:numPr>
+        <w:rPr>
+          <w:sz w:val="22"/>
+          <w:szCs w:val="22"/>
+        </w:rPr>
+      </w:pPr>
+      <w:r>
+        <w:rPr>
+          <w:b/>
+          <w:bCs/>
+          <w:sz w:val="22"/>
+          <w:szCs w:val="22"/>
+        </w:rPr>
+        <w:t>Wertigkeit:</w:t>
+      </w:r>
+      <w:r>
+        <w:rPr>
+          <w:sz w:val="22"/>
+          <w:szCs w:val="22"/>
+        </w:rPr>
+        <w:t xml:space="preserve"> Bedeutung für vorgegebenes Lernziel</w:t>
+      </w:r>
+    </w:p>
+    <w:p>
+      <w:pPr>
+        <w:pStyle w:val="Compact"/>
+        <w:numPr>
+          <w:ilvl w:val="0"/>
+          <w:numId w:val="7"/>
+        </w:numPr>
+        <w:rPr>
+          <w:sz w:val="22"/>
+          <w:szCs w:val="22"/>
+        </w:rPr>
+      </w:pPr>
+      <w:r>
+        <w:rPr>
+          <w:b/>
+          <w:bCs/>
+          <w:sz w:val="22"/>
+          <w:szCs w:val="22"/>
+        </w:rPr>
+        <w:t>Sprachqualität:</w:t>
+      </w:r>
+      <w:r>
+        <w:rPr>
+          <w:sz w:val="22"/>
+          <w:szCs w:val="22"/>
+        </w:rPr>
+        <w:t xml:space="preserve"> Verständlichkeit und Angemessenheit</w:t>
+      </w:r>
+    </w:p>
+    <w:p>
+      <w:pPr>
+        <w:pStyle w:val="Compact"/>
+        <w:numPr>
+          <w:ilvl w:val="0"/>
+          <w:numId w:val="7"/>
+        </w:numPr>
+        <w:rPr>
+          <w:sz w:val="22"/>
+          <w:szCs w:val="22"/>
+        </w:rPr>
+      </w:pPr>
+      <w:r>
+        <w:rPr>
+          <w:b/>
+          <w:bCs/>
+          <w:sz w:val="22"/>
+          <w:szCs w:val="22"/>
+        </w:rPr>
+        <w:t>Bloom-Level:</w:t>
+      </w:r>
+      <w:r>
+        <w:rPr>
+          <w:sz w:val="22"/>
+          <w:szCs w:val="22"/>
+        </w:rPr>
+        <w:t xml:space="preserve"> Welches kognitive Level wird in dieser Frage erreicht?</w:t>
+      </w:r>
+    </w:p>
+    <w:p>
+      <w:pPr>
+        <w:pStyle w:val="Compact"/>
+        <w:rPr>
+          <w:sz w:val="22"/>
+          <w:szCs w:val="22"/>
+        </w:rPr>
+      </w:pPr>
+      <w:r>
+        <w:rPr>
+          <w:sz w:val="22"/>
+          <w:szCs w:val="22"/>
+        </w:rPr>
+      </w:r>
+    </w:p>
+    <w:p>
+      <w:pPr>
+        <w:pStyle w:val="Compact"/>
+        <w:rPr>
+          <w:sz w:val="22"/>
+          <w:szCs w:val="22"/>
+        </w:rPr>
+      </w:pPr>
+      <w:r>
+        <w:rPr>
+          <w:sz w:val="22"/>
+          <w:szCs w:val="22"/>
+        </w:rPr>
+      </w:r>
+    </w:p>
+    <w:p>
+      <w:pPr>
+        <w:pStyle w:val="Compact"/>
+        <w:rPr>
+          <w:sz w:val="22"/>
+          <w:szCs w:val="22"/>
+        </w:rPr>
+      </w:pPr>
+      <w:r>
+        <w:rPr>
+          <w:sz w:val="22"/>
+          <w:szCs w:val="22"/>
+        </w:rPr>
+      </w:r>
+    </w:p>
+    <w:p>
+      <w:pPr>
+        <w:pStyle w:val="Compact"/>
+        <w:rPr>
+          <w:sz w:val="22"/>
+          <w:szCs w:val="22"/>
+        </w:rPr>
+      </w:pPr>
+      <w:r>
+        <w:rPr>
+          <w:sz w:val="22"/>
+          <w:szCs w:val="22"/>
+        </w:rPr>
+      </w:r>
+    </w:p>
+    <w:p>
+      <w:pPr>
+        <w:pStyle w:val="FirstParagraph"/>
+        <w:rPr>
+          <w:sz w:val="22"/>
+          <w:szCs w:val="22"/>
+        </w:rPr>
+      </w:pPr>
+      <w:r>
+        <w:rPr>
+          <w:b/>
+          <w:bCs/>
+          <w:sz w:val="22"/>
+          <w:szCs w:val="22"/>
+        </w:rPr>
+        <w:t>Antwortbewertung:</w:t>
+      </w:r>
+    </w:p>
+    <w:p>
+      <w:pPr>
+        <w:pStyle w:val="Compact"/>
+        <w:numPr>
+          <w:ilvl w:val="0"/>
+          <w:numId w:val="7"/>
+        </w:numPr>
+        <w:rPr>
+          <w:sz w:val="22"/>
+          <w:szCs w:val="22"/>
+        </w:rPr>
+      </w:pPr>
+      <w:r>
+        <w:rPr>
+          <w:b/>
+          <w:bCs/>
+          <w:sz w:val="22"/>
+          <w:szCs w:val="22"/>
+        </w:rPr>
+        <w:t>Klarheit:</w:t>
+      </w:r>
+      <w:r>
+        <w:rPr>
+          <w:sz w:val="22"/>
+          <w:szCs w:val="22"/>
+        </w:rPr>
+        <w:t xml:space="preserve"> Eindeutigkeit der Formulierung</w:t>
+      </w:r>
+    </w:p>
+    <w:p>
+      <w:pPr>
+        <w:pStyle w:val="Compact"/>
+        <w:numPr>
+          <w:ilvl w:val="0"/>
+          <w:numId w:val="7"/>
+        </w:numPr>
+        <w:rPr>
+          <w:sz w:val="22"/>
+          <w:szCs w:val="22"/>
+        </w:rPr>
+      </w:pPr>
+      <w:r>
+        <w:rPr>
+          <w:b/>
+          <w:bCs/>
+          <w:sz w:val="22"/>
+          <w:szCs w:val="22"/>
+        </w:rPr>
+        <w:t>Sprachqualität:</w:t>
+      </w:r>
+      <w:r>
+        <w:rPr>
+          <w:sz w:val="22"/>
+          <w:szCs w:val="22"/>
+        </w:rPr>
+        <w:t xml:space="preserve"> Verständlichkeit und Angemessenheit</w:t>
+      </w:r>
+    </w:p>
+    <w:p>
+      <w:pPr>
+        <w:pStyle w:val="Compact"/>
+        <w:numPr>
+          <w:ilvl w:val="0"/>
+          <w:numId w:val="7"/>
+        </w:numPr>
+        <w:rPr>
+          <w:sz w:val="22"/>
+          <w:szCs w:val="22"/>
+        </w:rPr>
+      </w:pPr>
+      <w:r>
+        <w:rPr>
+          <w:b/>
+          <w:bCs/>
+          <w:sz w:val="22"/>
+          <w:szCs w:val="22"/>
+        </w:rPr>
+        <w:t>Bloom-Level:</w:t>
+      </w:r>
+      <w:r>
+        <w:rPr>
+          <w:sz w:val="22"/>
+          <w:szCs w:val="22"/>
+        </w:rPr>
+        <w:t xml:space="preserve"> Welches kognitive Level wird durch die Antwort umgesetzt?</w:t>
+      </w:r>
+      <w:bookmarkEnd w:id="3"/>
+    </w:p>
+    <w:p>
+      <w:pPr>
+        <w:pStyle w:val="Heading3"/>
+        <w:rPr/>
+      </w:pPr>
+      <w:bookmarkStart w:id="4" w:name="schritt-2-tabellen-struktur-verstehen"/>
+      <w:r>
+        <w:rPr/>
+        <w:t>Schritt 2: Tabellen-Struktur verstehen</w:t>
+      </w:r>
+    </w:p>
+    <w:p>
+      <w:pPr>
+        <w:pStyle w:val="FirstParagraph"/>
+        <w:rPr>
+          <w:sz w:val="22"/>
+          <w:szCs w:val="22"/>
+        </w:rPr>
+      </w:pPr>
+      <w:r>
+        <w:rPr>
+          <w:sz w:val="22"/>
+          <w:szCs w:val="22"/>
+        </w:rPr>
+        <w:t>Jede Klein-Tabelle zu der jeweiligen Frage enthält:</w:t>
+      </w:r>
+    </w:p>
+    <w:p>
+      <w:pPr>
+        <w:pStyle w:val="Compact"/>
+        <w:numPr>
+          <w:ilvl w:val="0"/>
+          <w:numId w:val="7"/>
+        </w:numPr>
+        <w:rPr>
+          <w:sz w:val="22"/>
+          <w:szCs w:val="22"/>
+        </w:rPr>
+      </w:pPr>
+      <w:r>
+        <w:rPr>
+          <w:sz w:val="22"/>
+          <w:szCs w:val="22"/>
+        </w:rPr>
+        <w:t>Die 5 Bewertungszeilen für die Fragenbewertung (Klarheit, Herausforderung, Wertigkeit, Sprachqualität, Bloom-Level)</w:t>
+      </w:r>
+    </w:p>
+    <w:p>
+      <w:pPr>
+        <w:pStyle w:val="Compact"/>
+        <w:numPr>
+          <w:ilvl w:val="0"/>
+          <w:numId w:val="7"/>
+        </w:numPr>
+        <w:rPr>
+          <w:sz w:val="22"/>
+          <w:szCs w:val="22"/>
+        </w:rPr>
+      </w:pPr>
+      <w:r>
+        <w:rPr>
+          <w:sz w:val="22"/>
+          <w:szCs w:val="22"/>
+        </w:rPr>
+        <w:t>Die 3 Bewertungszeilen für die Antwortenbewertung (Klarheit, Sprachqualität, Bloom-Level)</w:t>
+      </w:r>
+    </w:p>
+    <w:p>
+      <w:pPr>
+        <w:pStyle w:val="Compact"/>
+        <w:numPr>
+          <w:ilvl w:val="0"/>
+          <w:numId w:val="7"/>
+        </w:numPr>
+        <w:rPr/>
+      </w:pPr>
+      <w:r>
+        <w:rPr>
+          <w:rStyle w:val="VerbatimChar"/>
+          <w:sz w:val="22"/>
+          <w:szCs w:val="22"/>
+        </w:rPr>
+        <w:t>answer_problems</w:t>
+      </w:r>
+      <w:r>
+        <w:rPr>
+          <w:sz w:val="22"/>
+          <w:szCs w:val="22"/>
+        </w:rPr>
+        <w:t>: Sind gewisse Antworten problematisch? Warum?</w:t>
+      </w:r>
+    </w:p>
+    <w:p>
+      <w:pPr>
+        <w:pStyle w:val="Compact"/>
+        <w:numPr>
+          <w:ilvl w:val="0"/>
+          <w:numId w:val="7"/>
+        </w:numPr>
+        <w:rPr/>
+      </w:pPr>
+      <w:r>
+        <w:rPr>
+          <w:rStyle w:val="VerbatimChar"/>
+          <w:sz w:val="22"/>
+          <w:szCs w:val="22"/>
+        </w:rPr>
+        <w:t>comments</w:t>
+      </w:r>
+      <w:r>
+        <w:rPr>
+          <w:sz w:val="22"/>
+          <w:szCs w:val="22"/>
+        </w:rPr>
+        <w:t>: Für zusätzliche Anmerkungen</w:t>
+      </w:r>
+      <w:bookmarkEnd w:id="4"/>
+    </w:p>
+    <w:p>
+      <w:pPr>
+        <w:pStyle w:val="Heading3"/>
+        <w:rPr/>
+      </w:pPr>
+      <w:bookmarkStart w:id="5" w:name="schritt-3-bewertung-durchführen"/>
+      <w:r>
+        <w:rPr/>
+        <w:t>Schritt 3: Bewertung durchführen</w:t>
+      </w:r>
+    </w:p>
+    <w:p>
+      <w:pPr>
+        <w:pStyle w:val="Compact"/>
+        <w:numPr>
+          <w:ilvl w:val="0"/>
+          <w:numId w:val="14"/>
+        </w:numPr>
+        <w:rPr>
+          <w:sz w:val="22"/>
+          <w:szCs w:val="22"/>
+        </w:rPr>
+      </w:pPr>
+      <w:r>
+        <w:rPr>
+          <w:sz w:val="22"/>
+          <w:szCs w:val="22"/>
+        </w:rPr>
+        <w:t>Schauen Sie das Experiment-Dokument an</w:t>
+      </w:r>
+    </w:p>
+    <w:p>
+      <w:pPr>
+        <w:pStyle w:val="Compact"/>
+        <w:numPr>
+          <w:ilvl w:val="0"/>
+          <w:numId w:val="10"/>
+        </w:numPr>
+        <w:rPr>
+          <w:sz w:val="22"/>
+          <w:szCs w:val="22"/>
+        </w:rPr>
+      </w:pPr>
+      <w:r>
+        <w:rPr>
+          <w:sz w:val="22"/>
+          <w:szCs w:val="22"/>
+        </w:rPr>
+        <w:t>Verschaffen Sie sich einen Überblick über die ISO-OSI-Layer-Inhalte durch das Lesen des Textes im Dokument</w:t>
+      </w:r>
+    </w:p>
+    <w:p>
+      <w:pPr>
+        <w:pStyle w:val="Compact"/>
+        <w:numPr>
+          <w:ilvl w:val="0"/>
+          <w:numId w:val="10"/>
+        </w:numPr>
+        <w:rPr>
+          <w:sz w:val="22"/>
+          <w:szCs w:val="22"/>
+        </w:rPr>
+      </w:pPr>
+      <w:r>
+        <w:rPr>
+          <w:sz w:val="22"/>
+          <w:szCs w:val="22"/>
+        </w:rPr>
+        <w:t>Für jedes Fragenkonstrukt:</w:t>
+      </w:r>
+    </w:p>
+    <w:p>
+      <w:pPr>
+        <w:pStyle w:val="Compact"/>
+        <w:numPr>
+          <w:ilvl w:val="1"/>
+          <w:numId w:val="7"/>
+        </w:numPr>
+        <w:rPr>
+          <w:sz w:val="22"/>
+          <w:szCs w:val="22"/>
+        </w:rPr>
+      </w:pPr>
+      <w:r>
+        <w:rPr>
+          <w:sz w:val="22"/>
+          <w:szCs w:val="22"/>
+        </w:rPr>
+        <w:t>Lesen Sie die Frage sorgfältig</w:t>
+      </w:r>
+    </w:p>
+    <w:p>
+      <w:pPr>
+        <w:pStyle w:val="Compact"/>
+        <w:numPr>
+          <w:ilvl w:val="1"/>
+          <w:numId w:val="7"/>
+        </w:numPr>
+        <w:rPr>
+          <w:sz w:val="22"/>
+          <w:szCs w:val="22"/>
+        </w:rPr>
+      </w:pPr>
+      <w:r>
+        <w:rPr>
+          <w:sz w:val="22"/>
+          <w:szCs w:val="22"/>
+        </w:rPr>
+        <w:t>Bewerten Sie nach den 5 Kategorien der Rubrik für die Frage</w:t>
+      </w:r>
+    </w:p>
+    <w:p>
+      <w:pPr>
+        <w:pStyle w:val="Compact"/>
+        <w:numPr>
+          <w:ilvl w:val="1"/>
+          <w:numId w:val="7"/>
+        </w:numPr>
+        <w:rPr>
+          <w:sz w:val="22"/>
+          <w:szCs w:val="22"/>
+        </w:rPr>
+      </w:pPr>
+      <w:r>
+        <w:rPr>
+          <w:sz w:val="22"/>
+          <w:szCs w:val="22"/>
+        </w:rPr>
+        <w:t>Bewerten Sie nach den 3 Kategorien der Rubrik für die Antworten</w:t>
+      </w:r>
+    </w:p>
+    <w:p>
+      <w:pPr>
+        <w:pStyle w:val="Compact"/>
+        <w:numPr>
+          <w:ilvl w:val="1"/>
+          <w:numId w:val="7"/>
+        </w:numPr>
+        <w:rPr>
+          <w:sz w:val="22"/>
+          <w:szCs w:val="22"/>
+        </w:rPr>
+      </w:pPr>
+      <w:r>
+        <w:rPr>
+          <w:sz w:val="22"/>
+          <w:szCs w:val="22"/>
+        </w:rPr>
+        <w:t>Notieren Sie Ihre Bewertungen entsprechend in die Tabelle</w:t>
+      </w:r>
+    </w:p>
+    <w:p>
+      <w:pPr>
+        <w:pStyle w:val="Compact"/>
+        <w:numPr>
+          <w:ilvl w:val="1"/>
+          <w:numId w:val="7"/>
+        </w:numPr>
+        <w:rPr/>
+      </w:pPr>
+      <w:r>
+        <w:rPr>
+          <w:sz w:val="22"/>
+          <w:szCs w:val="22"/>
+        </w:rPr>
+        <w:t xml:space="preserve">Notieren Sie gegebenenfalls problematische Antworten/Antwortoptionen in </w:t>
+      </w:r>
+      <w:r>
+        <w:rPr>
+          <w:rStyle w:val="VerbatimChar"/>
+          <w:sz w:val="22"/>
+          <w:szCs w:val="22"/>
+        </w:rPr>
+        <w:t>answer_problems</w:t>
+      </w:r>
+      <w:r>
+        <w:rPr>
+          <w:sz w:val="22"/>
+          <w:szCs w:val="22"/>
+        </w:rPr>
+        <w:t>, und warum diese problematisch sind</w:t>
+      </w:r>
+    </w:p>
+    <w:p>
+      <w:pPr>
+        <w:pStyle w:val="Compact"/>
+        <w:numPr>
+          <w:ilvl w:val="1"/>
+          <w:numId w:val="7"/>
+        </w:numPr>
+        <w:rPr/>
+      </w:pPr>
+      <w:r>
+        <w:rPr>
+          <w:sz w:val="22"/>
+          <w:szCs w:val="22"/>
+        </w:rPr>
+        <w:t xml:space="preserve">Ergänzen Sie bei Bedarf weitere Kommentare in </w:t>
+      </w:r>
+      <w:r>
+        <w:rPr>
+          <w:rStyle w:val="VerbatimChar"/>
+          <w:sz w:val="22"/>
+          <w:szCs w:val="22"/>
+        </w:rPr>
+        <w:t>comments</w:t>
+      </w:r>
+    </w:p>
+    <w:p>
+      <w:pPr>
+        <w:pStyle w:val="FirstParagraph"/>
+        <w:rPr>
+          <w:sz w:val="22"/>
+          <w:szCs w:val="22"/>
+        </w:rPr>
+      </w:pPr>
+      <w:r>
+        <w:rPr>
+          <w:b/>
+          <w:bCs/>
+          <w:sz w:val="22"/>
+          <w:szCs w:val="22"/>
+        </w:rPr>
+        <w:t>Bewertungsfokus:</w:t>
+      </w:r>
+    </w:p>
+    <w:p>
+      <w:pPr>
+        <w:pStyle w:val="Compact"/>
+        <w:numPr>
+          <w:ilvl w:val="0"/>
+          <w:numId w:val="7"/>
+        </w:numPr>
+        <w:rPr>
+          <w:sz w:val="22"/>
+          <w:szCs w:val="22"/>
+        </w:rPr>
+      </w:pPr>
+      <w:r>
+        <w:rPr>
+          <w:sz w:val="22"/>
+          <w:szCs w:val="22"/>
+        </w:rPr>
+        <w:t>Welches Bloom-Level wird tatsächlich erreicht?</w:t>
+      </w:r>
+    </w:p>
+    <w:p>
+      <w:pPr>
+        <w:pStyle w:val="Compact"/>
+        <w:numPr>
+          <w:ilvl w:val="0"/>
+          <w:numId w:val="7"/>
+        </w:numPr>
+        <w:rPr>
+          <w:sz w:val="22"/>
+          <w:szCs w:val="22"/>
+        </w:rPr>
+      </w:pPr>
+      <w:bookmarkStart w:id="6" w:name="anleitung-für-experten"/>
+      <w:bookmarkStart w:id="7" w:name="schritt-3-bewertung-durchführen"/>
+      <w:r>
+        <w:rPr>
+          <w:sz w:val="22"/>
+          <w:szCs w:val="22"/>
+        </w:rPr>
+        <w:t>Gibt es bestimmte qualitative Unterschiede zwischen MCQ und Open-Ended Fragen?</w:t>
+      </w:r>
+      <w:bookmarkEnd w:id="6"/>
+      <w:bookmarkEnd w:id="7"/>
+    </w:p>
+    <w:p>
+      <w:pPr>
+        <w:pStyle w:val="Heading2"/>
+        <w:rPr/>
+      </w:pPr>
+      <w:bookmarkStart w:id="8" w:name="dankbarkeit"/>
+      <w:r>
+        <w:rPr/>
+        <w:t>Dankbarkeit</w:t>
+      </w:r>
+    </w:p>
+    <w:p>
+      <w:pPr>
+        <w:pStyle w:val="FirstParagraph"/>
+        <w:rPr>
+          <w:sz w:val="22"/>
+          <w:szCs w:val="22"/>
+        </w:rPr>
+      </w:pPr>
+      <w:bookmarkStart w:id="9" w:name="X7fc9fe659a2ddf9bc287dedc346b5edd195f883"/>
+      <w:bookmarkStart w:id="10" w:name="dankbarkeit"/>
+      <w:r>
+        <w:rPr>
+          <w:sz w:val="22"/>
+          <w:szCs w:val="22"/>
+        </w:rPr>
+        <w:t>Vielen Dank für Ihre Unterstützung bei der Evaluation! Ihre Einschätzungen sind wertvoll für die Forschung.</w:t>
+      </w:r>
+      <w:bookmarkEnd w:id="9"/>
+      <w:bookmarkEnd w:id="10"/>
+    </w:p>
+    <w:p>
+      <w:pPr>
+        <w:pStyle w:val="BodyText"/>
+        <w:bidi w:val="0"/>
+        <w:jc w:val="start"/>
+        <w:rPr/>
+      </w:pPr>
+      <w:r>
+        <w:rPr/>
+      </w:r>
+    </w:p>
+    <w:p>
+      <w:pPr>
+        <w:pStyle w:val="BodyText"/>
+        <w:bidi w:val="0"/>
+        <w:jc w:val="start"/>
+        <w:rPr/>
+      </w:pPr>
+      <w:r>
+        <w:rPr/>
+      </w:r>
+    </w:p>
+    <w:p>
+      <w:pPr>
+        <w:pStyle w:val="Heading1"/>
+        <w:bidi w:val="0"/>
+        <w:jc w:val="start"/>
+        <w:rPr/>
+      </w:pPr>
+      <w:r>
+        <w:rPr/>
+        <w:t>Bewertungsrubrik für LLM-generierte Fragen</w:t>
+      </w:r>
+    </w:p>
+    <w:p>
+      <w:pPr>
+        <w:pStyle w:val="Heading2"/>
+        <w:bidi w:val="0"/>
+        <w:jc w:val="start"/>
+        <w:rPr/>
+      </w:pPr>
+      <w:r>
+        <w:rPr/>
+        <w:t>Relevanz/Relevance</w:t>
+      </w:r>
+    </w:p>
+    <w:p>
+      <w:pPr>
+        <w:pStyle w:val="FirstParagraph"/>
+        <w:bidi w:val="0"/>
+        <w:jc w:val="start"/>
+        <w:rPr>
+          <w:sz w:val="22"/>
+          <w:szCs w:val="22"/>
+        </w:rPr>
+      </w:pPr>
+      <w:r>
+        <w:rPr>
+          <w:b/>
+          <w:bCs/>
+          <w:sz w:val="22"/>
+          <w:szCs w:val="22"/>
+        </w:rPr>
+        <w:t>Fragestellung:</w:t>
+      </w:r>
+      <w:r>
+        <w:rPr>
+          <w:sz w:val="22"/>
+          <w:szCs w:val="22"/>
+        </w:rPr>
+        <w:t xml:space="preserve"> Wie gut bezieht sich die Frage auf den Inhalt des bereitgestellten Textes?</w:t>
       </w:r>
     </w:p>
     <w:p>
@@ -108,64 +1040,41 @@
       </w:pPr>
       <w:r>
         <w:rPr>
-          <w:sz w:val="22"/>
-          <w:szCs w:val="22"/>
-        </w:rPr>
-        <w:t>Zusammenfügen der Informationen aller 7 Layer zu einem Text, welcher in das vorliegende .docx Dokument integriert wurde</w:t>
-      </w:r>
-    </w:p>
-    <w:p>
-      <w:pPr>
-        <w:pStyle w:val="FirstParagraph"/>
-        <w:bidi w:val="0"/>
-        <w:jc w:val="start"/>
-        <w:rPr>
-          <w:sz w:val="22"/>
-          <w:szCs w:val="22"/>
-        </w:rPr>
-      </w:pPr>
-      <w:r>
-        <w:rPr>
           <w:b/>
           <w:bCs/>
           <w:sz w:val="22"/>
           <w:szCs w:val="22"/>
         </w:rPr>
-        <w:t>Generierte Fragen:</w:t>
-      </w:r>
-    </w:p>
-    <w:p>
-      <w:pPr>
-        <w:pStyle w:val="BodyText"/>
-        <w:bidi w:val="0"/>
-        <w:jc w:val="start"/>
-        <w:rPr>
-          <w:sz w:val="22"/>
-          <w:szCs w:val="22"/>
-        </w:rPr>
-      </w:pPr>
-      <w:r>
-        <w:rPr>
-          <w:sz w:val="22"/>
-          <w:szCs w:val="22"/>
-        </w:rPr>
-        <w:t xml:space="preserve">In jede Frage wurde ein bestimmtes Lernziel integriert (1/6), angeknüpft an das jeweilige Bloom-Level. Das Einhalten des Lernziels soll mit der </w:t>
-      </w:r>
-      <w:r>
-        <w:rPr>
-          <w:b/>
-          <w:bCs/>
-          <w:sz w:val="22"/>
-          <w:szCs w:val="22"/>
-        </w:rPr>
-        <w:t>Wertigkeit</w:t>
-      </w:r>
-      <w:r>
-        <w:rPr>
-          <w:sz w:val="22"/>
-          <w:szCs w:val="22"/>
-        </w:rPr>
-        <w:t>-Kategorie in der Rubrik bewertet werden.</w:t>
+        <w:t>5 - Überaus relevant:</w:t>
+      </w:r>
+      <w:r>
+        <w:rPr>
+          <w:sz w:val="22"/>
+          <w:szCs w:val="22"/>
+        </w:rPr>
+        <w:t xml:space="preserve"> Bezieht sich auf zentrale Themen und korrekte Fachbegriffe</w:t>
+      </w:r>
+    </w:p>
+    <w:p>
+      <w:pPr>
+        <w:pStyle w:val="Compact"/>
+        <w:numPr>
+          <w:ilvl w:val="1"/>
+          <w:numId w:val="1"/>
+        </w:numPr>
+        <w:bidi w:val="0"/>
+        <w:jc w:val="start"/>
+        <w:rPr>
+          <w:sz w:val="22"/>
+          <w:szCs w:val="22"/>
+        </w:rPr>
+      </w:pPr>
+      <w:r>
+        <w:rPr>
+          <w:sz w:val="22"/>
+          <w:szCs w:val="22"/>
+        </w:rPr>
+        <w:t>Bsp.: “Welche Kernaufgaben erfüllt der Data Link Layer und worin unterscheiden sich diese hinsichtlich ihrer Zielsetzung?”</w:t>
       </w:r>
     </w:p>
     <w:p>
@@ -184,10 +1093,19 @@
       </w:pPr>
       <w:r>
         <w:rPr>
-          <w:sz w:val="22"/>
-          <w:szCs w:val="22"/>
-        </w:rPr>
-        <w:t>4 LLMs × 12 Fragen = 48 Fragen gesamt</w:t>
+          <w:b/>
+          <w:bCs/>
+          <w:sz w:val="22"/>
+          <w:szCs w:val="22"/>
+        </w:rPr>
+        <w:t>4 - Relevant:</w:t>
+      </w:r>
+      <w:r>
+        <w:rPr>
+          <w:sz w:val="22"/>
+          <w:szCs w:val="22"/>
+        </w:rPr>
+        <w:t xml:space="preserve"> Bezieht sich auf wichtige Textinhalte</w:t>
       </w:r>
     </w:p>
     <w:p>
@@ -206,10 +1124,19 @@
       </w:pPr>
       <w:r>
         <w:rPr>
-          <w:sz w:val="22"/>
-          <w:szCs w:val="22"/>
-        </w:rPr>
-        <w:t>Pro LLM: 6 MCQ (Bloom 1-3, je 2 Fragen) + 6 Open-Ended (Bloom 1-6, je 1 Frage)</w:t>
+          <w:b/>
+          <w:bCs/>
+          <w:sz w:val="22"/>
+          <w:szCs w:val="22"/>
+        </w:rPr>
+        <w:t>3 - Mäßig relevant:</w:t>
+      </w:r>
+      <w:r>
+        <w:rPr>
+          <w:sz w:val="22"/>
+          <w:szCs w:val="22"/>
+        </w:rPr>
+        <w:t xml:space="preserve"> Behandelt eher nebensächliche Aspekte des Textes</w:t>
       </w:r>
     </w:p>
     <w:p>
@@ -226,54 +1153,21 @@
           <w:szCs w:val="22"/>
         </w:rPr>
       </w:pPr>
-      <w:bookmarkStart w:id="0" w:name="experimentaufbau"/>
-      <w:r>
-        <w:rPr>
-          <w:sz w:val="22"/>
-          <w:szCs w:val="22"/>
-        </w:rPr>
-        <w:t>Sample für Bewertung: 24 Fragen (6 pro LLM: 3 MCQ + 3 Open-Ended)</w:t>
-      </w:r>
-      <w:bookmarkEnd w:id="0"/>
-    </w:p>
-    <w:p>
-      <w:pPr>
-        <w:pStyle w:val="Heading2"/>
-        <w:bidi w:val="0"/>
-        <w:jc w:val="start"/>
-        <w:rPr/>
-      </w:pPr>
-      <w:r>
-        <w:rPr/>
-        <w:t>Anleitung für Studierende</w:t>
-      </w:r>
-    </w:p>
-    <w:p>
-      <w:pPr>
-        <w:pStyle w:val="Heading3"/>
-        <w:bidi w:val="0"/>
-        <w:jc w:val="start"/>
-        <w:rPr/>
-      </w:pPr>
-      <w:bookmarkStart w:id="1" w:name="schritt-1-bewertungskriterien-verstehen"/>
-      <w:r>
-        <w:rPr/>
-        <w:t>Schritt 1: Bewertungskriterien verstehen</w:t>
-      </w:r>
-    </w:p>
-    <w:p>
-      <w:pPr>
-        <w:pStyle w:val="FirstParagraph"/>
-        <w:bidi w:val="0"/>
-        <w:jc w:val="start"/>
-        <w:rPr/>
-      </w:pPr>
-      <w:r>
-        <w:rPr>
-          <w:sz w:val="22"/>
-          <w:szCs w:val="22"/>
-        </w:rPr>
-        <w:t>Lesen Sie die im .docx enthaltene Rubrik durch, die folgende Kategorien umfasst (jeweils 1-5 Punkte):</w:t>
+      <w:r>
+        <w:rPr>
+          <w:b/>
+          <w:bCs/>
+          <w:sz w:val="22"/>
+          <w:szCs w:val="22"/>
+        </w:rPr>
+        <w:t>2 - Weniger relevant:</w:t>
+      </w:r>
+      <w:r>
+        <w:rPr>
+          <w:sz w:val="22"/>
+          <w:szCs w:val="22"/>
+        </w:rPr>
+        <w:t xml:space="preserve"> Nur oberflächlicher Textbezug</w:t>
       </w:r>
     </w:p>
     <w:p>
@@ -297,14 +1191,77 @@
           <w:sz w:val="22"/>
           <w:szCs w:val="22"/>
         </w:rPr>
-        <w:t>Relevanz:</w:t>
-      </w:r>
-      <w:r>
-        <w:rPr>
-          <w:sz w:val="22"/>
-          <w:szCs w:val="22"/>
-        </w:rPr>
-        <w:t xml:space="preserve"> Bezug zum ISO-OSI-Modell</w:t>
+        <w:t>1 - Nicht relevant:</w:t>
+      </w:r>
+      <w:r>
+        <w:rPr>
+          <w:sz w:val="22"/>
+          <w:szCs w:val="22"/>
+        </w:rPr>
+        <w:t xml:space="preserve"> Kein Bezug zum Textinhalt</w:t>
+      </w:r>
+    </w:p>
+    <w:p>
+      <w:pPr>
+        <w:pStyle w:val="Compact"/>
+        <w:numPr>
+          <w:ilvl w:val="1"/>
+          <w:numId w:val="1"/>
+        </w:numPr>
+        <w:bidi w:val="0"/>
+        <w:jc w:val="start"/>
+        <w:rPr>
+          <w:sz w:val="22"/>
+          <w:szCs w:val="22"/>
+        </w:rPr>
+      </w:pPr>
+      <w:bookmarkStart w:id="11" w:name="relevanzrelevance"/>
+      <w:r>
+        <w:rPr>
+          <w:sz w:val="22"/>
+          <w:szCs w:val="22"/>
+        </w:rPr>
+        <w:t>Bsp.: “Welche Programmiersprache wird am häufigsten für die Implementierung von Netzwerkprotokollen verwendet?”</w:t>
+      </w:r>
+      <w:bookmarkEnd w:id="11"/>
+    </w:p>
+    <w:p>
+      <w:pPr>
+        <w:pStyle w:val="Heading2"/>
+        <w:bidi w:val="0"/>
+        <w:jc w:val="start"/>
+        <w:rPr/>
+      </w:pPr>
+      <w:r>
+        <w:rPr/>
+        <w:t>Klarheit/Clarity</w:t>
+      </w:r>
+    </w:p>
+    <w:p>
+      <w:pPr>
+        <w:pStyle w:val="FirstParagraph"/>
+        <w:bidi w:val="0"/>
+        <w:jc w:val="start"/>
+        <w:rPr>
+          <w:sz w:val="22"/>
+          <w:szCs w:val="22"/>
+        </w:rPr>
+      </w:pPr>
+      <w:r>
+        <w:rPr>
+          <w:b/>
+          <w:bCs/>
+          <w:sz w:val="22"/>
+          <w:szCs w:val="22"/>
+        </w:rPr>
+        <w:t>Fragestellung:</w:t>
+      </w:r>
+      <w:r>
+        <w:rPr>
+          <w:sz w:val="22"/>
+          <w:szCs w:val="22"/>
+        </w:rPr>
+        <w:t xml:space="preserve"> Wie eindeutig und verständlich ist die Frage formuliert?</w:t>
       </w:r>
     </w:p>
     <w:p>
@@ -328,14 +1285,36 @@
           <w:sz w:val="22"/>
           <w:szCs w:val="22"/>
         </w:rPr>
-        <w:t>Klarheit:</w:t>
-      </w:r>
-      <w:r>
-        <w:rPr>
-          <w:sz w:val="22"/>
-          <w:szCs w:val="22"/>
-        </w:rPr>
-        <w:t xml:space="preserve"> Eindeutigkeit der Formulierung</w:t>
+        <w:t>5 - Sehr klar:</w:t>
+      </w:r>
+      <w:r>
+        <w:rPr>
+          <w:sz w:val="22"/>
+          <w:szCs w:val="22"/>
+        </w:rPr>
+        <w:t xml:space="preserve"> Präzise, eindeutig formuliert, keine Mehrdeutigkeiten</w:t>
+      </w:r>
+    </w:p>
+    <w:p>
+      <w:pPr>
+        <w:pStyle w:val="Compact"/>
+        <w:numPr>
+          <w:ilvl w:val="1"/>
+          <w:numId w:val="15"/>
+        </w:numPr>
+        <w:bidi w:val="0"/>
+        <w:jc w:val="start"/>
+        <w:rPr>
+          <w:sz w:val="22"/>
+          <w:szCs w:val="22"/>
+        </w:rPr>
+      </w:pPr>
+      <w:r>
+        <w:rPr>
+          <w:sz w:val="22"/>
+          <w:szCs w:val="22"/>
+        </w:rPr>
+        <w:t>Bsp.: “Nennen Sie die Kernaufgaben der Session Layer und erläutern Sie jeweils deren Funktion.”</w:t>
       </w:r>
     </w:p>
     <w:p>
@@ -359,14 +1338,14 @@
           <w:sz w:val="22"/>
           <w:szCs w:val="22"/>
         </w:rPr>
-        <w:t>Beantwortbarkeit:</w:t>
-      </w:r>
-      <w:r>
-        <w:rPr>
-          <w:sz w:val="22"/>
-          <w:szCs w:val="22"/>
-        </w:rPr>
-        <w:t xml:space="preserve"> Verfügbarkeit der Informationen im Text</w:t>
+        <w:t>4 - Klar:</w:t>
+      </w:r>
+      <w:r>
+        <w:rPr>
+          <w:sz w:val="22"/>
+          <w:szCs w:val="22"/>
+        </w:rPr>
+        <w:t xml:space="preserve"> Verständlich mit minimalen Unklarheiten</w:t>
       </w:r>
     </w:p>
     <w:p>
@@ -390,14 +1369,14 @@
           <w:sz w:val="22"/>
           <w:szCs w:val="22"/>
         </w:rPr>
-        <w:t>Herausforderung:</w:t>
-      </w:r>
-      <w:r>
-        <w:rPr>
-          <w:sz w:val="22"/>
-          <w:szCs w:val="22"/>
-        </w:rPr>
-        <w:t xml:space="preserve"> Anspruchsniveau der Frage</w:t>
+        <w:t>3 - Mäßig klar:</w:t>
+      </w:r>
+      <w:r>
+        <w:rPr>
+          <w:sz w:val="22"/>
+          <w:szCs w:val="22"/>
+        </w:rPr>
+        <w:t xml:space="preserve"> Enthält einige unklare Formulierungen</w:t>
       </w:r>
     </w:p>
     <w:p>
@@ -421,14 +1400,14 @@
           <w:sz w:val="22"/>
           <w:szCs w:val="22"/>
         </w:rPr>
-        <w:t>Wertigkeit:</w:t>
-      </w:r>
-      <w:r>
-        <w:rPr>
-          <w:sz w:val="22"/>
-          <w:szCs w:val="22"/>
-        </w:rPr>
-        <w:t xml:space="preserve"> Bedeutung für vorgegebenes Lernziel</w:t>
+        <w:t>2 - Unklar:</w:t>
+      </w:r>
+      <w:r>
+        <w:rPr>
+          <w:sz w:val="22"/>
+          <w:szCs w:val="22"/>
+        </w:rPr>
+        <w:t xml:space="preserve"> Enthält mehrere mehrdeutige oder verwirrende Elemente</w:t>
       </w:r>
     </w:p>
     <w:p>
@@ -452,37 +1431,55 @@
           <w:sz w:val="22"/>
           <w:szCs w:val="22"/>
         </w:rPr>
-        <w:t>Sprachqualität:</w:t>
-      </w:r>
-      <w:r>
-        <w:rPr>
-          <w:sz w:val="22"/>
-          <w:szCs w:val="22"/>
-        </w:rPr>
-        <w:t xml:space="preserve"> Verständlichkeit und Angemessenheit</w:t>
+        <w:t>1 - Sehr unklar:</w:t>
+      </w:r>
+      <w:r>
+        <w:rPr>
+          <w:sz w:val="22"/>
+          <w:szCs w:val="22"/>
+        </w:rPr>
+        <w:t xml:space="preserve"> Schwer verständlich oder grammatikalisch fehlerhaft</w:t>
+      </w:r>
+    </w:p>
+    <w:p>
+      <w:pPr>
+        <w:pStyle w:val="Compact"/>
+        <w:numPr>
+          <w:ilvl w:val="1"/>
+          <w:numId w:val="1"/>
+        </w:numPr>
+        <w:bidi w:val="0"/>
+        <w:jc w:val="start"/>
+        <w:rPr>
+          <w:sz w:val="22"/>
+          <w:szCs w:val="22"/>
+        </w:rPr>
+      </w:pPr>
+      <w:bookmarkStart w:id="12" w:name="klarheitclarity"/>
+      <w:r>
+        <w:rPr>
+          <w:sz w:val="22"/>
+          <w:szCs w:val="22"/>
+        </w:rPr>
+        <w:t>Bsp.: “Inwiefern spielt die Schicht eine Rolle bei dem, was passiert, wenn Kommunikation stattfindet?”</w:t>
+      </w:r>
+      <w:bookmarkEnd w:id="12"/>
+    </w:p>
+    <w:p>
+      <w:pPr>
+        <w:pStyle w:val="Heading2"/>
+        <w:bidi w:val="0"/>
+        <w:jc w:val="start"/>
+        <w:rPr/>
+      </w:pPr>
+      <w:r>
+        <w:rPr/>
+        <w:t>Beantwortbarkeit/Answerability</w:t>
       </w:r>
     </w:p>
     <w:p>
       <w:pPr>
         <w:pStyle w:val="FirstParagraph"/>
-        <w:bidi w:val="0"/>
-        <w:jc w:val="start"/>
-        <w:rPr>
-          <w:sz w:val="22"/>
-          <w:szCs w:val="22"/>
-        </w:rPr>
-      </w:pPr>
-      <w:r>
-        <w:rPr>
-          <w:sz w:val="22"/>
-          <w:szCs w:val="22"/>
-        </w:rPr>
-        <w:t>Sowie die folgende Kategorie:</w:t>
-      </w:r>
-    </w:p>
-    <w:p>
-      <w:pPr>
-        <w:pStyle w:val="BodyText"/>
         <w:bidi w:val="0"/>
         <w:jc w:val="start"/>
         <w:rPr>
@@ -497,46 +1494,14 @@
           <w:sz w:val="22"/>
           <w:szCs w:val="22"/>
         </w:rPr>
-        <w:t>Bloom-Level-Bewertung (Punktevergabe 1-6):</w:t>
-      </w:r>
-      <w:r>
-        <w:rPr>
-          <w:sz w:val="22"/>
-          <w:szCs w:val="22"/>
-        </w:rPr>
-        <w:t xml:space="preserve"> Welches kognitive Level wird in dieser Frage erreicht? Nutzen Sie die Beschreibungen und Verben in der Rubrik zur Bestimmung des Levels.</w:t>
-      </w:r>
-      <w:bookmarkEnd w:id="1"/>
-    </w:p>
-    <w:p>
-      <w:pPr>
-        <w:pStyle w:val="Heading3"/>
-        <w:bidi w:val="0"/>
-        <w:jc w:val="start"/>
-        <w:rPr/>
-      </w:pPr>
-      <w:bookmarkStart w:id="2" w:name="schritt-2-tabellen-struktur-verstehen"/>
-      <w:r>
-        <w:rPr/>
-        <w:t>Schritt 2: Tabellen-Struktur verstehen</w:t>
-      </w:r>
-    </w:p>
-    <w:p>
-      <w:pPr>
-        <w:pStyle w:val="FirstParagraph"/>
-        <w:bidi w:val="0"/>
-        <w:jc w:val="start"/>
-        <w:rPr>
-          <w:sz w:val="22"/>
-          <w:szCs w:val="22"/>
-        </w:rPr>
-      </w:pPr>
-      <w:r>
-        <w:rPr>
-          <w:sz w:val="22"/>
-          <w:szCs w:val="22"/>
-        </w:rPr>
-        <w:t>Jede Klein-Tabelle zu der jeweiligen Frage enthält:</w:t>
+        <w:t>Fragestellung:</w:t>
+      </w:r>
+      <w:r>
+        <w:rPr>
+          <w:sz w:val="22"/>
+          <w:szCs w:val="22"/>
+        </w:rPr>
+        <w:t xml:space="preserve"> Wie gut können Studierende die Frage mit den verfügbaren Textinformationen beantworten?</w:t>
       </w:r>
     </w:p>
     <w:p>
@@ -555,10 +1520,41 @@
       </w:pPr>
       <w:r>
         <w:rPr>
-          <w:sz w:val="22"/>
-          <w:szCs w:val="22"/>
-        </w:rPr>
-        <w:t>Die 6 Bewertungsspalten aus Schritt 1 (1-5 Punkte), sowie</w:t>
+          <w:b/>
+          <w:bCs/>
+          <w:sz w:val="22"/>
+          <w:szCs w:val="22"/>
+        </w:rPr>
+        <w:t>5 - Vollständig beantwortbar:</w:t>
+      </w:r>
+      <w:r>
+        <w:rPr>
+          <w:sz w:val="22"/>
+          <w:szCs w:val="22"/>
+        </w:rPr>
+        <w:t xml:space="preserve"> Alle Infos explizit im Text verfügbar</w:t>
+      </w:r>
+    </w:p>
+    <w:p>
+      <w:pPr>
+        <w:pStyle w:val="Compact"/>
+        <w:numPr>
+          <w:ilvl w:val="1"/>
+          <w:numId w:val="1"/>
+        </w:numPr>
+        <w:bidi w:val="0"/>
+        <w:jc w:val="start"/>
+        <w:rPr>
+          <w:sz w:val="22"/>
+          <w:szCs w:val="22"/>
+        </w:rPr>
+      </w:pPr>
+      <w:r>
+        <w:rPr>
+          <w:sz w:val="22"/>
+          <w:szCs w:val="22"/>
+        </w:rPr>
+        <w:t>Bsp: “Welche Kernaufgaben hat der Presentation Layer?”</w:t>
       </w:r>
     </w:p>
     <w:p>
@@ -570,22 +1566,26 @@
         </w:numPr>
         <w:bidi w:val="0"/>
         <w:jc w:val="start"/>
-        <w:rPr/>
-      </w:pPr>
-      <w:r>
-        <w:rPr>
-          <w:rStyle w:val="VerbatimChar"/>
-          <w:sz w:val="22"/>
-          <w:szCs w:val="22"/>
-        </w:rPr>
-        <w:t>bloom_rating</w:t>
-      </w:r>
-      <w:r>
-        <w:rPr>
-          <w:sz w:val="22"/>
-          <w:szCs w:val="22"/>
-        </w:rPr>
-        <w:t>: Ihr bewertetes Bloom-Level (Level 1-6)</w:t>
+        <w:rPr>
+          <w:sz w:val="22"/>
+          <w:szCs w:val="22"/>
+        </w:rPr>
+      </w:pPr>
+      <w:r>
+        <w:rPr>
+          <w:b/>
+          <w:bCs/>
+          <w:sz w:val="22"/>
+          <w:szCs w:val="22"/>
+        </w:rPr>
+        <w:t>4 - Gut beantwortbar:</w:t>
+      </w:r>
+      <w:r>
+        <w:rPr>
+          <w:sz w:val="22"/>
+          <w:szCs w:val="22"/>
+        </w:rPr>
+        <w:t xml:space="preserve"> Die meisten Infos im Text, minimale Schlüsse nötig</w:t>
       </w:r>
     </w:p>
     <w:p>
@@ -597,22 +1597,26 @@
         </w:numPr>
         <w:bidi w:val="0"/>
         <w:jc w:val="start"/>
-        <w:rPr/>
-      </w:pPr>
-      <w:r>
-        <w:rPr>
-          <w:rStyle w:val="VerbatimChar"/>
-          <w:sz w:val="22"/>
-          <w:szCs w:val="22"/>
-        </w:rPr>
-        <w:t>answer_problems</w:t>
-      </w:r>
-      <w:r>
-        <w:rPr>
-          <w:sz w:val="22"/>
-          <w:szCs w:val="22"/>
-        </w:rPr>
-        <w:t>: Für problematische Antworten</w:t>
+        <w:rPr>
+          <w:sz w:val="22"/>
+          <w:szCs w:val="22"/>
+        </w:rPr>
+      </w:pPr>
+      <w:r>
+        <w:rPr>
+          <w:b/>
+          <w:bCs/>
+          <w:sz w:val="22"/>
+          <w:szCs w:val="22"/>
+        </w:rPr>
+        <w:t>3 - Teilweise beantwortbar:</w:t>
+      </w:r>
+      <w:r>
+        <w:rPr>
+          <w:sz w:val="22"/>
+          <w:szCs w:val="22"/>
+        </w:rPr>
+        <w:t xml:space="preserve"> Grundinfos vorhanden, moderate Interpretation nötig</w:t>
       </w:r>
     </w:p>
     <w:p>
@@ -624,35 +1628,26 @@
         </w:numPr>
         <w:bidi w:val="0"/>
         <w:jc w:val="start"/>
-        <w:rPr/>
-      </w:pPr>
-      <w:r>
-        <w:rPr>
-          <w:rStyle w:val="VerbatimChar"/>
-          <w:sz w:val="22"/>
-          <w:szCs w:val="22"/>
-        </w:rPr>
-        <w:t>comments</w:t>
-      </w:r>
-      <w:r>
-        <w:rPr>
-          <w:sz w:val="22"/>
-          <w:szCs w:val="22"/>
-        </w:rPr>
-        <w:t>: Für zusätzliche Anmerkungen</w:t>
-      </w:r>
-      <w:bookmarkEnd w:id="2"/>
-    </w:p>
-    <w:p>
-      <w:pPr>
-        <w:pStyle w:val="Heading3"/>
-        <w:bidi w:val="0"/>
-        <w:jc w:val="start"/>
-        <w:rPr/>
-      </w:pPr>
-      <w:r>
-        <w:rPr/>
-        <w:t>Schritt 3: Bewertung durchführen</w:t>
+        <w:rPr>
+          <w:sz w:val="22"/>
+          <w:szCs w:val="22"/>
+        </w:rPr>
+      </w:pPr>
+      <w:r>
+        <w:rPr>
+          <w:b/>
+          <w:bCs/>
+          <w:sz w:val="22"/>
+          <w:szCs w:val="22"/>
+        </w:rPr>
+        <w:t>2 - Schwer beantwortbar:</w:t>
+      </w:r>
+      <w:r>
+        <w:rPr>
+          <w:sz w:val="22"/>
+          <w:szCs w:val="22"/>
+        </w:rPr>
+        <w:t xml:space="preserve"> Wenige relevante Infos, viel eigene Ableitung erforderlich</w:t>
       </w:r>
     </w:p>
     <w:p>
@@ -660,7 +1655,7 @@
         <w:pStyle w:val="Compact"/>
         <w:numPr>
           <w:ilvl w:val="0"/>
-          <w:numId w:val="9"/>
+          <w:numId w:val="1"/>
         </w:numPr>
         <w:bidi w:val="0"/>
         <w:jc w:val="start"/>
@@ -671,10 +1666,855 @@
       </w:pPr>
       <w:r>
         <w:rPr>
-          <w:sz w:val="22"/>
-          <w:szCs w:val="22"/>
-        </w:rPr>
-        <w:t>Schauen Sie das Experiment-Dokument an</w:t>
+          <w:b/>
+          <w:bCs/>
+          <w:sz w:val="22"/>
+          <w:szCs w:val="22"/>
+        </w:rPr>
+        <w:t>1 - Nicht beantwortbar:</w:t>
+      </w:r>
+      <w:r>
+        <w:rPr>
+          <w:sz w:val="22"/>
+          <w:szCs w:val="22"/>
+        </w:rPr>
+        <w:t xml:space="preserve"> Benötigte Informationen fehlen größtenteils</w:t>
+      </w:r>
+    </w:p>
+    <w:p>
+      <w:pPr>
+        <w:pStyle w:val="Compact"/>
+        <w:numPr>
+          <w:ilvl w:val="1"/>
+          <w:numId w:val="1"/>
+        </w:numPr>
+        <w:bidi w:val="0"/>
+        <w:jc w:val="start"/>
+        <w:rPr>
+          <w:sz w:val="22"/>
+          <w:szCs w:val="22"/>
+        </w:rPr>
+      </w:pPr>
+      <w:bookmarkStart w:id="13" w:name="beantwortbarkeitanswerability"/>
+      <w:r>
+        <w:rPr>
+          <w:sz w:val="22"/>
+          <w:szCs w:val="22"/>
+        </w:rPr>
+        <w:t>Bsp.: “Vergleichen Sie die Effizienz des ISO-OSI-Modells mit modernen Software-Defined-Networking-Ansätzen.”</w:t>
+      </w:r>
+      <w:bookmarkEnd w:id="13"/>
+    </w:p>
+    <w:p>
+      <w:pPr>
+        <w:pStyle w:val="Heading2"/>
+        <w:bidi w:val="0"/>
+        <w:jc w:val="start"/>
+        <w:rPr/>
+      </w:pPr>
+      <w:r>
+        <w:rPr/>
+        <w:t>Herausforderung/Challenging</w:t>
+      </w:r>
+    </w:p>
+    <w:p>
+      <w:pPr>
+        <w:pStyle w:val="FirstParagraph"/>
+        <w:bidi w:val="0"/>
+        <w:jc w:val="start"/>
+        <w:rPr>
+          <w:sz w:val="22"/>
+          <w:szCs w:val="22"/>
+        </w:rPr>
+      </w:pPr>
+      <w:r>
+        <w:rPr>
+          <w:b/>
+          <w:bCs/>
+          <w:sz w:val="22"/>
+          <w:szCs w:val="22"/>
+        </w:rPr>
+        <w:t>Fragestellung:</w:t>
+      </w:r>
+      <w:r>
+        <w:rPr>
+          <w:sz w:val="22"/>
+          <w:szCs w:val="22"/>
+        </w:rPr>
+        <w:t xml:space="preserve"> Wie anspruchsvoll ist die kognitive Anforderung der Frage?</w:t>
+      </w:r>
+    </w:p>
+    <w:p>
+      <w:pPr>
+        <w:pStyle w:val="Compact"/>
+        <w:numPr>
+          <w:ilvl w:val="0"/>
+          <w:numId w:val="1"/>
+        </w:numPr>
+        <w:bidi w:val="0"/>
+        <w:jc w:val="start"/>
+        <w:rPr>
+          <w:sz w:val="22"/>
+          <w:szCs w:val="22"/>
+        </w:rPr>
+      </w:pPr>
+      <w:r>
+        <w:rPr>
+          <w:b/>
+          <w:bCs/>
+          <w:sz w:val="22"/>
+          <w:szCs w:val="22"/>
+        </w:rPr>
+        <w:t>5 - Sehr herausfordernd:</w:t>
+      </w:r>
+      <w:r>
+        <w:rPr>
+          <w:sz w:val="22"/>
+          <w:szCs w:val="22"/>
+        </w:rPr>
+        <w:t xml:space="preserve"> Erfordert tiefgehende Analyse des gesamten Textes</w:t>
+      </w:r>
+    </w:p>
+    <w:p>
+      <w:pPr>
+        <w:pStyle w:val="Compact"/>
+        <w:numPr>
+          <w:ilvl w:val="1"/>
+          <w:numId w:val="1"/>
+        </w:numPr>
+        <w:bidi w:val="0"/>
+        <w:jc w:val="start"/>
+        <w:rPr>
+          <w:sz w:val="22"/>
+          <w:szCs w:val="22"/>
+        </w:rPr>
+      </w:pPr>
+      <w:r>
+        <w:rPr>
+          <w:sz w:val="22"/>
+          <w:szCs w:val="22"/>
+        </w:rPr>
+        <w:t>Bsp.: “Analysieren Sie, warum Flusssteuerung auf mehreren OSI-Schichten implementiert wird, und bewerten Sie die Notwendigkeit dieser Redundanz.”</w:t>
+      </w:r>
+    </w:p>
+    <w:p>
+      <w:pPr>
+        <w:pStyle w:val="Compact"/>
+        <w:numPr>
+          <w:ilvl w:val="0"/>
+          <w:numId w:val="1"/>
+        </w:numPr>
+        <w:bidi w:val="0"/>
+        <w:jc w:val="start"/>
+        <w:rPr>
+          <w:sz w:val="22"/>
+          <w:szCs w:val="22"/>
+        </w:rPr>
+      </w:pPr>
+      <w:r>
+        <w:rPr>
+          <w:b/>
+          <w:bCs/>
+          <w:sz w:val="22"/>
+          <w:szCs w:val="22"/>
+        </w:rPr>
+        <w:t>4 - Herausfordernd:</w:t>
+      </w:r>
+      <w:r>
+        <w:rPr>
+          <w:sz w:val="22"/>
+          <w:szCs w:val="22"/>
+        </w:rPr>
+        <w:t xml:space="preserve"> Erfordert Integration von weit auseinanderliegenden Informationen</w:t>
+      </w:r>
+    </w:p>
+    <w:p>
+      <w:pPr>
+        <w:pStyle w:val="Compact"/>
+        <w:numPr>
+          <w:ilvl w:val="0"/>
+          <w:numId w:val="1"/>
+        </w:numPr>
+        <w:bidi w:val="0"/>
+        <w:jc w:val="start"/>
+        <w:rPr>
+          <w:sz w:val="22"/>
+          <w:szCs w:val="22"/>
+        </w:rPr>
+      </w:pPr>
+      <w:r>
+        <w:rPr>
+          <w:b/>
+          <w:bCs/>
+          <w:sz w:val="22"/>
+          <w:szCs w:val="22"/>
+        </w:rPr>
+        <w:t>3 - Mäßig herausfordernd:</w:t>
+      </w:r>
+      <w:r>
+        <w:rPr>
+          <w:sz w:val="22"/>
+          <w:szCs w:val="22"/>
+        </w:rPr>
+        <w:t xml:space="preserve"> Erfordert Verständnis und einfache Anwendung</w:t>
+      </w:r>
+    </w:p>
+    <w:p>
+      <w:pPr>
+        <w:pStyle w:val="Compact"/>
+        <w:numPr>
+          <w:ilvl w:val="0"/>
+          <w:numId w:val="1"/>
+        </w:numPr>
+        <w:bidi w:val="0"/>
+        <w:jc w:val="start"/>
+        <w:rPr>
+          <w:sz w:val="22"/>
+          <w:szCs w:val="22"/>
+        </w:rPr>
+      </w:pPr>
+      <w:r>
+        <w:rPr>
+          <w:b/>
+          <w:bCs/>
+          <w:sz w:val="22"/>
+          <w:szCs w:val="22"/>
+        </w:rPr>
+        <w:t>2 - Wenig herausfordernd:</w:t>
+      </w:r>
+      <w:r>
+        <w:rPr>
+          <w:sz w:val="22"/>
+          <w:szCs w:val="22"/>
+        </w:rPr>
+        <w:t xml:space="preserve"> Erfordert Auffinden und Wiedergeben</w:t>
+      </w:r>
+    </w:p>
+    <w:p>
+      <w:pPr>
+        <w:pStyle w:val="Compact"/>
+        <w:numPr>
+          <w:ilvl w:val="0"/>
+          <w:numId w:val="1"/>
+        </w:numPr>
+        <w:bidi w:val="0"/>
+        <w:jc w:val="start"/>
+        <w:rPr>
+          <w:sz w:val="22"/>
+          <w:szCs w:val="22"/>
+        </w:rPr>
+      </w:pPr>
+      <w:r>
+        <w:rPr>
+          <w:b/>
+          <w:bCs/>
+          <w:sz w:val="22"/>
+          <w:szCs w:val="22"/>
+        </w:rPr>
+        <w:t>1 - Nicht herausfordernd:</w:t>
+      </w:r>
+      <w:r>
+        <w:rPr>
+          <w:sz w:val="22"/>
+          <w:szCs w:val="22"/>
+        </w:rPr>
+        <w:t xml:space="preserve"> Trivial (Abschreiben oder Ja/Nein)</w:t>
+      </w:r>
+    </w:p>
+    <w:p>
+      <w:pPr>
+        <w:pStyle w:val="Compact"/>
+        <w:numPr>
+          <w:ilvl w:val="1"/>
+          <w:numId w:val="1"/>
+        </w:numPr>
+        <w:bidi w:val="0"/>
+        <w:jc w:val="start"/>
+        <w:rPr>
+          <w:sz w:val="22"/>
+          <w:szCs w:val="22"/>
+        </w:rPr>
+      </w:pPr>
+      <w:bookmarkStart w:id="14" w:name="herausforderungchallenging"/>
+      <w:r>
+        <w:rPr>
+          <w:sz w:val="22"/>
+          <w:szCs w:val="22"/>
+        </w:rPr>
+        <w:t>Bsp.: “Wie viele Kernaufgaben hat der Physical Layer?”</w:t>
+      </w:r>
+      <w:bookmarkEnd w:id="14"/>
+    </w:p>
+    <w:p>
+      <w:pPr>
+        <w:pStyle w:val="Heading2"/>
+        <w:bidi w:val="0"/>
+        <w:jc w:val="start"/>
+        <w:rPr/>
+      </w:pPr>
+      <w:r>
+        <w:rPr/>
+        <w:t>Wertigkeit/Value bzgl. Lernzielintegration</w:t>
+      </w:r>
+    </w:p>
+    <w:p>
+      <w:pPr>
+        <w:pStyle w:val="FirstParagraph"/>
+        <w:bidi w:val="0"/>
+        <w:jc w:val="start"/>
+        <w:rPr>
+          <w:sz w:val="22"/>
+          <w:szCs w:val="22"/>
+        </w:rPr>
+      </w:pPr>
+      <w:r>
+        <w:rPr>
+          <w:b/>
+          <w:bCs/>
+          <w:sz w:val="22"/>
+          <w:szCs w:val="22"/>
+        </w:rPr>
+        <w:t>Fragestellung:</w:t>
+      </w:r>
+      <w:r>
+        <w:rPr>
+          <w:sz w:val="22"/>
+          <w:szCs w:val="22"/>
+        </w:rPr>
+        <w:t xml:space="preserve"> Wie zentral ist das in der Frage behandelte Fachkonzept für das angestrebte Lernziel des Moduls?</w:t>
+      </w:r>
+    </w:p>
+    <w:p>
+      <w:pPr>
+        <w:pStyle w:val="Compact"/>
+        <w:numPr>
+          <w:ilvl w:val="0"/>
+          <w:numId w:val="1"/>
+        </w:numPr>
+        <w:bidi w:val="0"/>
+        <w:jc w:val="start"/>
+        <w:rPr>
+          <w:sz w:val="22"/>
+          <w:szCs w:val="22"/>
+        </w:rPr>
+      </w:pPr>
+      <w:r>
+        <w:rPr>
+          <w:b/>
+          <w:bCs/>
+          <w:sz w:val="22"/>
+          <w:szCs w:val="22"/>
+        </w:rPr>
+        <w:t>5 - Sehr Hoch:</w:t>
+      </w:r>
+      <w:r>
+        <w:rPr>
+          <w:sz w:val="22"/>
+          <w:szCs w:val="22"/>
+        </w:rPr>
+        <w:t xml:space="preserve"> Behandelt Kernkonzept und zentrales Lernziel (hochrelevant)</w:t>
+      </w:r>
+    </w:p>
+    <w:p>
+      <w:pPr>
+        <w:pStyle w:val="Compact"/>
+        <w:numPr>
+          <w:ilvl w:val="1"/>
+          <w:numId w:val="1"/>
+        </w:numPr>
+        <w:bidi w:val="0"/>
+        <w:jc w:val="start"/>
+        <w:rPr>
+          <w:sz w:val="22"/>
+          <w:szCs w:val="22"/>
+        </w:rPr>
+      </w:pPr>
+      <w:r>
+        <w:rPr>
+          <w:sz w:val="22"/>
+          <w:szCs w:val="22"/>
+        </w:rPr>
+        <w:t>Bsp.: “Erklären Sie das Zusammenspiel von Codierung, Transport und Decodierung bei der Übertragung logischer Werte auf physikalischer Ebene.”</w:t>
+      </w:r>
+    </w:p>
+    <w:p>
+      <w:pPr>
+        <w:pStyle w:val="Compact"/>
+        <w:numPr>
+          <w:ilvl w:val="0"/>
+          <w:numId w:val="1"/>
+        </w:numPr>
+        <w:bidi w:val="0"/>
+        <w:jc w:val="start"/>
+        <w:rPr>
+          <w:sz w:val="22"/>
+          <w:szCs w:val="22"/>
+        </w:rPr>
+      </w:pPr>
+      <w:r>
+        <w:rPr>
+          <w:b/>
+          <w:bCs/>
+          <w:sz w:val="22"/>
+          <w:szCs w:val="22"/>
+        </w:rPr>
+        <w:t>4 - Hoch:</w:t>
+      </w:r>
+      <w:r>
+        <w:rPr>
+          <w:sz w:val="22"/>
+          <w:szCs w:val="22"/>
+        </w:rPr>
+        <w:t xml:space="preserve"> Behandelt wichtiges, relevantes Konzept</w:t>
+      </w:r>
+    </w:p>
+    <w:p>
+      <w:pPr>
+        <w:pStyle w:val="Compact"/>
+        <w:numPr>
+          <w:ilvl w:val="0"/>
+          <w:numId w:val="1"/>
+        </w:numPr>
+        <w:bidi w:val="0"/>
+        <w:jc w:val="start"/>
+        <w:rPr>
+          <w:sz w:val="22"/>
+          <w:szCs w:val="22"/>
+        </w:rPr>
+      </w:pPr>
+      <w:r>
+        <w:rPr>
+          <w:b/>
+          <w:bCs/>
+          <w:sz w:val="22"/>
+          <w:szCs w:val="22"/>
+        </w:rPr>
+        <w:t>3 - Mäßig:</w:t>
+      </w:r>
+      <w:r>
+        <w:rPr>
+          <w:sz w:val="22"/>
+          <w:szCs w:val="22"/>
+        </w:rPr>
+        <w:t xml:space="preserve"> Behandelt Grundlagen oder deskriptive Aspekte</w:t>
+      </w:r>
+    </w:p>
+    <w:p>
+      <w:pPr>
+        <w:pStyle w:val="Compact"/>
+        <w:numPr>
+          <w:ilvl w:val="0"/>
+          <w:numId w:val="1"/>
+        </w:numPr>
+        <w:bidi w:val="0"/>
+        <w:jc w:val="start"/>
+        <w:rPr>
+          <w:sz w:val="22"/>
+          <w:szCs w:val="22"/>
+        </w:rPr>
+      </w:pPr>
+      <w:r>
+        <w:rPr>
+          <w:b/>
+          <w:bCs/>
+          <w:sz w:val="22"/>
+          <w:szCs w:val="22"/>
+        </w:rPr>
+        <w:t>2 - Gering:</w:t>
+      </w:r>
+      <w:r>
+        <w:rPr>
+          <w:sz w:val="22"/>
+          <w:szCs w:val="22"/>
+        </w:rPr>
+        <w:t xml:space="preserve"> Fokussiert auf nebensächliches Detail oder ist ineffizient</w:t>
+      </w:r>
+    </w:p>
+    <w:p>
+      <w:pPr>
+        <w:pStyle w:val="Compact"/>
+        <w:numPr>
+          <w:ilvl w:val="0"/>
+          <w:numId w:val="1"/>
+        </w:numPr>
+        <w:bidi w:val="0"/>
+        <w:jc w:val="start"/>
+        <w:rPr>
+          <w:sz w:val="22"/>
+          <w:szCs w:val="22"/>
+        </w:rPr>
+      </w:pPr>
+      <w:r>
+        <w:rPr>
+          <w:b/>
+          <w:bCs/>
+          <w:sz w:val="22"/>
+          <w:szCs w:val="22"/>
+        </w:rPr>
+        <w:t>1 - Nicht vorhanden:</w:t>
+      </w:r>
+      <w:r>
+        <w:rPr>
+          <w:sz w:val="22"/>
+          <w:szCs w:val="22"/>
+        </w:rPr>
+        <w:t xml:space="preserve"> Behandelt irrelevante Details (nicht Teil des Lernziels)</w:t>
+      </w:r>
+    </w:p>
+    <w:p>
+      <w:pPr>
+        <w:pStyle w:val="Compact"/>
+        <w:numPr>
+          <w:ilvl w:val="1"/>
+          <w:numId w:val="1"/>
+        </w:numPr>
+        <w:bidi w:val="0"/>
+        <w:jc w:val="start"/>
+        <w:rPr>
+          <w:sz w:val="22"/>
+          <w:szCs w:val="22"/>
+        </w:rPr>
+      </w:pPr>
+      <w:bookmarkStart w:id="15" w:name="Xc726736414fc4f5118f498bc21832f0e03ad1b3"/>
+      <w:r>
+        <w:rPr>
+          <w:sz w:val="22"/>
+          <w:szCs w:val="22"/>
+        </w:rPr>
+        <w:t>Bsp.: “Nennen Sie ein Beispiel für ein Kabel, das zur Datenübertragung verwendet werden kann.”</w:t>
+      </w:r>
+      <w:bookmarkEnd w:id="15"/>
+    </w:p>
+    <w:p>
+      <w:pPr>
+        <w:pStyle w:val="Heading2"/>
+        <w:bidi w:val="0"/>
+        <w:jc w:val="start"/>
+        <w:rPr/>
+      </w:pPr>
+      <w:r>
+        <w:rPr/>
+        <w:t>Sprachqualität/Language</w:t>
+      </w:r>
+    </w:p>
+    <w:p>
+      <w:pPr>
+        <w:pStyle w:val="FirstParagraph"/>
+        <w:bidi w:val="0"/>
+        <w:jc w:val="start"/>
+        <w:rPr>
+          <w:sz w:val="22"/>
+          <w:szCs w:val="22"/>
+        </w:rPr>
+      </w:pPr>
+      <w:r>
+        <w:rPr>
+          <w:b/>
+          <w:bCs/>
+          <w:sz w:val="22"/>
+          <w:szCs w:val="22"/>
+        </w:rPr>
+        <w:t>Fragestellung:</w:t>
+      </w:r>
+      <w:r>
+        <w:rPr>
+          <w:sz w:val="22"/>
+          <w:szCs w:val="22"/>
+        </w:rPr>
+        <w:t xml:space="preserve"> Wie angemessen ist die sprachliche Qualität der Frage?</w:t>
+      </w:r>
+    </w:p>
+    <w:p>
+      <w:pPr>
+        <w:pStyle w:val="Compact"/>
+        <w:numPr>
+          <w:ilvl w:val="0"/>
+          <w:numId w:val="1"/>
+        </w:numPr>
+        <w:bidi w:val="0"/>
+        <w:jc w:val="start"/>
+        <w:rPr>
+          <w:sz w:val="22"/>
+          <w:szCs w:val="22"/>
+        </w:rPr>
+      </w:pPr>
+      <w:r>
+        <w:rPr>
+          <w:b/>
+          <w:bCs/>
+          <w:sz w:val="22"/>
+          <w:szCs w:val="22"/>
+        </w:rPr>
+        <w:t>5 - Ausgezeichnet:</w:t>
+      </w:r>
+      <w:r>
+        <w:rPr>
+          <w:sz w:val="22"/>
+          <w:szCs w:val="22"/>
+        </w:rPr>
+        <w:t xml:space="preserve"> Präzise, angemessen, gut verständlich</w:t>
+      </w:r>
+    </w:p>
+    <w:p>
+      <w:pPr>
+        <w:pStyle w:val="Compact"/>
+        <w:numPr>
+          <w:ilvl w:val="1"/>
+          <w:numId w:val="1"/>
+        </w:numPr>
+        <w:bidi w:val="0"/>
+        <w:jc w:val="start"/>
+        <w:rPr>
+          <w:sz w:val="22"/>
+          <w:szCs w:val="22"/>
+        </w:rPr>
+      </w:pPr>
+      <w:r>
+        <w:rPr>
+          <w:sz w:val="22"/>
+          <w:szCs w:val="22"/>
+        </w:rPr>
+        <w:t>Bsp.: “Ermitteln Sie, welche OSI-Schicht für das Setzen von Synchronisationspunkten verantwortlich ist, und erläutern Sie deren Zweck.”</w:t>
+      </w:r>
+    </w:p>
+    <w:p>
+      <w:pPr>
+        <w:pStyle w:val="Compact"/>
+        <w:numPr>
+          <w:ilvl w:val="0"/>
+          <w:numId w:val="1"/>
+        </w:numPr>
+        <w:bidi w:val="0"/>
+        <w:jc w:val="start"/>
+        <w:rPr>
+          <w:sz w:val="22"/>
+          <w:szCs w:val="22"/>
+        </w:rPr>
+      </w:pPr>
+      <w:r>
+        <w:rPr>
+          <w:b/>
+          <w:bCs/>
+          <w:sz w:val="22"/>
+          <w:szCs w:val="22"/>
+        </w:rPr>
+        <w:t>4 - Gut:</w:t>
+      </w:r>
+      <w:r>
+        <w:rPr>
+          <w:sz w:val="22"/>
+          <w:szCs w:val="22"/>
+        </w:rPr>
+        <w:t xml:space="preserve"> Verständlich mit kleinen Schwächen</w:t>
+      </w:r>
+    </w:p>
+    <w:p>
+      <w:pPr>
+        <w:pStyle w:val="Compact"/>
+        <w:numPr>
+          <w:ilvl w:val="0"/>
+          <w:numId w:val="1"/>
+        </w:numPr>
+        <w:bidi w:val="0"/>
+        <w:jc w:val="start"/>
+        <w:rPr>
+          <w:sz w:val="22"/>
+          <w:szCs w:val="22"/>
+        </w:rPr>
+      </w:pPr>
+      <w:r>
+        <w:rPr>
+          <w:b/>
+          <w:bCs/>
+          <w:sz w:val="22"/>
+          <w:szCs w:val="22"/>
+        </w:rPr>
+        <w:t>3 - Befriedigend:</w:t>
+      </w:r>
+      <w:r>
+        <w:rPr>
+          <w:sz w:val="22"/>
+          <w:szCs w:val="22"/>
+        </w:rPr>
+        <w:t xml:space="preserve"> Umständlich oder unpräzise</w:t>
+      </w:r>
+    </w:p>
+    <w:p>
+      <w:pPr>
+        <w:pStyle w:val="Compact"/>
+        <w:numPr>
+          <w:ilvl w:val="0"/>
+          <w:numId w:val="1"/>
+        </w:numPr>
+        <w:bidi w:val="0"/>
+        <w:jc w:val="start"/>
+        <w:rPr>
+          <w:sz w:val="22"/>
+          <w:szCs w:val="22"/>
+        </w:rPr>
+      </w:pPr>
+      <w:r>
+        <w:rPr>
+          <w:b/>
+          <w:bCs/>
+          <w:sz w:val="22"/>
+          <w:szCs w:val="22"/>
+        </w:rPr>
+        <w:t>2 - Mangelhaft:</w:t>
+      </w:r>
+      <w:r>
+        <w:rPr>
+          <w:sz w:val="22"/>
+          <w:szCs w:val="22"/>
+        </w:rPr>
+        <w:t xml:space="preserve"> Schwerfällig, weitschweifig oder unnötig komplex</w:t>
+      </w:r>
+    </w:p>
+    <w:p>
+      <w:pPr>
+        <w:pStyle w:val="Compact"/>
+        <w:numPr>
+          <w:ilvl w:val="0"/>
+          <w:numId w:val="1"/>
+        </w:numPr>
+        <w:bidi w:val="0"/>
+        <w:jc w:val="start"/>
+        <w:rPr>
+          <w:sz w:val="22"/>
+          <w:szCs w:val="22"/>
+        </w:rPr>
+      </w:pPr>
+      <w:r>
+        <w:rPr>
+          <w:b/>
+          <w:bCs/>
+          <w:sz w:val="22"/>
+          <w:szCs w:val="22"/>
+        </w:rPr>
+        <w:t>1 - Ungenügend:</w:t>
+      </w:r>
+      <w:r>
+        <w:rPr>
+          <w:sz w:val="22"/>
+          <w:szCs w:val="22"/>
+        </w:rPr>
+        <w:t xml:space="preserve"> Schwer verständlich oder unangemessen</w:t>
+      </w:r>
+    </w:p>
+    <w:p>
+      <w:pPr>
+        <w:pStyle w:val="Compact"/>
+        <w:numPr>
+          <w:ilvl w:val="1"/>
+          <w:numId w:val="1"/>
+        </w:numPr>
+        <w:bidi w:val="0"/>
+        <w:jc w:val="start"/>
+        <w:rPr>
+          <w:sz w:val="22"/>
+          <w:szCs w:val="22"/>
+        </w:rPr>
+      </w:pPr>
+      <w:bookmarkStart w:id="16" w:name="sprachqualitätlanguage"/>
+      <w:r>
+        <w:rPr>
+          <w:sz w:val="22"/>
+          <w:szCs w:val="22"/>
+        </w:rPr>
+        <w:t>Bsp.: “Im Kontext der vielschichtigen und diversen Betrachtungsweise der Aufgabenbereiche, die dem Physical Layer im Rahmen des OSI-Referenzmodells zugeschrieben werden können, erläutern Sie diese unter Berücksichtigung sämtlicher relevanter Aspekte.”</w:t>
+      </w:r>
+      <w:bookmarkEnd w:id="16"/>
+    </w:p>
+    <w:p>
+      <w:pPr>
+        <w:pStyle w:val="Heading2"/>
+        <w:bidi w:val="0"/>
+        <w:jc w:val="start"/>
+        <w:rPr/>
+      </w:pPr>
+      <w:r>
+        <w:rPr/>
+        <w:t>Bloom’s Level (Stufen 1-6)</w:t>
+      </w:r>
+    </w:p>
+    <w:p>
+      <w:pPr>
+        <w:pStyle w:val="FirstParagraph"/>
+        <w:bidi w:val="0"/>
+        <w:jc w:val="start"/>
+        <w:rPr>
+          <w:sz w:val="22"/>
+          <w:szCs w:val="22"/>
+        </w:rPr>
+      </w:pPr>
+      <w:r>
+        <w:rPr>
+          <w:b/>
+          <w:bCs/>
+          <w:sz w:val="22"/>
+          <w:szCs w:val="22"/>
+        </w:rPr>
+        <w:t>Fragestellung:</w:t>
+      </w:r>
+      <w:r>
+        <w:rPr>
+          <w:sz w:val="22"/>
+          <w:szCs w:val="22"/>
+        </w:rPr>
+        <w:t xml:space="preserve"> Welche kognitive Stufe der Bloom’schen Taxonomie wird durch die Frage angesprochen?</w:t>
+      </w:r>
+    </w:p>
+    <w:p>
+      <w:pPr>
+        <w:pStyle w:val="Compact"/>
+        <w:numPr>
+          <w:ilvl w:val="0"/>
+          <w:numId w:val="16"/>
+        </w:numPr>
+        <w:bidi w:val="0"/>
+        <w:jc w:val="start"/>
+        <w:rPr>
+          <w:sz w:val="22"/>
+          <w:szCs w:val="22"/>
+        </w:rPr>
+      </w:pPr>
+      <w:r>
+        <w:rPr>
+          <w:b/>
+          <w:bCs/>
+          <w:sz w:val="22"/>
+          <w:szCs w:val="22"/>
+        </w:rPr>
+        <w:t>Remembering:</w:t>
+      </w:r>
+      <w:r>
+        <w:rPr>
+          <w:sz w:val="22"/>
+          <w:szCs w:val="22"/>
+        </w:rPr>
+        <w:t xml:space="preserve"> Abruf relevanten Wissens aus dem Langzeitgedächtnis, indem der Schwerpunkt auf dem Erkennen und Erinnern von Fakten liegt.</w:t>
+      </w:r>
+    </w:p>
+    <w:p>
+      <w:pPr>
+        <w:pStyle w:val="Compact"/>
+        <w:numPr>
+          <w:ilvl w:val="1"/>
+          <w:numId w:val="1"/>
+        </w:numPr>
+        <w:bidi w:val="0"/>
+        <w:jc w:val="start"/>
+        <w:rPr>
+          <w:sz w:val="22"/>
+          <w:szCs w:val="22"/>
+        </w:rPr>
+      </w:pPr>
+      <w:r>
+        <w:rPr>
+          <w:sz w:val="22"/>
+          <w:szCs w:val="22"/>
+        </w:rPr>
+        <w:t>Verben: Definieren, beschreiben, aufzählen, identifizieren, auflisten, zuordnen, benennen, skizzieren, zitieren, auswählen</w:t>
       </w:r>
     </w:p>
     <w:p>
@@ -693,10 +2533,41 @@
       </w:pPr>
       <w:r>
         <w:rPr>
-          <w:sz w:val="22"/>
-          <w:szCs w:val="22"/>
-        </w:rPr>
-        <w:t>Verschaffen Sie sich einen Überblick über die ISO-OSI-Layer-Inhalte durch das Lesen des Textes im Dokument</w:t>
+          <w:b/>
+          <w:bCs/>
+          <w:sz w:val="22"/>
+          <w:szCs w:val="22"/>
+        </w:rPr>
+        <w:t>Understanding:</w:t>
+      </w:r>
+      <w:r>
+        <w:rPr>
+          <w:sz w:val="22"/>
+          <w:szCs w:val="22"/>
+        </w:rPr>
+        <w:t xml:space="preserve"> Erkennen der Bedeutung von Anweisungen, z.B. mündlicher, schriftlicher und grafischer Kommunikation.</w:t>
+      </w:r>
+    </w:p>
+    <w:p>
+      <w:pPr>
+        <w:pStyle w:val="Compact"/>
+        <w:numPr>
+          <w:ilvl w:val="1"/>
+          <w:numId w:val="1"/>
+        </w:numPr>
+        <w:bidi w:val="0"/>
+        <w:jc w:val="start"/>
+        <w:rPr>
+          <w:sz w:val="22"/>
+          <w:szCs w:val="22"/>
+        </w:rPr>
+      </w:pPr>
+      <w:r>
+        <w:rPr>
+          <w:sz w:val="22"/>
+          <w:szCs w:val="22"/>
+        </w:rPr>
+        <w:t>Verben: Klarstellen, klassifizieren, vergleichen, gegenüberstellen, detaillieren, erklären, umschreiben, neu schreiben, zusammenfassen, übersetzen</w:t>
       </w:r>
     </w:p>
     <w:p>
@@ -715,10 +2586,19 @@
       </w:pPr>
       <w:r>
         <w:rPr>
-          <w:sz w:val="22"/>
-          <w:szCs w:val="22"/>
-        </w:rPr>
-        <w:t>Für jede Frage:</w:t>
+          <w:b/>
+          <w:bCs/>
+          <w:sz w:val="22"/>
+          <w:szCs w:val="22"/>
+        </w:rPr>
+        <w:t>Applying:</w:t>
+      </w:r>
+      <w:r>
+        <w:rPr>
+          <w:sz w:val="22"/>
+          <w:szCs w:val="22"/>
+        </w:rPr>
+        <w:t xml:space="preserve"> Durchführen oder Anwenden eines Verfahrens in einer bestimmten Situation.</w:t>
       </w:r>
     </w:p>
     <w:p>
@@ -740,7 +2620,38 @@
           <w:sz w:val="22"/>
           <w:szCs w:val="22"/>
         </w:rPr>
-        <w:t>Lesen Sie die Frage sorgfältig</w:t>
+        <w:t>Verben: Anwenden, Berechnen, Vorführen, Ermitteln, Untersuchen, Veranschaulichen, Verändern, Simulieren, Lösen, Nutzen</w:t>
+      </w:r>
+    </w:p>
+    <w:p>
+      <w:pPr>
+        <w:pStyle w:val="Compact"/>
+        <w:numPr>
+          <w:ilvl w:val="0"/>
+          <w:numId w:val="4"/>
+        </w:numPr>
+        <w:bidi w:val="0"/>
+        <w:jc w:val="start"/>
+        <w:rPr>
+          <w:sz w:val="22"/>
+          <w:szCs w:val="22"/>
+        </w:rPr>
+      </w:pPr>
+      <w:r>
+        <w:rPr>
+          <w:b/>
+          <w:bCs/>
+          <w:sz w:val="22"/>
+          <w:szCs w:val="22"/>
+        </w:rPr>
+        <w:t>Analyzing:</w:t>
+      </w:r>
+      <w:r>
+        <w:rPr>
+          <w:sz w:val="22"/>
+          <w:szCs w:val="22"/>
+        </w:rPr>
+        <w:t xml:space="preserve"> Zerlegung von Material in seine Bestandteile und Bestimmung ihrer Beziehungen zueinander oder zu einer Gesamtstruktur oder einem Gesamtzweck.</w:t>
       </w:r>
     </w:p>
     <w:p>
@@ -762,7 +2673,38 @@
           <w:sz w:val="22"/>
           <w:szCs w:val="22"/>
         </w:rPr>
-        <w:t>Bewerten Sie nach den 6 Kategorien der Rubrik (1-5 Punkte)</w:t>
+        <w:t>Verben: Analysieren, zerlegen, erkennen, differenzieren, unterscheiden, prüfen, untersuchen, optimieren, in Beziehung setzen, trennen</w:t>
+      </w:r>
+    </w:p>
+    <w:p>
+      <w:pPr>
+        <w:pStyle w:val="Compact"/>
+        <w:numPr>
+          <w:ilvl w:val="0"/>
+          <w:numId w:val="4"/>
+        </w:numPr>
+        <w:bidi w:val="0"/>
+        <w:jc w:val="start"/>
+        <w:rPr>
+          <w:sz w:val="22"/>
+          <w:szCs w:val="22"/>
+        </w:rPr>
+      </w:pPr>
+      <w:r>
+        <w:rPr>
+          <w:b/>
+          <w:bCs/>
+          <w:sz w:val="22"/>
+          <w:szCs w:val="22"/>
+        </w:rPr>
+        <w:t>Evaluating:</w:t>
+      </w:r>
+      <w:r>
+        <w:rPr>
+          <w:sz w:val="22"/>
+          <w:szCs w:val="22"/>
+        </w:rPr>
+        <w:t xml:space="preserve"> Urteile auf der Grundlage etablierter Kriterien und Standards fällen.</w:t>
       </w:r>
     </w:p>
     <w:p>
@@ -784,7 +2726,38 @@
           <w:sz w:val="22"/>
           <w:szCs w:val="22"/>
         </w:rPr>
-        <w:t>Bestimmen Sie das erreichte Bloom-Level (Level 1-6) basierend auf der Rubrik</w:t>
+        <w:t>Verben: Bewerten, schlussfolgern, kritisieren, verteidigen, bewerten, benoten, interpretieren, beurteilen, begründen, überprüfen</w:t>
+      </w:r>
+    </w:p>
+    <w:p>
+      <w:pPr>
+        <w:pStyle w:val="Compact"/>
+        <w:numPr>
+          <w:ilvl w:val="0"/>
+          <w:numId w:val="4"/>
+        </w:numPr>
+        <w:bidi w:val="0"/>
+        <w:jc w:val="start"/>
+        <w:rPr>
+          <w:sz w:val="22"/>
+          <w:szCs w:val="22"/>
+        </w:rPr>
+      </w:pPr>
+      <w:r>
+        <w:rPr>
+          <w:b/>
+          <w:bCs/>
+          <w:sz w:val="22"/>
+          <w:szCs w:val="22"/>
+        </w:rPr>
+        <w:t>Creating:</w:t>
+      </w:r>
+      <w:r>
+        <w:rPr>
+          <w:sz w:val="22"/>
+          <w:szCs w:val="22"/>
+        </w:rPr>
+        <w:t xml:space="preserve"> Zusammenfügen oder Neuorganisieren von Elementen zu einem zusammenhängenden Ganzen.</w:t>
       </w:r>
     </w:p>
     <w:p>
@@ -801,81 +2774,328 @@
           <w:szCs w:val="22"/>
         </w:rPr>
       </w:pPr>
-      <w:r>
-        <w:rPr>
-          <w:sz w:val="22"/>
-          <w:szCs w:val="22"/>
-        </w:rPr>
-        <w:t>Notieren Sie Ihre Bewertungen entsprechend in die Tabelle</w:t>
+      <w:bookmarkStart w:id="17" w:name="blooms-level-stufen-1-6"/>
+      <w:bookmarkStart w:id="18" w:name="X5adecf790d361ef61a0e462edd7ab013df4437a"/>
+      <w:r>
+        <w:rPr>
+          <w:sz w:val="22"/>
+          <w:szCs w:val="22"/>
+        </w:rPr>
+        <w:t>Verben: Zusammenstellen, codieren, kompilieren, konstruieren, erstellen, entwerfen, entwickeln, erweitern, verbessern, reorganisieren</w:t>
+      </w:r>
+      <w:bookmarkEnd w:id="17"/>
+      <w:bookmarkEnd w:id="18"/>
+    </w:p>
+    <w:p>
+      <w:pPr>
+        <w:pStyle w:val="Compact"/>
+        <w:bidi w:val="0"/>
+        <w:jc w:val="start"/>
+        <w:rPr/>
+      </w:pPr>
+      <w:r>
+        <w:rPr/>
+      </w:r>
+    </w:p>
+    <w:p>
+      <w:pPr>
+        <w:pStyle w:val="Compact"/>
+        <w:bidi w:val="0"/>
+        <w:jc w:val="start"/>
+        <w:rPr/>
+      </w:pPr>
+      <w:r>
+        <w:rPr/>
+      </w:r>
+    </w:p>
+    <w:p>
+      <w:pPr>
+        <w:pStyle w:val="Compact"/>
+        <w:bidi w:val="0"/>
+        <w:jc w:val="start"/>
+        <w:rPr/>
+      </w:pPr>
+      <w:r>
+        <w:rPr/>
+      </w:r>
+    </w:p>
+    <w:p>
+      <w:pPr>
+        <w:pStyle w:val="Compact"/>
+        <w:bidi w:val="0"/>
+        <w:jc w:val="start"/>
+        <w:rPr/>
+      </w:pPr>
+      <w:r>
+        <w:rPr/>
+      </w:r>
+    </w:p>
+    <w:p>
+      <w:pPr>
+        <w:pStyle w:val="Compact"/>
+        <w:bidi w:val="0"/>
+        <w:jc w:val="start"/>
+        <w:rPr/>
+      </w:pPr>
+      <w:r>
+        <w:rPr/>
+      </w:r>
+    </w:p>
+    <w:p>
+      <w:pPr>
+        <w:pStyle w:val="Compact"/>
+        <w:bidi w:val="0"/>
+        <w:jc w:val="start"/>
+        <w:rPr/>
+      </w:pPr>
+      <w:r>
+        <w:rPr/>
+      </w:r>
+    </w:p>
+    <w:p>
+      <w:pPr>
+        <w:pStyle w:val="Compact"/>
+        <w:bidi w:val="0"/>
+        <w:jc w:val="start"/>
+        <w:rPr/>
+      </w:pPr>
+      <w:r>
+        <w:rPr/>
+      </w:r>
+    </w:p>
+    <w:p>
+      <w:pPr>
+        <w:pStyle w:val="Compact"/>
+        <w:bidi w:val="0"/>
+        <w:jc w:val="start"/>
+        <w:rPr/>
+      </w:pPr>
+      <w:r>
+        <w:rPr/>
+      </w:r>
+    </w:p>
+    <w:p>
+      <w:pPr>
+        <w:pStyle w:val="Compact"/>
+        <w:bidi w:val="0"/>
+        <w:jc w:val="start"/>
+        <w:rPr/>
+      </w:pPr>
+      <w:r>
+        <w:rPr/>
+      </w:r>
+    </w:p>
+    <w:p>
+      <w:pPr>
+        <w:pStyle w:val="Compact"/>
+        <w:bidi w:val="0"/>
+        <w:jc w:val="start"/>
+        <w:rPr/>
+      </w:pPr>
+      <w:r>
+        <w:rPr/>
+      </w:r>
+    </w:p>
+    <w:p>
+      <w:pPr>
+        <w:pStyle w:val="Compact"/>
+        <w:bidi w:val="0"/>
+        <w:jc w:val="start"/>
+        <w:rPr/>
+      </w:pPr>
+      <w:r>
+        <w:rPr/>
+      </w:r>
+    </w:p>
+    <w:p>
+      <w:pPr>
+        <w:pStyle w:val="Compact"/>
+        <w:bidi w:val="0"/>
+        <w:jc w:val="start"/>
+        <w:rPr/>
+      </w:pPr>
+      <w:r>
+        <w:rPr/>
+      </w:r>
+    </w:p>
+    <w:p>
+      <w:pPr>
+        <w:pStyle w:val="Compact"/>
+        <w:bidi w:val="0"/>
+        <w:jc w:val="start"/>
+        <w:rPr/>
+      </w:pPr>
+      <w:r>
+        <w:rPr/>
+      </w:r>
+    </w:p>
+    <w:p>
+      <w:pPr>
+        <w:pStyle w:val="Compact"/>
+        <w:bidi w:val="0"/>
+        <w:jc w:val="start"/>
+        <w:rPr/>
+      </w:pPr>
+      <w:r>
+        <w:rPr/>
+      </w:r>
+    </w:p>
+    <w:p>
+      <w:pPr>
+        <w:pStyle w:val="Compact"/>
+        <w:bidi w:val="0"/>
+        <w:jc w:val="start"/>
+        <w:rPr/>
+      </w:pPr>
+      <w:r>
+        <w:rPr/>
+      </w:r>
+    </w:p>
+    <w:p>
+      <w:pPr>
+        <w:pStyle w:val="Compact"/>
+        <w:bidi w:val="0"/>
+        <w:jc w:val="start"/>
+        <w:rPr/>
+      </w:pPr>
+      <w:r>
+        <w:rPr/>
+      </w:r>
+    </w:p>
+    <w:p>
+      <w:pPr>
+        <w:pStyle w:val="Compact"/>
+        <w:bidi w:val="0"/>
+        <w:jc w:val="start"/>
+        <w:rPr/>
+      </w:pPr>
+      <w:r>
+        <w:rPr/>
+      </w:r>
+    </w:p>
+    <w:p>
+      <w:pPr>
+        <w:pStyle w:val="Compact"/>
+        <w:bidi w:val="0"/>
+        <w:jc w:val="start"/>
+        <w:rPr/>
+      </w:pPr>
+      <w:r>
+        <w:rPr/>
+      </w:r>
+    </w:p>
+    <w:p>
+      <w:pPr>
+        <w:pStyle w:val="Heading2"/>
+        <w:bidi w:val="0"/>
+        <w:jc w:val="start"/>
+        <w:rPr/>
+      </w:pPr>
+      <w:r>
+        <w:rPr/>
+        <w:t>Multiple-Choice Question</w:t>
+      </w:r>
+    </w:p>
+    <w:p>
+      <w:pPr>
+        <w:pStyle w:val="Heading3"/>
+        <w:bidi w:val="0"/>
+        <w:jc w:val="start"/>
+        <w:rPr/>
+      </w:pPr>
+      <w:r>
+        <w:rPr/>
+        <w:t>Lernziel</w:t>
+      </w:r>
+    </w:p>
+    <w:p>
+      <w:pPr>
+        <w:pStyle w:val="FirstParagraph"/>
+        <w:bidi w:val="0"/>
+        <w:jc w:val="start"/>
+        <w:rPr>
+          <w:sz w:val="22"/>
+          <w:szCs w:val="22"/>
+        </w:rPr>
+      </w:pPr>
+      <w:bookmarkStart w:id="19" w:name="lernziel"/>
+      <w:r>
+        <w:rPr>
+          <w:sz w:val="22"/>
+          <w:szCs w:val="22"/>
+        </w:rPr>
+        <w:t>Die Studierenden können die Beziehungen zwischen den Schichten des ISO-OSI-Modells erklären und die Kernaufgaben jeder Schicht in eigenen Worten beschreiben</w:t>
+      </w:r>
+      <w:bookmarkEnd w:id="19"/>
+    </w:p>
+    <w:p>
+      <w:pPr>
+        <w:pStyle w:val="Heading3"/>
+        <w:bidi w:val="0"/>
+        <w:jc w:val="start"/>
+        <w:rPr/>
+      </w:pPr>
+      <w:r>
+        <w:rPr/>
+        <w:t>Formulierte Frage</w:t>
+      </w:r>
+    </w:p>
+    <w:p>
+      <w:pPr>
+        <w:pStyle w:val="FirstParagraph"/>
+        <w:bidi w:val="0"/>
+        <w:jc w:val="start"/>
+        <w:rPr>
+          <w:sz w:val="22"/>
+          <w:szCs w:val="22"/>
+        </w:rPr>
+      </w:pPr>
+      <w:r>
+        <w:rPr>
+          <w:sz w:val="22"/>
+          <w:szCs w:val="22"/>
+        </w:rPr>
+        <w:t>Frage: Frage: Welche zwei Schichten des ISO-OSI-Modells sind für Adressierung zuständig, wenn einmal netzwerk-übergreifende Adressen und einmal Teilnehmer-Adressen gemeint sind? (Wählen Sie genau zwei.)</w:t>
+      </w:r>
+    </w:p>
+    <w:p>
+      <w:pPr>
+        <w:pStyle w:val="BodyText"/>
+        <w:bidi w:val="0"/>
+        <w:jc w:val="start"/>
+        <w:rPr>
+          <w:sz w:val="22"/>
+          <w:szCs w:val="22"/>
+        </w:rPr>
+      </w:pPr>
+      <w:r>
+        <w:rPr>
+          <w:sz w:val="22"/>
+          <w:szCs w:val="22"/>
+        </w:rPr>
+        <w:t>Antwortmöglichkeiten:</w:t>
       </w:r>
     </w:p>
     <w:p>
       <w:pPr>
         <w:pStyle w:val="Compact"/>
         <w:numPr>
-          <w:ilvl w:val="1"/>
-          <w:numId w:val="1"/>
+          <w:ilvl w:val="0"/>
+          <w:numId w:val="17"/>
         </w:numPr>
         <w:bidi w:val="0"/>
         <w:jc w:val="start"/>
-        <w:rPr/>
-      </w:pPr>
-      <w:r>
-        <w:rPr>
-          <w:sz w:val="22"/>
-          <w:szCs w:val="22"/>
-        </w:rPr>
-        <w:t xml:space="preserve">Notieren Sie gegebenenfalls problematische Antworten/Antwortoptionen in </w:t>
-      </w:r>
-      <w:r>
-        <w:rPr>
-          <w:rStyle w:val="VerbatimChar"/>
-          <w:sz w:val="22"/>
-          <w:szCs w:val="22"/>
-        </w:rPr>
-        <w:t>answer_problems</w:t>
-      </w:r>
-    </w:p>
-    <w:p>
-      <w:pPr>
-        <w:pStyle w:val="Compact"/>
-        <w:numPr>
-          <w:ilvl w:val="1"/>
-          <w:numId w:val="1"/>
-        </w:numPr>
-        <w:bidi w:val="0"/>
-        <w:jc w:val="start"/>
-        <w:rPr>
-          <w:sz w:val="22"/>
-          <w:szCs w:val="22"/>
-        </w:rPr>
-      </w:pPr>
-      <w:r>
-        <w:rPr>
-          <w:sz w:val="22"/>
-          <w:szCs w:val="22"/>
-        </w:rPr>
-        <w:t>Ergänzen Sie bei Bedarf Kommentare</w:t>
-      </w:r>
-    </w:p>
-    <w:p>
-      <w:pPr>
-        <w:pStyle w:val="FirstParagraph"/>
-        <w:bidi w:val="0"/>
-        <w:jc w:val="start"/>
-        <w:rPr>
-          <w:sz w:val="24"/>
-          <w:szCs w:val="24"/>
-        </w:rPr>
-      </w:pPr>
-      <w:r>
-        <w:rPr>
-          <w:b/>
-          <w:bCs/>
-          <w:sz w:val="24"/>
-          <w:szCs w:val="24"/>
-        </w:rPr>
-        <w:t>Bewertungsfokus:</w:t>
+        <w:rPr>
+          <w:sz w:val="22"/>
+          <w:szCs w:val="22"/>
+        </w:rPr>
+      </w:pPr>
+      <w:r>
+        <w:rPr>
+          <w:sz w:val="22"/>
+          <w:szCs w:val="22"/>
+        </w:rPr>
+        <w:t>Data Link Layer (Schicht 2) – Adressierung: Teilnehmer-Adressen über MAC-/Hardwareadressen (Falsch)</w:t>
       </w:r>
     </w:p>
     <w:p>
@@ -897,7 +3117,7 @@
           <w:sz w:val="22"/>
           <w:szCs w:val="22"/>
         </w:rPr>
-        <w:t>Welches Bloom-Level wird tatsächlich erreicht?</w:t>
+        <w:t>Network Layer (Schicht 3) – Adressierung: netzwerk-übergreifende Adressen (Richtig)</w:t>
       </w:r>
     </w:p>
     <w:p>
@@ -914,134 +3134,12 @@
           <w:szCs w:val="22"/>
         </w:rPr>
       </w:pPr>
-      <w:bookmarkStart w:id="3" w:name="anleitung-für-studierende"/>
-      <w:bookmarkStart w:id="4" w:name="schritt-3-bewertung-durchführen"/>
-      <w:r>
-        <w:rPr>
-          <w:sz w:val="22"/>
-          <w:szCs w:val="22"/>
-        </w:rPr>
-        <w:t>Gibt es bestimmte qualitative Unterschiede zwischen MCQ und Open-Ended Fragen?</w:t>
-      </w:r>
-      <w:bookmarkEnd w:id="3"/>
-      <w:bookmarkEnd w:id="4"/>
-    </w:p>
-    <w:p>
-      <w:pPr>
-        <w:pStyle w:val="Heading2"/>
-        <w:bidi w:val="0"/>
-        <w:jc w:val="start"/>
-        <w:rPr/>
-      </w:pPr>
-      <w:r>
-        <w:rPr/>
-        <w:t>Dankbarkeit</w:t>
-      </w:r>
-    </w:p>
-    <w:p>
-      <w:pPr>
-        <w:pStyle w:val="FirstParagraph"/>
-        <w:bidi w:val="0"/>
-        <w:jc w:val="start"/>
-        <w:rPr>
-          <w:sz w:val="22"/>
-          <w:szCs w:val="22"/>
-        </w:rPr>
-      </w:pPr>
-      <w:bookmarkStart w:id="5" w:name="X7fc9fe659a2ddf9bc287dedc346b5edd195f883"/>
-      <w:bookmarkStart w:id="6" w:name="dankbarkeit"/>
-      <w:r>
-        <w:rPr>
-          <w:sz w:val="22"/>
-          <w:szCs w:val="22"/>
-        </w:rPr>
-        <w:t>Vielen Dank für Ihre Unterstützung bei der Evaluation! Ihre Einschätzungen sind wertvoll für die Forschung.</w:t>
-      </w:r>
-      <w:bookmarkEnd w:id="5"/>
-      <w:bookmarkEnd w:id="6"/>
-    </w:p>
-    <w:p>
-      <w:pPr>
-        <w:pStyle w:val="BodyText"/>
-        <w:bidi w:val="0"/>
-        <w:jc w:val="start"/>
-        <w:rPr/>
-      </w:pPr>
-      <w:r>
-        <w:rPr/>
-      </w:r>
-    </w:p>
-    <w:p>
-      <w:pPr>
-        <w:pStyle w:val="BodyText"/>
-        <w:bidi w:val="0"/>
-        <w:jc w:val="start"/>
-        <w:rPr/>
-      </w:pPr>
-      <w:r>
-        <w:rPr/>
-      </w:r>
-    </w:p>
-    <w:p>
-      <w:pPr>
-        <w:pStyle w:val="BodyText"/>
-        <w:bidi w:val="0"/>
-        <w:jc w:val="start"/>
-        <w:rPr/>
-      </w:pPr>
-      <w:r>
-        <w:rPr/>
-      </w:r>
-    </w:p>
-    <w:p>
-      <w:pPr>
-        <w:pStyle w:val="Heading1"/>
-        <w:bidi w:val="0"/>
-        <w:jc w:val="start"/>
-        <w:rPr/>
-      </w:pPr>
-      <w:r>
-        <w:rPr/>
-        <w:t>Bewertungsrubrik für LLM-generierte Fragen</w:t>
-      </w:r>
-    </w:p>
-    <w:p>
-      <w:pPr>
-        <w:pStyle w:val="Heading2"/>
-        <w:bidi w:val="0"/>
-        <w:jc w:val="start"/>
-        <w:rPr/>
-      </w:pPr>
-      <w:r>
-        <w:rPr/>
-        <w:t>Relevanz/Relevance</w:t>
-      </w:r>
-    </w:p>
-    <w:p>
-      <w:pPr>
-        <w:pStyle w:val="FirstParagraph"/>
-        <w:bidi w:val="0"/>
-        <w:jc w:val="start"/>
-        <w:rPr>
-          <w:sz w:val="22"/>
-          <w:szCs w:val="22"/>
-        </w:rPr>
-      </w:pPr>
-      <w:r>
-        <w:rPr>
-          <w:b/>
-          <w:bCs/>
-          <w:sz w:val="22"/>
-          <w:szCs w:val="22"/>
-        </w:rPr>
-        <w:t>Fragestellung:</w:t>
-      </w:r>
-      <w:r>
-        <w:rPr>
-          <w:sz w:val="22"/>
-          <w:szCs w:val="22"/>
-        </w:rPr>
-        <w:t xml:space="preserve"> Wie gut bezieht sich die Frage auf den Inhalt des bereitgestellten Textes?</w:t>
+      <w:r>
+        <w:rPr>
+          <w:sz w:val="22"/>
+          <w:szCs w:val="22"/>
+        </w:rPr>
+        <w:t>Session Layer (Schicht 5) – Adressierung: netzwerk-übergreifende Adressen über Sitzungs-IDs (Falsch)</w:t>
       </w:r>
     </w:p>
     <w:p>
@@ -1058,2125 +3156,7 @@
           <w:szCs w:val="22"/>
         </w:rPr>
       </w:pPr>
-      <w:r>
-        <w:rPr>
-          <w:b/>
-          <w:bCs/>
-          <w:sz w:val="22"/>
-          <w:szCs w:val="22"/>
-        </w:rPr>
-        <w:t>5 - Überaus relevant:</w:t>
-      </w:r>
-      <w:r>
-        <w:rPr>
-          <w:sz w:val="22"/>
-          <w:szCs w:val="22"/>
-        </w:rPr>
-        <w:t xml:space="preserve"> Bezieht sich auf zentrale Themen und korrekte Fachbegriffe</w:t>
-      </w:r>
-    </w:p>
-    <w:p>
-      <w:pPr>
-        <w:pStyle w:val="Compact"/>
-        <w:numPr>
-          <w:ilvl w:val="1"/>
-          <w:numId w:val="1"/>
-        </w:numPr>
-        <w:bidi w:val="0"/>
-        <w:jc w:val="start"/>
-        <w:rPr>
-          <w:sz w:val="22"/>
-          <w:szCs w:val="22"/>
-        </w:rPr>
-      </w:pPr>
-      <w:r>
-        <w:rPr>
-          <w:sz w:val="22"/>
-          <w:szCs w:val="22"/>
-        </w:rPr>
-        <w:t>Bsp.: “Welche Kernaufgaben erfüllt der Data Link Layer und worin unterscheiden sich diese hinsichtlich ihrer Zielsetzung?”</w:t>
-      </w:r>
-    </w:p>
-    <w:p>
-      <w:pPr>
-        <w:pStyle w:val="Compact"/>
-        <w:numPr>
-          <w:ilvl w:val="0"/>
-          <w:numId w:val="1"/>
-        </w:numPr>
-        <w:bidi w:val="0"/>
-        <w:jc w:val="start"/>
-        <w:rPr>
-          <w:sz w:val="22"/>
-          <w:szCs w:val="22"/>
-        </w:rPr>
-      </w:pPr>
-      <w:r>
-        <w:rPr>
-          <w:b/>
-          <w:bCs/>
-          <w:sz w:val="22"/>
-          <w:szCs w:val="22"/>
-        </w:rPr>
-        <w:t>4 - Relevant:</w:t>
-      </w:r>
-      <w:r>
-        <w:rPr>
-          <w:sz w:val="22"/>
-          <w:szCs w:val="22"/>
-        </w:rPr>
-        <w:t xml:space="preserve"> Bezieht sich auf wichtige Textinhalte</w:t>
-      </w:r>
-    </w:p>
-    <w:p>
-      <w:pPr>
-        <w:pStyle w:val="Compact"/>
-        <w:numPr>
-          <w:ilvl w:val="0"/>
-          <w:numId w:val="1"/>
-        </w:numPr>
-        <w:bidi w:val="0"/>
-        <w:jc w:val="start"/>
-        <w:rPr>
-          <w:sz w:val="22"/>
-          <w:szCs w:val="22"/>
-        </w:rPr>
-      </w:pPr>
-      <w:r>
-        <w:rPr>
-          <w:b/>
-          <w:bCs/>
-          <w:sz w:val="22"/>
-          <w:szCs w:val="22"/>
-        </w:rPr>
-        <w:t>3 - Mäßig relevant:</w:t>
-      </w:r>
-      <w:r>
-        <w:rPr>
-          <w:sz w:val="22"/>
-          <w:szCs w:val="22"/>
-        </w:rPr>
-        <w:t xml:space="preserve"> Behandelt eher nebensächliche Aspekte des Textes</w:t>
-      </w:r>
-    </w:p>
-    <w:p>
-      <w:pPr>
-        <w:pStyle w:val="Compact"/>
-        <w:numPr>
-          <w:ilvl w:val="0"/>
-          <w:numId w:val="1"/>
-        </w:numPr>
-        <w:bidi w:val="0"/>
-        <w:jc w:val="start"/>
-        <w:rPr>
-          <w:sz w:val="22"/>
-          <w:szCs w:val="22"/>
-        </w:rPr>
-      </w:pPr>
-      <w:r>
-        <w:rPr>
-          <w:b/>
-          <w:bCs/>
-          <w:sz w:val="22"/>
-          <w:szCs w:val="22"/>
-        </w:rPr>
-        <w:t>2 - Weniger relevant:</w:t>
-      </w:r>
-      <w:r>
-        <w:rPr>
-          <w:sz w:val="22"/>
-          <w:szCs w:val="22"/>
-        </w:rPr>
-        <w:t xml:space="preserve"> Nur oberflächlicher Textbezug</w:t>
-      </w:r>
-    </w:p>
-    <w:p>
-      <w:pPr>
-        <w:pStyle w:val="Compact"/>
-        <w:numPr>
-          <w:ilvl w:val="0"/>
-          <w:numId w:val="1"/>
-        </w:numPr>
-        <w:bidi w:val="0"/>
-        <w:jc w:val="start"/>
-        <w:rPr>
-          <w:sz w:val="22"/>
-          <w:szCs w:val="22"/>
-        </w:rPr>
-      </w:pPr>
-      <w:r>
-        <w:rPr>
-          <w:b/>
-          <w:bCs/>
-          <w:sz w:val="22"/>
-          <w:szCs w:val="22"/>
-        </w:rPr>
-        <w:t>1 - Nicht relevant:</w:t>
-      </w:r>
-      <w:r>
-        <w:rPr>
-          <w:sz w:val="22"/>
-          <w:szCs w:val="22"/>
-        </w:rPr>
-        <w:t xml:space="preserve"> Kein Bezug zum Textinhalt</w:t>
-      </w:r>
-    </w:p>
-    <w:p>
-      <w:pPr>
-        <w:pStyle w:val="Compact"/>
-        <w:numPr>
-          <w:ilvl w:val="1"/>
-          <w:numId w:val="1"/>
-        </w:numPr>
-        <w:bidi w:val="0"/>
-        <w:jc w:val="start"/>
-        <w:rPr>
-          <w:sz w:val="22"/>
-          <w:szCs w:val="22"/>
-        </w:rPr>
-      </w:pPr>
-      <w:bookmarkStart w:id="7" w:name="relevanzrelevance"/>
-      <w:r>
-        <w:rPr>
-          <w:sz w:val="22"/>
-          <w:szCs w:val="22"/>
-        </w:rPr>
-        <w:t>Bsp.: “Welche Programmiersprache wird am häufigsten für die Implementierung von Netzwerkprotokollen verwendet?”</w:t>
-      </w:r>
-      <w:bookmarkEnd w:id="7"/>
-    </w:p>
-    <w:p>
-      <w:pPr>
-        <w:pStyle w:val="Heading2"/>
-        <w:bidi w:val="0"/>
-        <w:jc w:val="start"/>
-        <w:rPr/>
-      </w:pPr>
-      <w:r>
-        <w:rPr/>
-        <w:t>Klarheit/Clarity</w:t>
-      </w:r>
-    </w:p>
-    <w:p>
-      <w:pPr>
-        <w:pStyle w:val="FirstParagraph"/>
-        <w:bidi w:val="0"/>
-        <w:jc w:val="start"/>
-        <w:rPr>
-          <w:sz w:val="22"/>
-          <w:szCs w:val="22"/>
-        </w:rPr>
-      </w:pPr>
-      <w:r>
-        <w:rPr>
-          <w:b/>
-          <w:bCs/>
-          <w:sz w:val="22"/>
-          <w:szCs w:val="22"/>
-        </w:rPr>
-        <w:t>Fragestellung:</w:t>
-      </w:r>
-      <w:r>
-        <w:rPr>
-          <w:sz w:val="22"/>
-          <w:szCs w:val="22"/>
-        </w:rPr>
-        <w:t xml:space="preserve"> Wie eindeutig und verständlich ist die Frage formuliert?</w:t>
-      </w:r>
-    </w:p>
-    <w:p>
-      <w:pPr>
-        <w:pStyle w:val="Compact"/>
-        <w:numPr>
-          <w:ilvl w:val="0"/>
-          <w:numId w:val="1"/>
-        </w:numPr>
-        <w:bidi w:val="0"/>
-        <w:jc w:val="start"/>
-        <w:rPr>
-          <w:sz w:val="22"/>
-          <w:szCs w:val="22"/>
-        </w:rPr>
-      </w:pPr>
-      <w:r>
-        <w:rPr>
-          <w:b/>
-          <w:bCs/>
-          <w:sz w:val="22"/>
-          <w:szCs w:val="22"/>
-        </w:rPr>
-        <w:t>5 - Sehr klar:</w:t>
-      </w:r>
-      <w:r>
-        <w:rPr>
-          <w:sz w:val="22"/>
-          <w:szCs w:val="22"/>
-        </w:rPr>
-        <w:t xml:space="preserve"> Präzise, eindeutig formuliert, keine Mehrdeutigkeiten</w:t>
-      </w:r>
-    </w:p>
-    <w:p>
-      <w:pPr>
-        <w:pStyle w:val="Compact"/>
-        <w:numPr>
-          <w:ilvl w:val="1"/>
-          <w:numId w:val="10"/>
-        </w:numPr>
-        <w:bidi w:val="0"/>
-        <w:jc w:val="start"/>
-        <w:rPr>
-          <w:sz w:val="22"/>
-          <w:szCs w:val="22"/>
-        </w:rPr>
-      </w:pPr>
-      <w:r>
-        <w:rPr>
-          <w:sz w:val="22"/>
-          <w:szCs w:val="22"/>
-        </w:rPr>
-        <w:t>Bsp.: “Nennen Sie die Kernaufgaben der Session Layer und erläutern Sie jeweils deren Funktion.”</w:t>
-      </w:r>
-    </w:p>
-    <w:p>
-      <w:pPr>
-        <w:pStyle w:val="Compact"/>
-        <w:numPr>
-          <w:ilvl w:val="0"/>
-          <w:numId w:val="1"/>
-        </w:numPr>
-        <w:bidi w:val="0"/>
-        <w:jc w:val="start"/>
-        <w:rPr>
-          <w:sz w:val="22"/>
-          <w:szCs w:val="22"/>
-        </w:rPr>
-      </w:pPr>
-      <w:r>
-        <w:rPr>
-          <w:b/>
-          <w:bCs/>
-          <w:sz w:val="22"/>
-          <w:szCs w:val="22"/>
-        </w:rPr>
-        <w:t>4 - Klar:</w:t>
-      </w:r>
-      <w:r>
-        <w:rPr>
-          <w:sz w:val="22"/>
-          <w:szCs w:val="22"/>
-        </w:rPr>
-        <w:t xml:space="preserve"> Verständlich mit minimalen Unklarheiten</w:t>
-      </w:r>
-    </w:p>
-    <w:p>
-      <w:pPr>
-        <w:pStyle w:val="Compact"/>
-        <w:numPr>
-          <w:ilvl w:val="0"/>
-          <w:numId w:val="1"/>
-        </w:numPr>
-        <w:bidi w:val="0"/>
-        <w:jc w:val="start"/>
-        <w:rPr>
-          <w:sz w:val="22"/>
-          <w:szCs w:val="22"/>
-        </w:rPr>
-      </w:pPr>
-      <w:r>
-        <w:rPr>
-          <w:b/>
-          <w:bCs/>
-          <w:sz w:val="22"/>
-          <w:szCs w:val="22"/>
-        </w:rPr>
-        <w:t>3 - Mäßig klar:</w:t>
-      </w:r>
-      <w:r>
-        <w:rPr>
-          <w:sz w:val="22"/>
-          <w:szCs w:val="22"/>
-        </w:rPr>
-        <w:t xml:space="preserve"> Enthält einige unklare Formulierungen</w:t>
-      </w:r>
-    </w:p>
-    <w:p>
-      <w:pPr>
-        <w:pStyle w:val="Compact"/>
-        <w:numPr>
-          <w:ilvl w:val="0"/>
-          <w:numId w:val="1"/>
-        </w:numPr>
-        <w:bidi w:val="0"/>
-        <w:jc w:val="start"/>
-        <w:rPr>
-          <w:sz w:val="22"/>
-          <w:szCs w:val="22"/>
-        </w:rPr>
-      </w:pPr>
-      <w:r>
-        <w:rPr>
-          <w:b/>
-          <w:bCs/>
-          <w:sz w:val="22"/>
-          <w:szCs w:val="22"/>
-        </w:rPr>
-        <w:t>2 - Unklar:</w:t>
-      </w:r>
-      <w:r>
-        <w:rPr>
-          <w:sz w:val="22"/>
-          <w:szCs w:val="22"/>
-        </w:rPr>
-        <w:t xml:space="preserve"> Enthält mehrere mehrdeutige oder verwirrende Elemente</w:t>
-      </w:r>
-    </w:p>
-    <w:p>
-      <w:pPr>
-        <w:pStyle w:val="Compact"/>
-        <w:numPr>
-          <w:ilvl w:val="0"/>
-          <w:numId w:val="1"/>
-        </w:numPr>
-        <w:bidi w:val="0"/>
-        <w:jc w:val="start"/>
-        <w:rPr>
-          <w:sz w:val="22"/>
-          <w:szCs w:val="22"/>
-        </w:rPr>
-      </w:pPr>
-      <w:r>
-        <w:rPr>
-          <w:b/>
-          <w:bCs/>
-          <w:sz w:val="22"/>
-          <w:szCs w:val="22"/>
-        </w:rPr>
-        <w:t>1 - Sehr unklar:</w:t>
-      </w:r>
-      <w:r>
-        <w:rPr>
-          <w:sz w:val="22"/>
-          <w:szCs w:val="22"/>
-        </w:rPr>
-        <w:t xml:space="preserve"> Schwer verständlich oder grammatikalisch fehlerhaft</w:t>
-      </w:r>
-    </w:p>
-    <w:p>
-      <w:pPr>
-        <w:pStyle w:val="Compact"/>
-        <w:numPr>
-          <w:ilvl w:val="1"/>
-          <w:numId w:val="1"/>
-        </w:numPr>
-        <w:bidi w:val="0"/>
-        <w:jc w:val="start"/>
-        <w:rPr>
-          <w:sz w:val="22"/>
-          <w:szCs w:val="22"/>
-        </w:rPr>
-      </w:pPr>
-      <w:bookmarkStart w:id="8" w:name="klarheitclarity"/>
-      <w:r>
-        <w:rPr>
-          <w:sz w:val="22"/>
-          <w:szCs w:val="22"/>
-        </w:rPr>
-        <w:t>Bsp.: “Inwiefern spielt die Schicht eine Rolle bei dem, was passiert, wenn Kommunikation stattfindet?”</w:t>
-      </w:r>
-      <w:bookmarkEnd w:id="8"/>
-    </w:p>
-    <w:p>
-      <w:pPr>
-        <w:pStyle w:val="Heading2"/>
-        <w:bidi w:val="0"/>
-        <w:jc w:val="start"/>
-        <w:rPr/>
-      </w:pPr>
-      <w:r>
-        <w:rPr/>
-        <w:t>Beantwortbarkeit/Answerability</w:t>
-      </w:r>
-    </w:p>
-    <w:p>
-      <w:pPr>
-        <w:pStyle w:val="FirstParagraph"/>
-        <w:bidi w:val="0"/>
-        <w:jc w:val="start"/>
-        <w:rPr>
-          <w:sz w:val="22"/>
-          <w:szCs w:val="22"/>
-        </w:rPr>
-      </w:pPr>
-      <w:r>
-        <w:rPr>
-          <w:b/>
-          <w:bCs/>
-          <w:sz w:val="22"/>
-          <w:szCs w:val="22"/>
-        </w:rPr>
-        <w:t>Fragestellung:</w:t>
-      </w:r>
-      <w:r>
-        <w:rPr>
-          <w:sz w:val="22"/>
-          <w:szCs w:val="22"/>
-        </w:rPr>
-        <w:t xml:space="preserve"> Wie gut können Studierende die Frage mit den verfügbaren Textinformationen beantworten?</w:t>
-      </w:r>
-    </w:p>
-    <w:p>
-      <w:pPr>
-        <w:pStyle w:val="Compact"/>
-        <w:numPr>
-          <w:ilvl w:val="0"/>
-          <w:numId w:val="1"/>
-        </w:numPr>
-        <w:bidi w:val="0"/>
-        <w:jc w:val="start"/>
-        <w:rPr>
-          <w:sz w:val="22"/>
-          <w:szCs w:val="22"/>
-        </w:rPr>
-      </w:pPr>
-      <w:r>
-        <w:rPr>
-          <w:b/>
-          <w:bCs/>
-          <w:sz w:val="22"/>
-          <w:szCs w:val="22"/>
-        </w:rPr>
-        <w:t>5 - Vollständig beantwortbar:</w:t>
-      </w:r>
-      <w:r>
-        <w:rPr>
-          <w:sz w:val="22"/>
-          <w:szCs w:val="22"/>
-        </w:rPr>
-        <w:t xml:space="preserve"> Alle Infos explizit im Text verfügbar</w:t>
-      </w:r>
-    </w:p>
-    <w:p>
-      <w:pPr>
-        <w:pStyle w:val="Compact"/>
-        <w:numPr>
-          <w:ilvl w:val="1"/>
-          <w:numId w:val="1"/>
-        </w:numPr>
-        <w:bidi w:val="0"/>
-        <w:jc w:val="start"/>
-        <w:rPr>
-          <w:sz w:val="22"/>
-          <w:szCs w:val="22"/>
-        </w:rPr>
-      </w:pPr>
-      <w:r>
-        <w:rPr>
-          <w:sz w:val="22"/>
-          <w:szCs w:val="22"/>
-        </w:rPr>
-        <w:t>Bsp: “Welche Kernaufgaben hat der Presentation Layer?”</w:t>
-      </w:r>
-    </w:p>
-    <w:p>
-      <w:pPr>
-        <w:pStyle w:val="Compact"/>
-        <w:numPr>
-          <w:ilvl w:val="0"/>
-          <w:numId w:val="1"/>
-        </w:numPr>
-        <w:bidi w:val="0"/>
-        <w:jc w:val="start"/>
-        <w:rPr>
-          <w:sz w:val="22"/>
-          <w:szCs w:val="22"/>
-        </w:rPr>
-      </w:pPr>
-      <w:r>
-        <w:rPr>
-          <w:b/>
-          <w:bCs/>
-          <w:sz w:val="22"/>
-          <w:szCs w:val="22"/>
-        </w:rPr>
-        <w:t>4 - Gut beantwortbar:</w:t>
-      </w:r>
-      <w:r>
-        <w:rPr>
-          <w:sz w:val="22"/>
-          <w:szCs w:val="22"/>
-        </w:rPr>
-        <w:t xml:space="preserve"> Die meisten Infos im Text, minimale Schlüsse nötig</w:t>
-      </w:r>
-    </w:p>
-    <w:p>
-      <w:pPr>
-        <w:pStyle w:val="Compact"/>
-        <w:numPr>
-          <w:ilvl w:val="0"/>
-          <w:numId w:val="1"/>
-        </w:numPr>
-        <w:bidi w:val="0"/>
-        <w:jc w:val="start"/>
-        <w:rPr>
-          <w:sz w:val="22"/>
-          <w:szCs w:val="22"/>
-        </w:rPr>
-      </w:pPr>
-      <w:r>
-        <w:rPr>
-          <w:b/>
-          <w:bCs/>
-          <w:sz w:val="22"/>
-          <w:szCs w:val="22"/>
-        </w:rPr>
-        <w:t>3 - Teilweise beantwortbar:</w:t>
-      </w:r>
-      <w:r>
-        <w:rPr>
-          <w:sz w:val="22"/>
-          <w:szCs w:val="22"/>
-        </w:rPr>
-        <w:t xml:space="preserve"> Grundinfos vorhanden, moderate Interpretation nötig</w:t>
-      </w:r>
-    </w:p>
-    <w:p>
-      <w:pPr>
-        <w:pStyle w:val="Compact"/>
-        <w:numPr>
-          <w:ilvl w:val="0"/>
-          <w:numId w:val="1"/>
-        </w:numPr>
-        <w:bidi w:val="0"/>
-        <w:jc w:val="start"/>
-        <w:rPr>
-          <w:sz w:val="22"/>
-          <w:szCs w:val="22"/>
-        </w:rPr>
-      </w:pPr>
-      <w:r>
-        <w:rPr>
-          <w:b/>
-          <w:bCs/>
-          <w:sz w:val="22"/>
-          <w:szCs w:val="22"/>
-        </w:rPr>
-        <w:t>2 - Schwer beantwortbar:</w:t>
-      </w:r>
-      <w:r>
-        <w:rPr>
-          <w:sz w:val="22"/>
-          <w:szCs w:val="22"/>
-        </w:rPr>
-        <w:t xml:space="preserve"> Wenige relevante Infos, viel eigene Ableitung erforderlich</w:t>
-      </w:r>
-    </w:p>
-    <w:p>
-      <w:pPr>
-        <w:pStyle w:val="Compact"/>
-        <w:numPr>
-          <w:ilvl w:val="0"/>
-          <w:numId w:val="1"/>
-        </w:numPr>
-        <w:bidi w:val="0"/>
-        <w:jc w:val="start"/>
-        <w:rPr>
-          <w:sz w:val="22"/>
-          <w:szCs w:val="22"/>
-        </w:rPr>
-      </w:pPr>
-      <w:r>
-        <w:rPr>
-          <w:b/>
-          <w:bCs/>
-          <w:sz w:val="22"/>
-          <w:szCs w:val="22"/>
-        </w:rPr>
-        <w:t>1 - Nicht beantwortbar:</w:t>
-      </w:r>
-      <w:r>
-        <w:rPr>
-          <w:sz w:val="22"/>
-          <w:szCs w:val="22"/>
-        </w:rPr>
-        <w:t xml:space="preserve"> Benötigte Informationen fehlen größtenteils</w:t>
-      </w:r>
-    </w:p>
-    <w:p>
-      <w:pPr>
-        <w:pStyle w:val="Compact"/>
-        <w:numPr>
-          <w:ilvl w:val="1"/>
-          <w:numId w:val="1"/>
-        </w:numPr>
-        <w:bidi w:val="0"/>
-        <w:jc w:val="start"/>
-        <w:rPr>
-          <w:sz w:val="22"/>
-          <w:szCs w:val="22"/>
-        </w:rPr>
-      </w:pPr>
-      <w:bookmarkStart w:id="9" w:name="beantwortbarkeitanswerability"/>
-      <w:r>
-        <w:rPr>
-          <w:sz w:val="22"/>
-          <w:szCs w:val="22"/>
-        </w:rPr>
-        <w:t>Bsp.: “Vergleichen Sie die Effizienz des ISO-OSI-Modells mit modernen Software-Defined-Networking-Ansätzen.”</w:t>
-      </w:r>
-      <w:bookmarkEnd w:id="9"/>
-    </w:p>
-    <w:p>
-      <w:pPr>
-        <w:pStyle w:val="Heading2"/>
-        <w:bidi w:val="0"/>
-        <w:jc w:val="start"/>
-        <w:rPr/>
-      </w:pPr>
-      <w:r>
-        <w:rPr/>
-        <w:t>Herausforderung/Challenging</w:t>
-      </w:r>
-    </w:p>
-    <w:p>
-      <w:pPr>
-        <w:pStyle w:val="FirstParagraph"/>
-        <w:bidi w:val="0"/>
-        <w:jc w:val="start"/>
-        <w:rPr>
-          <w:sz w:val="22"/>
-          <w:szCs w:val="22"/>
-        </w:rPr>
-      </w:pPr>
-      <w:r>
-        <w:rPr>
-          <w:b/>
-          <w:bCs/>
-          <w:sz w:val="22"/>
-          <w:szCs w:val="22"/>
-        </w:rPr>
-        <w:t>Fragestellung:</w:t>
-      </w:r>
-      <w:r>
-        <w:rPr>
-          <w:sz w:val="22"/>
-          <w:szCs w:val="22"/>
-        </w:rPr>
-        <w:t xml:space="preserve"> Wie anspruchsvoll ist die kognitive Anforderung der Frage?</w:t>
-      </w:r>
-    </w:p>
-    <w:p>
-      <w:pPr>
-        <w:pStyle w:val="Compact"/>
-        <w:numPr>
-          <w:ilvl w:val="0"/>
-          <w:numId w:val="1"/>
-        </w:numPr>
-        <w:bidi w:val="0"/>
-        <w:jc w:val="start"/>
-        <w:rPr>
-          <w:sz w:val="22"/>
-          <w:szCs w:val="22"/>
-        </w:rPr>
-      </w:pPr>
-      <w:r>
-        <w:rPr>
-          <w:b/>
-          <w:bCs/>
-          <w:sz w:val="22"/>
-          <w:szCs w:val="22"/>
-        </w:rPr>
-        <w:t>5 - Sehr herausfordernd:</w:t>
-      </w:r>
-      <w:r>
-        <w:rPr>
-          <w:sz w:val="22"/>
-          <w:szCs w:val="22"/>
-        </w:rPr>
-        <w:t xml:space="preserve"> Erfordert tiefgehende Analyse des gesamten Textes</w:t>
-      </w:r>
-    </w:p>
-    <w:p>
-      <w:pPr>
-        <w:pStyle w:val="Compact"/>
-        <w:numPr>
-          <w:ilvl w:val="1"/>
-          <w:numId w:val="1"/>
-        </w:numPr>
-        <w:bidi w:val="0"/>
-        <w:jc w:val="start"/>
-        <w:rPr>
-          <w:sz w:val="22"/>
-          <w:szCs w:val="22"/>
-        </w:rPr>
-      </w:pPr>
-      <w:r>
-        <w:rPr>
-          <w:sz w:val="22"/>
-          <w:szCs w:val="22"/>
-        </w:rPr>
-        <w:t>Bsp.: “Analysieren Sie, warum Flusssteuerung auf mehreren OSI-Schichten implementiert wird, und bewerten Sie die Notwendigkeit dieser Redundanz.”</w:t>
-      </w:r>
-    </w:p>
-    <w:p>
-      <w:pPr>
-        <w:pStyle w:val="Compact"/>
-        <w:numPr>
-          <w:ilvl w:val="0"/>
-          <w:numId w:val="1"/>
-        </w:numPr>
-        <w:bidi w:val="0"/>
-        <w:jc w:val="start"/>
-        <w:rPr>
-          <w:sz w:val="22"/>
-          <w:szCs w:val="22"/>
-        </w:rPr>
-      </w:pPr>
-      <w:r>
-        <w:rPr>
-          <w:b/>
-          <w:bCs/>
-          <w:sz w:val="22"/>
-          <w:szCs w:val="22"/>
-        </w:rPr>
-        <w:t>4 - Herausfordernd:</w:t>
-      </w:r>
-      <w:r>
-        <w:rPr>
-          <w:sz w:val="22"/>
-          <w:szCs w:val="22"/>
-        </w:rPr>
-        <w:t xml:space="preserve"> Erfordert Integration von weit auseinanderliegenden Informationen</w:t>
-      </w:r>
-    </w:p>
-    <w:p>
-      <w:pPr>
-        <w:pStyle w:val="Compact"/>
-        <w:numPr>
-          <w:ilvl w:val="0"/>
-          <w:numId w:val="1"/>
-        </w:numPr>
-        <w:bidi w:val="0"/>
-        <w:jc w:val="start"/>
-        <w:rPr>
-          <w:sz w:val="22"/>
-          <w:szCs w:val="22"/>
-        </w:rPr>
-      </w:pPr>
-      <w:r>
-        <w:rPr>
-          <w:b/>
-          <w:bCs/>
-          <w:sz w:val="22"/>
-          <w:szCs w:val="22"/>
-        </w:rPr>
-        <w:t>3 - Mäßig herausfordernd:</w:t>
-      </w:r>
-      <w:r>
-        <w:rPr>
-          <w:sz w:val="22"/>
-          <w:szCs w:val="22"/>
-        </w:rPr>
-        <w:t xml:space="preserve"> Erfordert Verständnis und einfache Anwendung</w:t>
-      </w:r>
-    </w:p>
-    <w:p>
-      <w:pPr>
-        <w:pStyle w:val="Compact"/>
-        <w:numPr>
-          <w:ilvl w:val="0"/>
-          <w:numId w:val="1"/>
-        </w:numPr>
-        <w:bidi w:val="0"/>
-        <w:jc w:val="start"/>
-        <w:rPr>
-          <w:sz w:val="22"/>
-          <w:szCs w:val="22"/>
-        </w:rPr>
-      </w:pPr>
-      <w:r>
-        <w:rPr>
-          <w:b/>
-          <w:bCs/>
-          <w:sz w:val="22"/>
-          <w:szCs w:val="22"/>
-        </w:rPr>
-        <w:t>2 - Wenig herausfordernd:</w:t>
-      </w:r>
-      <w:r>
-        <w:rPr>
-          <w:sz w:val="22"/>
-          <w:szCs w:val="22"/>
-        </w:rPr>
-        <w:t xml:space="preserve"> Erfordert Auffinden und Wiedergeben</w:t>
-      </w:r>
-    </w:p>
-    <w:p>
-      <w:pPr>
-        <w:pStyle w:val="Compact"/>
-        <w:numPr>
-          <w:ilvl w:val="0"/>
-          <w:numId w:val="1"/>
-        </w:numPr>
-        <w:bidi w:val="0"/>
-        <w:jc w:val="start"/>
-        <w:rPr>
-          <w:sz w:val="22"/>
-          <w:szCs w:val="22"/>
-        </w:rPr>
-      </w:pPr>
-      <w:r>
-        <w:rPr>
-          <w:b/>
-          <w:bCs/>
-          <w:sz w:val="22"/>
-          <w:szCs w:val="22"/>
-        </w:rPr>
-        <w:t>1 - Nicht herausfordernd:</w:t>
-      </w:r>
-      <w:r>
-        <w:rPr>
-          <w:sz w:val="22"/>
-          <w:szCs w:val="22"/>
-        </w:rPr>
-        <w:t xml:space="preserve"> Trivial (Abschreiben oder Ja/Nein)</w:t>
-      </w:r>
-    </w:p>
-    <w:p>
-      <w:pPr>
-        <w:pStyle w:val="Compact"/>
-        <w:numPr>
-          <w:ilvl w:val="1"/>
-          <w:numId w:val="1"/>
-        </w:numPr>
-        <w:bidi w:val="0"/>
-        <w:jc w:val="start"/>
-        <w:rPr>
-          <w:sz w:val="22"/>
-          <w:szCs w:val="22"/>
-        </w:rPr>
-      </w:pPr>
-      <w:bookmarkStart w:id="10" w:name="herausforderungchallenging"/>
-      <w:r>
-        <w:rPr>
-          <w:sz w:val="22"/>
-          <w:szCs w:val="22"/>
-        </w:rPr>
-        <w:t>Bsp.: “Wie viele Kernaufgaben hat der Physical Layer?”</w:t>
-      </w:r>
-      <w:bookmarkEnd w:id="10"/>
-    </w:p>
-    <w:p>
-      <w:pPr>
-        <w:pStyle w:val="Heading2"/>
-        <w:bidi w:val="0"/>
-        <w:jc w:val="start"/>
-        <w:rPr/>
-      </w:pPr>
-      <w:r>
-        <w:rPr/>
-        <w:t>Wertigkeit/Value bzgl. Lernzielintegration</w:t>
-      </w:r>
-    </w:p>
-    <w:p>
-      <w:pPr>
-        <w:pStyle w:val="FirstParagraph"/>
-        <w:bidi w:val="0"/>
-        <w:jc w:val="start"/>
-        <w:rPr>
-          <w:sz w:val="22"/>
-          <w:szCs w:val="22"/>
-        </w:rPr>
-      </w:pPr>
-      <w:r>
-        <w:rPr>
-          <w:b/>
-          <w:bCs/>
-          <w:sz w:val="22"/>
-          <w:szCs w:val="22"/>
-        </w:rPr>
-        <w:t>Fragestellung:</w:t>
-      </w:r>
-      <w:r>
-        <w:rPr>
-          <w:sz w:val="22"/>
-          <w:szCs w:val="22"/>
-        </w:rPr>
-        <w:t xml:space="preserve"> Wie zentral ist das in der Frage behandelte Fachkonzept für das angestrebte Lernziel des Moduls?</w:t>
-      </w:r>
-    </w:p>
-    <w:p>
-      <w:pPr>
-        <w:pStyle w:val="Compact"/>
-        <w:numPr>
-          <w:ilvl w:val="0"/>
-          <w:numId w:val="1"/>
-        </w:numPr>
-        <w:bidi w:val="0"/>
-        <w:jc w:val="start"/>
-        <w:rPr>
-          <w:sz w:val="22"/>
-          <w:szCs w:val="22"/>
-        </w:rPr>
-      </w:pPr>
-      <w:r>
-        <w:rPr>
-          <w:b/>
-          <w:bCs/>
-          <w:sz w:val="22"/>
-          <w:szCs w:val="22"/>
-        </w:rPr>
-        <w:t>5 - Sehr Hoch:</w:t>
-      </w:r>
-      <w:r>
-        <w:rPr>
-          <w:sz w:val="22"/>
-          <w:szCs w:val="22"/>
-        </w:rPr>
-        <w:t xml:space="preserve"> Behandelt Kernkonzept und zentrales Lernziel (hochrelevant)</w:t>
-      </w:r>
-    </w:p>
-    <w:p>
-      <w:pPr>
-        <w:pStyle w:val="Compact"/>
-        <w:numPr>
-          <w:ilvl w:val="1"/>
-          <w:numId w:val="1"/>
-        </w:numPr>
-        <w:bidi w:val="0"/>
-        <w:jc w:val="start"/>
-        <w:rPr>
-          <w:sz w:val="22"/>
-          <w:szCs w:val="22"/>
-        </w:rPr>
-      </w:pPr>
-      <w:r>
-        <w:rPr>
-          <w:sz w:val="22"/>
-          <w:szCs w:val="22"/>
-        </w:rPr>
-        <w:t>Bsp.: “Erklären Sie das Zusammenspiel von Codierung, Transport und Decodierung bei der Übertragung logischer Werte auf physikalischer Ebene.”</w:t>
-      </w:r>
-    </w:p>
-    <w:p>
-      <w:pPr>
-        <w:pStyle w:val="Compact"/>
-        <w:numPr>
-          <w:ilvl w:val="0"/>
-          <w:numId w:val="1"/>
-        </w:numPr>
-        <w:bidi w:val="0"/>
-        <w:jc w:val="start"/>
-        <w:rPr>
-          <w:sz w:val="22"/>
-          <w:szCs w:val="22"/>
-        </w:rPr>
-      </w:pPr>
-      <w:r>
-        <w:rPr>
-          <w:b/>
-          <w:bCs/>
-          <w:sz w:val="22"/>
-          <w:szCs w:val="22"/>
-        </w:rPr>
-        <w:t>4 - Hoch:</w:t>
-      </w:r>
-      <w:r>
-        <w:rPr>
-          <w:sz w:val="22"/>
-          <w:szCs w:val="22"/>
-        </w:rPr>
-        <w:t xml:space="preserve"> Behandelt wichtiges, relevantes Konzept</w:t>
-      </w:r>
-    </w:p>
-    <w:p>
-      <w:pPr>
-        <w:pStyle w:val="Compact"/>
-        <w:numPr>
-          <w:ilvl w:val="0"/>
-          <w:numId w:val="1"/>
-        </w:numPr>
-        <w:bidi w:val="0"/>
-        <w:jc w:val="start"/>
-        <w:rPr>
-          <w:sz w:val="22"/>
-          <w:szCs w:val="22"/>
-        </w:rPr>
-      </w:pPr>
-      <w:r>
-        <w:rPr>
-          <w:b/>
-          <w:bCs/>
-          <w:sz w:val="22"/>
-          <w:szCs w:val="22"/>
-        </w:rPr>
-        <w:t>3 - Mäßig:</w:t>
-      </w:r>
-      <w:r>
-        <w:rPr>
-          <w:sz w:val="22"/>
-          <w:szCs w:val="22"/>
-        </w:rPr>
-        <w:t xml:space="preserve"> Behandelt Grundlagen oder deskriptive Aspekte</w:t>
-      </w:r>
-    </w:p>
-    <w:p>
-      <w:pPr>
-        <w:pStyle w:val="Compact"/>
-        <w:numPr>
-          <w:ilvl w:val="0"/>
-          <w:numId w:val="1"/>
-        </w:numPr>
-        <w:bidi w:val="0"/>
-        <w:jc w:val="start"/>
-        <w:rPr>
-          <w:sz w:val="22"/>
-          <w:szCs w:val="22"/>
-        </w:rPr>
-      </w:pPr>
-      <w:r>
-        <w:rPr>
-          <w:b/>
-          <w:bCs/>
-          <w:sz w:val="22"/>
-          <w:szCs w:val="22"/>
-        </w:rPr>
-        <w:t>2 - Gering:</w:t>
-      </w:r>
-      <w:r>
-        <w:rPr>
-          <w:sz w:val="22"/>
-          <w:szCs w:val="22"/>
-        </w:rPr>
-        <w:t xml:space="preserve"> Fokussiert auf nebensächliches Detail oder ist ineffizient</w:t>
-      </w:r>
-    </w:p>
-    <w:p>
-      <w:pPr>
-        <w:pStyle w:val="Compact"/>
-        <w:numPr>
-          <w:ilvl w:val="0"/>
-          <w:numId w:val="1"/>
-        </w:numPr>
-        <w:bidi w:val="0"/>
-        <w:jc w:val="start"/>
-        <w:rPr>
-          <w:sz w:val="22"/>
-          <w:szCs w:val="22"/>
-        </w:rPr>
-      </w:pPr>
-      <w:r>
-        <w:rPr>
-          <w:b/>
-          <w:bCs/>
-          <w:sz w:val="22"/>
-          <w:szCs w:val="22"/>
-        </w:rPr>
-        <w:t>1 - Nicht vorhanden:</w:t>
-      </w:r>
-      <w:r>
-        <w:rPr>
-          <w:sz w:val="22"/>
-          <w:szCs w:val="22"/>
-        </w:rPr>
-        <w:t xml:space="preserve"> Behandelt irrelevante Details (nicht Teil des Lernziels)</w:t>
-      </w:r>
-    </w:p>
-    <w:p>
-      <w:pPr>
-        <w:pStyle w:val="Compact"/>
-        <w:numPr>
-          <w:ilvl w:val="1"/>
-          <w:numId w:val="1"/>
-        </w:numPr>
-        <w:bidi w:val="0"/>
-        <w:jc w:val="start"/>
-        <w:rPr>
-          <w:sz w:val="22"/>
-          <w:szCs w:val="22"/>
-        </w:rPr>
-      </w:pPr>
-      <w:bookmarkStart w:id="11" w:name="Xc726736414fc4f5118f498bc21832f0e03ad1b3"/>
-      <w:r>
-        <w:rPr>
-          <w:sz w:val="22"/>
-          <w:szCs w:val="22"/>
-        </w:rPr>
-        <w:t>Bsp.: “Nennen Sie ein Beispiel für ein Kabel, das zur Datenübertragung verwendet werden kann.”</w:t>
-      </w:r>
-      <w:bookmarkEnd w:id="11"/>
-    </w:p>
-    <w:p>
-      <w:pPr>
-        <w:pStyle w:val="Heading2"/>
-        <w:bidi w:val="0"/>
-        <w:jc w:val="start"/>
-        <w:rPr/>
-      </w:pPr>
-      <w:r>
-        <w:rPr/>
-        <w:t>Sprachqualität/Language</w:t>
-      </w:r>
-    </w:p>
-    <w:p>
-      <w:pPr>
-        <w:pStyle w:val="FirstParagraph"/>
-        <w:bidi w:val="0"/>
-        <w:jc w:val="start"/>
-        <w:rPr>
-          <w:sz w:val="22"/>
-          <w:szCs w:val="22"/>
-        </w:rPr>
-      </w:pPr>
-      <w:r>
-        <w:rPr>
-          <w:b/>
-          <w:bCs/>
-          <w:sz w:val="22"/>
-          <w:szCs w:val="22"/>
-        </w:rPr>
-        <w:t>Fragestellung:</w:t>
-      </w:r>
-      <w:r>
-        <w:rPr>
-          <w:sz w:val="22"/>
-          <w:szCs w:val="22"/>
-        </w:rPr>
-        <w:t xml:space="preserve"> Wie angemessen ist die sprachliche Qualität der Frage?</w:t>
-      </w:r>
-    </w:p>
-    <w:p>
-      <w:pPr>
-        <w:pStyle w:val="Compact"/>
-        <w:numPr>
-          <w:ilvl w:val="0"/>
-          <w:numId w:val="1"/>
-        </w:numPr>
-        <w:bidi w:val="0"/>
-        <w:jc w:val="start"/>
-        <w:rPr>
-          <w:sz w:val="22"/>
-          <w:szCs w:val="22"/>
-        </w:rPr>
-      </w:pPr>
-      <w:r>
-        <w:rPr>
-          <w:b/>
-          <w:bCs/>
-          <w:sz w:val="22"/>
-          <w:szCs w:val="22"/>
-        </w:rPr>
-        <w:t>5 - Ausgezeichnet:</w:t>
-      </w:r>
-      <w:r>
-        <w:rPr>
-          <w:sz w:val="22"/>
-          <w:szCs w:val="22"/>
-        </w:rPr>
-        <w:t xml:space="preserve"> Präzise, angemessen, gut verständlich</w:t>
-      </w:r>
-    </w:p>
-    <w:p>
-      <w:pPr>
-        <w:pStyle w:val="Compact"/>
-        <w:numPr>
-          <w:ilvl w:val="1"/>
-          <w:numId w:val="1"/>
-        </w:numPr>
-        <w:bidi w:val="0"/>
-        <w:jc w:val="start"/>
-        <w:rPr>
-          <w:sz w:val="22"/>
-          <w:szCs w:val="22"/>
-        </w:rPr>
-      </w:pPr>
-      <w:r>
-        <w:rPr>
-          <w:sz w:val="22"/>
-          <w:szCs w:val="22"/>
-        </w:rPr>
-        <w:t>Bsp.: “Ermitteln Sie, welche OSI-Schicht für das Setzen von Synchronisationspunkten verantwortlich ist, und erläutern Sie deren Zweck.”</w:t>
-      </w:r>
-    </w:p>
-    <w:p>
-      <w:pPr>
-        <w:pStyle w:val="Compact"/>
-        <w:numPr>
-          <w:ilvl w:val="0"/>
-          <w:numId w:val="1"/>
-        </w:numPr>
-        <w:bidi w:val="0"/>
-        <w:jc w:val="start"/>
-        <w:rPr>
-          <w:sz w:val="22"/>
-          <w:szCs w:val="22"/>
-        </w:rPr>
-      </w:pPr>
-      <w:r>
-        <w:rPr>
-          <w:b/>
-          <w:bCs/>
-          <w:sz w:val="22"/>
-          <w:szCs w:val="22"/>
-        </w:rPr>
-        <w:t>4 - Gut:</w:t>
-      </w:r>
-      <w:r>
-        <w:rPr>
-          <w:sz w:val="22"/>
-          <w:szCs w:val="22"/>
-        </w:rPr>
-        <w:t xml:space="preserve"> Verständlich mit kleinen Schwächen</w:t>
-      </w:r>
-    </w:p>
-    <w:p>
-      <w:pPr>
-        <w:pStyle w:val="Compact"/>
-        <w:numPr>
-          <w:ilvl w:val="0"/>
-          <w:numId w:val="1"/>
-        </w:numPr>
-        <w:bidi w:val="0"/>
-        <w:jc w:val="start"/>
-        <w:rPr>
-          <w:sz w:val="22"/>
-          <w:szCs w:val="22"/>
-        </w:rPr>
-      </w:pPr>
-      <w:r>
-        <w:rPr>
-          <w:b/>
-          <w:bCs/>
-          <w:sz w:val="22"/>
-          <w:szCs w:val="22"/>
-        </w:rPr>
-        <w:t>3 - Befriedigend:</w:t>
-      </w:r>
-      <w:r>
-        <w:rPr>
-          <w:sz w:val="22"/>
-          <w:szCs w:val="22"/>
-        </w:rPr>
-        <w:t xml:space="preserve"> Umständlich oder unpräzise</w:t>
-      </w:r>
-    </w:p>
-    <w:p>
-      <w:pPr>
-        <w:pStyle w:val="Compact"/>
-        <w:numPr>
-          <w:ilvl w:val="0"/>
-          <w:numId w:val="1"/>
-        </w:numPr>
-        <w:bidi w:val="0"/>
-        <w:jc w:val="start"/>
-        <w:rPr>
-          <w:sz w:val="22"/>
-          <w:szCs w:val="22"/>
-        </w:rPr>
-      </w:pPr>
-      <w:r>
-        <w:rPr>
-          <w:b/>
-          <w:bCs/>
-          <w:sz w:val="22"/>
-          <w:szCs w:val="22"/>
-        </w:rPr>
-        <w:t>2 - Mangelhaft:</w:t>
-      </w:r>
-      <w:r>
-        <w:rPr>
-          <w:sz w:val="22"/>
-          <w:szCs w:val="22"/>
-        </w:rPr>
-        <w:t xml:space="preserve"> Schwerfällig, weitschweifig oder unnötig komplex</w:t>
-      </w:r>
-    </w:p>
-    <w:p>
-      <w:pPr>
-        <w:pStyle w:val="Compact"/>
-        <w:numPr>
-          <w:ilvl w:val="0"/>
-          <w:numId w:val="1"/>
-        </w:numPr>
-        <w:bidi w:val="0"/>
-        <w:jc w:val="start"/>
-        <w:rPr>
-          <w:sz w:val="22"/>
-          <w:szCs w:val="22"/>
-        </w:rPr>
-      </w:pPr>
-      <w:r>
-        <w:rPr>
-          <w:b/>
-          <w:bCs/>
-          <w:sz w:val="22"/>
-          <w:szCs w:val="22"/>
-        </w:rPr>
-        <w:t>1 - Ungenügend:</w:t>
-      </w:r>
-      <w:r>
-        <w:rPr>
-          <w:sz w:val="22"/>
-          <w:szCs w:val="22"/>
-        </w:rPr>
-        <w:t xml:space="preserve"> Schwer verständlich oder unangemessen</w:t>
-      </w:r>
-    </w:p>
-    <w:p>
-      <w:pPr>
-        <w:pStyle w:val="Compact"/>
-        <w:numPr>
-          <w:ilvl w:val="1"/>
-          <w:numId w:val="1"/>
-        </w:numPr>
-        <w:bidi w:val="0"/>
-        <w:jc w:val="start"/>
-        <w:rPr>
-          <w:sz w:val="22"/>
-          <w:szCs w:val="22"/>
-        </w:rPr>
-      </w:pPr>
-      <w:bookmarkStart w:id="12" w:name="sprachqualitätlanguage"/>
-      <w:r>
-        <w:rPr>
-          <w:sz w:val="22"/>
-          <w:szCs w:val="22"/>
-        </w:rPr>
-        <w:t>Bsp.: “Im Kontext der vielschichtigen und diversen Betrachtungsweise der Aufgabenbereiche, die dem Physical Layer im Rahmen des OSI-Referenzmodells zugeschrieben werden können, erläutern Sie diese unter Berücksichtigung sämtlicher relevanter Aspekte.”</w:t>
-      </w:r>
-      <w:bookmarkEnd w:id="12"/>
-    </w:p>
-    <w:p>
-      <w:pPr>
-        <w:pStyle w:val="Heading2"/>
-        <w:bidi w:val="0"/>
-        <w:jc w:val="start"/>
-        <w:rPr/>
-      </w:pPr>
-      <w:r>
-        <w:rPr/>
-        <w:t>Bloom’s Level (Stufen 1-6)</w:t>
-      </w:r>
-    </w:p>
-    <w:p>
-      <w:pPr>
-        <w:pStyle w:val="FirstParagraph"/>
-        <w:bidi w:val="0"/>
-        <w:jc w:val="start"/>
-        <w:rPr>
-          <w:sz w:val="22"/>
-          <w:szCs w:val="22"/>
-        </w:rPr>
-      </w:pPr>
-      <w:r>
-        <w:rPr>
-          <w:b/>
-          <w:bCs/>
-          <w:sz w:val="22"/>
-          <w:szCs w:val="22"/>
-        </w:rPr>
-        <w:t>Fragestellung:</w:t>
-      </w:r>
-      <w:r>
-        <w:rPr>
-          <w:sz w:val="22"/>
-          <w:szCs w:val="22"/>
-        </w:rPr>
-        <w:t xml:space="preserve"> Welche kognitive Stufe der Bloom’schen Taxonomie wird durch die Frage angesprochen?</w:t>
-      </w:r>
-    </w:p>
-    <w:p>
-      <w:pPr>
-        <w:pStyle w:val="Compact"/>
-        <w:numPr>
-          <w:ilvl w:val="0"/>
-          <w:numId w:val="11"/>
-        </w:numPr>
-        <w:bidi w:val="0"/>
-        <w:jc w:val="start"/>
-        <w:rPr>
-          <w:sz w:val="22"/>
-          <w:szCs w:val="22"/>
-        </w:rPr>
-      </w:pPr>
-      <w:r>
-        <w:rPr>
-          <w:b/>
-          <w:bCs/>
-          <w:sz w:val="22"/>
-          <w:szCs w:val="22"/>
-        </w:rPr>
-        <w:t>Remembering:</w:t>
-      </w:r>
-      <w:r>
-        <w:rPr>
-          <w:sz w:val="22"/>
-          <w:szCs w:val="22"/>
-        </w:rPr>
-        <w:t xml:space="preserve"> Abruf relevanten Wissens aus dem Langzeitgedächtnis, indem der Schwerpunkt auf dem Erkennen und Erinnern von Fakten liegt.</w:t>
-      </w:r>
-    </w:p>
-    <w:p>
-      <w:pPr>
-        <w:pStyle w:val="Compact"/>
-        <w:numPr>
-          <w:ilvl w:val="1"/>
-          <w:numId w:val="1"/>
-        </w:numPr>
-        <w:bidi w:val="0"/>
-        <w:jc w:val="start"/>
-        <w:rPr>
-          <w:sz w:val="22"/>
-          <w:szCs w:val="22"/>
-        </w:rPr>
-      </w:pPr>
-      <w:r>
-        <w:rPr>
-          <w:sz w:val="22"/>
-          <w:szCs w:val="22"/>
-        </w:rPr>
-        <w:t>Verben: Definieren, beschreiben, aufzählen, identifizieren, auflisten, zuordnen, benennen, skizzieren, zitieren, auswählen</w:t>
-      </w:r>
-    </w:p>
-    <w:p>
-      <w:pPr>
-        <w:pStyle w:val="Compact"/>
-        <w:numPr>
-          <w:ilvl w:val="0"/>
-          <w:numId w:val="6"/>
-        </w:numPr>
-        <w:bidi w:val="0"/>
-        <w:jc w:val="start"/>
-        <w:rPr>
-          <w:sz w:val="22"/>
-          <w:szCs w:val="22"/>
-        </w:rPr>
-      </w:pPr>
-      <w:r>
-        <w:rPr>
-          <w:b/>
-          <w:bCs/>
-          <w:sz w:val="22"/>
-          <w:szCs w:val="22"/>
-        </w:rPr>
-        <w:t>Understanding:</w:t>
-      </w:r>
-      <w:r>
-        <w:rPr>
-          <w:sz w:val="22"/>
-          <w:szCs w:val="22"/>
-        </w:rPr>
-        <w:t xml:space="preserve"> Erkennen der Bedeutung von Anweisungen, z.B. mündlicher, schriftlicher und grafischer Kommunikation.</w:t>
-      </w:r>
-    </w:p>
-    <w:p>
-      <w:pPr>
-        <w:pStyle w:val="Compact"/>
-        <w:numPr>
-          <w:ilvl w:val="1"/>
-          <w:numId w:val="1"/>
-        </w:numPr>
-        <w:bidi w:val="0"/>
-        <w:jc w:val="start"/>
-        <w:rPr>
-          <w:sz w:val="22"/>
-          <w:szCs w:val="22"/>
-        </w:rPr>
-      </w:pPr>
-      <w:r>
-        <w:rPr>
-          <w:sz w:val="22"/>
-          <w:szCs w:val="22"/>
-        </w:rPr>
-        <w:t>Verben: Klarstellen, klassifizieren, vergleichen, gegenüberstellen, detaillieren, erklären, umschreiben, neu schreiben, zusammenfassen, übersetzen</w:t>
-      </w:r>
-    </w:p>
-    <w:p>
-      <w:pPr>
-        <w:pStyle w:val="Compact"/>
-        <w:numPr>
-          <w:ilvl w:val="0"/>
-          <w:numId w:val="6"/>
-        </w:numPr>
-        <w:bidi w:val="0"/>
-        <w:jc w:val="start"/>
-        <w:rPr>
-          <w:sz w:val="22"/>
-          <w:szCs w:val="22"/>
-        </w:rPr>
-      </w:pPr>
-      <w:r>
-        <w:rPr>
-          <w:b/>
-          <w:bCs/>
-          <w:sz w:val="22"/>
-          <w:szCs w:val="22"/>
-        </w:rPr>
-        <w:t>Applying:</w:t>
-      </w:r>
-      <w:r>
-        <w:rPr>
-          <w:sz w:val="22"/>
-          <w:szCs w:val="22"/>
-        </w:rPr>
-        <w:t xml:space="preserve"> Durchführen oder Anwenden eines Verfahrens in einer bestimmten Situation.</w:t>
-      </w:r>
-    </w:p>
-    <w:p>
-      <w:pPr>
-        <w:pStyle w:val="Compact"/>
-        <w:numPr>
-          <w:ilvl w:val="1"/>
-          <w:numId w:val="1"/>
-        </w:numPr>
-        <w:bidi w:val="0"/>
-        <w:jc w:val="start"/>
-        <w:rPr>
-          <w:sz w:val="22"/>
-          <w:szCs w:val="22"/>
-        </w:rPr>
-      </w:pPr>
-      <w:r>
-        <w:rPr>
-          <w:sz w:val="22"/>
-          <w:szCs w:val="22"/>
-        </w:rPr>
-        <w:t>Verben: Anwenden, Berechnen, Vorführen, Ermitteln, Untersuchen, Veranschaulichen, Verändern, Simulieren, Lösen, Nutzen</w:t>
-      </w:r>
-    </w:p>
-    <w:p>
-      <w:pPr>
-        <w:pStyle w:val="Compact"/>
-        <w:numPr>
-          <w:ilvl w:val="0"/>
-          <w:numId w:val="6"/>
-        </w:numPr>
-        <w:bidi w:val="0"/>
-        <w:jc w:val="start"/>
-        <w:rPr>
-          <w:sz w:val="22"/>
-          <w:szCs w:val="22"/>
-        </w:rPr>
-      </w:pPr>
-      <w:r>
-        <w:rPr>
-          <w:b/>
-          <w:bCs/>
-          <w:sz w:val="22"/>
-          <w:szCs w:val="22"/>
-        </w:rPr>
-        <w:t>Analyzing:</w:t>
-      </w:r>
-      <w:r>
-        <w:rPr>
-          <w:sz w:val="22"/>
-          <w:szCs w:val="22"/>
-        </w:rPr>
-        <w:t xml:space="preserve"> Zerlegung von Material in seine Bestandteile und Bestimmung ihrer Beziehungen zueinander oder zu einer Gesamtstruktur oder einem Gesamtzweck.</w:t>
-      </w:r>
-    </w:p>
-    <w:p>
-      <w:pPr>
-        <w:pStyle w:val="Compact"/>
-        <w:numPr>
-          <w:ilvl w:val="1"/>
-          <w:numId w:val="1"/>
-        </w:numPr>
-        <w:bidi w:val="0"/>
-        <w:jc w:val="start"/>
-        <w:rPr>
-          <w:sz w:val="22"/>
-          <w:szCs w:val="22"/>
-        </w:rPr>
-      </w:pPr>
-      <w:r>
-        <w:rPr>
-          <w:sz w:val="22"/>
-          <w:szCs w:val="22"/>
-        </w:rPr>
-        <w:t>Verben: Analysieren, zerlegen, erkennen, differenzieren, unterscheiden, prüfen, untersuchen, optimieren, in Beziehung setzen, trennen</w:t>
-      </w:r>
-    </w:p>
-    <w:p>
-      <w:pPr>
-        <w:pStyle w:val="Compact"/>
-        <w:numPr>
-          <w:ilvl w:val="0"/>
-          <w:numId w:val="6"/>
-        </w:numPr>
-        <w:bidi w:val="0"/>
-        <w:jc w:val="start"/>
-        <w:rPr>
-          <w:sz w:val="22"/>
-          <w:szCs w:val="22"/>
-        </w:rPr>
-      </w:pPr>
-      <w:r>
-        <w:rPr>
-          <w:b/>
-          <w:bCs/>
-          <w:sz w:val="22"/>
-          <w:szCs w:val="22"/>
-        </w:rPr>
-        <w:t>Evaluating:</w:t>
-      </w:r>
-      <w:r>
-        <w:rPr>
-          <w:sz w:val="22"/>
-          <w:szCs w:val="22"/>
-        </w:rPr>
-        <w:t xml:space="preserve"> Urteile auf der Grundlage etablierter Kriterien und Standards fällen.</w:t>
-      </w:r>
-    </w:p>
-    <w:p>
-      <w:pPr>
-        <w:pStyle w:val="Compact"/>
-        <w:numPr>
-          <w:ilvl w:val="1"/>
-          <w:numId w:val="1"/>
-        </w:numPr>
-        <w:bidi w:val="0"/>
-        <w:jc w:val="start"/>
-        <w:rPr>
-          <w:sz w:val="22"/>
-          <w:szCs w:val="22"/>
-        </w:rPr>
-      </w:pPr>
-      <w:r>
-        <w:rPr>
-          <w:sz w:val="22"/>
-          <w:szCs w:val="22"/>
-        </w:rPr>
-        <w:t>Verben: Bewerten, schlussfolgern, kritisieren, verteidigen, bewerten, benoten, interpretieren, beurteilen, begründen, überprüfen</w:t>
-      </w:r>
-    </w:p>
-    <w:p>
-      <w:pPr>
-        <w:pStyle w:val="Compact"/>
-        <w:numPr>
-          <w:ilvl w:val="0"/>
-          <w:numId w:val="6"/>
-        </w:numPr>
-        <w:bidi w:val="0"/>
-        <w:jc w:val="start"/>
-        <w:rPr>
-          <w:sz w:val="22"/>
-          <w:szCs w:val="22"/>
-        </w:rPr>
-      </w:pPr>
-      <w:r>
-        <w:rPr>
-          <w:b/>
-          <w:bCs/>
-          <w:sz w:val="22"/>
-          <w:szCs w:val="22"/>
-        </w:rPr>
-        <w:t>Creating:</w:t>
-      </w:r>
-      <w:r>
-        <w:rPr>
-          <w:sz w:val="22"/>
-          <w:szCs w:val="22"/>
-        </w:rPr>
-        <w:t xml:space="preserve"> Zusammenfügen oder Neuorganisieren von Elementen zu einem zusammenhängenden Ganzen.</w:t>
-      </w:r>
-    </w:p>
-    <w:p>
-      <w:pPr>
-        <w:pStyle w:val="Compact"/>
-        <w:numPr>
-          <w:ilvl w:val="1"/>
-          <w:numId w:val="1"/>
-        </w:numPr>
-        <w:bidi w:val="0"/>
-        <w:jc w:val="start"/>
-        <w:rPr>
-          <w:sz w:val="22"/>
-          <w:szCs w:val="22"/>
-        </w:rPr>
-      </w:pPr>
-      <w:bookmarkStart w:id="13" w:name="X5adecf790d361ef61a0e462edd7ab013df4437a"/>
-      <w:bookmarkStart w:id="14" w:name="blooms-level-stufen-1-6"/>
-      <w:r>
-        <w:rPr>
-          <w:sz w:val="22"/>
-          <w:szCs w:val="22"/>
-        </w:rPr>
-        <w:t>Verben: Zusammenstellen, codieren, kompilieren, konstruieren, erstellen, entwerfen, entwickeln, erweitern, verbessern, reorganisieren</w:t>
-      </w:r>
-      <w:bookmarkEnd w:id="13"/>
-      <w:bookmarkEnd w:id="14"/>
-    </w:p>
-    <w:p>
-      <w:pPr>
-        <w:pStyle w:val="Compact"/>
-        <w:bidi w:val="0"/>
-        <w:jc w:val="start"/>
-        <w:rPr/>
-      </w:pPr>
-      <w:r>
-        <w:rPr/>
-      </w:r>
-    </w:p>
-    <w:p>
-      <w:pPr>
-        <w:pStyle w:val="Compact"/>
-        <w:bidi w:val="0"/>
-        <w:jc w:val="start"/>
-        <w:rPr/>
-      </w:pPr>
-      <w:r>
-        <w:rPr/>
-      </w:r>
-    </w:p>
-    <w:p>
-      <w:pPr>
-        <w:pStyle w:val="Compact"/>
-        <w:bidi w:val="0"/>
-        <w:jc w:val="start"/>
-        <w:rPr/>
-      </w:pPr>
-      <w:r>
-        <w:rPr/>
-      </w:r>
-    </w:p>
-    <w:p>
-      <w:pPr>
-        <w:pStyle w:val="Compact"/>
-        <w:bidi w:val="0"/>
-        <w:jc w:val="start"/>
-        <w:rPr/>
-      </w:pPr>
-      <w:r>
-        <w:rPr/>
-      </w:r>
-    </w:p>
-    <w:p>
-      <w:pPr>
-        <w:pStyle w:val="Compact"/>
-        <w:bidi w:val="0"/>
-        <w:jc w:val="start"/>
-        <w:rPr/>
-      </w:pPr>
-      <w:r>
-        <w:rPr/>
-      </w:r>
-    </w:p>
-    <w:p>
-      <w:pPr>
-        <w:pStyle w:val="Compact"/>
-        <w:bidi w:val="0"/>
-        <w:jc w:val="start"/>
-        <w:rPr/>
-      </w:pPr>
-      <w:r>
-        <w:rPr/>
-      </w:r>
-    </w:p>
-    <w:p>
-      <w:pPr>
-        <w:pStyle w:val="Compact"/>
-        <w:bidi w:val="0"/>
-        <w:jc w:val="start"/>
-        <w:rPr/>
-      </w:pPr>
-      <w:r>
-        <w:rPr/>
-      </w:r>
-    </w:p>
-    <w:p>
-      <w:pPr>
-        <w:pStyle w:val="Compact"/>
-        <w:bidi w:val="0"/>
-        <w:jc w:val="start"/>
-        <w:rPr/>
-      </w:pPr>
-      <w:r>
-        <w:rPr/>
-      </w:r>
-    </w:p>
-    <w:p>
-      <w:pPr>
-        <w:pStyle w:val="Compact"/>
-        <w:bidi w:val="0"/>
-        <w:jc w:val="start"/>
-        <w:rPr/>
-      </w:pPr>
-      <w:r>
-        <w:rPr/>
-      </w:r>
-    </w:p>
-    <w:p>
-      <w:pPr>
-        <w:pStyle w:val="Compact"/>
-        <w:bidi w:val="0"/>
-        <w:jc w:val="start"/>
-        <w:rPr/>
-      </w:pPr>
-      <w:r>
-        <w:rPr/>
-      </w:r>
-    </w:p>
-    <w:p>
-      <w:pPr>
-        <w:pStyle w:val="Compact"/>
-        <w:bidi w:val="0"/>
-        <w:jc w:val="start"/>
-        <w:rPr/>
-      </w:pPr>
-      <w:r>
-        <w:rPr/>
-      </w:r>
-    </w:p>
-    <w:p>
-      <w:pPr>
-        <w:pStyle w:val="Compact"/>
-        <w:bidi w:val="0"/>
-        <w:jc w:val="start"/>
-        <w:rPr/>
-      </w:pPr>
-      <w:r>
-        <w:rPr/>
-      </w:r>
-    </w:p>
-    <w:p>
-      <w:pPr>
-        <w:pStyle w:val="Compact"/>
-        <w:bidi w:val="0"/>
-        <w:jc w:val="start"/>
-        <w:rPr/>
-      </w:pPr>
-      <w:r>
-        <w:rPr/>
-      </w:r>
-    </w:p>
-    <w:p>
-      <w:pPr>
-        <w:pStyle w:val="Compact"/>
-        <w:bidi w:val="0"/>
-        <w:jc w:val="start"/>
-        <w:rPr/>
-      </w:pPr>
-      <w:r>
-        <w:rPr/>
-      </w:r>
-    </w:p>
-    <w:p>
-      <w:pPr>
-        <w:pStyle w:val="Compact"/>
-        <w:bidi w:val="0"/>
-        <w:jc w:val="start"/>
-        <w:rPr/>
-      </w:pPr>
-      <w:r>
-        <w:rPr/>
-      </w:r>
-    </w:p>
-    <w:p>
-      <w:pPr>
-        <w:pStyle w:val="Compact"/>
-        <w:bidi w:val="0"/>
-        <w:jc w:val="start"/>
-        <w:rPr/>
-      </w:pPr>
-      <w:r>
-        <w:rPr/>
-      </w:r>
-    </w:p>
-    <w:p>
-      <w:pPr>
-        <w:pStyle w:val="Compact"/>
-        <w:bidi w:val="0"/>
-        <w:jc w:val="start"/>
-        <w:rPr/>
-      </w:pPr>
-      <w:r>
-        <w:rPr/>
-      </w:r>
-    </w:p>
-    <w:p>
-      <w:pPr>
-        <w:pStyle w:val="Compact"/>
-        <w:bidi w:val="0"/>
-        <w:jc w:val="start"/>
-        <w:rPr/>
-      </w:pPr>
-      <w:r>
-        <w:rPr/>
-      </w:r>
-    </w:p>
-    <w:p>
-      <w:pPr>
-        <w:pStyle w:val="Heading2"/>
-        <w:bidi w:val="0"/>
-        <w:jc w:val="start"/>
-        <w:rPr/>
-      </w:pPr>
-      <w:r>
-        <w:rPr/>
-        <w:t>Multiple-Choice Question</w:t>
-      </w:r>
-    </w:p>
-    <w:p>
-      <w:pPr>
-        <w:pStyle w:val="Heading3"/>
-        <w:bidi w:val="0"/>
-        <w:jc w:val="start"/>
-        <w:rPr/>
-      </w:pPr>
-      <w:r>
-        <w:rPr/>
-        <w:t>Lernziel</w:t>
-      </w:r>
-    </w:p>
-    <w:p>
-      <w:pPr>
-        <w:pStyle w:val="FirstParagraph"/>
-        <w:bidi w:val="0"/>
-        <w:jc w:val="start"/>
-        <w:rPr>
-          <w:sz w:val="22"/>
-          <w:szCs w:val="22"/>
-        </w:rPr>
-      </w:pPr>
-      <w:bookmarkStart w:id="15" w:name="lernziel"/>
-      <w:r>
-        <w:rPr>
-          <w:sz w:val="22"/>
-          <w:szCs w:val="22"/>
-        </w:rPr>
-        <w:t>Die Studierenden können die Beziehungen zwischen den Schichten des ISO-OSI-Modells erklären und die Kernaufgaben jeder Schicht in eigenen Worten beschreiben</w:t>
-      </w:r>
-      <w:bookmarkEnd w:id="15"/>
-    </w:p>
-    <w:p>
-      <w:pPr>
-        <w:pStyle w:val="Heading3"/>
-        <w:bidi w:val="0"/>
-        <w:jc w:val="start"/>
-        <w:rPr/>
-      </w:pPr>
-      <w:r>
-        <w:rPr/>
-        <w:t>Formulierte Frage</w:t>
-      </w:r>
-    </w:p>
-    <w:p>
-      <w:pPr>
-        <w:pStyle w:val="FirstParagraph"/>
-        <w:bidi w:val="0"/>
-        <w:jc w:val="start"/>
-        <w:rPr>
-          <w:sz w:val="22"/>
-          <w:szCs w:val="22"/>
-        </w:rPr>
-      </w:pPr>
-      <w:r>
-        <w:rPr>
-          <w:sz w:val="22"/>
-          <w:szCs w:val="22"/>
-        </w:rPr>
-        <w:t>Frage: Frage: Welche zwei Schichten des ISO-OSI-Modells sind für Adressierung zuständig, wenn einmal netzwerk-übergreifende Adressen und einmal Teilnehmer-Adressen gemeint sind? (Wählen Sie genau zwei.)</w:t>
-      </w:r>
-    </w:p>
-    <w:p>
-      <w:pPr>
-        <w:pStyle w:val="BodyText"/>
-        <w:bidi w:val="0"/>
-        <w:jc w:val="start"/>
-        <w:rPr>
-          <w:sz w:val="22"/>
-          <w:szCs w:val="22"/>
-        </w:rPr>
-      </w:pPr>
-      <w:r>
-        <w:rPr>
-          <w:sz w:val="22"/>
-          <w:szCs w:val="22"/>
-        </w:rPr>
-        <w:t>Antwortmöglichkeiten:</w:t>
-      </w:r>
-    </w:p>
-    <w:p>
-      <w:pPr>
-        <w:pStyle w:val="Compact"/>
-        <w:numPr>
-          <w:ilvl w:val="0"/>
-          <w:numId w:val="12"/>
-        </w:numPr>
-        <w:bidi w:val="0"/>
-        <w:jc w:val="start"/>
-        <w:rPr>
-          <w:sz w:val="22"/>
-          <w:szCs w:val="22"/>
-        </w:rPr>
-      </w:pPr>
-      <w:r>
-        <w:rPr>
-          <w:sz w:val="22"/>
-          <w:szCs w:val="22"/>
-        </w:rPr>
-        <w:t>Data Link Layer (Schicht 2) – Adressierung: Teilnehmer-Adressen über MAC-/Hardwareadressen (Falsch)</w:t>
-      </w:r>
-    </w:p>
-    <w:p>
-      <w:pPr>
-        <w:pStyle w:val="Compact"/>
-        <w:numPr>
-          <w:ilvl w:val="0"/>
-          <w:numId w:val="1"/>
-        </w:numPr>
-        <w:bidi w:val="0"/>
-        <w:jc w:val="start"/>
-        <w:rPr>
-          <w:sz w:val="22"/>
-          <w:szCs w:val="22"/>
-        </w:rPr>
-      </w:pPr>
-      <w:r>
-        <w:rPr>
-          <w:sz w:val="22"/>
-          <w:szCs w:val="22"/>
-        </w:rPr>
-        <w:t>Network Layer (Schicht 3) – Adressierung: netzwerk-übergreifende Adressen (Richtig)</w:t>
-      </w:r>
-    </w:p>
-    <w:p>
-      <w:pPr>
-        <w:pStyle w:val="Compact"/>
-        <w:numPr>
-          <w:ilvl w:val="0"/>
-          <w:numId w:val="1"/>
-        </w:numPr>
-        <w:bidi w:val="0"/>
-        <w:jc w:val="start"/>
-        <w:rPr>
-          <w:sz w:val="22"/>
-          <w:szCs w:val="22"/>
-        </w:rPr>
-      </w:pPr>
-      <w:r>
-        <w:rPr>
-          <w:sz w:val="22"/>
-          <w:szCs w:val="22"/>
-        </w:rPr>
-        <w:t>Session Layer (Schicht 5) – Adressierung: netzwerk-übergreifende Adressen über Sitzungs-IDs (Falsch)</w:t>
-      </w:r>
-    </w:p>
-    <w:p>
-      <w:pPr>
-        <w:pStyle w:val="Compact"/>
-        <w:numPr>
-          <w:ilvl w:val="0"/>
-          <w:numId w:val="1"/>
-        </w:numPr>
-        <w:bidi w:val="0"/>
-        <w:jc w:val="start"/>
-        <w:rPr>
-          <w:sz w:val="22"/>
-          <w:szCs w:val="22"/>
-        </w:rPr>
-      </w:pPr>
-      <w:bookmarkStart w:id="16" w:name="formulierte-frage"/>
+      <w:bookmarkStart w:id="20" w:name="formulierte-frage"/>
       <w:r>
         <w:rPr>
           <w:sz w:val="22"/>
@@ -3184,7 +3164,7 @@
         </w:rPr>
         <w:t>Transport Layer (Schicht 4) – Adressierung: Teilnehmer-Adressen (Richtig)</w:t>
       </w:r>
-      <w:bookmarkEnd w:id="16"/>
+      <w:bookmarkEnd w:id="20"/>
     </w:p>
     <w:p>
       <w:pPr>
@@ -4797,8 +4777,8 @@
           <w:szCs w:val="22"/>
         </w:rPr>
       </w:pPr>
-      <w:bookmarkStart w:id="17" w:name="multiple-choice-question"/>
-      <w:bookmarkStart w:id="18" w:name="quelltext"/>
+      <w:bookmarkStart w:id="21" w:name="quelltext"/>
+      <w:bookmarkStart w:id="22" w:name="multiple-choice-question"/>
       <w:r>
         <w:rPr>
           <w:i/>
@@ -4808,8 +4788,197 @@
         </w:rPr>
         <w:t>Stark abhängig von der jeweiligen Anwendung! Daher wenig Systematisierung möglich.</w:t>
       </w:r>
-      <w:bookmarkEnd w:id="17"/>
-      <w:bookmarkEnd w:id="18"/>
+      <w:bookmarkEnd w:id="21"/>
+      <w:bookmarkEnd w:id="22"/>
+    </w:p>
+    <w:p>
+      <w:pPr>
+        <w:pStyle w:val="BodyText"/>
+        <w:bidi w:val="0"/>
+        <w:jc w:val="start"/>
+        <w:rPr>
+          <w:i/>
+          <w:iCs/>
+          <w:sz w:val="22"/>
+          <w:szCs w:val="22"/>
+        </w:rPr>
+      </w:pPr>
+      <w:r>
+        <w:rPr>
+          <w:i/>
+          <w:iCs/>
+          <w:sz w:val="22"/>
+          <w:szCs w:val="22"/>
+        </w:rPr>
+      </w:r>
+    </w:p>
+    <w:p>
+      <w:pPr>
+        <w:pStyle w:val="BodyText"/>
+        <w:bidi w:val="0"/>
+        <w:jc w:val="start"/>
+        <w:rPr>
+          <w:i/>
+          <w:iCs/>
+          <w:sz w:val="22"/>
+          <w:szCs w:val="22"/>
+        </w:rPr>
+      </w:pPr>
+      <w:r>
+        <w:rPr>
+          <w:i/>
+          <w:iCs/>
+          <w:sz w:val="22"/>
+          <w:szCs w:val="22"/>
+        </w:rPr>
+      </w:r>
+    </w:p>
+    <w:p>
+      <w:pPr>
+        <w:pStyle w:val="BodyText"/>
+        <w:bidi w:val="0"/>
+        <w:jc w:val="start"/>
+        <w:rPr>
+          <w:i/>
+          <w:iCs/>
+          <w:sz w:val="22"/>
+          <w:szCs w:val="22"/>
+        </w:rPr>
+      </w:pPr>
+      <w:r>
+        <w:rPr>
+          <w:i/>
+          <w:iCs/>
+          <w:sz w:val="22"/>
+          <w:szCs w:val="22"/>
+        </w:rPr>
+      </w:r>
+    </w:p>
+    <w:p>
+      <w:pPr>
+        <w:pStyle w:val="BodyText"/>
+        <w:bidi w:val="0"/>
+        <w:jc w:val="start"/>
+        <w:rPr>
+          <w:i/>
+          <w:iCs/>
+          <w:sz w:val="22"/>
+          <w:szCs w:val="22"/>
+        </w:rPr>
+      </w:pPr>
+      <w:r>
+        <w:rPr>
+          <w:i/>
+          <w:iCs/>
+          <w:sz w:val="22"/>
+          <w:szCs w:val="22"/>
+        </w:rPr>
+      </w:r>
+    </w:p>
+    <w:p>
+      <w:pPr>
+        <w:pStyle w:val="BodyText"/>
+        <w:bidi w:val="0"/>
+        <w:jc w:val="start"/>
+        <w:rPr>
+          <w:i/>
+          <w:iCs/>
+          <w:sz w:val="22"/>
+          <w:szCs w:val="22"/>
+        </w:rPr>
+      </w:pPr>
+      <w:r>
+        <w:rPr>
+          <w:i/>
+          <w:iCs/>
+          <w:sz w:val="22"/>
+          <w:szCs w:val="22"/>
+        </w:rPr>
+      </w:r>
+    </w:p>
+    <w:p>
+      <w:pPr>
+        <w:pStyle w:val="BodyText"/>
+        <w:bidi w:val="0"/>
+        <w:jc w:val="start"/>
+        <w:rPr>
+          <w:i/>
+          <w:iCs/>
+          <w:sz w:val="22"/>
+          <w:szCs w:val="22"/>
+        </w:rPr>
+      </w:pPr>
+      <w:r>
+        <w:rPr>
+          <w:i/>
+          <w:iCs/>
+          <w:sz w:val="22"/>
+          <w:szCs w:val="22"/>
+        </w:rPr>
+      </w:r>
+    </w:p>
+    <w:p>
+      <w:pPr>
+        <w:pStyle w:val="BodyText"/>
+        <w:bidi w:val="0"/>
+        <w:jc w:val="start"/>
+        <w:rPr>
+          <w:i/>
+          <w:iCs/>
+          <w:sz w:val="22"/>
+          <w:szCs w:val="22"/>
+        </w:rPr>
+      </w:pPr>
+      <w:r>
+        <w:rPr>
+          <w:i/>
+          <w:iCs/>
+          <w:sz w:val="22"/>
+          <w:szCs w:val="22"/>
+        </w:rPr>
+      </w:r>
+    </w:p>
+    <w:p>
+      <w:pPr>
+        <w:pStyle w:val="BodyText"/>
+        <w:bidi w:val="0"/>
+        <w:jc w:val="start"/>
+        <w:rPr>
+          <w:i/>
+          <w:iCs/>
+          <w:sz w:val="22"/>
+          <w:szCs w:val="22"/>
+        </w:rPr>
+      </w:pPr>
+      <w:r>
+        <w:rPr>
+          <w:i/>
+          <w:iCs/>
+          <w:sz w:val="22"/>
+          <w:szCs w:val="22"/>
+        </w:rPr>
+      </w:r>
+    </w:p>
+    <w:p>
+      <w:pPr>
+        <w:pStyle w:val="BodyText"/>
+        <w:bidi w:val="0"/>
+        <w:jc w:val="start"/>
+        <w:rPr>
+          <w:i/>
+          <w:iCs/>
+          <w:sz w:val="22"/>
+          <w:szCs w:val="22"/>
+        </w:rPr>
+      </w:pPr>
+      <w:r>
+        <w:rPr>
+          <w:i/>
+          <w:iCs/>
+          <w:sz w:val="22"/>
+          <w:szCs w:val="22"/>
+        </w:rPr>
+      </w:r>
     </w:p>
     <w:tbl>
       <w:tblPr>
@@ -4846,17 +5015,21 @@
               <w:jc w:val="start"/>
               <w:rPr>
                 <w:rFonts w:ascii="Calibri" w:hAnsi="Calibri" w:eastAsia="" w:cs=""/>
-                <w:sz w:val="24"/>
-                <w:szCs w:val="24"/>
+                <w:b/>
+                <w:bCs/>
+                <w:sz w:val="21"/>
+                <w:szCs w:val="21"/>
               </w:rPr>
             </w:pPr>
             <w:r>
               <w:rPr>
                 <w:rFonts w:eastAsia="" w:cs="" w:ascii="Calibri" w:hAnsi="Calibri"/>
-                <w:sz w:val="21"/>
-                <w:szCs w:val="21"/>
-              </w:rPr>
-              <w:t>Relevance</w:t>
+                <w:b/>
+                <w:bCs/>
+                <w:sz w:val="21"/>
+                <w:szCs w:val="21"/>
+              </w:rPr>
+              <w:t>Question-based:</w:t>
             </w:r>
           </w:p>
         </w:tc>
@@ -4877,16 +5050,17 @@
               <w:jc w:val="start"/>
               <w:rPr>
                 <w:rFonts w:ascii="Calibri" w:hAnsi="Calibri" w:eastAsia="" w:cs=""/>
-                <w:sz w:val="24"/>
-                <w:szCs w:val="24"/>
+                <w:sz w:val="21"/>
+                <w:szCs w:val="21"/>
               </w:rPr>
             </w:pPr>
             <w:r>
               <w:rPr>
                 <w:rFonts w:eastAsia="" w:cs="" w:ascii="Calibri" w:hAnsi="Calibri"/>
-                <w:sz w:val="24"/>
-                <w:szCs w:val="24"/>
-              </w:rPr>
+                <w:sz w:val="21"/>
+                <w:szCs w:val="21"/>
+              </w:rPr>
+              <w:t>----------------------------------------------------------------------------------------</w:t>
             </w:r>
           </w:p>
         </w:tc>
@@ -4907,9 +5081,8 @@
               <w:bidi w:val="0"/>
               <w:jc w:val="start"/>
               <w:rPr>
-                <w:rFonts w:ascii="Calibri" w:hAnsi="Calibri" w:eastAsia="" w:cs=""/>
-                <w:sz w:val="24"/>
-                <w:szCs w:val="24"/>
+                <w:sz w:val="21"/>
+                <w:szCs w:val="21"/>
               </w:rPr>
             </w:pPr>
             <w:r>
@@ -4938,15 +5111,15 @@
               <w:jc w:val="start"/>
               <w:rPr>
                 <w:rFonts w:ascii="Calibri" w:hAnsi="Calibri" w:eastAsia="" w:cs=""/>
-                <w:sz w:val="24"/>
-                <w:szCs w:val="24"/>
+                <w:sz w:val="21"/>
+                <w:szCs w:val="21"/>
               </w:rPr>
             </w:pPr>
             <w:r>
               <w:rPr>
                 <w:rFonts w:eastAsia="" w:cs="" w:ascii="Calibri" w:hAnsi="Calibri"/>
-                <w:sz w:val="24"/>
-                <w:szCs w:val="24"/>
+                <w:sz w:val="21"/>
+                <w:szCs w:val="21"/>
               </w:rPr>
             </w:r>
           </w:p>
@@ -4968,9 +5141,8 @@
               <w:bidi w:val="0"/>
               <w:jc w:val="start"/>
               <w:rPr>
-                <w:rFonts w:ascii="Calibri" w:hAnsi="Calibri" w:eastAsia="" w:cs=""/>
-                <w:sz w:val="24"/>
-                <w:szCs w:val="24"/>
+                <w:sz w:val="21"/>
+                <w:szCs w:val="21"/>
               </w:rPr>
             </w:pPr>
             <w:r>
@@ -4979,7 +5151,7 @@
                 <w:sz w:val="21"/>
                 <w:szCs w:val="21"/>
               </w:rPr>
-              <w:t>Answerability</w:t>
+              <w:t>Challenging</w:t>
             </w:r>
           </w:p>
         </w:tc>
@@ -4999,15 +5171,15 @@
               <w:jc w:val="start"/>
               <w:rPr>
                 <w:rFonts w:ascii="Calibri" w:hAnsi="Calibri" w:eastAsia="" w:cs=""/>
-                <w:sz w:val="24"/>
-                <w:szCs w:val="24"/>
+                <w:sz w:val="21"/>
+                <w:szCs w:val="21"/>
               </w:rPr>
             </w:pPr>
             <w:r>
               <w:rPr>
                 <w:rFonts w:eastAsia="" w:cs="" w:ascii="Calibri" w:hAnsi="Calibri"/>
-                <w:sz w:val="24"/>
-                <w:szCs w:val="24"/>
+                <w:sz w:val="21"/>
+                <w:szCs w:val="21"/>
               </w:rPr>
             </w:r>
           </w:p>
@@ -5029,9 +5201,8 @@
               <w:bidi w:val="0"/>
               <w:jc w:val="start"/>
               <w:rPr>
-                <w:rFonts w:ascii="Calibri" w:hAnsi="Calibri" w:eastAsia="" w:cs=""/>
-                <w:sz w:val="24"/>
-                <w:szCs w:val="24"/>
+                <w:sz w:val="21"/>
+                <w:szCs w:val="21"/>
               </w:rPr>
             </w:pPr>
             <w:r>
@@ -5040,7 +5211,7 @@
                 <w:sz w:val="21"/>
                 <w:szCs w:val="21"/>
               </w:rPr>
-              <w:t>Challenging</w:t>
+              <w:t>Value</w:t>
             </w:r>
           </w:p>
         </w:tc>
@@ -5060,15 +5231,15 @@
               <w:jc w:val="start"/>
               <w:rPr>
                 <w:rFonts w:ascii="Calibri" w:hAnsi="Calibri" w:eastAsia="" w:cs=""/>
-                <w:sz w:val="24"/>
-                <w:szCs w:val="24"/>
+                <w:sz w:val="21"/>
+                <w:szCs w:val="21"/>
               </w:rPr>
             </w:pPr>
             <w:r>
               <w:rPr>
                 <w:rFonts w:eastAsia="" w:cs="" w:ascii="Calibri" w:hAnsi="Calibri"/>
-                <w:sz w:val="24"/>
-                <w:szCs w:val="24"/>
+                <w:sz w:val="21"/>
+                <w:szCs w:val="21"/>
               </w:rPr>
             </w:r>
           </w:p>
@@ -5090,9 +5261,8 @@
               <w:bidi w:val="0"/>
               <w:jc w:val="start"/>
               <w:rPr>
-                <w:rFonts w:ascii="Calibri" w:hAnsi="Calibri" w:eastAsia="" w:cs=""/>
-                <w:sz w:val="24"/>
-                <w:szCs w:val="24"/>
+                <w:sz w:val="21"/>
+                <w:szCs w:val="21"/>
               </w:rPr>
             </w:pPr>
             <w:r>
@@ -5101,7 +5271,7 @@
                 <w:sz w:val="21"/>
                 <w:szCs w:val="21"/>
               </w:rPr>
-              <w:t>Value</w:t>
+              <w:t>Language</w:t>
             </w:r>
           </w:p>
         </w:tc>
@@ -5121,15 +5291,15 @@
               <w:jc w:val="start"/>
               <w:rPr>
                 <w:rFonts w:ascii="Calibri" w:hAnsi="Calibri" w:eastAsia="" w:cs=""/>
-                <w:sz w:val="24"/>
-                <w:szCs w:val="24"/>
+                <w:sz w:val="21"/>
+                <w:szCs w:val="21"/>
               </w:rPr>
             </w:pPr>
             <w:r>
               <w:rPr>
                 <w:rFonts w:eastAsia="" w:cs="" w:ascii="Calibri" w:hAnsi="Calibri"/>
-                <w:sz w:val="24"/>
-                <w:szCs w:val="24"/>
+                <w:sz w:val="21"/>
+                <w:szCs w:val="21"/>
               </w:rPr>
             </w:r>
           </w:p>
@@ -5151,18 +5321,16 @@
               <w:bidi w:val="0"/>
               <w:jc w:val="start"/>
               <w:rPr>
-                <w:rFonts w:ascii="Calibri" w:hAnsi="Calibri" w:eastAsia="" w:cs=""/>
-                <w:sz w:val="24"/>
-                <w:szCs w:val="24"/>
+                <w:sz w:val="21"/>
+                <w:szCs w:val="21"/>
               </w:rPr>
             </w:pPr>
             <w:r>
               <w:rPr>
-                <w:rFonts w:eastAsia="" w:cs="" w:ascii="Calibri" w:hAnsi="Calibri"/>
-                <w:sz w:val="21"/>
-                <w:szCs w:val="21"/>
-              </w:rPr>
-              <w:t>Language</w:t>
+                <w:sz w:val="21"/>
+                <w:szCs w:val="21"/>
+              </w:rPr>
+              <w:t>Bloom-Level</w:t>
             </w:r>
           </w:p>
         </w:tc>
@@ -5182,15 +5350,15 @@
               <w:jc w:val="start"/>
               <w:rPr>
                 <w:rFonts w:ascii="Calibri" w:hAnsi="Calibri" w:eastAsia="" w:cs=""/>
-                <w:sz w:val="24"/>
-                <w:szCs w:val="24"/>
+                <w:sz w:val="21"/>
+                <w:szCs w:val="21"/>
               </w:rPr>
             </w:pPr>
             <w:r>
               <w:rPr>
                 <w:rFonts w:eastAsia="" w:cs="" w:ascii="Calibri" w:hAnsi="Calibri"/>
-                <w:sz w:val="24"/>
-                <w:szCs w:val="24"/>
+                <w:sz w:val="21"/>
+                <w:szCs w:val="21"/>
               </w:rPr>
             </w:r>
           </w:p>
@@ -5212,18 +5380,16 @@
               <w:bidi w:val="0"/>
               <w:jc w:val="start"/>
               <w:rPr>
-                <w:rFonts w:ascii="Calibri" w:hAnsi="Calibri" w:eastAsia="" w:cs=""/>
-                <w:sz w:val="24"/>
-                <w:szCs w:val="24"/>
+                <w:sz w:val="21"/>
+                <w:szCs w:val="21"/>
               </w:rPr>
             </w:pPr>
             <w:r>
               <w:rPr>
-                <w:rFonts w:eastAsia="" w:cs="" w:ascii="Calibri" w:hAnsi="Calibri"/>
-                <w:sz w:val="21"/>
-                <w:szCs w:val="21"/>
-              </w:rPr>
-              <w:t>Correctness</w:t>
+                <w:sz w:val="21"/>
+                <w:szCs w:val="21"/>
+              </w:rPr>
+              <w:t>Comments</w:t>
             </w:r>
           </w:p>
         </w:tc>
@@ -5243,15 +5409,15 @@
               <w:jc w:val="start"/>
               <w:rPr>
                 <w:rFonts w:ascii="Calibri" w:hAnsi="Calibri" w:eastAsia="" w:cs=""/>
-                <w:sz w:val="24"/>
-                <w:szCs w:val="24"/>
+                <w:sz w:val="21"/>
+                <w:szCs w:val="21"/>
               </w:rPr>
             </w:pPr>
             <w:r>
               <w:rPr>
                 <w:rFonts w:eastAsia="" w:cs="" w:ascii="Calibri" w:hAnsi="Calibri"/>
-                <w:sz w:val="24"/>
-                <w:szCs w:val="24"/>
+                <w:sz w:val="21"/>
+                <w:szCs w:val="21"/>
               </w:rPr>
             </w:r>
           </w:p>
@@ -5273,9 +5439,8 @@
               <w:bidi w:val="0"/>
               <w:jc w:val="start"/>
               <w:rPr>
-                <w:rFonts w:ascii="Calibri" w:hAnsi="Calibri" w:eastAsia="" w:cs=""/>
-                <w:sz w:val="24"/>
-                <w:szCs w:val="24"/>
+                <w:sz w:val="21"/>
+                <w:szCs w:val="21"/>
               </w:rPr>
             </w:pPr>
             <w:r>
@@ -5284,7 +5449,7 @@
                 <w:sz w:val="21"/>
                 <w:szCs w:val="21"/>
               </w:rPr>
-              <w:t>Answer Problems</w:t>
+              <w:t>----------------------------------------</w:t>
             </w:r>
           </w:p>
         </w:tc>
@@ -5304,16 +5469,17 @@
               <w:jc w:val="start"/>
               <w:rPr>
                 <w:rFonts w:ascii="Calibri" w:hAnsi="Calibri" w:eastAsia="" w:cs=""/>
-                <w:sz w:val="24"/>
-                <w:szCs w:val="24"/>
+                <w:sz w:val="21"/>
+                <w:szCs w:val="21"/>
               </w:rPr>
             </w:pPr>
             <w:r>
               <w:rPr>
                 <w:rFonts w:eastAsia="" w:cs="" w:ascii="Calibri" w:hAnsi="Calibri"/>
-                <w:sz w:val="24"/>
-                <w:szCs w:val="24"/>
-              </w:rPr>
+                <w:sz w:val="21"/>
+                <w:szCs w:val="21"/>
+              </w:rPr>
+              <w:t>----------------------------------------------------------------------------------------</w:t>
             </w:r>
           </w:p>
         </w:tc>
@@ -5335,8 +5501,313 @@
               <w:jc w:val="start"/>
               <w:rPr>
                 <w:rFonts w:ascii="Calibri" w:hAnsi="Calibri" w:eastAsia="" w:cs=""/>
-                <w:sz w:val="24"/>
-                <w:szCs w:val="24"/>
+                <w:b/>
+                <w:bCs/>
+                <w:sz w:val="21"/>
+                <w:szCs w:val="21"/>
+              </w:rPr>
+            </w:pPr>
+            <w:r>
+              <w:rPr>
+                <w:rFonts w:eastAsia="" w:cs="" w:ascii="Calibri" w:hAnsi="Calibri"/>
+                <w:b/>
+                <w:bCs/>
+                <w:sz w:val="21"/>
+                <w:szCs w:val="21"/>
+              </w:rPr>
+              <w:t>Answer-based:</w:t>
+            </w:r>
+          </w:p>
+        </w:tc>
+        <w:tc>
+          <w:tcPr>
+            <w:tcW w:w="5868" w:type="dxa"/>
+            <w:tcBorders>
+              <w:start w:val="single" w:sz="4" w:space="0" w:color="000000"/>
+              <w:bottom w:val="single" w:sz="4" w:space="0" w:color="000000"/>
+              <w:end w:val="single" w:sz="4" w:space="0" w:color="000000"/>
+            </w:tcBorders>
+          </w:tcPr>
+          <w:p>
+            <w:pPr>
+              <w:pStyle w:val="TableContents"/>
+              <w:bidi w:val="0"/>
+              <w:jc w:val="start"/>
+              <w:rPr>
+                <w:rFonts w:ascii="Calibri" w:hAnsi="Calibri" w:eastAsia="" w:cs=""/>
+                <w:sz w:val="21"/>
+                <w:szCs w:val="21"/>
+              </w:rPr>
+            </w:pPr>
+            <w:r>
+              <w:rPr>
+                <w:rFonts w:eastAsia="" w:cs="" w:ascii="Calibri" w:hAnsi="Calibri"/>
+                <w:sz w:val="21"/>
+                <w:szCs w:val="21"/>
+              </w:rPr>
+              <w:t>----------------------------------------------------------------------------------------</w:t>
+            </w:r>
+          </w:p>
+        </w:tc>
+      </w:tr>
+      <w:tr>
+        <w:trPr/>
+        <w:tc>
+          <w:tcPr>
+            <w:tcW w:w="2742" w:type="dxa"/>
+            <w:tcBorders>
+              <w:start w:val="single" w:sz="4" w:space="0" w:color="000000"/>
+              <w:bottom w:val="single" w:sz="4" w:space="0" w:color="000000"/>
+            </w:tcBorders>
+          </w:tcPr>
+          <w:p>
+            <w:pPr>
+              <w:pStyle w:val="TableContents"/>
+              <w:bidi w:val="0"/>
+              <w:jc w:val="start"/>
+              <w:rPr>
+                <w:sz w:val="21"/>
+                <w:szCs w:val="21"/>
+              </w:rPr>
+            </w:pPr>
+            <w:r>
+              <w:rPr>
+                <w:rFonts w:eastAsia="" w:cs="" w:ascii="Calibri" w:hAnsi="Calibri"/>
+                <w:sz w:val="21"/>
+                <w:szCs w:val="21"/>
+              </w:rPr>
+              <w:t>Clarity</w:t>
+            </w:r>
+          </w:p>
+        </w:tc>
+        <w:tc>
+          <w:tcPr>
+            <w:tcW w:w="5868" w:type="dxa"/>
+            <w:tcBorders>
+              <w:start w:val="single" w:sz="4" w:space="0" w:color="000000"/>
+              <w:bottom w:val="single" w:sz="4" w:space="0" w:color="000000"/>
+              <w:end w:val="single" w:sz="4" w:space="0" w:color="000000"/>
+            </w:tcBorders>
+          </w:tcPr>
+          <w:p>
+            <w:pPr>
+              <w:pStyle w:val="TableContents"/>
+              <w:bidi w:val="0"/>
+              <w:jc w:val="start"/>
+              <w:rPr>
+                <w:rFonts w:ascii="Calibri" w:hAnsi="Calibri" w:eastAsia="" w:cs=""/>
+                <w:sz w:val="21"/>
+                <w:szCs w:val="21"/>
+              </w:rPr>
+            </w:pPr>
+            <w:r>
+              <w:rPr>
+                <w:rFonts w:eastAsia="" w:cs="" w:ascii="Calibri" w:hAnsi="Calibri"/>
+                <w:sz w:val="21"/>
+                <w:szCs w:val="21"/>
+              </w:rPr>
+            </w:r>
+          </w:p>
+        </w:tc>
+      </w:tr>
+      <w:tr>
+        <w:trPr/>
+        <w:tc>
+          <w:tcPr>
+            <w:tcW w:w="2742" w:type="dxa"/>
+            <w:tcBorders>
+              <w:start w:val="single" w:sz="4" w:space="0" w:color="000000"/>
+              <w:bottom w:val="single" w:sz="4" w:space="0" w:color="000000"/>
+            </w:tcBorders>
+          </w:tcPr>
+          <w:p>
+            <w:pPr>
+              <w:pStyle w:val="TableContents"/>
+              <w:bidi w:val="0"/>
+              <w:jc w:val="start"/>
+              <w:rPr>
+                <w:sz w:val="21"/>
+                <w:szCs w:val="21"/>
+              </w:rPr>
+            </w:pPr>
+            <w:r>
+              <w:rPr>
+                <w:rFonts w:eastAsia="" w:cs="" w:ascii="Calibri" w:hAnsi="Calibri"/>
+                <w:sz w:val="21"/>
+                <w:szCs w:val="21"/>
+              </w:rPr>
+              <w:t>Language</w:t>
+            </w:r>
+          </w:p>
+        </w:tc>
+        <w:tc>
+          <w:tcPr>
+            <w:tcW w:w="5868" w:type="dxa"/>
+            <w:tcBorders>
+              <w:start w:val="single" w:sz="4" w:space="0" w:color="000000"/>
+              <w:bottom w:val="single" w:sz="4" w:space="0" w:color="000000"/>
+              <w:end w:val="single" w:sz="4" w:space="0" w:color="000000"/>
+            </w:tcBorders>
+          </w:tcPr>
+          <w:p>
+            <w:pPr>
+              <w:pStyle w:val="TableContents"/>
+              <w:bidi w:val="0"/>
+              <w:jc w:val="start"/>
+              <w:rPr>
+                <w:rFonts w:ascii="Calibri" w:hAnsi="Calibri" w:eastAsia="" w:cs=""/>
+                <w:sz w:val="21"/>
+                <w:szCs w:val="21"/>
+              </w:rPr>
+            </w:pPr>
+            <w:r>
+              <w:rPr>
+                <w:rFonts w:eastAsia="" w:cs="" w:ascii="Calibri" w:hAnsi="Calibri"/>
+                <w:sz w:val="21"/>
+                <w:szCs w:val="21"/>
+              </w:rPr>
+            </w:r>
+          </w:p>
+        </w:tc>
+      </w:tr>
+      <w:tr>
+        <w:trPr/>
+        <w:tc>
+          <w:tcPr>
+            <w:tcW w:w="2742" w:type="dxa"/>
+            <w:tcBorders>
+              <w:start w:val="single" w:sz="4" w:space="0" w:color="000000"/>
+              <w:bottom w:val="single" w:sz="4" w:space="0" w:color="000000"/>
+            </w:tcBorders>
+          </w:tcPr>
+          <w:p>
+            <w:pPr>
+              <w:pStyle w:val="TableContents"/>
+              <w:bidi w:val="0"/>
+              <w:jc w:val="start"/>
+              <w:rPr>
+                <w:sz w:val="21"/>
+                <w:szCs w:val="21"/>
+              </w:rPr>
+            </w:pPr>
+            <w:r>
+              <w:rPr>
+                <w:rFonts w:eastAsia="" w:cs="" w:ascii="Calibri" w:hAnsi="Calibri"/>
+                <w:sz w:val="21"/>
+                <w:szCs w:val="21"/>
+              </w:rPr>
+              <w:t>Bloom-Level</w:t>
+            </w:r>
+          </w:p>
+        </w:tc>
+        <w:tc>
+          <w:tcPr>
+            <w:tcW w:w="5868" w:type="dxa"/>
+            <w:tcBorders>
+              <w:start w:val="single" w:sz="4" w:space="0" w:color="000000"/>
+              <w:bottom w:val="single" w:sz="4" w:space="0" w:color="000000"/>
+              <w:end w:val="single" w:sz="4" w:space="0" w:color="000000"/>
+            </w:tcBorders>
+          </w:tcPr>
+          <w:p>
+            <w:pPr>
+              <w:pStyle w:val="TableContents"/>
+              <w:bidi w:val="0"/>
+              <w:jc w:val="start"/>
+              <w:rPr>
+                <w:rFonts w:ascii="Calibri" w:hAnsi="Calibri" w:eastAsia="" w:cs=""/>
+                <w:sz w:val="21"/>
+                <w:szCs w:val="21"/>
+              </w:rPr>
+            </w:pPr>
+            <w:r>
+              <w:rPr>
+                <w:rFonts w:eastAsia="" w:cs="" w:ascii="Calibri" w:hAnsi="Calibri"/>
+                <w:sz w:val="21"/>
+                <w:szCs w:val="21"/>
+              </w:rPr>
+            </w:r>
+          </w:p>
+        </w:tc>
+      </w:tr>
+      <w:tr>
+        <w:trPr/>
+        <w:tc>
+          <w:tcPr>
+            <w:tcW w:w="2742" w:type="dxa"/>
+            <w:tcBorders>
+              <w:start w:val="single" w:sz="4" w:space="0" w:color="000000"/>
+              <w:bottom w:val="single" w:sz="4" w:space="0" w:color="000000"/>
+            </w:tcBorders>
+          </w:tcPr>
+          <w:p>
+            <w:pPr>
+              <w:pStyle w:val="TableContents"/>
+              <w:bidi w:val="0"/>
+              <w:jc w:val="start"/>
+              <w:rPr>
+                <w:sz w:val="21"/>
+                <w:szCs w:val="21"/>
+              </w:rPr>
+            </w:pPr>
+            <w:r>
+              <w:rPr>
+                <w:rFonts w:eastAsia="" w:cs="" w:ascii="Calibri" w:hAnsi="Calibri"/>
+                <w:sz w:val="21"/>
+                <w:szCs w:val="21"/>
+              </w:rPr>
+              <w:t>Answer Problems</w:t>
+            </w:r>
+          </w:p>
+        </w:tc>
+        <w:tc>
+          <w:tcPr>
+            <w:tcW w:w="5868" w:type="dxa"/>
+            <w:tcBorders>
+              <w:start w:val="single" w:sz="4" w:space="0" w:color="000000"/>
+              <w:bottom w:val="single" w:sz="4" w:space="0" w:color="000000"/>
+              <w:end w:val="single" w:sz="4" w:space="0" w:color="000000"/>
+            </w:tcBorders>
+          </w:tcPr>
+          <w:p>
+            <w:pPr>
+              <w:pStyle w:val="TableContents"/>
+              <w:bidi w:val="0"/>
+              <w:jc w:val="start"/>
+              <w:rPr>
+                <w:rFonts w:ascii="Calibri" w:hAnsi="Calibri" w:eastAsia="" w:cs=""/>
+                <w:sz w:val="21"/>
+                <w:szCs w:val="21"/>
+              </w:rPr>
+            </w:pPr>
+            <w:r>
+              <w:rPr>
+                <w:rFonts w:eastAsia="" w:cs="" w:ascii="Calibri" w:hAnsi="Calibri"/>
+                <w:sz w:val="21"/>
+                <w:szCs w:val="21"/>
+              </w:rPr>
+            </w:r>
+          </w:p>
+        </w:tc>
+      </w:tr>
+      <w:tr>
+        <w:trPr/>
+        <w:tc>
+          <w:tcPr>
+            <w:tcW w:w="2742" w:type="dxa"/>
+            <w:tcBorders>
+              <w:start w:val="single" w:sz="4" w:space="0" w:color="000000"/>
+              <w:bottom w:val="single" w:sz="4" w:space="0" w:color="000000"/>
+            </w:tcBorders>
+          </w:tcPr>
+          <w:p>
+            <w:pPr>
+              <w:pStyle w:val="TableContents"/>
+              <w:bidi w:val="0"/>
+              <w:jc w:val="start"/>
+              <w:rPr>
+                <w:sz w:val="21"/>
+                <w:szCs w:val="21"/>
               </w:rPr>
             </w:pPr>
             <w:r>
@@ -5365,15 +5836,15 @@
               <w:jc w:val="start"/>
               <w:rPr>
                 <w:rFonts w:ascii="Calibri" w:hAnsi="Calibri" w:eastAsia="" w:cs=""/>
-                <w:sz w:val="24"/>
-                <w:szCs w:val="24"/>
+                <w:sz w:val="21"/>
+                <w:szCs w:val="21"/>
               </w:rPr>
             </w:pPr>
             <w:r>
               <w:rPr>
                 <w:rFonts w:eastAsia="" w:cs="" w:ascii="Calibri" w:hAnsi="Calibri"/>
-                <w:sz w:val="24"/>
-                <w:szCs w:val="24"/>
+                <w:sz w:val="21"/>
+                <w:szCs w:val="21"/>
               </w:rPr>
             </w:r>
           </w:p>
@@ -5393,6 +5864,204 @@
     </w:p>
     <w:p>
       <w:pPr>
+        <w:pStyle w:val="Normal"/>
+        <w:bidi w:val="0"/>
+        <w:jc w:val="start"/>
+        <w:rPr/>
+      </w:pPr>
+      <w:r>
+        <w:rPr/>
+      </w:r>
+    </w:p>
+    <w:p>
+      <w:pPr>
+        <w:pStyle w:val="Normal"/>
+        <w:bidi w:val="0"/>
+        <w:jc w:val="start"/>
+        <w:rPr/>
+      </w:pPr>
+      <w:r>
+        <w:rPr/>
+      </w:r>
+    </w:p>
+    <w:p>
+      <w:pPr>
+        <w:pStyle w:val="Normal"/>
+        <w:bidi w:val="0"/>
+        <w:jc w:val="start"/>
+        <w:rPr/>
+      </w:pPr>
+      <w:r>
+        <w:rPr/>
+      </w:r>
+    </w:p>
+    <w:p>
+      <w:pPr>
+        <w:pStyle w:val="Normal"/>
+        <w:bidi w:val="0"/>
+        <w:jc w:val="start"/>
+        <w:rPr/>
+      </w:pPr>
+      <w:r>
+        <w:rPr/>
+      </w:r>
+    </w:p>
+    <w:p>
+      <w:pPr>
+        <w:pStyle w:val="Normal"/>
+        <w:bidi w:val="0"/>
+        <w:jc w:val="start"/>
+        <w:rPr/>
+      </w:pPr>
+      <w:r>
+        <w:rPr/>
+      </w:r>
+    </w:p>
+    <w:p>
+      <w:pPr>
+        <w:pStyle w:val="Normal"/>
+        <w:bidi w:val="0"/>
+        <w:jc w:val="start"/>
+        <w:rPr/>
+      </w:pPr>
+      <w:r>
+        <w:rPr/>
+      </w:r>
+    </w:p>
+    <w:p>
+      <w:pPr>
+        <w:pStyle w:val="Normal"/>
+        <w:bidi w:val="0"/>
+        <w:jc w:val="start"/>
+        <w:rPr/>
+      </w:pPr>
+      <w:r>
+        <w:rPr/>
+      </w:r>
+    </w:p>
+    <w:p>
+      <w:pPr>
+        <w:pStyle w:val="Normal"/>
+        <w:bidi w:val="0"/>
+        <w:jc w:val="start"/>
+        <w:rPr/>
+      </w:pPr>
+      <w:r>
+        <w:rPr/>
+      </w:r>
+    </w:p>
+    <w:p>
+      <w:pPr>
+        <w:pStyle w:val="Normal"/>
+        <w:bidi w:val="0"/>
+        <w:jc w:val="start"/>
+        <w:rPr/>
+      </w:pPr>
+      <w:r>
+        <w:rPr/>
+      </w:r>
+    </w:p>
+    <w:p>
+      <w:pPr>
+        <w:pStyle w:val="Normal"/>
+        <w:bidi w:val="0"/>
+        <w:jc w:val="start"/>
+        <w:rPr/>
+      </w:pPr>
+      <w:r>
+        <w:rPr/>
+      </w:r>
+    </w:p>
+    <w:p>
+      <w:pPr>
+        <w:pStyle w:val="Normal"/>
+        <w:bidi w:val="0"/>
+        <w:jc w:val="start"/>
+        <w:rPr/>
+      </w:pPr>
+      <w:r>
+        <w:rPr/>
+      </w:r>
+    </w:p>
+    <w:p>
+      <w:pPr>
+        <w:pStyle w:val="Normal"/>
+        <w:bidi w:val="0"/>
+        <w:jc w:val="start"/>
+        <w:rPr/>
+      </w:pPr>
+      <w:r>
+        <w:rPr/>
+      </w:r>
+    </w:p>
+    <w:p>
+      <w:pPr>
+        <w:pStyle w:val="Normal"/>
+        <w:bidi w:val="0"/>
+        <w:jc w:val="start"/>
+        <w:rPr/>
+      </w:pPr>
+      <w:r>
+        <w:rPr/>
+      </w:r>
+    </w:p>
+    <w:p>
+      <w:pPr>
+        <w:pStyle w:val="Normal"/>
+        <w:bidi w:val="0"/>
+        <w:jc w:val="start"/>
+        <w:rPr/>
+      </w:pPr>
+      <w:r>
+        <w:rPr/>
+      </w:r>
+    </w:p>
+    <w:p>
+      <w:pPr>
+        <w:pStyle w:val="Normal"/>
+        <w:bidi w:val="0"/>
+        <w:jc w:val="start"/>
+        <w:rPr/>
+      </w:pPr>
+      <w:r>
+        <w:rPr/>
+      </w:r>
+    </w:p>
+    <w:p>
+      <w:pPr>
+        <w:pStyle w:val="Normal"/>
+        <w:bidi w:val="0"/>
+        <w:jc w:val="start"/>
+        <w:rPr/>
+      </w:pPr>
+      <w:r>
+        <w:rPr/>
+      </w:r>
+    </w:p>
+    <w:p>
+      <w:pPr>
+        <w:pStyle w:val="Normal"/>
+        <w:bidi w:val="0"/>
+        <w:jc w:val="start"/>
+        <w:rPr/>
+      </w:pPr>
+      <w:r>
+        <w:rPr/>
+      </w:r>
+    </w:p>
+    <w:p>
+      <w:pPr>
+        <w:pStyle w:val="Normal"/>
+        <w:bidi w:val="0"/>
+        <w:jc w:val="start"/>
+        <w:rPr/>
+      </w:pPr>
+      <w:r>
+        <w:rPr/>
+      </w:r>
+    </w:p>
+    <w:p>
+      <w:pPr>
         <w:pStyle w:val="Heading2"/>
         <w:bidi w:val="0"/>
         <w:jc w:val="start"/>
@@ -5425,7 +6094,7 @@
           <w:szCs w:val="22"/>
         </w:rPr>
       </w:pPr>
-      <w:bookmarkStart w:id="19" w:name="lernziel_Copy_1"/>
+      <w:bookmarkStart w:id="23" w:name="lernziel_Copy_1"/>
       <w:r>
         <w:rPr>
           <w:sz w:val="22"/>
@@ -5433,7 +6102,7 @@
         </w:rPr>
         <w:t>Die Studierenden können die Konzepte der einzelnen Schichten auf konkrete Beispiele anwenden, indem sie Kommunikationsvorgänge der korrekten Schicht zuordnen</w:t>
       </w:r>
-      <w:bookmarkEnd w:id="19"/>
+      <w:bookmarkEnd w:id="23"/>
     </w:p>
     <w:p>
       <w:pPr>
@@ -5475,8 +6144,8 @@
           <w:szCs w:val="22"/>
         </w:rPr>
       </w:pPr>
-      <w:bookmarkStart w:id="20" w:name="open-ended-question"/>
-      <w:bookmarkStart w:id="21" w:name="formulierte-frage_Copy_1"/>
+      <w:bookmarkStart w:id="24" w:name="formulierte-frage_Copy_1"/>
+      <w:bookmarkStart w:id="25" w:name="open-ended-question"/>
       <w:r>
         <w:rPr>
           <w:sz w:val="22"/>
@@ -5484,8 +6153,8 @@
         </w:rPr>
         <w:t>Antwort: (a) 1 (Physical: Codierung Manchester). (b) 2 (Data Link: Medienzugriff/MAC). (c) 2 (Data Link: Frame mit L2-Adresse + CRC/Fehlerkontrolle). (d) 3 (Network: Routing/Weiterleitung zwischen Netzen). (e) 4 (Transport: Ports/Teilnehmer-Adressierung + Flusssteuerung end-to-end). (f) 6 (Presentation: Verschlüsselung + Zeichenformat-Konvertierung). (Richtig)</w:t>
       </w:r>
-      <w:bookmarkEnd w:id="20"/>
-      <w:bookmarkEnd w:id="21"/>
+      <w:bookmarkEnd w:id="24"/>
+      <w:bookmarkEnd w:id="25"/>
     </w:p>
     <w:p>
       <w:pPr>
@@ -5515,6 +6184,159 @@
           <w:szCs w:val="22"/>
         </w:rPr>
         <w:t>Der gleiche Text, siehe Multiple-Choice Question</w:t>
+      </w:r>
+    </w:p>
+    <w:p>
+      <w:pPr>
+        <w:pStyle w:val="BodyText"/>
+        <w:bidi w:val="0"/>
+        <w:jc w:val="start"/>
+        <w:rPr>
+          <w:sz w:val="22"/>
+          <w:szCs w:val="22"/>
+        </w:rPr>
+      </w:pPr>
+      <w:r>
+        <w:rPr>
+          <w:sz w:val="22"/>
+          <w:szCs w:val="22"/>
+        </w:rPr>
+      </w:r>
+    </w:p>
+    <w:p>
+      <w:pPr>
+        <w:pStyle w:val="BodyText"/>
+        <w:bidi w:val="0"/>
+        <w:jc w:val="start"/>
+        <w:rPr>
+          <w:sz w:val="22"/>
+          <w:szCs w:val="22"/>
+        </w:rPr>
+      </w:pPr>
+      <w:r>
+        <w:rPr>
+          <w:sz w:val="22"/>
+          <w:szCs w:val="22"/>
+        </w:rPr>
+      </w:r>
+    </w:p>
+    <w:p>
+      <w:pPr>
+        <w:pStyle w:val="BodyText"/>
+        <w:bidi w:val="0"/>
+        <w:jc w:val="start"/>
+        <w:rPr>
+          <w:sz w:val="22"/>
+          <w:szCs w:val="22"/>
+        </w:rPr>
+      </w:pPr>
+      <w:r>
+        <w:rPr>
+          <w:sz w:val="22"/>
+          <w:szCs w:val="22"/>
+        </w:rPr>
+      </w:r>
+    </w:p>
+    <w:p>
+      <w:pPr>
+        <w:pStyle w:val="BodyText"/>
+        <w:bidi w:val="0"/>
+        <w:jc w:val="start"/>
+        <w:rPr>
+          <w:sz w:val="22"/>
+          <w:szCs w:val="22"/>
+        </w:rPr>
+      </w:pPr>
+      <w:r>
+        <w:rPr>
+          <w:sz w:val="22"/>
+          <w:szCs w:val="22"/>
+        </w:rPr>
+      </w:r>
+    </w:p>
+    <w:p>
+      <w:pPr>
+        <w:pStyle w:val="BodyText"/>
+        <w:bidi w:val="0"/>
+        <w:jc w:val="start"/>
+        <w:rPr>
+          <w:sz w:val="22"/>
+          <w:szCs w:val="22"/>
+        </w:rPr>
+      </w:pPr>
+      <w:r>
+        <w:rPr>
+          <w:sz w:val="22"/>
+          <w:szCs w:val="22"/>
+        </w:rPr>
+      </w:r>
+    </w:p>
+    <w:p>
+      <w:pPr>
+        <w:pStyle w:val="BodyText"/>
+        <w:bidi w:val="0"/>
+        <w:jc w:val="start"/>
+        <w:rPr>
+          <w:sz w:val="22"/>
+          <w:szCs w:val="22"/>
+        </w:rPr>
+      </w:pPr>
+      <w:r>
+        <w:rPr>
+          <w:sz w:val="22"/>
+          <w:szCs w:val="22"/>
+        </w:rPr>
+      </w:r>
+    </w:p>
+    <w:p>
+      <w:pPr>
+        <w:pStyle w:val="BodyText"/>
+        <w:bidi w:val="0"/>
+        <w:jc w:val="start"/>
+        <w:rPr>
+          <w:sz w:val="22"/>
+          <w:szCs w:val="22"/>
+        </w:rPr>
+      </w:pPr>
+      <w:r>
+        <w:rPr>
+          <w:sz w:val="22"/>
+          <w:szCs w:val="22"/>
+        </w:rPr>
+      </w:r>
+    </w:p>
+    <w:p>
+      <w:pPr>
+        <w:pStyle w:val="BodyText"/>
+        <w:bidi w:val="0"/>
+        <w:jc w:val="start"/>
+        <w:rPr>
+          <w:sz w:val="22"/>
+          <w:szCs w:val="22"/>
+        </w:rPr>
+      </w:pPr>
+      <w:r>
+        <w:rPr>
+          <w:sz w:val="22"/>
+          <w:szCs w:val="22"/>
+        </w:rPr>
+      </w:r>
+    </w:p>
+    <w:p>
+      <w:pPr>
+        <w:pStyle w:val="BodyText"/>
+        <w:bidi w:val="0"/>
+        <w:jc w:val="start"/>
+        <w:rPr>
+          <w:sz w:val="22"/>
+          <w:szCs w:val="22"/>
+        </w:rPr>
+      </w:pPr>
+      <w:r>
+        <w:rPr>
+          <w:sz w:val="22"/>
+          <w:szCs w:val="22"/>
+        </w:rPr>
       </w:r>
     </w:p>
     <w:tbl>
@@ -5552,17 +6374,21 @@
               <w:jc w:val="start"/>
               <w:rPr>
                 <w:rFonts w:ascii="Calibri" w:hAnsi="Calibri" w:eastAsia="" w:cs=""/>
-                <w:sz w:val="24"/>
-                <w:szCs w:val="24"/>
+                <w:b/>
+                <w:bCs/>
+                <w:sz w:val="21"/>
+                <w:szCs w:val="21"/>
               </w:rPr>
             </w:pPr>
             <w:r>
               <w:rPr>
                 <w:rFonts w:eastAsia="" w:cs="" w:ascii="Calibri" w:hAnsi="Calibri"/>
-                <w:sz w:val="20"/>
-                <w:szCs w:val="20"/>
-              </w:rPr>
-              <w:t>Relevance</w:t>
+                <w:b/>
+                <w:bCs/>
+                <w:sz w:val="21"/>
+                <w:szCs w:val="21"/>
+              </w:rPr>
+              <w:t>Question-based:</w:t>
             </w:r>
           </w:p>
         </w:tc>
@@ -5583,16 +6409,17 @@
               <w:jc w:val="start"/>
               <w:rPr>
                 <w:rFonts w:ascii="Calibri" w:hAnsi="Calibri" w:eastAsia="" w:cs=""/>
-                <w:sz w:val="24"/>
-                <w:szCs w:val="24"/>
+                <w:sz w:val="21"/>
+                <w:szCs w:val="21"/>
               </w:rPr>
             </w:pPr>
             <w:r>
               <w:rPr>
                 <w:rFonts w:eastAsia="" w:cs="" w:ascii="Calibri" w:hAnsi="Calibri"/>
-                <w:sz w:val="24"/>
-                <w:szCs w:val="24"/>
-              </w:rPr>
+                <w:sz w:val="21"/>
+                <w:szCs w:val="21"/>
+              </w:rPr>
+              <w:t>----------------------------------------------------------------------------------------</w:t>
             </w:r>
           </w:p>
         </w:tc>
@@ -5613,16 +6440,15 @@
               <w:bidi w:val="0"/>
               <w:jc w:val="start"/>
               <w:rPr>
-                <w:rFonts w:ascii="Calibri" w:hAnsi="Calibri" w:eastAsia="" w:cs=""/>
-                <w:sz w:val="24"/>
-                <w:szCs w:val="24"/>
+                <w:sz w:val="21"/>
+                <w:szCs w:val="21"/>
               </w:rPr>
             </w:pPr>
             <w:r>
               <w:rPr>
                 <w:rFonts w:eastAsia="" w:cs="" w:ascii="Calibri" w:hAnsi="Calibri"/>
-                <w:sz w:val="20"/>
-                <w:szCs w:val="20"/>
+                <w:sz w:val="21"/>
+                <w:szCs w:val="21"/>
               </w:rPr>
               <w:t>Clarity</w:t>
             </w:r>
@@ -5644,15 +6470,15 @@
               <w:jc w:val="start"/>
               <w:rPr>
                 <w:rFonts w:ascii="Calibri" w:hAnsi="Calibri" w:eastAsia="" w:cs=""/>
-                <w:sz w:val="24"/>
-                <w:szCs w:val="24"/>
+                <w:sz w:val="21"/>
+                <w:szCs w:val="21"/>
               </w:rPr>
             </w:pPr>
             <w:r>
               <w:rPr>
                 <w:rFonts w:eastAsia="" w:cs="" w:ascii="Calibri" w:hAnsi="Calibri"/>
-                <w:sz w:val="24"/>
-                <w:szCs w:val="24"/>
+                <w:sz w:val="21"/>
+                <w:szCs w:val="21"/>
               </w:rPr>
             </w:r>
           </w:p>
@@ -5674,18 +6500,17 @@
               <w:bidi w:val="0"/>
               <w:jc w:val="start"/>
               <w:rPr>
-                <w:rFonts w:ascii="Calibri" w:hAnsi="Calibri" w:eastAsia="" w:cs=""/>
-                <w:sz w:val="24"/>
-                <w:szCs w:val="24"/>
+                <w:sz w:val="21"/>
+                <w:szCs w:val="21"/>
               </w:rPr>
             </w:pPr>
             <w:r>
               <w:rPr>
                 <w:rFonts w:eastAsia="" w:cs="" w:ascii="Calibri" w:hAnsi="Calibri"/>
-                <w:sz w:val="20"/>
-                <w:szCs w:val="20"/>
-              </w:rPr>
-              <w:t>Answerability</w:t>
+                <w:sz w:val="21"/>
+                <w:szCs w:val="21"/>
+              </w:rPr>
+              <w:t>Challenging</w:t>
             </w:r>
           </w:p>
         </w:tc>
@@ -5705,15 +6530,15 @@
               <w:jc w:val="start"/>
               <w:rPr>
                 <w:rFonts w:ascii="Calibri" w:hAnsi="Calibri" w:eastAsia="" w:cs=""/>
-                <w:sz w:val="24"/>
-                <w:szCs w:val="24"/>
+                <w:sz w:val="21"/>
+                <w:szCs w:val="21"/>
               </w:rPr>
             </w:pPr>
             <w:r>
               <w:rPr>
                 <w:rFonts w:eastAsia="" w:cs="" w:ascii="Calibri" w:hAnsi="Calibri"/>
-                <w:sz w:val="24"/>
-                <w:szCs w:val="24"/>
+                <w:sz w:val="21"/>
+                <w:szCs w:val="21"/>
               </w:rPr>
             </w:r>
           </w:p>
@@ -5735,18 +6560,17 @@
               <w:bidi w:val="0"/>
               <w:jc w:val="start"/>
               <w:rPr>
-                <w:rFonts w:ascii="Calibri" w:hAnsi="Calibri" w:eastAsia="" w:cs=""/>
-                <w:sz w:val="24"/>
-                <w:szCs w:val="24"/>
+                <w:sz w:val="21"/>
+                <w:szCs w:val="21"/>
               </w:rPr>
             </w:pPr>
             <w:r>
               <w:rPr>
                 <w:rFonts w:eastAsia="" w:cs="" w:ascii="Calibri" w:hAnsi="Calibri"/>
-                <w:sz w:val="20"/>
-                <w:szCs w:val="20"/>
-              </w:rPr>
-              <w:t>Challenging</w:t>
+                <w:sz w:val="21"/>
+                <w:szCs w:val="21"/>
+              </w:rPr>
+              <w:t>Value</w:t>
             </w:r>
           </w:p>
         </w:tc>
@@ -5766,15 +6590,15 @@
               <w:jc w:val="start"/>
               <w:rPr>
                 <w:rFonts w:ascii="Calibri" w:hAnsi="Calibri" w:eastAsia="" w:cs=""/>
-                <w:sz w:val="24"/>
-                <w:szCs w:val="24"/>
+                <w:sz w:val="21"/>
+                <w:szCs w:val="21"/>
               </w:rPr>
             </w:pPr>
             <w:r>
               <w:rPr>
                 <w:rFonts w:eastAsia="" w:cs="" w:ascii="Calibri" w:hAnsi="Calibri"/>
-                <w:sz w:val="24"/>
-                <w:szCs w:val="24"/>
+                <w:sz w:val="21"/>
+                <w:szCs w:val="21"/>
               </w:rPr>
             </w:r>
           </w:p>
@@ -5796,18 +6620,17 @@
               <w:bidi w:val="0"/>
               <w:jc w:val="start"/>
               <w:rPr>
-                <w:rFonts w:ascii="Calibri" w:hAnsi="Calibri" w:eastAsia="" w:cs=""/>
-                <w:sz w:val="24"/>
-                <w:szCs w:val="24"/>
+                <w:sz w:val="21"/>
+                <w:szCs w:val="21"/>
               </w:rPr>
             </w:pPr>
             <w:r>
               <w:rPr>
                 <w:rFonts w:eastAsia="" w:cs="" w:ascii="Calibri" w:hAnsi="Calibri"/>
-                <w:sz w:val="20"/>
-                <w:szCs w:val="20"/>
-              </w:rPr>
-              <w:t>Value</w:t>
+                <w:sz w:val="21"/>
+                <w:szCs w:val="21"/>
+              </w:rPr>
+              <w:t>Language</w:t>
             </w:r>
           </w:p>
         </w:tc>
@@ -5827,15 +6650,15 @@
               <w:jc w:val="start"/>
               <w:rPr>
                 <w:rFonts w:ascii="Calibri" w:hAnsi="Calibri" w:eastAsia="" w:cs=""/>
-                <w:sz w:val="24"/>
-                <w:szCs w:val="24"/>
+                <w:sz w:val="21"/>
+                <w:szCs w:val="21"/>
               </w:rPr>
             </w:pPr>
             <w:r>
               <w:rPr>
                 <w:rFonts w:eastAsia="" w:cs="" w:ascii="Calibri" w:hAnsi="Calibri"/>
-                <w:sz w:val="24"/>
-                <w:szCs w:val="24"/>
+                <w:sz w:val="21"/>
+                <w:szCs w:val="21"/>
               </w:rPr>
             </w:r>
           </w:p>
@@ -5857,18 +6680,16 @@
               <w:bidi w:val="0"/>
               <w:jc w:val="start"/>
               <w:rPr>
-                <w:rFonts w:ascii="Calibri" w:hAnsi="Calibri" w:eastAsia="" w:cs=""/>
-                <w:sz w:val="24"/>
-                <w:szCs w:val="24"/>
+                <w:sz w:val="21"/>
+                <w:szCs w:val="21"/>
               </w:rPr>
             </w:pPr>
             <w:r>
               <w:rPr>
-                <w:rFonts w:eastAsia="" w:cs="" w:ascii="Calibri" w:hAnsi="Calibri"/>
-                <w:sz w:val="20"/>
-                <w:szCs w:val="20"/>
-              </w:rPr>
-              <w:t>Language</w:t>
+                <w:sz w:val="21"/>
+                <w:szCs w:val="21"/>
+              </w:rPr>
+              <w:t>Bloom-Level</w:t>
             </w:r>
           </w:p>
         </w:tc>
@@ -5888,15 +6709,15 @@
               <w:jc w:val="start"/>
               <w:rPr>
                 <w:rFonts w:ascii="Calibri" w:hAnsi="Calibri" w:eastAsia="" w:cs=""/>
-                <w:sz w:val="24"/>
-                <w:szCs w:val="24"/>
+                <w:sz w:val="21"/>
+                <w:szCs w:val="21"/>
               </w:rPr>
             </w:pPr>
             <w:r>
               <w:rPr>
                 <w:rFonts w:eastAsia="" w:cs="" w:ascii="Calibri" w:hAnsi="Calibri"/>
-                <w:sz w:val="24"/>
-                <w:szCs w:val="24"/>
+                <w:sz w:val="21"/>
+                <w:szCs w:val="21"/>
               </w:rPr>
             </w:r>
           </w:p>
@@ -5918,18 +6739,16 @@
               <w:bidi w:val="0"/>
               <w:jc w:val="start"/>
               <w:rPr>
-                <w:rFonts w:ascii="Calibri" w:hAnsi="Calibri" w:eastAsia="" w:cs=""/>
-                <w:sz w:val="24"/>
-                <w:szCs w:val="24"/>
+                <w:sz w:val="21"/>
+                <w:szCs w:val="21"/>
               </w:rPr>
             </w:pPr>
             <w:r>
               <w:rPr>
-                <w:rFonts w:eastAsia="" w:cs="" w:ascii="Calibri" w:hAnsi="Calibri"/>
-                <w:sz w:val="20"/>
-                <w:szCs w:val="20"/>
-              </w:rPr>
-              <w:t>Correctness</w:t>
+                <w:sz w:val="21"/>
+                <w:szCs w:val="21"/>
+              </w:rPr>
+              <w:t>Comments</w:t>
             </w:r>
           </w:p>
         </w:tc>
@@ -5949,15 +6768,15 @@
               <w:jc w:val="start"/>
               <w:rPr>
                 <w:rFonts w:ascii="Calibri" w:hAnsi="Calibri" w:eastAsia="" w:cs=""/>
-                <w:sz w:val="24"/>
-                <w:szCs w:val="24"/>
+                <w:sz w:val="21"/>
+                <w:szCs w:val="21"/>
               </w:rPr>
             </w:pPr>
             <w:r>
               <w:rPr>
                 <w:rFonts w:eastAsia="" w:cs="" w:ascii="Calibri" w:hAnsi="Calibri"/>
-                <w:sz w:val="24"/>
-                <w:szCs w:val="24"/>
+                <w:sz w:val="21"/>
+                <w:szCs w:val="21"/>
               </w:rPr>
             </w:r>
           </w:p>
@@ -5979,18 +6798,17 @@
               <w:bidi w:val="0"/>
               <w:jc w:val="start"/>
               <w:rPr>
-                <w:rFonts w:ascii="Calibri" w:hAnsi="Calibri" w:eastAsia="" w:cs=""/>
-                <w:sz w:val="24"/>
-                <w:szCs w:val="24"/>
+                <w:sz w:val="21"/>
+                <w:szCs w:val="21"/>
               </w:rPr>
             </w:pPr>
             <w:r>
               <w:rPr>
                 <w:rFonts w:eastAsia="" w:cs="" w:ascii="Calibri" w:hAnsi="Calibri"/>
-                <w:sz w:val="20"/>
-                <w:szCs w:val="20"/>
-              </w:rPr>
-              <w:t>Answer Problems</w:t>
+                <w:sz w:val="21"/>
+                <w:szCs w:val="21"/>
+              </w:rPr>
+              <w:t>----------------------------------------</w:t>
             </w:r>
           </w:p>
         </w:tc>
@@ -6010,16 +6828,17 @@
               <w:jc w:val="start"/>
               <w:rPr>
                 <w:rFonts w:ascii="Calibri" w:hAnsi="Calibri" w:eastAsia="" w:cs=""/>
-                <w:sz w:val="24"/>
-                <w:szCs w:val="24"/>
+                <w:sz w:val="21"/>
+                <w:szCs w:val="21"/>
               </w:rPr>
             </w:pPr>
             <w:r>
               <w:rPr>
                 <w:rFonts w:eastAsia="" w:cs="" w:ascii="Calibri" w:hAnsi="Calibri"/>
-                <w:sz w:val="24"/>
-                <w:szCs w:val="24"/>
-              </w:rPr>
+                <w:sz w:val="21"/>
+                <w:szCs w:val="21"/>
+              </w:rPr>
+              <w:t>----------------------------------------------------------------------------------------</w:t>
             </w:r>
           </w:p>
         </w:tc>
@@ -6041,15 +6860,320 @@
               <w:jc w:val="start"/>
               <w:rPr>
                 <w:rFonts w:ascii="Calibri" w:hAnsi="Calibri" w:eastAsia="" w:cs=""/>
-                <w:sz w:val="24"/>
-                <w:szCs w:val="24"/>
+                <w:b/>
+                <w:bCs/>
+                <w:sz w:val="21"/>
+                <w:szCs w:val="21"/>
               </w:rPr>
             </w:pPr>
             <w:r>
               <w:rPr>
                 <w:rFonts w:eastAsia="" w:cs="" w:ascii="Calibri" w:hAnsi="Calibri"/>
-                <w:sz w:val="20"/>
-                <w:szCs w:val="20"/>
+                <w:b/>
+                <w:bCs/>
+                <w:sz w:val="21"/>
+                <w:szCs w:val="21"/>
+              </w:rPr>
+              <w:t>Answer-based:</w:t>
+            </w:r>
+          </w:p>
+        </w:tc>
+        <w:tc>
+          <w:tcPr>
+            <w:tcW w:w="5868" w:type="dxa"/>
+            <w:tcBorders>
+              <w:start w:val="single" w:sz="4" w:space="0" w:color="000000"/>
+              <w:bottom w:val="single" w:sz="4" w:space="0" w:color="000000"/>
+              <w:end w:val="single" w:sz="4" w:space="0" w:color="000000"/>
+            </w:tcBorders>
+          </w:tcPr>
+          <w:p>
+            <w:pPr>
+              <w:pStyle w:val="TableContents"/>
+              <w:bidi w:val="0"/>
+              <w:jc w:val="start"/>
+              <w:rPr>
+                <w:rFonts w:ascii="Calibri" w:hAnsi="Calibri" w:eastAsia="" w:cs=""/>
+                <w:sz w:val="21"/>
+                <w:szCs w:val="21"/>
+              </w:rPr>
+            </w:pPr>
+            <w:r>
+              <w:rPr>
+                <w:rFonts w:eastAsia="" w:cs="" w:ascii="Calibri" w:hAnsi="Calibri"/>
+                <w:sz w:val="21"/>
+                <w:szCs w:val="21"/>
+              </w:rPr>
+              <w:t>----------------------------------------------------------------------------------------</w:t>
+            </w:r>
+          </w:p>
+        </w:tc>
+      </w:tr>
+      <w:tr>
+        <w:trPr/>
+        <w:tc>
+          <w:tcPr>
+            <w:tcW w:w="2742" w:type="dxa"/>
+            <w:tcBorders>
+              <w:start w:val="single" w:sz="4" w:space="0" w:color="000000"/>
+              <w:bottom w:val="single" w:sz="4" w:space="0" w:color="000000"/>
+            </w:tcBorders>
+          </w:tcPr>
+          <w:p>
+            <w:pPr>
+              <w:pStyle w:val="TableContents"/>
+              <w:bidi w:val="0"/>
+              <w:jc w:val="start"/>
+              <w:rPr>
+                <w:sz w:val="21"/>
+                <w:szCs w:val="21"/>
+              </w:rPr>
+            </w:pPr>
+            <w:r>
+              <w:rPr>
+                <w:rFonts w:eastAsia="" w:cs="" w:ascii="Calibri" w:hAnsi="Calibri"/>
+                <w:sz w:val="21"/>
+                <w:szCs w:val="21"/>
+              </w:rPr>
+              <w:t>Clarity</w:t>
+            </w:r>
+          </w:p>
+        </w:tc>
+        <w:tc>
+          <w:tcPr>
+            <w:tcW w:w="5868" w:type="dxa"/>
+            <w:tcBorders>
+              <w:start w:val="single" w:sz="4" w:space="0" w:color="000000"/>
+              <w:bottom w:val="single" w:sz="4" w:space="0" w:color="000000"/>
+              <w:end w:val="single" w:sz="4" w:space="0" w:color="000000"/>
+            </w:tcBorders>
+          </w:tcPr>
+          <w:p>
+            <w:pPr>
+              <w:pStyle w:val="TableContents"/>
+              <w:bidi w:val="0"/>
+              <w:jc w:val="start"/>
+              <w:rPr>
+                <w:rFonts w:ascii="Calibri" w:hAnsi="Calibri" w:eastAsia="" w:cs=""/>
+                <w:sz w:val="21"/>
+                <w:szCs w:val="21"/>
+              </w:rPr>
+            </w:pPr>
+            <w:r>
+              <w:rPr>
+                <w:rFonts w:eastAsia="" w:cs="" w:ascii="Calibri" w:hAnsi="Calibri"/>
+                <w:sz w:val="21"/>
+                <w:szCs w:val="21"/>
+              </w:rPr>
+            </w:r>
+          </w:p>
+        </w:tc>
+      </w:tr>
+      <w:tr>
+        <w:trPr/>
+        <w:tc>
+          <w:tcPr>
+            <w:tcW w:w="2742" w:type="dxa"/>
+            <w:tcBorders>
+              <w:start w:val="single" w:sz="4" w:space="0" w:color="000000"/>
+              <w:bottom w:val="single" w:sz="4" w:space="0" w:color="000000"/>
+            </w:tcBorders>
+          </w:tcPr>
+          <w:p>
+            <w:pPr>
+              <w:pStyle w:val="TableContents"/>
+              <w:bidi w:val="0"/>
+              <w:jc w:val="start"/>
+              <w:rPr>
+                <w:sz w:val="21"/>
+                <w:szCs w:val="21"/>
+              </w:rPr>
+            </w:pPr>
+            <w:r>
+              <w:rPr>
+                <w:rFonts w:eastAsia="" w:cs="" w:ascii="Calibri" w:hAnsi="Calibri"/>
+                <w:sz w:val="21"/>
+                <w:szCs w:val="21"/>
+              </w:rPr>
+              <w:t>Language</w:t>
+            </w:r>
+          </w:p>
+        </w:tc>
+        <w:tc>
+          <w:tcPr>
+            <w:tcW w:w="5868" w:type="dxa"/>
+            <w:tcBorders>
+              <w:start w:val="single" w:sz="4" w:space="0" w:color="000000"/>
+              <w:bottom w:val="single" w:sz="4" w:space="0" w:color="000000"/>
+              <w:end w:val="single" w:sz="4" w:space="0" w:color="000000"/>
+            </w:tcBorders>
+          </w:tcPr>
+          <w:p>
+            <w:pPr>
+              <w:pStyle w:val="TableContents"/>
+              <w:bidi w:val="0"/>
+              <w:jc w:val="start"/>
+              <w:rPr>
+                <w:rFonts w:ascii="Calibri" w:hAnsi="Calibri" w:eastAsia="" w:cs=""/>
+                <w:sz w:val="21"/>
+                <w:szCs w:val="21"/>
+              </w:rPr>
+            </w:pPr>
+            <w:r>
+              <w:rPr>
+                <w:rFonts w:eastAsia="" w:cs="" w:ascii="Calibri" w:hAnsi="Calibri"/>
+                <w:sz w:val="21"/>
+                <w:szCs w:val="21"/>
+              </w:rPr>
+            </w:r>
+          </w:p>
+        </w:tc>
+      </w:tr>
+      <w:tr>
+        <w:trPr/>
+        <w:tc>
+          <w:tcPr>
+            <w:tcW w:w="2742" w:type="dxa"/>
+            <w:tcBorders>
+              <w:start w:val="single" w:sz="4" w:space="0" w:color="000000"/>
+              <w:bottom w:val="single" w:sz="4" w:space="0" w:color="000000"/>
+            </w:tcBorders>
+          </w:tcPr>
+          <w:p>
+            <w:pPr>
+              <w:pStyle w:val="TableContents"/>
+              <w:bidi w:val="0"/>
+              <w:jc w:val="start"/>
+              <w:rPr>
+                <w:sz w:val="21"/>
+                <w:szCs w:val="21"/>
+              </w:rPr>
+            </w:pPr>
+            <w:r>
+              <w:rPr>
+                <w:rFonts w:eastAsia="" w:cs="" w:ascii="Calibri" w:hAnsi="Calibri"/>
+                <w:sz w:val="21"/>
+                <w:szCs w:val="21"/>
+              </w:rPr>
+              <w:t>Bloom-Level</w:t>
+            </w:r>
+          </w:p>
+        </w:tc>
+        <w:tc>
+          <w:tcPr>
+            <w:tcW w:w="5868" w:type="dxa"/>
+            <w:tcBorders>
+              <w:start w:val="single" w:sz="4" w:space="0" w:color="000000"/>
+              <w:bottom w:val="single" w:sz="4" w:space="0" w:color="000000"/>
+              <w:end w:val="single" w:sz="4" w:space="0" w:color="000000"/>
+            </w:tcBorders>
+          </w:tcPr>
+          <w:p>
+            <w:pPr>
+              <w:pStyle w:val="TableContents"/>
+              <w:bidi w:val="0"/>
+              <w:jc w:val="start"/>
+              <w:rPr>
+                <w:rFonts w:ascii="Calibri" w:hAnsi="Calibri" w:eastAsia="" w:cs=""/>
+                <w:sz w:val="21"/>
+                <w:szCs w:val="21"/>
+              </w:rPr>
+            </w:pPr>
+            <w:r>
+              <w:rPr>
+                <w:rFonts w:eastAsia="" w:cs="" w:ascii="Calibri" w:hAnsi="Calibri"/>
+                <w:sz w:val="21"/>
+                <w:szCs w:val="21"/>
+              </w:rPr>
+            </w:r>
+          </w:p>
+        </w:tc>
+      </w:tr>
+      <w:tr>
+        <w:trPr/>
+        <w:tc>
+          <w:tcPr>
+            <w:tcW w:w="2742" w:type="dxa"/>
+            <w:tcBorders>
+              <w:start w:val="single" w:sz="4" w:space="0" w:color="000000"/>
+              <w:bottom w:val="single" w:sz="4" w:space="0" w:color="000000"/>
+            </w:tcBorders>
+          </w:tcPr>
+          <w:p>
+            <w:pPr>
+              <w:pStyle w:val="TableContents"/>
+              <w:bidi w:val="0"/>
+              <w:jc w:val="start"/>
+              <w:rPr>
+                <w:sz w:val="21"/>
+                <w:szCs w:val="21"/>
+              </w:rPr>
+            </w:pPr>
+            <w:r>
+              <w:rPr>
+                <w:rFonts w:eastAsia="" w:cs="" w:ascii="Calibri" w:hAnsi="Calibri"/>
+                <w:sz w:val="21"/>
+                <w:szCs w:val="21"/>
+              </w:rPr>
+              <w:t>Answer Problems</w:t>
+            </w:r>
+          </w:p>
+        </w:tc>
+        <w:tc>
+          <w:tcPr>
+            <w:tcW w:w="5868" w:type="dxa"/>
+            <w:tcBorders>
+              <w:start w:val="single" w:sz="4" w:space="0" w:color="000000"/>
+              <w:bottom w:val="single" w:sz="4" w:space="0" w:color="000000"/>
+              <w:end w:val="single" w:sz="4" w:space="0" w:color="000000"/>
+            </w:tcBorders>
+          </w:tcPr>
+          <w:p>
+            <w:pPr>
+              <w:pStyle w:val="TableContents"/>
+              <w:bidi w:val="0"/>
+              <w:jc w:val="start"/>
+              <w:rPr>
+                <w:rFonts w:ascii="Calibri" w:hAnsi="Calibri" w:eastAsia="" w:cs=""/>
+                <w:sz w:val="21"/>
+                <w:szCs w:val="21"/>
+              </w:rPr>
+            </w:pPr>
+            <w:r>
+              <w:rPr>
+                <w:rFonts w:eastAsia="" w:cs="" w:ascii="Calibri" w:hAnsi="Calibri"/>
+                <w:sz w:val="21"/>
+                <w:szCs w:val="21"/>
+              </w:rPr>
+            </w:r>
+          </w:p>
+        </w:tc>
+      </w:tr>
+      <w:tr>
+        <w:trPr/>
+        <w:tc>
+          <w:tcPr>
+            <w:tcW w:w="2742" w:type="dxa"/>
+            <w:tcBorders>
+              <w:start w:val="single" w:sz="4" w:space="0" w:color="000000"/>
+              <w:bottom w:val="single" w:sz="4" w:space="0" w:color="000000"/>
+            </w:tcBorders>
+          </w:tcPr>
+          <w:p>
+            <w:pPr>
+              <w:pStyle w:val="TableContents"/>
+              <w:bidi w:val="0"/>
+              <w:jc w:val="start"/>
+              <w:rPr>
+                <w:sz w:val="21"/>
+                <w:szCs w:val="21"/>
+              </w:rPr>
+            </w:pPr>
+            <w:r>
+              <w:rPr>
+                <w:rFonts w:eastAsia="" w:cs="" w:ascii="Calibri" w:hAnsi="Calibri"/>
+                <w:sz w:val="21"/>
+                <w:szCs w:val="21"/>
               </w:rPr>
               <w:t>Comments</w:t>
             </w:r>
@@ -6071,15 +7195,15 @@
               <w:jc w:val="start"/>
               <w:rPr>
                 <w:rFonts w:ascii="Calibri" w:hAnsi="Calibri" w:eastAsia="" w:cs=""/>
-                <w:sz w:val="24"/>
-                <w:szCs w:val="24"/>
+                <w:sz w:val="21"/>
+                <w:szCs w:val="21"/>
               </w:rPr>
             </w:pPr>
             <w:r>
               <w:rPr>
                 <w:rFonts w:eastAsia="" w:cs="" w:ascii="Calibri" w:hAnsi="Calibri"/>
-                <w:sz w:val="24"/>
-                <w:szCs w:val="24"/>
+                <w:sz w:val="21"/>
+                <w:szCs w:val="21"/>
               </w:rPr>
             </w:r>
           </w:p>
@@ -6100,7 +7224,7 @@
     <w:sectPr>
       <w:type w:val="nextPage"/>
       <w:pgSz w:w="12240" w:h="15840"/>
-      <w:pgMar w:left="1786" w:right="1786" w:gutter="0" w:header="0" w:top="1134" w:footer="0" w:bottom="1134"/>
+      <w:pgMar w:left="720" w:right="2851" w:gutter="0" w:header="0" w:top="864" w:footer="0" w:bottom="864"/>
       <w:pgNumType w:fmt="decimal"/>
       <w:formProt w:val="false"/>
       <w:textDirection w:val="lrTb"/>
@@ -6379,7 +7503,9 @@
         </w:tabs>
         <w:ind w:start="720" w:hanging="360"/>
       </w:pPr>
-      <w:rPr/>
+      <w:rPr>
+        <w:rFonts w:ascii="Noto Serif" w:hAnsi="Noto Serif" w:cs="Symbol"/>
+      </w:rPr>
     </w:lvl>
     <w:lvl w:ilvl="1">
       <w:start w:val="1"/>
@@ -6392,7 +7518,9 @@
         </w:tabs>
         <w:ind w:start="1440" w:hanging="360"/>
       </w:pPr>
-      <w:rPr/>
+      <w:rPr>
+        <w:rFonts w:cs="Courier New"/>
+      </w:rPr>
     </w:lvl>
     <w:lvl w:ilvl="2">
       <w:start w:val="1"/>
@@ -6405,7 +7533,9 @@
         </w:tabs>
         <w:ind w:start="2160" w:hanging="360"/>
       </w:pPr>
-      <w:rPr/>
+      <w:rPr>
+        <w:rFonts w:cs="Wingdings"/>
+      </w:rPr>
     </w:lvl>
     <w:lvl w:ilvl="3">
       <w:start w:val="1"/>
@@ -6418,7 +7548,9 @@
         </w:tabs>
         <w:ind w:start="2880" w:hanging="360"/>
       </w:pPr>
-      <w:rPr/>
+      <w:rPr>
+        <w:rFonts w:ascii="Noto Serif" w:hAnsi="Noto Serif" w:cs="Symbol"/>
+      </w:rPr>
     </w:lvl>
     <w:lvl w:ilvl="4">
       <w:start w:val="1"/>
@@ -6431,7 +7563,9 @@
         </w:tabs>
         <w:ind w:start="3600" w:hanging="360"/>
       </w:pPr>
-      <w:rPr/>
+      <w:rPr>
+        <w:rFonts w:cs="Courier New"/>
+      </w:rPr>
     </w:lvl>
     <w:lvl w:ilvl="5">
       <w:start w:val="1"/>
@@ -6444,7 +7578,9 @@
         </w:tabs>
         <w:ind w:start="4320" w:hanging="360"/>
       </w:pPr>
-      <w:rPr/>
+      <w:rPr>
+        <w:rFonts w:cs="Wingdings"/>
+      </w:rPr>
     </w:lvl>
     <w:lvl w:ilvl="6">
       <w:start w:val="1"/>
@@ -6457,7 +7593,9 @@
         </w:tabs>
         <w:ind w:start="5040" w:hanging="360"/>
       </w:pPr>
-      <w:rPr/>
+      <w:rPr>
+        <w:rFonts w:ascii="Noto Serif" w:hAnsi="Noto Serif" w:cs="Symbol"/>
+      </w:rPr>
     </w:lvl>
     <w:lvl w:ilvl="7">
       <w:start w:val="1"/>
@@ -6470,7 +7608,9 @@
         </w:tabs>
         <w:ind w:start="5760" w:hanging="360"/>
       </w:pPr>
-      <w:rPr/>
+      <w:rPr>
+        <w:rFonts w:cs="Courier New"/>
+      </w:rPr>
     </w:lvl>
     <w:lvl w:ilvl="8">
       <w:start w:val="1"/>
@@ -6483,7 +7623,9 @@
         </w:tabs>
         <w:ind w:start="6480" w:hanging="360"/>
       </w:pPr>
-      <w:rPr/>
+      <w:rPr>
+        <w:rFonts w:cs="Wingdings"/>
+      </w:rPr>
     </w:lvl>
   </w:abstractNum>
   <w:abstractNum w:abstractNumId="4">
@@ -6607,9 +7749,8 @@
   </w:abstractNum>
   <w:abstractNum w:abstractNumId="5">
     <w:lvl w:ilvl="0">
-      <w:start w:val="1"/>
-      <w:numFmt w:val="decimal"/>
-      <w:lvlText w:val="%1."/>
+      <w:numFmt w:val="bullet"/>
+      <w:lvlText w:val=""/>
       <w:lvlJc w:val="start"/>
       <w:pPr>
         <w:tabs>
@@ -6618,13 +7759,13 @@
         <w:ind w:start="720" w:hanging="360"/>
       </w:pPr>
       <w:rPr>
-        <w:rFonts w:ascii="Noto Serif" w:hAnsi="Noto Serif" w:cs="Symbol"/>
+        <w:rFonts w:ascii="Symbol" w:hAnsi="Symbol" w:cs="Symbol" w:hint="default"/>
       </w:rPr>
     </w:lvl>
     <w:lvl w:ilvl="1">
-      <w:start w:val="1"/>
-      <w:numFmt w:val="decimal"/>
-      <w:lvlText w:val="%2."/>
+      <w:start w:val="0"/>
+      <w:numFmt w:val="bullet"/>
+      <w:lvlText w:val="o"/>
       <w:lvlJc w:val="start"/>
       <w:pPr>
         <w:tabs>
@@ -6633,13 +7774,13 @@
         <w:ind w:start="1440" w:hanging="360"/>
       </w:pPr>
       <w:rPr>
-        <w:rFonts w:cs="Courier New"/>
+        <w:rFonts w:ascii="Courier New" w:hAnsi="Courier New" w:cs="Courier New" w:hint="default"/>
       </w:rPr>
     </w:lvl>
     <w:lvl w:ilvl="2">
-      <w:start w:val="1"/>
-      <w:numFmt w:val="decimal"/>
-      <w:lvlText w:val="%3."/>
+      <w:start w:val="0"/>
+      <w:numFmt w:val="bullet"/>
+      <w:lvlText w:val=""/>
       <w:lvlJc w:val="start"/>
       <w:pPr>
         <w:tabs>
@@ -6648,13 +7789,13 @@
         <w:ind w:start="2160" w:hanging="360"/>
       </w:pPr>
       <w:rPr>
-        <w:rFonts w:cs="Wingdings"/>
+        <w:rFonts w:ascii="Wingdings" w:hAnsi="Wingdings" w:cs="Wingdings" w:hint="default"/>
       </w:rPr>
     </w:lvl>
     <w:lvl w:ilvl="3">
-      <w:start w:val="1"/>
-      <w:numFmt w:val="decimal"/>
-      <w:lvlText w:val="%4."/>
+      <w:start w:val="0"/>
+      <w:numFmt w:val="bullet"/>
+      <w:lvlText w:val=""/>
       <w:lvlJc w:val="start"/>
       <w:pPr>
         <w:tabs>
@@ -6663,13 +7804,13 @@
         <w:ind w:start="2880" w:hanging="360"/>
       </w:pPr>
       <w:rPr>
-        <w:rFonts w:ascii="Noto Serif" w:hAnsi="Noto Serif" w:cs="Symbol"/>
+        <w:rFonts w:ascii="Symbol" w:hAnsi="Symbol" w:cs="Symbol" w:hint="default"/>
       </w:rPr>
     </w:lvl>
     <w:lvl w:ilvl="4">
-      <w:start w:val="1"/>
-      <w:numFmt w:val="decimal"/>
-      <w:lvlText w:val="%5."/>
+      <w:start w:val="0"/>
+      <w:numFmt w:val="bullet"/>
+      <w:lvlText w:val="o"/>
       <w:lvlJc w:val="start"/>
       <w:pPr>
         <w:tabs>
@@ -6678,13 +7819,13 @@
         <w:ind w:start="3600" w:hanging="360"/>
       </w:pPr>
       <w:rPr>
-        <w:rFonts w:cs="Courier New"/>
+        <w:rFonts w:ascii="Courier New" w:hAnsi="Courier New" w:cs="Courier New" w:hint="default"/>
       </w:rPr>
     </w:lvl>
     <w:lvl w:ilvl="5">
-      <w:start w:val="1"/>
-      <w:numFmt w:val="decimal"/>
-      <w:lvlText w:val="%6."/>
+      <w:start w:val="0"/>
+      <w:numFmt w:val="bullet"/>
+      <w:lvlText w:val=""/>
       <w:lvlJc w:val="start"/>
       <w:pPr>
         <w:tabs>
@@ -6693,13 +7834,13 @@
         <w:ind w:start="4320" w:hanging="360"/>
       </w:pPr>
       <w:rPr>
-        <w:rFonts w:cs="Wingdings"/>
+        <w:rFonts w:ascii="Wingdings" w:hAnsi="Wingdings" w:cs="Wingdings" w:hint="default"/>
       </w:rPr>
     </w:lvl>
     <w:lvl w:ilvl="6">
-      <w:start w:val="1"/>
-      <w:numFmt w:val="decimal"/>
-      <w:lvlText w:val="%7."/>
+      <w:start w:val="0"/>
+      <w:numFmt w:val="bullet"/>
+      <w:lvlText w:val=""/>
       <w:lvlJc w:val="start"/>
       <w:pPr>
         <w:tabs>
@@ -6708,13 +7849,13 @@
         <w:ind w:start="5040" w:hanging="360"/>
       </w:pPr>
       <w:rPr>
-        <w:rFonts w:ascii="Noto Serif" w:hAnsi="Noto Serif" w:cs="Symbol"/>
+        <w:rFonts w:ascii="Symbol" w:hAnsi="Symbol" w:cs="Symbol" w:hint="default"/>
       </w:rPr>
     </w:lvl>
     <w:lvl w:ilvl="7">
-      <w:start w:val="1"/>
-      <w:numFmt w:val="decimal"/>
-      <w:lvlText w:val="%8."/>
+      <w:start w:val="0"/>
+      <w:numFmt w:val="bullet"/>
+      <w:lvlText w:val="o"/>
       <w:lvlJc w:val="start"/>
       <w:pPr>
         <w:tabs>
@@ -6723,13 +7864,13 @@
         <w:ind w:start="5760" w:hanging="360"/>
       </w:pPr>
       <w:rPr>
-        <w:rFonts w:cs="Courier New"/>
+        <w:rFonts w:ascii="Courier New" w:hAnsi="Courier New" w:cs="Courier New" w:hint="default"/>
       </w:rPr>
     </w:lvl>
     <w:lvl w:ilvl="8">
-      <w:start w:val="1"/>
-      <w:numFmt w:val="decimal"/>
-      <w:lvlText w:val="%9."/>
+      <w:start w:val="0"/>
+      <w:numFmt w:val="bullet"/>
+      <w:lvlText w:val=""/>
       <w:lvlJc w:val="start"/>
       <w:pPr>
         <w:tabs>
@@ -6738,15 +7879,14 @@
         <w:ind w:start="6480" w:hanging="360"/>
       </w:pPr>
       <w:rPr>
-        <w:rFonts w:cs="Wingdings"/>
+        <w:rFonts w:ascii="Wingdings" w:hAnsi="Wingdings" w:cs="Wingdings" w:hint="default"/>
       </w:rPr>
     </w:lvl>
   </w:abstractNum>
   <w:abstractNum w:abstractNumId="6">
     <w:lvl w:ilvl="0">
-      <w:start w:val="1"/>
-      <w:numFmt w:val="decimal"/>
-      <w:lvlText w:val="%1."/>
+      <w:numFmt w:val="bullet"/>
+      <w:lvlText w:val=""/>
       <w:lvlJc w:val="start"/>
       <w:pPr>
         <w:tabs>
@@ -6754,12 +7894,14 @@
         </w:tabs>
         <w:ind w:start="720" w:hanging="360"/>
       </w:pPr>
-      <w:rPr/>
+      <w:rPr>
+        <w:rFonts w:ascii="Symbol" w:hAnsi="Symbol" w:cs="Symbol" w:hint="default"/>
+      </w:rPr>
     </w:lvl>
     <w:lvl w:ilvl="1">
-      <w:start w:val="1"/>
-      <w:numFmt w:val="decimal"/>
-      <w:lvlText w:val="%2."/>
+      <w:start w:val="0"/>
+      <w:numFmt w:val="bullet"/>
+      <w:lvlText w:val="o"/>
       <w:lvlJc w:val="start"/>
       <w:pPr>
         <w:tabs>
@@ -6767,12 +7909,14 @@
         </w:tabs>
         <w:ind w:start="1440" w:hanging="360"/>
       </w:pPr>
-      <w:rPr/>
+      <w:rPr>
+        <w:rFonts w:ascii="Courier New" w:hAnsi="Courier New" w:cs="Courier New" w:hint="default"/>
+      </w:rPr>
     </w:lvl>
     <w:lvl w:ilvl="2">
-      <w:start w:val="1"/>
-      <w:numFmt w:val="decimal"/>
-      <w:lvlText w:val="%3."/>
+      <w:start w:val="0"/>
+      <w:numFmt w:val="bullet"/>
+      <w:lvlText w:val=""/>
       <w:lvlJc w:val="start"/>
       <w:pPr>
         <w:tabs>
@@ -6780,12 +7924,14 @@
         </w:tabs>
         <w:ind w:start="2160" w:hanging="360"/>
       </w:pPr>
-      <w:rPr/>
+      <w:rPr>
+        <w:rFonts w:ascii="Wingdings" w:hAnsi="Wingdings" w:cs="Wingdings" w:hint="default"/>
+      </w:rPr>
     </w:lvl>
     <w:lvl w:ilvl="3">
-      <w:start w:val="1"/>
-      <w:numFmt w:val="decimal"/>
-      <w:lvlText w:val="%4."/>
+      <w:start w:val="0"/>
+      <w:numFmt w:val="bullet"/>
+      <w:lvlText w:val=""/>
       <w:lvlJc w:val="start"/>
       <w:pPr>
         <w:tabs>
@@ -6793,12 +7939,14 @@
         </w:tabs>
         <w:ind w:start="2880" w:hanging="360"/>
       </w:pPr>
-      <w:rPr/>
+      <w:rPr>
+        <w:rFonts w:ascii="Symbol" w:hAnsi="Symbol" w:cs="Symbol" w:hint="default"/>
+      </w:rPr>
     </w:lvl>
     <w:lvl w:ilvl="4">
-      <w:start w:val="1"/>
-      <w:numFmt w:val="decimal"/>
-      <w:lvlText w:val="%5."/>
+      <w:start w:val="0"/>
+      <w:numFmt w:val="bullet"/>
+      <w:lvlText w:val="o"/>
       <w:lvlJc w:val="start"/>
       <w:pPr>
         <w:tabs>
@@ -6806,12 +7954,14 @@
         </w:tabs>
         <w:ind w:start="3600" w:hanging="360"/>
       </w:pPr>
-      <w:rPr/>
+      <w:rPr>
+        <w:rFonts w:ascii="Courier New" w:hAnsi="Courier New" w:cs="Courier New" w:hint="default"/>
+      </w:rPr>
     </w:lvl>
     <w:lvl w:ilvl="5">
-      <w:start w:val="1"/>
-      <w:numFmt w:val="decimal"/>
-      <w:lvlText w:val="%6."/>
+      <w:start w:val="0"/>
+      <w:numFmt w:val="bullet"/>
+      <w:lvlText w:val=""/>
       <w:lvlJc w:val="start"/>
       <w:pPr>
         <w:tabs>
@@ -6819,12 +7969,14 @@
         </w:tabs>
         <w:ind w:start="4320" w:hanging="360"/>
       </w:pPr>
-      <w:rPr/>
+      <w:rPr>
+        <w:rFonts w:ascii="Wingdings" w:hAnsi="Wingdings" w:cs="Wingdings" w:hint="default"/>
+      </w:rPr>
     </w:lvl>
     <w:lvl w:ilvl="6">
-      <w:start w:val="1"/>
-      <w:numFmt w:val="decimal"/>
-      <w:lvlText w:val="%7."/>
+      <w:start w:val="0"/>
+      <w:numFmt w:val="bullet"/>
+      <w:lvlText w:val=""/>
       <w:lvlJc w:val="start"/>
       <w:pPr>
         <w:tabs>
@@ -6832,12 +7984,14 @@
         </w:tabs>
         <w:ind w:start="5040" w:hanging="360"/>
       </w:pPr>
-      <w:rPr/>
+      <w:rPr>
+        <w:rFonts w:ascii="Symbol" w:hAnsi="Symbol" w:cs="Symbol" w:hint="default"/>
+      </w:rPr>
     </w:lvl>
     <w:lvl w:ilvl="7">
-      <w:start w:val="1"/>
-      <w:numFmt w:val="decimal"/>
-      <w:lvlText w:val="%8."/>
+      <w:start w:val="0"/>
+      <w:numFmt w:val="bullet"/>
+      <w:lvlText w:val="o"/>
       <w:lvlJc w:val="start"/>
       <w:pPr>
         <w:tabs>
@@ -6845,12 +7999,14 @@
         </w:tabs>
         <w:ind w:start="5760" w:hanging="360"/>
       </w:pPr>
-      <w:rPr/>
+      <w:rPr>
+        <w:rFonts w:ascii="Courier New" w:hAnsi="Courier New" w:cs="Courier New" w:hint="default"/>
+      </w:rPr>
     </w:lvl>
     <w:lvl w:ilvl="8">
-      <w:start w:val="1"/>
-      <w:numFmt w:val="decimal"/>
-      <w:lvlText w:val="%9."/>
+      <w:start w:val="0"/>
+      <w:numFmt w:val="bullet"/>
+      <w:lvlText w:val=""/>
       <w:lvlJc w:val="start"/>
       <w:pPr>
         <w:tabs>
@@ -6858,7 +8014,9 @@
         </w:tabs>
         <w:ind w:start="6480" w:hanging="360"/>
       </w:pPr>
-      <w:rPr/>
+      <w:rPr>
+        <w:rFonts w:ascii="Wingdings" w:hAnsi="Wingdings" w:cs="Wingdings" w:hint="default"/>
+      </w:rPr>
     </w:lvl>
   </w:abstractNum>
   <w:abstractNum w:abstractNumId="7">
@@ -6998,6 +8156,669 @@
     </w:lvl>
   </w:abstractNum>
   <w:abstractNum w:abstractNumId="8">
+    <w:lvl w:ilvl="0">
+      <w:numFmt w:val="bullet"/>
+      <w:lvlText w:val=""/>
+      <w:lvlJc w:val="start"/>
+      <w:pPr>
+        <w:tabs>
+          <w:tab w:val="num" w:pos="0"/>
+        </w:tabs>
+        <w:ind w:start="720" w:hanging="360"/>
+      </w:pPr>
+      <w:rPr>
+        <w:rFonts w:ascii="Symbol" w:hAnsi="Symbol" w:cs="Symbol" w:hint="default"/>
+      </w:rPr>
+    </w:lvl>
+    <w:lvl w:ilvl="1">
+      <w:start w:val="0"/>
+      <w:numFmt w:val="bullet"/>
+      <w:lvlText w:val="o"/>
+      <w:lvlJc w:val="start"/>
+      <w:pPr>
+        <w:tabs>
+          <w:tab w:val="num" w:pos="0"/>
+        </w:tabs>
+        <w:ind w:start="1440" w:hanging="360"/>
+      </w:pPr>
+      <w:rPr>
+        <w:rFonts w:ascii="Courier New" w:hAnsi="Courier New" w:cs="Courier New" w:hint="default"/>
+      </w:rPr>
+    </w:lvl>
+    <w:lvl w:ilvl="2">
+      <w:start w:val="0"/>
+      <w:numFmt w:val="bullet"/>
+      <w:lvlText w:val=""/>
+      <w:lvlJc w:val="start"/>
+      <w:pPr>
+        <w:tabs>
+          <w:tab w:val="num" w:pos="0"/>
+        </w:tabs>
+        <w:ind w:start="2160" w:hanging="360"/>
+      </w:pPr>
+      <w:rPr>
+        <w:rFonts w:ascii="Wingdings" w:hAnsi="Wingdings" w:cs="Wingdings" w:hint="default"/>
+      </w:rPr>
+    </w:lvl>
+    <w:lvl w:ilvl="3">
+      <w:start w:val="0"/>
+      <w:numFmt w:val="bullet"/>
+      <w:lvlText w:val=""/>
+      <w:lvlJc w:val="start"/>
+      <w:pPr>
+        <w:tabs>
+          <w:tab w:val="num" w:pos="0"/>
+        </w:tabs>
+        <w:ind w:start="2880" w:hanging="360"/>
+      </w:pPr>
+      <w:rPr>
+        <w:rFonts w:ascii="Symbol" w:hAnsi="Symbol" w:cs="Symbol" w:hint="default"/>
+      </w:rPr>
+    </w:lvl>
+    <w:lvl w:ilvl="4">
+      <w:start w:val="0"/>
+      <w:numFmt w:val="bullet"/>
+      <w:lvlText w:val="o"/>
+      <w:lvlJc w:val="start"/>
+      <w:pPr>
+        <w:tabs>
+          <w:tab w:val="num" w:pos="0"/>
+        </w:tabs>
+        <w:ind w:start="3600" w:hanging="360"/>
+      </w:pPr>
+      <w:rPr>
+        <w:rFonts w:ascii="Courier New" w:hAnsi="Courier New" w:cs="Courier New" w:hint="default"/>
+      </w:rPr>
+    </w:lvl>
+    <w:lvl w:ilvl="5">
+      <w:start w:val="0"/>
+      <w:numFmt w:val="bullet"/>
+      <w:lvlText w:val=""/>
+      <w:lvlJc w:val="start"/>
+      <w:pPr>
+        <w:tabs>
+          <w:tab w:val="num" w:pos="0"/>
+        </w:tabs>
+        <w:ind w:start="4320" w:hanging="360"/>
+      </w:pPr>
+      <w:rPr>
+        <w:rFonts w:ascii="Wingdings" w:hAnsi="Wingdings" w:cs="Wingdings" w:hint="default"/>
+      </w:rPr>
+    </w:lvl>
+    <w:lvl w:ilvl="6">
+      <w:start w:val="0"/>
+      <w:numFmt w:val="bullet"/>
+      <w:lvlText w:val=""/>
+      <w:lvlJc w:val="start"/>
+      <w:pPr>
+        <w:tabs>
+          <w:tab w:val="num" w:pos="0"/>
+        </w:tabs>
+        <w:ind w:start="5040" w:hanging="360"/>
+      </w:pPr>
+      <w:rPr>
+        <w:rFonts w:ascii="Symbol" w:hAnsi="Symbol" w:cs="Symbol" w:hint="default"/>
+      </w:rPr>
+    </w:lvl>
+    <w:lvl w:ilvl="7">
+      <w:start w:val="0"/>
+      <w:numFmt w:val="bullet"/>
+      <w:lvlText w:val="o"/>
+      <w:lvlJc w:val="start"/>
+      <w:pPr>
+        <w:tabs>
+          <w:tab w:val="num" w:pos="0"/>
+        </w:tabs>
+        <w:ind w:start="5760" w:hanging="360"/>
+      </w:pPr>
+      <w:rPr>
+        <w:rFonts w:ascii="Courier New" w:hAnsi="Courier New" w:cs="Courier New" w:hint="default"/>
+      </w:rPr>
+    </w:lvl>
+    <w:lvl w:ilvl="8">
+      <w:start w:val="0"/>
+      <w:numFmt w:val="bullet"/>
+      <w:lvlText w:val=""/>
+      <w:lvlJc w:val="start"/>
+      <w:pPr>
+        <w:tabs>
+          <w:tab w:val="num" w:pos="0"/>
+        </w:tabs>
+        <w:ind w:start="6480" w:hanging="360"/>
+      </w:pPr>
+      <w:rPr>
+        <w:rFonts w:ascii="Wingdings" w:hAnsi="Wingdings" w:cs="Wingdings" w:hint="default"/>
+      </w:rPr>
+    </w:lvl>
+  </w:abstractNum>
+  <w:abstractNum w:abstractNumId="9">
+    <w:lvl w:ilvl="0">
+      <w:numFmt w:val="bullet"/>
+      <w:lvlText w:val=""/>
+      <w:lvlJc w:val="start"/>
+      <w:pPr>
+        <w:tabs>
+          <w:tab w:val="num" w:pos="0"/>
+        </w:tabs>
+        <w:ind w:start="720" w:hanging="360"/>
+      </w:pPr>
+      <w:rPr>
+        <w:rFonts w:ascii="Symbol" w:hAnsi="Symbol" w:cs="Symbol" w:hint="default"/>
+      </w:rPr>
+    </w:lvl>
+    <w:lvl w:ilvl="1">
+      <w:start w:val="0"/>
+      <w:numFmt w:val="bullet"/>
+      <w:lvlText w:val="o"/>
+      <w:lvlJc w:val="start"/>
+      <w:pPr>
+        <w:tabs>
+          <w:tab w:val="num" w:pos="0"/>
+        </w:tabs>
+        <w:ind w:start="1440" w:hanging="360"/>
+      </w:pPr>
+      <w:rPr>
+        <w:rFonts w:ascii="Courier New" w:hAnsi="Courier New" w:cs="Courier New" w:hint="default"/>
+      </w:rPr>
+    </w:lvl>
+    <w:lvl w:ilvl="2">
+      <w:start w:val="0"/>
+      <w:numFmt w:val="bullet"/>
+      <w:lvlText w:val=""/>
+      <w:lvlJc w:val="start"/>
+      <w:pPr>
+        <w:tabs>
+          <w:tab w:val="num" w:pos="0"/>
+        </w:tabs>
+        <w:ind w:start="2160" w:hanging="360"/>
+      </w:pPr>
+      <w:rPr>
+        <w:rFonts w:ascii="Wingdings" w:hAnsi="Wingdings" w:cs="Wingdings" w:hint="default"/>
+      </w:rPr>
+    </w:lvl>
+    <w:lvl w:ilvl="3">
+      <w:start w:val="0"/>
+      <w:numFmt w:val="bullet"/>
+      <w:lvlText w:val=""/>
+      <w:lvlJc w:val="start"/>
+      <w:pPr>
+        <w:tabs>
+          <w:tab w:val="num" w:pos="0"/>
+        </w:tabs>
+        <w:ind w:start="2880" w:hanging="360"/>
+      </w:pPr>
+      <w:rPr>
+        <w:rFonts w:ascii="Symbol" w:hAnsi="Symbol" w:cs="Symbol" w:hint="default"/>
+      </w:rPr>
+    </w:lvl>
+    <w:lvl w:ilvl="4">
+      <w:start w:val="0"/>
+      <w:numFmt w:val="bullet"/>
+      <w:lvlText w:val="o"/>
+      <w:lvlJc w:val="start"/>
+      <w:pPr>
+        <w:tabs>
+          <w:tab w:val="num" w:pos="0"/>
+        </w:tabs>
+        <w:ind w:start="3600" w:hanging="360"/>
+      </w:pPr>
+      <w:rPr>
+        <w:rFonts w:ascii="Courier New" w:hAnsi="Courier New" w:cs="Courier New" w:hint="default"/>
+      </w:rPr>
+    </w:lvl>
+    <w:lvl w:ilvl="5">
+      <w:start w:val="0"/>
+      <w:numFmt w:val="bullet"/>
+      <w:lvlText w:val=""/>
+      <w:lvlJc w:val="start"/>
+      <w:pPr>
+        <w:tabs>
+          <w:tab w:val="num" w:pos="0"/>
+        </w:tabs>
+        <w:ind w:start="4320" w:hanging="360"/>
+      </w:pPr>
+      <w:rPr>
+        <w:rFonts w:ascii="Wingdings" w:hAnsi="Wingdings" w:cs="Wingdings" w:hint="default"/>
+      </w:rPr>
+    </w:lvl>
+    <w:lvl w:ilvl="6">
+      <w:start w:val="0"/>
+      <w:numFmt w:val="bullet"/>
+      <w:lvlText w:val=""/>
+      <w:lvlJc w:val="start"/>
+      <w:pPr>
+        <w:tabs>
+          <w:tab w:val="num" w:pos="0"/>
+        </w:tabs>
+        <w:ind w:start="5040" w:hanging="360"/>
+      </w:pPr>
+      <w:rPr>
+        <w:rFonts w:ascii="Symbol" w:hAnsi="Symbol" w:cs="Symbol" w:hint="default"/>
+      </w:rPr>
+    </w:lvl>
+    <w:lvl w:ilvl="7">
+      <w:start w:val="0"/>
+      <w:numFmt w:val="bullet"/>
+      <w:lvlText w:val="o"/>
+      <w:lvlJc w:val="start"/>
+      <w:pPr>
+        <w:tabs>
+          <w:tab w:val="num" w:pos="0"/>
+        </w:tabs>
+        <w:ind w:start="5760" w:hanging="360"/>
+      </w:pPr>
+      <w:rPr>
+        <w:rFonts w:ascii="Courier New" w:hAnsi="Courier New" w:cs="Courier New" w:hint="default"/>
+      </w:rPr>
+    </w:lvl>
+    <w:lvl w:ilvl="8">
+      <w:start w:val="0"/>
+      <w:numFmt w:val="bullet"/>
+      <w:lvlText w:val=""/>
+      <w:lvlJc w:val="start"/>
+      <w:pPr>
+        <w:tabs>
+          <w:tab w:val="num" w:pos="0"/>
+        </w:tabs>
+        <w:ind w:start="6480" w:hanging="360"/>
+      </w:pPr>
+      <w:rPr>
+        <w:rFonts w:ascii="Wingdings" w:hAnsi="Wingdings" w:cs="Wingdings" w:hint="default"/>
+      </w:rPr>
+    </w:lvl>
+  </w:abstractNum>
+  <w:abstractNum w:abstractNumId="10">
+    <w:lvl w:ilvl="0">
+      <w:start w:val="1"/>
+      <w:numFmt w:val="decimal"/>
+      <w:lvlText w:val="%1."/>
+      <w:lvlJc w:val="start"/>
+      <w:pPr>
+        <w:tabs>
+          <w:tab w:val="num" w:pos="0"/>
+        </w:tabs>
+        <w:ind w:start="720" w:hanging="360"/>
+      </w:pPr>
+      <w:rPr/>
+    </w:lvl>
+    <w:lvl w:ilvl="1">
+      <w:start w:val="1"/>
+      <w:numFmt w:val="decimal"/>
+      <w:lvlText w:val="%2."/>
+      <w:lvlJc w:val="start"/>
+      <w:pPr>
+        <w:tabs>
+          <w:tab w:val="num" w:pos="0"/>
+        </w:tabs>
+        <w:ind w:start="1440" w:hanging="360"/>
+      </w:pPr>
+      <w:rPr/>
+    </w:lvl>
+    <w:lvl w:ilvl="2">
+      <w:start w:val="1"/>
+      <w:numFmt w:val="decimal"/>
+      <w:lvlText w:val="%3."/>
+      <w:lvlJc w:val="start"/>
+      <w:pPr>
+        <w:tabs>
+          <w:tab w:val="num" w:pos="0"/>
+        </w:tabs>
+        <w:ind w:start="2160" w:hanging="360"/>
+      </w:pPr>
+      <w:rPr/>
+    </w:lvl>
+    <w:lvl w:ilvl="3">
+      <w:start w:val="1"/>
+      <w:numFmt w:val="decimal"/>
+      <w:lvlText w:val="%4."/>
+      <w:lvlJc w:val="start"/>
+      <w:pPr>
+        <w:tabs>
+          <w:tab w:val="num" w:pos="0"/>
+        </w:tabs>
+        <w:ind w:start="2880" w:hanging="360"/>
+      </w:pPr>
+      <w:rPr/>
+    </w:lvl>
+    <w:lvl w:ilvl="4">
+      <w:start w:val="1"/>
+      <w:numFmt w:val="decimal"/>
+      <w:lvlText w:val="%5."/>
+      <w:lvlJc w:val="start"/>
+      <w:pPr>
+        <w:tabs>
+          <w:tab w:val="num" w:pos="0"/>
+        </w:tabs>
+        <w:ind w:start="3600" w:hanging="360"/>
+      </w:pPr>
+      <w:rPr/>
+    </w:lvl>
+    <w:lvl w:ilvl="5">
+      <w:start w:val="1"/>
+      <w:numFmt w:val="decimal"/>
+      <w:lvlText w:val="%6."/>
+      <w:lvlJc w:val="start"/>
+      <w:pPr>
+        <w:tabs>
+          <w:tab w:val="num" w:pos="0"/>
+        </w:tabs>
+        <w:ind w:start="4320" w:hanging="360"/>
+      </w:pPr>
+      <w:rPr/>
+    </w:lvl>
+    <w:lvl w:ilvl="6">
+      <w:start w:val="1"/>
+      <w:numFmt w:val="decimal"/>
+      <w:lvlText w:val="%7."/>
+      <w:lvlJc w:val="start"/>
+      <w:pPr>
+        <w:tabs>
+          <w:tab w:val="num" w:pos="0"/>
+        </w:tabs>
+        <w:ind w:start="5040" w:hanging="360"/>
+      </w:pPr>
+      <w:rPr/>
+    </w:lvl>
+    <w:lvl w:ilvl="7">
+      <w:start w:val="1"/>
+      <w:numFmt w:val="decimal"/>
+      <w:lvlText w:val="%8."/>
+      <w:lvlJc w:val="start"/>
+      <w:pPr>
+        <w:tabs>
+          <w:tab w:val="num" w:pos="0"/>
+        </w:tabs>
+        <w:ind w:start="5760" w:hanging="360"/>
+      </w:pPr>
+      <w:rPr/>
+    </w:lvl>
+    <w:lvl w:ilvl="8">
+      <w:start w:val="1"/>
+      <w:numFmt w:val="decimal"/>
+      <w:lvlText w:val="%9."/>
+      <w:lvlJc w:val="start"/>
+      <w:pPr>
+        <w:tabs>
+          <w:tab w:val="num" w:pos="0"/>
+        </w:tabs>
+        <w:ind w:start="6480" w:hanging="360"/>
+      </w:pPr>
+      <w:rPr/>
+    </w:lvl>
+  </w:abstractNum>
+  <w:abstractNum w:abstractNumId="11">
+    <w:lvl w:ilvl="0">
+      <w:numFmt w:val="bullet"/>
+      <w:lvlText w:val=""/>
+      <w:lvlJc w:val="start"/>
+      <w:pPr>
+        <w:tabs>
+          <w:tab w:val="num" w:pos="0"/>
+        </w:tabs>
+        <w:ind w:start="720" w:hanging="360"/>
+      </w:pPr>
+      <w:rPr>
+        <w:rFonts w:ascii="Symbol" w:hAnsi="Symbol" w:cs="Symbol" w:hint="default"/>
+      </w:rPr>
+    </w:lvl>
+    <w:lvl w:ilvl="1">
+      <w:start w:val="0"/>
+      <w:numFmt w:val="bullet"/>
+      <w:lvlText w:val="o"/>
+      <w:lvlJc w:val="start"/>
+      <w:pPr>
+        <w:tabs>
+          <w:tab w:val="num" w:pos="0"/>
+        </w:tabs>
+        <w:ind w:start="1440" w:hanging="360"/>
+      </w:pPr>
+      <w:rPr>
+        <w:rFonts w:ascii="Courier New" w:hAnsi="Courier New" w:cs="Courier New" w:hint="default"/>
+      </w:rPr>
+    </w:lvl>
+    <w:lvl w:ilvl="2">
+      <w:start w:val="0"/>
+      <w:numFmt w:val="bullet"/>
+      <w:lvlText w:val=""/>
+      <w:lvlJc w:val="start"/>
+      <w:pPr>
+        <w:tabs>
+          <w:tab w:val="num" w:pos="0"/>
+        </w:tabs>
+        <w:ind w:start="2160" w:hanging="360"/>
+      </w:pPr>
+      <w:rPr>
+        <w:rFonts w:ascii="Wingdings" w:hAnsi="Wingdings" w:cs="Wingdings" w:hint="default"/>
+      </w:rPr>
+    </w:lvl>
+    <w:lvl w:ilvl="3">
+      <w:start w:val="0"/>
+      <w:numFmt w:val="bullet"/>
+      <w:lvlText w:val=""/>
+      <w:lvlJc w:val="start"/>
+      <w:pPr>
+        <w:tabs>
+          <w:tab w:val="num" w:pos="0"/>
+        </w:tabs>
+        <w:ind w:start="2880" w:hanging="360"/>
+      </w:pPr>
+      <w:rPr>
+        <w:rFonts w:ascii="Symbol" w:hAnsi="Symbol" w:cs="Symbol" w:hint="default"/>
+      </w:rPr>
+    </w:lvl>
+    <w:lvl w:ilvl="4">
+      <w:start w:val="0"/>
+      <w:numFmt w:val="bullet"/>
+      <w:lvlText w:val="o"/>
+      <w:lvlJc w:val="start"/>
+      <w:pPr>
+        <w:tabs>
+          <w:tab w:val="num" w:pos="0"/>
+        </w:tabs>
+        <w:ind w:start="3600" w:hanging="360"/>
+      </w:pPr>
+      <w:rPr>
+        <w:rFonts w:ascii="Courier New" w:hAnsi="Courier New" w:cs="Courier New" w:hint="default"/>
+      </w:rPr>
+    </w:lvl>
+    <w:lvl w:ilvl="5">
+      <w:start w:val="0"/>
+      <w:numFmt w:val="bullet"/>
+      <w:lvlText w:val=""/>
+      <w:lvlJc w:val="start"/>
+      <w:pPr>
+        <w:tabs>
+          <w:tab w:val="num" w:pos="0"/>
+        </w:tabs>
+        <w:ind w:start="4320" w:hanging="360"/>
+      </w:pPr>
+      <w:rPr>
+        <w:rFonts w:ascii="Wingdings" w:hAnsi="Wingdings" w:cs="Wingdings" w:hint="default"/>
+      </w:rPr>
+    </w:lvl>
+    <w:lvl w:ilvl="6">
+      <w:start w:val="0"/>
+      <w:numFmt w:val="bullet"/>
+      <w:lvlText w:val=""/>
+      <w:lvlJc w:val="start"/>
+      <w:pPr>
+        <w:tabs>
+          <w:tab w:val="num" w:pos="0"/>
+        </w:tabs>
+        <w:ind w:start="5040" w:hanging="360"/>
+      </w:pPr>
+      <w:rPr>
+        <w:rFonts w:ascii="Symbol" w:hAnsi="Symbol" w:cs="Symbol" w:hint="default"/>
+      </w:rPr>
+    </w:lvl>
+    <w:lvl w:ilvl="7">
+      <w:start w:val="0"/>
+      <w:numFmt w:val="bullet"/>
+      <w:lvlText w:val="o"/>
+      <w:lvlJc w:val="start"/>
+      <w:pPr>
+        <w:tabs>
+          <w:tab w:val="num" w:pos="0"/>
+        </w:tabs>
+        <w:ind w:start="5760" w:hanging="360"/>
+      </w:pPr>
+      <w:rPr>
+        <w:rFonts w:ascii="Courier New" w:hAnsi="Courier New" w:cs="Courier New" w:hint="default"/>
+      </w:rPr>
+    </w:lvl>
+    <w:lvl w:ilvl="8">
+      <w:start w:val="0"/>
+      <w:numFmt w:val="bullet"/>
+      <w:lvlText w:val=""/>
+      <w:lvlJc w:val="start"/>
+      <w:pPr>
+        <w:tabs>
+          <w:tab w:val="num" w:pos="0"/>
+        </w:tabs>
+        <w:ind w:start="6480" w:hanging="360"/>
+      </w:pPr>
+      <w:rPr>
+        <w:rFonts w:ascii="Wingdings" w:hAnsi="Wingdings" w:cs="Wingdings" w:hint="default"/>
+      </w:rPr>
+    </w:lvl>
+  </w:abstractNum>
+  <w:abstractNum w:abstractNumId="12">
+    <w:lvl w:ilvl="0">
+      <w:numFmt w:val="bullet"/>
+      <w:lvlText w:val=""/>
+      <w:lvlJc w:val="start"/>
+      <w:pPr>
+        <w:tabs>
+          <w:tab w:val="num" w:pos="0"/>
+        </w:tabs>
+        <w:ind w:start="720" w:hanging="360"/>
+      </w:pPr>
+      <w:rPr>
+        <w:rFonts w:ascii="Symbol" w:hAnsi="Symbol" w:cs="Symbol" w:hint="default"/>
+      </w:rPr>
+    </w:lvl>
+    <w:lvl w:ilvl="1">
+      <w:start w:val="0"/>
+      <w:numFmt w:val="bullet"/>
+      <w:lvlText w:val="o"/>
+      <w:lvlJc w:val="start"/>
+      <w:pPr>
+        <w:tabs>
+          <w:tab w:val="num" w:pos="0"/>
+        </w:tabs>
+        <w:ind w:start="1440" w:hanging="360"/>
+      </w:pPr>
+      <w:rPr>
+        <w:rFonts w:ascii="Courier New" w:hAnsi="Courier New" w:cs="Courier New" w:hint="default"/>
+      </w:rPr>
+    </w:lvl>
+    <w:lvl w:ilvl="2">
+      <w:start w:val="0"/>
+      <w:numFmt w:val="bullet"/>
+      <w:lvlText w:val=""/>
+      <w:lvlJc w:val="start"/>
+      <w:pPr>
+        <w:tabs>
+          <w:tab w:val="num" w:pos="0"/>
+        </w:tabs>
+        <w:ind w:start="2160" w:hanging="360"/>
+      </w:pPr>
+      <w:rPr>
+        <w:rFonts w:ascii="Wingdings" w:hAnsi="Wingdings" w:cs="Wingdings" w:hint="default"/>
+      </w:rPr>
+    </w:lvl>
+    <w:lvl w:ilvl="3">
+      <w:start w:val="0"/>
+      <w:numFmt w:val="bullet"/>
+      <w:lvlText w:val=""/>
+      <w:lvlJc w:val="start"/>
+      <w:pPr>
+        <w:tabs>
+          <w:tab w:val="num" w:pos="0"/>
+        </w:tabs>
+        <w:ind w:start="2880" w:hanging="360"/>
+      </w:pPr>
+      <w:rPr>
+        <w:rFonts w:ascii="Symbol" w:hAnsi="Symbol" w:cs="Symbol" w:hint="default"/>
+      </w:rPr>
+    </w:lvl>
+    <w:lvl w:ilvl="4">
+      <w:start w:val="0"/>
+      <w:numFmt w:val="bullet"/>
+      <w:lvlText w:val="o"/>
+      <w:lvlJc w:val="start"/>
+      <w:pPr>
+        <w:tabs>
+          <w:tab w:val="num" w:pos="0"/>
+        </w:tabs>
+        <w:ind w:start="3600" w:hanging="360"/>
+      </w:pPr>
+      <w:rPr>
+        <w:rFonts w:ascii="Courier New" w:hAnsi="Courier New" w:cs="Courier New" w:hint="default"/>
+      </w:rPr>
+    </w:lvl>
+    <w:lvl w:ilvl="5">
+      <w:start w:val="0"/>
+      <w:numFmt w:val="bullet"/>
+      <w:lvlText w:val=""/>
+      <w:lvlJc w:val="start"/>
+      <w:pPr>
+        <w:tabs>
+          <w:tab w:val="num" w:pos="0"/>
+        </w:tabs>
+        <w:ind w:start="4320" w:hanging="360"/>
+      </w:pPr>
+      <w:rPr>
+        <w:rFonts w:ascii="Wingdings" w:hAnsi="Wingdings" w:cs="Wingdings" w:hint="default"/>
+      </w:rPr>
+    </w:lvl>
+    <w:lvl w:ilvl="6">
+      <w:start w:val="0"/>
+      <w:numFmt w:val="bullet"/>
+      <w:lvlText w:val=""/>
+      <w:lvlJc w:val="start"/>
+      <w:pPr>
+        <w:tabs>
+          <w:tab w:val="num" w:pos="0"/>
+        </w:tabs>
+        <w:ind w:start="5040" w:hanging="360"/>
+      </w:pPr>
+      <w:rPr>
+        <w:rFonts w:ascii="Symbol" w:hAnsi="Symbol" w:cs="Symbol" w:hint="default"/>
+      </w:rPr>
+    </w:lvl>
+    <w:lvl w:ilvl="7">
+      <w:start w:val="0"/>
+      <w:numFmt w:val="bullet"/>
+      <w:lvlText w:val="o"/>
+      <w:lvlJc w:val="start"/>
+      <w:pPr>
+        <w:tabs>
+          <w:tab w:val="num" w:pos="0"/>
+        </w:tabs>
+        <w:ind w:start="5760" w:hanging="360"/>
+      </w:pPr>
+      <w:rPr>
+        <w:rFonts w:ascii="Courier New" w:hAnsi="Courier New" w:cs="Courier New" w:hint="default"/>
+      </w:rPr>
+    </w:lvl>
+    <w:lvl w:ilvl="8">
+      <w:start w:val="0"/>
+      <w:numFmt w:val="bullet"/>
+      <w:lvlText w:val=""/>
+      <w:lvlJc w:val="start"/>
+      <w:pPr>
+        <w:tabs>
+          <w:tab w:val="num" w:pos="0"/>
+        </w:tabs>
+        <w:ind w:start="6480" w:hanging="360"/>
+      </w:pPr>
+      <w:rPr>
+        <w:rFonts w:ascii="Wingdings" w:hAnsi="Wingdings" w:cs="Wingdings" w:hint="default"/>
+      </w:rPr>
+    </w:lvl>
+  </w:abstractNum>
+  <w:abstractNum w:abstractNumId="13">
     <w:lvl w:ilvl="0">
       <w:start w:val="1"/>
       <w:numFmt w:val="none"/>
@@ -7141,12 +8962,27 @@
     <w:abstractNumId w:val="8"/>
   </w:num>
   <w:num w:numId="9">
-    <w:abstractNumId w:val="4"/>
+    <w:abstractNumId w:val="9"/>
+  </w:num>
+  <w:num w:numId="10">
+    <w:abstractNumId w:val="10"/>
+  </w:num>
+  <w:num w:numId="11">
+    <w:abstractNumId w:val="11"/>
+  </w:num>
+  <w:num w:numId="12">
+    <w:abstractNumId w:val="12"/>
+  </w:num>
+  <w:num w:numId="13">
+    <w:abstractNumId w:val="13"/>
+  </w:num>
+  <w:num w:numId="14">
+    <w:abstractNumId w:val="10"/>
     <w:lvlOverride w:ilvl="0">
       <w:startOverride w:val="1"/>
     </w:lvlOverride>
   </w:num>
-  <w:num w:numId="10">
+  <w:num w:numId="15">
     <w:abstractNumId w:val="1"/>
     <w:lvlOverride w:ilvl="0">
       <w:lvl w:ilvl="0">
@@ -7327,13 +9163,13 @@
       </w:lvl>
     </w:lvlOverride>
   </w:num>
-  <w:num w:numId="11">
-    <w:abstractNumId w:val="6"/>
+  <w:num w:numId="16">
+    <w:abstractNumId w:val="4"/>
     <w:lvlOverride w:ilvl="0">
       <w:startOverride w:val="1"/>
     </w:lvlOverride>
   </w:num>
-  <w:num w:numId="12">
+  <w:num w:numId="17">
     <w:abstractNumId w:val="1"/>
     <w:lvlOverride w:ilvl="0">
       <w:startOverride w:val="1"/>

--- a/20_experiments/80_workshop/e2/s1/workshop2-1.docx
+++ b/20_experiments/80_workshop/e2/s1/workshop2-1.docx
@@ -8,7 +8,6 @@
         <w:spacing w:before="480" w:after="0"/>
         <w:rPr/>
       </w:pPr>
-      <w:bookmarkStart w:id="0" w:name="X7fc9fe659a2ddf9bc287dedc346b5edd195f883"/>
       <w:r>
         <w:rPr/>
         <w:t>Überblick des Experiments 2 – Ausführung durch Malte Grube</w:t>
@@ -35,7 +34,7 @@
         <w:pStyle w:val="Heading2"/>
         <w:rPr/>
       </w:pPr>
-      <w:bookmarkStart w:id="1" w:name="experimentaufbau"/>
+      <w:bookmarkStart w:id="0" w:name="experimentaufbau"/>
       <w:r>
         <w:rPr/>
         <w:t>Experimentaufbau</w:t>
@@ -88,21 +87,7 @@
           <w:sz w:val="22"/>
           <w:szCs w:val="22"/>
         </w:rPr>
-        <w:t>Zusammenfügen der Informationen aller 7 Layer zu einem Text, welcher in das vorliegende .</w:t>
-      </w:r>
-      <w:r>
-        <w:rPr>
-          <w:sz w:val="22"/>
-          <w:szCs w:val="22"/>
-        </w:rPr>
-        <w:t xml:space="preserve">docx </w:t>
-      </w:r>
-      <w:r>
-        <w:rPr>
-          <w:sz w:val="22"/>
-          <w:szCs w:val="22"/>
-        </w:rPr>
-        <w:t>Dokument integriert wurde</w:t>
+        <w:t>Zusammenfügen der Informationen aller 7 Layer zu einem Text, welcher in das vorliegende .docx Dokument integriert wurde</w:t>
       </w:r>
     </w:p>
     <w:p>
@@ -120,7 +105,23 @@
           <w:sz w:val="22"/>
           <w:szCs w:val="22"/>
         </w:rPr>
-        <w:t>Wertigkeit der</w:t>
+        <w:t>Wertigkeit der Fragen:</w:t>
+      </w:r>
+    </w:p>
+    <w:p>
+      <w:pPr>
+        <w:pStyle w:val="BodyText"/>
+        <w:rPr>
+          <w:sz w:val="22"/>
+          <w:szCs w:val="22"/>
+        </w:rPr>
+      </w:pPr>
+      <w:r>
+        <w:rPr>
+          <w:sz w:val="22"/>
+          <w:szCs w:val="22"/>
+        </w:rPr>
+        <w:t xml:space="preserve">In jede Frage wurde ein bestimmtes Lernziel integriert, an das jeweilige Bloom-Level geknüpft (1/6). Das Einhalten des Lernziels soll mit der </w:t>
       </w:r>
       <w:r>
         <w:rPr>
@@ -129,7 +130,52 @@
           <w:sz w:val="22"/>
           <w:szCs w:val="22"/>
         </w:rPr>
-        <w:t xml:space="preserve"> Fragen:</w:t>
+        <w:t>Wertigkeit</w:t>
+      </w:r>
+      <w:r>
+        <w:rPr>
+          <w:sz w:val="22"/>
+          <w:szCs w:val="22"/>
+        </w:rPr>
+        <w:t>-Kategorie in der Rubrik bewertet werden. Dies wurde eingebunden, da die Wertigkeit einer Frage ein wichtiger Aspekt der Fragequalität ist, jedoch nicht über eine Zahl allein abgebildet werden kann.</w:t>
+      </w:r>
+      <w:bookmarkEnd w:id="0"/>
+    </w:p>
+    <w:p>
+      <w:pPr>
+        <w:pStyle w:val="Heading2"/>
+        <w:rPr/>
+      </w:pPr>
+      <w:r>
+        <w:rPr/>
+        <w:t>Anleitung für Experten</w:t>
+      </w:r>
+    </w:p>
+    <w:p>
+      <w:pPr>
+        <w:pStyle w:val="Heading3"/>
+        <w:rPr/>
+      </w:pPr>
+      <w:bookmarkStart w:id="1" w:name="schritt-1-bewertungskriterien-verstehen"/>
+      <w:r>
+        <w:rPr/>
+        <w:t>Schritt 1: Bewertungskriterien verstehen</w:t>
+      </w:r>
+    </w:p>
+    <w:p>
+      <w:pPr>
+        <w:pStyle w:val="FirstParagraph"/>
+        <w:rPr>
+          <w:sz w:val="22"/>
+          <w:szCs w:val="22"/>
+        </w:rPr>
+      </w:pPr>
+      <w:r>
+        <w:rPr>
+          <w:sz w:val="22"/>
+          <w:szCs w:val="22"/>
+        </w:rPr>
+        <w:t>Lesen Sie die im .docx enthaltene Rubrik durch, die folgende Kategorien umfasst (jeweils 1-5 Punkte). Bestimmte Kategorien fokussieren sich auf die Bewertung der Fragen selbst, andere auf die Bewertung der Antworten.</w:t>
       </w:r>
     </w:p>
     <w:p>
@@ -140,13 +186,6 @@
           <w:szCs w:val="22"/>
         </w:rPr>
       </w:pPr>
-      <w:r>
-        <w:rPr>
-          <w:sz w:val="22"/>
-          <w:szCs w:val="22"/>
-        </w:rPr>
-        <w:t xml:space="preserve">In jede Frage wurde ein bestimmtes Lernziel integriert, an das jeweilige Bloom-Level geknüpft (1/6). Das Einhalten des Lernziels soll mit der </w:t>
-      </w:r>
       <w:r>
         <w:rPr>
           <w:b/>
@@ -154,874 +193,7 @@
           <w:sz w:val="22"/>
           <w:szCs w:val="22"/>
         </w:rPr>
-        <w:t>Wertigkeit</w:t>
-      </w:r>
-      <w:r>
-        <w:rPr>
-          <w:sz w:val="22"/>
-          <w:szCs w:val="22"/>
-        </w:rPr>
-        <w:t>-Kategorie in der Rubrik bewertet werden. Dies wurde eingebunden, da die Wertigkeit einer Frage ein wichtiger Aspekt der Fragequalität ist, jedoch nicht über eine Zahl allein abgebildet werden kann.</w:t>
-      </w:r>
-      <w:bookmarkEnd w:id="1"/>
-    </w:p>
-    <w:p>
-      <w:pPr>
-        <w:pStyle w:val="Heading2"/>
-        <w:rPr/>
-      </w:pPr>
-      <w:bookmarkStart w:id="2" w:name="anleitung-für-experten"/>
-      <w:r>
-        <w:rPr/>
-        <w:t>Anleitung für Experten</w:t>
-      </w:r>
-    </w:p>
-    <w:p>
-      <w:pPr>
-        <w:pStyle w:val="Heading3"/>
-        <w:rPr/>
-      </w:pPr>
-      <w:bookmarkStart w:id="3" w:name="schritt-1-bewertungskriterien-verstehen"/>
-      <w:r>
-        <w:rPr/>
-        <w:t>Schritt 1: Bewertungskriterien verstehen</w:t>
-      </w:r>
-    </w:p>
-    <w:p>
-      <w:pPr>
-        <w:pStyle w:val="FirstParagraph"/>
-        <w:rPr>
-          <w:sz w:val="22"/>
-          <w:szCs w:val="22"/>
-        </w:rPr>
-      </w:pPr>
-      <w:r>
-        <w:rPr>
-          <w:sz w:val="22"/>
-          <w:szCs w:val="22"/>
-        </w:rPr>
-        <w:t>Lesen Sie die im .docx enthaltene Rubrik durch, die folgende Kategorien umfasst (jeweils 1-5 Punkte). Bestimmte Kategorien fokussieren sich auf die Bewertung der Fragen selbst, andere auf die Bewertung der Antworten.</w:t>
-      </w:r>
-    </w:p>
-    <w:p>
-      <w:pPr>
-        <w:pStyle w:val="BodyText"/>
-        <w:rPr>
-          <w:sz w:val="22"/>
-          <w:szCs w:val="22"/>
-        </w:rPr>
-      </w:pPr>
-      <w:r>
-        <w:rPr>
-          <w:b/>
-          <w:bCs/>
-          <w:sz w:val="22"/>
-          <w:szCs w:val="22"/>
-        </w:rPr>
         <w:t>Fragenbewertung:</w:t>
-      </w:r>
-    </w:p>
-    <w:p>
-      <w:pPr>
-        <w:pStyle w:val="Compact"/>
-        <w:numPr>
-          <w:ilvl w:val="0"/>
-          <w:numId w:val="7"/>
-        </w:numPr>
-        <w:rPr>
-          <w:sz w:val="22"/>
-          <w:szCs w:val="22"/>
-        </w:rPr>
-      </w:pPr>
-      <w:r>
-        <w:rPr>
-          <w:b/>
-          <w:bCs/>
-          <w:sz w:val="22"/>
-          <w:szCs w:val="22"/>
-        </w:rPr>
-        <w:t>Klarheit:</w:t>
-      </w:r>
-      <w:r>
-        <w:rPr>
-          <w:sz w:val="22"/>
-          <w:szCs w:val="22"/>
-        </w:rPr>
-        <w:t xml:space="preserve"> Eindeutigkeit der Formulierung</w:t>
-      </w:r>
-    </w:p>
-    <w:p>
-      <w:pPr>
-        <w:pStyle w:val="Compact"/>
-        <w:numPr>
-          <w:ilvl w:val="0"/>
-          <w:numId w:val="7"/>
-        </w:numPr>
-        <w:rPr>
-          <w:sz w:val="22"/>
-          <w:szCs w:val="22"/>
-        </w:rPr>
-      </w:pPr>
-      <w:r>
-        <w:rPr>
-          <w:b/>
-          <w:bCs/>
-          <w:sz w:val="22"/>
-          <w:szCs w:val="22"/>
-        </w:rPr>
-        <w:t>Herausforderung:</w:t>
-      </w:r>
-      <w:r>
-        <w:rPr>
-          <w:sz w:val="22"/>
-          <w:szCs w:val="22"/>
-        </w:rPr>
-        <w:t xml:space="preserve"> Anspruchsniveau der Frage</w:t>
-      </w:r>
-    </w:p>
-    <w:p>
-      <w:pPr>
-        <w:pStyle w:val="Compact"/>
-        <w:numPr>
-          <w:ilvl w:val="0"/>
-          <w:numId w:val="7"/>
-        </w:numPr>
-        <w:rPr>
-          <w:sz w:val="22"/>
-          <w:szCs w:val="22"/>
-        </w:rPr>
-      </w:pPr>
-      <w:r>
-        <w:rPr>
-          <w:b/>
-          <w:bCs/>
-          <w:sz w:val="22"/>
-          <w:szCs w:val="22"/>
-        </w:rPr>
-        <w:t>Wertigkeit:</w:t>
-      </w:r>
-      <w:r>
-        <w:rPr>
-          <w:sz w:val="22"/>
-          <w:szCs w:val="22"/>
-        </w:rPr>
-        <w:t xml:space="preserve"> Bedeutung für vorgegebenes Lernziel</w:t>
-      </w:r>
-    </w:p>
-    <w:p>
-      <w:pPr>
-        <w:pStyle w:val="Compact"/>
-        <w:numPr>
-          <w:ilvl w:val="0"/>
-          <w:numId w:val="7"/>
-        </w:numPr>
-        <w:rPr>
-          <w:sz w:val="22"/>
-          <w:szCs w:val="22"/>
-        </w:rPr>
-      </w:pPr>
-      <w:r>
-        <w:rPr>
-          <w:b/>
-          <w:bCs/>
-          <w:sz w:val="22"/>
-          <w:szCs w:val="22"/>
-        </w:rPr>
-        <w:t>Sprachqualität:</w:t>
-      </w:r>
-      <w:r>
-        <w:rPr>
-          <w:sz w:val="22"/>
-          <w:szCs w:val="22"/>
-        </w:rPr>
-        <w:t xml:space="preserve"> Verständlichkeit und Angemessenheit</w:t>
-      </w:r>
-    </w:p>
-    <w:p>
-      <w:pPr>
-        <w:pStyle w:val="Compact"/>
-        <w:numPr>
-          <w:ilvl w:val="0"/>
-          <w:numId w:val="7"/>
-        </w:numPr>
-        <w:rPr>
-          <w:sz w:val="22"/>
-          <w:szCs w:val="22"/>
-        </w:rPr>
-      </w:pPr>
-      <w:r>
-        <w:rPr>
-          <w:b/>
-          <w:bCs/>
-          <w:sz w:val="22"/>
-          <w:szCs w:val="22"/>
-        </w:rPr>
-        <w:t>Bloom-Level:</w:t>
-      </w:r>
-      <w:r>
-        <w:rPr>
-          <w:sz w:val="22"/>
-          <w:szCs w:val="22"/>
-        </w:rPr>
-        <w:t xml:space="preserve"> Welches kognitive Level wird in dieser Frage erreicht?</w:t>
-      </w:r>
-    </w:p>
-    <w:p>
-      <w:pPr>
-        <w:pStyle w:val="Compact"/>
-        <w:rPr>
-          <w:sz w:val="22"/>
-          <w:szCs w:val="22"/>
-        </w:rPr>
-      </w:pPr>
-      <w:r>
-        <w:rPr>
-          <w:sz w:val="22"/>
-          <w:szCs w:val="22"/>
-        </w:rPr>
-      </w:r>
-    </w:p>
-    <w:p>
-      <w:pPr>
-        <w:pStyle w:val="Compact"/>
-        <w:rPr>
-          <w:sz w:val="22"/>
-          <w:szCs w:val="22"/>
-        </w:rPr>
-      </w:pPr>
-      <w:r>
-        <w:rPr>
-          <w:sz w:val="22"/>
-          <w:szCs w:val="22"/>
-        </w:rPr>
-      </w:r>
-    </w:p>
-    <w:p>
-      <w:pPr>
-        <w:pStyle w:val="Compact"/>
-        <w:rPr>
-          <w:sz w:val="22"/>
-          <w:szCs w:val="22"/>
-        </w:rPr>
-      </w:pPr>
-      <w:r>
-        <w:rPr>
-          <w:sz w:val="22"/>
-          <w:szCs w:val="22"/>
-        </w:rPr>
-      </w:r>
-    </w:p>
-    <w:p>
-      <w:pPr>
-        <w:pStyle w:val="Compact"/>
-        <w:rPr>
-          <w:sz w:val="22"/>
-          <w:szCs w:val="22"/>
-        </w:rPr>
-      </w:pPr>
-      <w:r>
-        <w:rPr>
-          <w:sz w:val="22"/>
-          <w:szCs w:val="22"/>
-        </w:rPr>
-      </w:r>
-    </w:p>
-    <w:p>
-      <w:pPr>
-        <w:pStyle w:val="FirstParagraph"/>
-        <w:rPr>
-          <w:sz w:val="22"/>
-          <w:szCs w:val="22"/>
-        </w:rPr>
-      </w:pPr>
-      <w:r>
-        <w:rPr>
-          <w:b/>
-          <w:bCs/>
-          <w:sz w:val="22"/>
-          <w:szCs w:val="22"/>
-        </w:rPr>
-        <w:t>Antwortbewertung:</w:t>
-      </w:r>
-    </w:p>
-    <w:p>
-      <w:pPr>
-        <w:pStyle w:val="Compact"/>
-        <w:numPr>
-          <w:ilvl w:val="0"/>
-          <w:numId w:val="7"/>
-        </w:numPr>
-        <w:rPr>
-          <w:sz w:val="22"/>
-          <w:szCs w:val="22"/>
-        </w:rPr>
-      </w:pPr>
-      <w:r>
-        <w:rPr>
-          <w:b/>
-          <w:bCs/>
-          <w:sz w:val="22"/>
-          <w:szCs w:val="22"/>
-        </w:rPr>
-        <w:t>Klarheit:</w:t>
-      </w:r>
-      <w:r>
-        <w:rPr>
-          <w:sz w:val="22"/>
-          <w:szCs w:val="22"/>
-        </w:rPr>
-        <w:t xml:space="preserve"> Eindeutigkeit der Formulierung</w:t>
-      </w:r>
-    </w:p>
-    <w:p>
-      <w:pPr>
-        <w:pStyle w:val="Compact"/>
-        <w:numPr>
-          <w:ilvl w:val="0"/>
-          <w:numId w:val="7"/>
-        </w:numPr>
-        <w:rPr>
-          <w:sz w:val="22"/>
-          <w:szCs w:val="22"/>
-        </w:rPr>
-      </w:pPr>
-      <w:r>
-        <w:rPr>
-          <w:b/>
-          <w:bCs/>
-          <w:sz w:val="22"/>
-          <w:szCs w:val="22"/>
-        </w:rPr>
-        <w:t>Sprachqualität:</w:t>
-      </w:r>
-      <w:r>
-        <w:rPr>
-          <w:sz w:val="22"/>
-          <w:szCs w:val="22"/>
-        </w:rPr>
-        <w:t xml:space="preserve"> Verständlichkeit und Angemessenheit</w:t>
-      </w:r>
-    </w:p>
-    <w:p>
-      <w:pPr>
-        <w:pStyle w:val="Compact"/>
-        <w:numPr>
-          <w:ilvl w:val="0"/>
-          <w:numId w:val="7"/>
-        </w:numPr>
-        <w:rPr>
-          <w:sz w:val="22"/>
-          <w:szCs w:val="22"/>
-        </w:rPr>
-      </w:pPr>
-      <w:r>
-        <w:rPr>
-          <w:b/>
-          <w:bCs/>
-          <w:sz w:val="22"/>
-          <w:szCs w:val="22"/>
-        </w:rPr>
-        <w:t>Bloom-Level:</w:t>
-      </w:r>
-      <w:r>
-        <w:rPr>
-          <w:sz w:val="22"/>
-          <w:szCs w:val="22"/>
-        </w:rPr>
-        <w:t xml:space="preserve"> Welches kognitive Level wird durch die Antwort umgesetzt?</w:t>
-      </w:r>
-      <w:bookmarkEnd w:id="3"/>
-    </w:p>
-    <w:p>
-      <w:pPr>
-        <w:pStyle w:val="Heading3"/>
-        <w:rPr/>
-      </w:pPr>
-      <w:bookmarkStart w:id="4" w:name="schritt-2-tabellen-struktur-verstehen"/>
-      <w:r>
-        <w:rPr/>
-        <w:t>Schritt 2: Tabellen-Struktur verstehen</w:t>
-      </w:r>
-    </w:p>
-    <w:p>
-      <w:pPr>
-        <w:pStyle w:val="FirstParagraph"/>
-        <w:rPr>
-          <w:sz w:val="22"/>
-          <w:szCs w:val="22"/>
-        </w:rPr>
-      </w:pPr>
-      <w:r>
-        <w:rPr>
-          <w:sz w:val="22"/>
-          <w:szCs w:val="22"/>
-        </w:rPr>
-        <w:t>Jede Klein-Tabelle zu der jeweiligen Frage enthält:</w:t>
-      </w:r>
-    </w:p>
-    <w:p>
-      <w:pPr>
-        <w:pStyle w:val="Compact"/>
-        <w:numPr>
-          <w:ilvl w:val="0"/>
-          <w:numId w:val="7"/>
-        </w:numPr>
-        <w:rPr>
-          <w:sz w:val="22"/>
-          <w:szCs w:val="22"/>
-        </w:rPr>
-      </w:pPr>
-      <w:r>
-        <w:rPr>
-          <w:sz w:val="22"/>
-          <w:szCs w:val="22"/>
-        </w:rPr>
-        <w:t>Die 5 Bewertungszeilen für die Fragenbewertung (Klarheit, Herausforderung, Wertigkeit, Sprachqualität, Bloom-Level)</w:t>
-      </w:r>
-    </w:p>
-    <w:p>
-      <w:pPr>
-        <w:pStyle w:val="Compact"/>
-        <w:numPr>
-          <w:ilvl w:val="0"/>
-          <w:numId w:val="7"/>
-        </w:numPr>
-        <w:rPr>
-          <w:sz w:val="22"/>
-          <w:szCs w:val="22"/>
-        </w:rPr>
-      </w:pPr>
-      <w:r>
-        <w:rPr>
-          <w:sz w:val="22"/>
-          <w:szCs w:val="22"/>
-        </w:rPr>
-        <w:t>Die 3 Bewertungszeilen für die Antwortenbewertung (Klarheit, Sprachqualität, Bloom-Level)</w:t>
-      </w:r>
-    </w:p>
-    <w:p>
-      <w:pPr>
-        <w:pStyle w:val="Compact"/>
-        <w:numPr>
-          <w:ilvl w:val="0"/>
-          <w:numId w:val="7"/>
-        </w:numPr>
-        <w:rPr/>
-      </w:pPr>
-      <w:r>
-        <w:rPr>
-          <w:rStyle w:val="VerbatimChar"/>
-          <w:sz w:val="22"/>
-          <w:szCs w:val="22"/>
-        </w:rPr>
-        <w:t>answer_problems</w:t>
-      </w:r>
-      <w:r>
-        <w:rPr>
-          <w:sz w:val="22"/>
-          <w:szCs w:val="22"/>
-        </w:rPr>
-        <w:t>: Sind gewisse Antworten problematisch? Warum?</w:t>
-      </w:r>
-    </w:p>
-    <w:p>
-      <w:pPr>
-        <w:pStyle w:val="Compact"/>
-        <w:numPr>
-          <w:ilvl w:val="0"/>
-          <w:numId w:val="7"/>
-        </w:numPr>
-        <w:rPr/>
-      </w:pPr>
-      <w:r>
-        <w:rPr>
-          <w:rStyle w:val="VerbatimChar"/>
-          <w:sz w:val="22"/>
-          <w:szCs w:val="22"/>
-        </w:rPr>
-        <w:t>comments</w:t>
-      </w:r>
-      <w:r>
-        <w:rPr>
-          <w:sz w:val="22"/>
-          <w:szCs w:val="22"/>
-        </w:rPr>
-        <w:t>: Für zusätzliche Anmerkungen</w:t>
-      </w:r>
-      <w:bookmarkEnd w:id="4"/>
-    </w:p>
-    <w:p>
-      <w:pPr>
-        <w:pStyle w:val="Heading3"/>
-        <w:rPr/>
-      </w:pPr>
-      <w:bookmarkStart w:id="5" w:name="schritt-3-bewertung-durchführen"/>
-      <w:r>
-        <w:rPr/>
-        <w:t>Schritt 3: Bewertung durchführen</w:t>
-      </w:r>
-    </w:p>
-    <w:p>
-      <w:pPr>
-        <w:pStyle w:val="Compact"/>
-        <w:numPr>
-          <w:ilvl w:val="0"/>
-          <w:numId w:val="14"/>
-        </w:numPr>
-        <w:rPr>
-          <w:sz w:val="22"/>
-          <w:szCs w:val="22"/>
-        </w:rPr>
-      </w:pPr>
-      <w:r>
-        <w:rPr>
-          <w:sz w:val="22"/>
-          <w:szCs w:val="22"/>
-        </w:rPr>
-        <w:t>Schauen Sie das Experiment-Dokument an</w:t>
-      </w:r>
-    </w:p>
-    <w:p>
-      <w:pPr>
-        <w:pStyle w:val="Compact"/>
-        <w:numPr>
-          <w:ilvl w:val="0"/>
-          <w:numId w:val="10"/>
-        </w:numPr>
-        <w:rPr>
-          <w:sz w:val="22"/>
-          <w:szCs w:val="22"/>
-        </w:rPr>
-      </w:pPr>
-      <w:r>
-        <w:rPr>
-          <w:sz w:val="22"/>
-          <w:szCs w:val="22"/>
-        </w:rPr>
-        <w:t>Verschaffen Sie sich einen Überblick über die ISO-OSI-Layer-Inhalte durch das Lesen des Textes im Dokument</w:t>
-      </w:r>
-    </w:p>
-    <w:p>
-      <w:pPr>
-        <w:pStyle w:val="Compact"/>
-        <w:numPr>
-          <w:ilvl w:val="0"/>
-          <w:numId w:val="10"/>
-        </w:numPr>
-        <w:rPr>
-          <w:sz w:val="22"/>
-          <w:szCs w:val="22"/>
-        </w:rPr>
-      </w:pPr>
-      <w:r>
-        <w:rPr>
-          <w:sz w:val="22"/>
-          <w:szCs w:val="22"/>
-        </w:rPr>
-        <w:t>Für jedes Fragenkonstrukt:</w:t>
-      </w:r>
-    </w:p>
-    <w:p>
-      <w:pPr>
-        <w:pStyle w:val="Compact"/>
-        <w:numPr>
-          <w:ilvl w:val="1"/>
-          <w:numId w:val="7"/>
-        </w:numPr>
-        <w:rPr>
-          <w:sz w:val="22"/>
-          <w:szCs w:val="22"/>
-        </w:rPr>
-      </w:pPr>
-      <w:r>
-        <w:rPr>
-          <w:sz w:val="22"/>
-          <w:szCs w:val="22"/>
-        </w:rPr>
-        <w:t>Lesen Sie die Frage sorgfältig</w:t>
-      </w:r>
-    </w:p>
-    <w:p>
-      <w:pPr>
-        <w:pStyle w:val="Compact"/>
-        <w:numPr>
-          <w:ilvl w:val="1"/>
-          <w:numId w:val="7"/>
-        </w:numPr>
-        <w:rPr>
-          <w:sz w:val="22"/>
-          <w:szCs w:val="22"/>
-        </w:rPr>
-      </w:pPr>
-      <w:r>
-        <w:rPr>
-          <w:sz w:val="22"/>
-          <w:szCs w:val="22"/>
-        </w:rPr>
-        <w:t>Bewerten Sie nach den 5 Kategorien der Rubrik für die Frage</w:t>
-      </w:r>
-    </w:p>
-    <w:p>
-      <w:pPr>
-        <w:pStyle w:val="Compact"/>
-        <w:numPr>
-          <w:ilvl w:val="1"/>
-          <w:numId w:val="7"/>
-        </w:numPr>
-        <w:rPr>
-          <w:sz w:val="22"/>
-          <w:szCs w:val="22"/>
-        </w:rPr>
-      </w:pPr>
-      <w:r>
-        <w:rPr>
-          <w:sz w:val="22"/>
-          <w:szCs w:val="22"/>
-        </w:rPr>
-        <w:t>Bewerten Sie nach den 3 Kategorien der Rubrik für die Antworten</w:t>
-      </w:r>
-    </w:p>
-    <w:p>
-      <w:pPr>
-        <w:pStyle w:val="Compact"/>
-        <w:numPr>
-          <w:ilvl w:val="1"/>
-          <w:numId w:val="7"/>
-        </w:numPr>
-        <w:rPr>
-          <w:sz w:val="22"/>
-          <w:szCs w:val="22"/>
-        </w:rPr>
-      </w:pPr>
-      <w:r>
-        <w:rPr>
-          <w:sz w:val="22"/>
-          <w:szCs w:val="22"/>
-        </w:rPr>
-        <w:t>Notieren Sie Ihre Bewertungen entsprechend in die Tabelle</w:t>
-      </w:r>
-    </w:p>
-    <w:p>
-      <w:pPr>
-        <w:pStyle w:val="Compact"/>
-        <w:numPr>
-          <w:ilvl w:val="1"/>
-          <w:numId w:val="7"/>
-        </w:numPr>
-        <w:rPr/>
-      </w:pPr>
-      <w:r>
-        <w:rPr>
-          <w:sz w:val="22"/>
-          <w:szCs w:val="22"/>
-        </w:rPr>
-        <w:t xml:space="preserve">Notieren Sie gegebenenfalls problematische Antworten/Antwortoptionen in </w:t>
-      </w:r>
-      <w:r>
-        <w:rPr>
-          <w:rStyle w:val="VerbatimChar"/>
-          <w:sz w:val="22"/>
-          <w:szCs w:val="22"/>
-        </w:rPr>
-        <w:t>answer_problems</w:t>
-      </w:r>
-      <w:r>
-        <w:rPr>
-          <w:sz w:val="22"/>
-          <w:szCs w:val="22"/>
-        </w:rPr>
-        <w:t>, und warum diese problematisch sind</w:t>
-      </w:r>
-    </w:p>
-    <w:p>
-      <w:pPr>
-        <w:pStyle w:val="Compact"/>
-        <w:numPr>
-          <w:ilvl w:val="1"/>
-          <w:numId w:val="7"/>
-        </w:numPr>
-        <w:rPr/>
-      </w:pPr>
-      <w:r>
-        <w:rPr>
-          <w:sz w:val="22"/>
-          <w:szCs w:val="22"/>
-        </w:rPr>
-        <w:t xml:space="preserve">Ergänzen Sie bei Bedarf weitere Kommentare in </w:t>
-      </w:r>
-      <w:r>
-        <w:rPr>
-          <w:rStyle w:val="VerbatimChar"/>
-          <w:sz w:val="22"/>
-          <w:szCs w:val="22"/>
-        </w:rPr>
-        <w:t>comments</w:t>
-      </w:r>
-    </w:p>
-    <w:p>
-      <w:pPr>
-        <w:pStyle w:val="FirstParagraph"/>
-        <w:rPr>
-          <w:sz w:val="22"/>
-          <w:szCs w:val="22"/>
-        </w:rPr>
-      </w:pPr>
-      <w:r>
-        <w:rPr>
-          <w:b/>
-          <w:bCs/>
-          <w:sz w:val="22"/>
-          <w:szCs w:val="22"/>
-        </w:rPr>
-        <w:t>Bewertungsfokus:</w:t>
-      </w:r>
-    </w:p>
-    <w:p>
-      <w:pPr>
-        <w:pStyle w:val="Compact"/>
-        <w:numPr>
-          <w:ilvl w:val="0"/>
-          <w:numId w:val="7"/>
-        </w:numPr>
-        <w:rPr>
-          <w:sz w:val="22"/>
-          <w:szCs w:val="22"/>
-        </w:rPr>
-      </w:pPr>
-      <w:r>
-        <w:rPr>
-          <w:sz w:val="22"/>
-          <w:szCs w:val="22"/>
-        </w:rPr>
-        <w:t>Welches Bloom-Level wird tatsächlich erreicht?</w:t>
-      </w:r>
-    </w:p>
-    <w:p>
-      <w:pPr>
-        <w:pStyle w:val="Compact"/>
-        <w:numPr>
-          <w:ilvl w:val="0"/>
-          <w:numId w:val="7"/>
-        </w:numPr>
-        <w:rPr>
-          <w:sz w:val="22"/>
-          <w:szCs w:val="22"/>
-        </w:rPr>
-      </w:pPr>
-      <w:bookmarkStart w:id="6" w:name="anleitung-für-experten"/>
-      <w:bookmarkStart w:id="7" w:name="schritt-3-bewertung-durchführen"/>
-      <w:r>
-        <w:rPr>
-          <w:sz w:val="22"/>
-          <w:szCs w:val="22"/>
-        </w:rPr>
-        <w:t>Gibt es bestimmte qualitative Unterschiede zwischen MCQ und Open-Ended Fragen?</w:t>
-      </w:r>
-      <w:bookmarkEnd w:id="6"/>
-      <w:bookmarkEnd w:id="7"/>
-    </w:p>
-    <w:p>
-      <w:pPr>
-        <w:pStyle w:val="Heading2"/>
-        <w:rPr/>
-      </w:pPr>
-      <w:bookmarkStart w:id="8" w:name="dankbarkeit"/>
-      <w:r>
-        <w:rPr/>
-        <w:t>Dankbarkeit</w:t>
-      </w:r>
-    </w:p>
-    <w:p>
-      <w:pPr>
-        <w:pStyle w:val="FirstParagraph"/>
-        <w:rPr>
-          <w:sz w:val="22"/>
-          <w:szCs w:val="22"/>
-        </w:rPr>
-      </w:pPr>
-      <w:bookmarkStart w:id="9" w:name="X7fc9fe659a2ddf9bc287dedc346b5edd195f883"/>
-      <w:bookmarkStart w:id="10" w:name="dankbarkeit"/>
-      <w:r>
-        <w:rPr>
-          <w:sz w:val="22"/>
-          <w:szCs w:val="22"/>
-        </w:rPr>
-        <w:t>Vielen Dank für Ihre Unterstützung bei der Evaluation! Ihre Einschätzungen sind wertvoll für die Forschung.</w:t>
-      </w:r>
-      <w:bookmarkEnd w:id="9"/>
-      <w:bookmarkEnd w:id="10"/>
-    </w:p>
-    <w:p>
-      <w:pPr>
-        <w:pStyle w:val="BodyText"/>
-        <w:bidi w:val="0"/>
-        <w:jc w:val="start"/>
-        <w:rPr/>
-      </w:pPr>
-      <w:r>
-        <w:rPr/>
-      </w:r>
-    </w:p>
-    <w:p>
-      <w:pPr>
-        <w:pStyle w:val="BodyText"/>
-        <w:bidi w:val="0"/>
-        <w:jc w:val="start"/>
-        <w:rPr/>
-      </w:pPr>
-      <w:r>
-        <w:rPr/>
-      </w:r>
-    </w:p>
-    <w:p>
-      <w:pPr>
-        <w:pStyle w:val="Heading1"/>
-        <w:bidi w:val="0"/>
-        <w:jc w:val="start"/>
-        <w:rPr/>
-      </w:pPr>
-      <w:r>
-        <w:rPr/>
-        <w:t>Bewertungsrubrik für LLM-generierte Fragen</w:t>
-      </w:r>
-    </w:p>
-    <w:p>
-      <w:pPr>
-        <w:pStyle w:val="Heading2"/>
-        <w:bidi w:val="0"/>
-        <w:jc w:val="start"/>
-        <w:rPr/>
-      </w:pPr>
-      <w:r>
-        <w:rPr/>
-        <w:t>Relevanz/Relevance</w:t>
-      </w:r>
-    </w:p>
-    <w:p>
-      <w:pPr>
-        <w:pStyle w:val="FirstParagraph"/>
-        <w:bidi w:val="0"/>
-        <w:jc w:val="start"/>
-        <w:rPr>
-          <w:sz w:val="22"/>
-          <w:szCs w:val="22"/>
-        </w:rPr>
-      </w:pPr>
-      <w:r>
-        <w:rPr>
-          <w:b/>
-          <w:bCs/>
-          <w:sz w:val="22"/>
-          <w:szCs w:val="22"/>
-        </w:rPr>
-        <w:t>Fragestellung:</w:t>
-      </w:r>
-      <w:r>
-        <w:rPr>
-          <w:sz w:val="22"/>
-          <w:szCs w:val="22"/>
-        </w:rPr>
-        <w:t xml:space="preserve"> Wie gut bezieht sich die Frage auf den Inhalt des bereitgestellten Textes?</w:t>
       </w:r>
     </w:p>
     <w:p>
@@ -1031,8 +203,6 @@
           <w:ilvl w:val="0"/>
           <w:numId w:val="1"/>
         </w:numPr>
-        <w:bidi w:val="0"/>
-        <w:jc w:val="start"/>
         <w:rPr>
           <w:sz w:val="22"/>
           <w:szCs w:val="22"/>
@@ -1045,14 +215,484 @@
           <w:sz w:val="22"/>
           <w:szCs w:val="22"/>
         </w:rPr>
-        <w:t>5 - Überaus relevant:</w:t>
-      </w:r>
-      <w:r>
-        <w:rPr>
-          <w:sz w:val="22"/>
-          <w:szCs w:val="22"/>
-        </w:rPr>
-        <w:t xml:space="preserve"> Bezieht sich auf zentrale Themen und korrekte Fachbegriffe</w:t>
+        <w:t>Klarheit:</w:t>
+      </w:r>
+      <w:r>
+        <w:rPr>
+          <w:sz w:val="22"/>
+          <w:szCs w:val="22"/>
+        </w:rPr>
+        <w:t xml:space="preserve"> Eindeutigkeit der Formulierung</w:t>
+      </w:r>
+    </w:p>
+    <w:p>
+      <w:pPr>
+        <w:pStyle w:val="Compact"/>
+        <w:numPr>
+          <w:ilvl w:val="0"/>
+          <w:numId w:val="1"/>
+        </w:numPr>
+        <w:rPr>
+          <w:sz w:val="22"/>
+          <w:szCs w:val="22"/>
+        </w:rPr>
+      </w:pPr>
+      <w:r>
+        <w:rPr>
+          <w:b/>
+          <w:bCs/>
+          <w:sz w:val="22"/>
+          <w:szCs w:val="22"/>
+        </w:rPr>
+        <w:t>Herausforderung:</w:t>
+      </w:r>
+      <w:r>
+        <w:rPr>
+          <w:sz w:val="22"/>
+          <w:szCs w:val="22"/>
+        </w:rPr>
+        <w:t xml:space="preserve"> Anspruchsniveau der Frage</w:t>
+      </w:r>
+    </w:p>
+    <w:p>
+      <w:pPr>
+        <w:pStyle w:val="Compact"/>
+        <w:numPr>
+          <w:ilvl w:val="0"/>
+          <w:numId w:val="1"/>
+        </w:numPr>
+        <w:rPr>
+          <w:sz w:val="22"/>
+          <w:szCs w:val="22"/>
+        </w:rPr>
+      </w:pPr>
+      <w:r>
+        <w:rPr>
+          <w:b/>
+          <w:bCs/>
+          <w:sz w:val="22"/>
+          <w:szCs w:val="22"/>
+        </w:rPr>
+        <w:t>Wertigkeit:</w:t>
+      </w:r>
+      <w:r>
+        <w:rPr>
+          <w:sz w:val="22"/>
+          <w:szCs w:val="22"/>
+        </w:rPr>
+        <w:t xml:space="preserve"> Bedeutung für vorgegebenes Lernziel</w:t>
+      </w:r>
+    </w:p>
+    <w:p>
+      <w:pPr>
+        <w:pStyle w:val="Compact"/>
+        <w:numPr>
+          <w:ilvl w:val="0"/>
+          <w:numId w:val="1"/>
+        </w:numPr>
+        <w:rPr>
+          <w:sz w:val="22"/>
+          <w:szCs w:val="22"/>
+        </w:rPr>
+      </w:pPr>
+      <w:r>
+        <w:rPr>
+          <w:b/>
+          <w:bCs/>
+          <w:sz w:val="22"/>
+          <w:szCs w:val="22"/>
+        </w:rPr>
+        <w:t>Sprachqualität:</w:t>
+      </w:r>
+      <w:r>
+        <w:rPr>
+          <w:sz w:val="22"/>
+          <w:szCs w:val="22"/>
+        </w:rPr>
+        <w:t xml:space="preserve"> Verständlichkeit und Angemessenheit</w:t>
+      </w:r>
+    </w:p>
+    <w:p>
+      <w:pPr>
+        <w:pStyle w:val="Compact"/>
+        <w:numPr>
+          <w:ilvl w:val="0"/>
+          <w:numId w:val="1"/>
+        </w:numPr>
+        <w:rPr>
+          <w:sz w:val="22"/>
+          <w:szCs w:val="22"/>
+        </w:rPr>
+      </w:pPr>
+      <w:r>
+        <w:rPr>
+          <w:b/>
+          <w:bCs/>
+          <w:sz w:val="22"/>
+          <w:szCs w:val="22"/>
+        </w:rPr>
+        <w:t>Bloom-Level:</w:t>
+      </w:r>
+      <w:r>
+        <w:rPr>
+          <w:sz w:val="22"/>
+          <w:szCs w:val="22"/>
+        </w:rPr>
+        <w:t xml:space="preserve"> Welches kognitive Level wird in dieser Frage erreicht?</w:t>
+      </w:r>
+    </w:p>
+    <w:p>
+      <w:pPr>
+        <w:pStyle w:val="Compact"/>
+        <w:rPr>
+          <w:sz w:val="22"/>
+          <w:szCs w:val="22"/>
+        </w:rPr>
+      </w:pPr>
+      <w:r>
+        <w:rPr>
+          <w:sz w:val="22"/>
+          <w:szCs w:val="22"/>
+        </w:rPr>
+      </w:r>
+    </w:p>
+    <w:p>
+      <w:pPr>
+        <w:pStyle w:val="Compact"/>
+        <w:rPr>
+          <w:sz w:val="22"/>
+          <w:szCs w:val="22"/>
+        </w:rPr>
+      </w:pPr>
+      <w:r>
+        <w:rPr>
+          <w:sz w:val="22"/>
+          <w:szCs w:val="22"/>
+        </w:rPr>
+      </w:r>
+    </w:p>
+    <w:p>
+      <w:pPr>
+        <w:pStyle w:val="Compact"/>
+        <w:rPr>
+          <w:sz w:val="22"/>
+          <w:szCs w:val="22"/>
+        </w:rPr>
+      </w:pPr>
+      <w:r>
+        <w:rPr>
+          <w:sz w:val="22"/>
+          <w:szCs w:val="22"/>
+        </w:rPr>
+      </w:r>
+    </w:p>
+    <w:p>
+      <w:pPr>
+        <w:pStyle w:val="Compact"/>
+        <w:rPr>
+          <w:sz w:val="22"/>
+          <w:szCs w:val="22"/>
+        </w:rPr>
+      </w:pPr>
+      <w:r>
+        <w:rPr>
+          <w:sz w:val="22"/>
+          <w:szCs w:val="22"/>
+        </w:rPr>
+      </w:r>
+    </w:p>
+    <w:p>
+      <w:pPr>
+        <w:pStyle w:val="FirstParagraph"/>
+        <w:rPr>
+          <w:sz w:val="22"/>
+          <w:szCs w:val="22"/>
+        </w:rPr>
+      </w:pPr>
+      <w:r>
+        <w:rPr>
+          <w:b/>
+          <w:bCs/>
+          <w:sz w:val="22"/>
+          <w:szCs w:val="22"/>
+        </w:rPr>
+        <w:t>Antwortbewertung:</w:t>
+      </w:r>
+    </w:p>
+    <w:p>
+      <w:pPr>
+        <w:pStyle w:val="Compact"/>
+        <w:numPr>
+          <w:ilvl w:val="0"/>
+          <w:numId w:val="1"/>
+        </w:numPr>
+        <w:rPr>
+          <w:sz w:val="22"/>
+          <w:szCs w:val="22"/>
+        </w:rPr>
+      </w:pPr>
+      <w:r>
+        <w:rPr>
+          <w:b/>
+          <w:bCs/>
+          <w:sz w:val="22"/>
+          <w:szCs w:val="22"/>
+        </w:rPr>
+        <w:t>Klarheit:</w:t>
+      </w:r>
+      <w:r>
+        <w:rPr>
+          <w:sz w:val="22"/>
+          <w:szCs w:val="22"/>
+        </w:rPr>
+        <w:t xml:space="preserve"> Eindeutigkeit der Formulierung</w:t>
+      </w:r>
+    </w:p>
+    <w:p>
+      <w:pPr>
+        <w:pStyle w:val="Compact"/>
+        <w:numPr>
+          <w:ilvl w:val="0"/>
+          <w:numId w:val="1"/>
+        </w:numPr>
+        <w:rPr>
+          <w:sz w:val="22"/>
+          <w:szCs w:val="22"/>
+        </w:rPr>
+      </w:pPr>
+      <w:r>
+        <w:rPr>
+          <w:b/>
+          <w:bCs/>
+          <w:sz w:val="22"/>
+          <w:szCs w:val="22"/>
+        </w:rPr>
+        <w:t>Sprachqualität:</w:t>
+      </w:r>
+      <w:r>
+        <w:rPr>
+          <w:sz w:val="22"/>
+          <w:szCs w:val="22"/>
+        </w:rPr>
+        <w:t xml:space="preserve"> Verständlichkeit und Angemessenheit</w:t>
+      </w:r>
+    </w:p>
+    <w:p>
+      <w:pPr>
+        <w:pStyle w:val="Compact"/>
+        <w:numPr>
+          <w:ilvl w:val="0"/>
+          <w:numId w:val="1"/>
+        </w:numPr>
+        <w:rPr>
+          <w:sz w:val="22"/>
+          <w:szCs w:val="22"/>
+        </w:rPr>
+      </w:pPr>
+      <w:r>
+        <w:rPr>
+          <w:b/>
+          <w:bCs/>
+          <w:sz w:val="22"/>
+          <w:szCs w:val="22"/>
+        </w:rPr>
+        <w:t>Bloom-Level:</w:t>
+      </w:r>
+      <w:r>
+        <w:rPr>
+          <w:sz w:val="22"/>
+          <w:szCs w:val="22"/>
+        </w:rPr>
+        <w:t xml:space="preserve"> Welches kognitive Level wird durch die Antwort umgesetzt?</w:t>
+      </w:r>
+      <w:bookmarkEnd w:id="1"/>
+    </w:p>
+    <w:p>
+      <w:pPr>
+        <w:pStyle w:val="Heading3"/>
+        <w:rPr/>
+      </w:pPr>
+      <w:bookmarkStart w:id="2" w:name="schritt-2-tabellen-struktur-verstehen"/>
+      <w:r>
+        <w:rPr/>
+        <w:t>Schritt 2: Tabellen-Struktur verstehen</w:t>
+      </w:r>
+    </w:p>
+    <w:p>
+      <w:pPr>
+        <w:pStyle w:val="FirstParagraph"/>
+        <w:rPr>
+          <w:sz w:val="22"/>
+          <w:szCs w:val="22"/>
+        </w:rPr>
+      </w:pPr>
+      <w:r>
+        <w:rPr>
+          <w:sz w:val="22"/>
+          <w:szCs w:val="22"/>
+        </w:rPr>
+        <w:t>Jede Klein-Tabelle zu der jeweiligen Frage enthält:</w:t>
+      </w:r>
+    </w:p>
+    <w:p>
+      <w:pPr>
+        <w:pStyle w:val="Compact"/>
+        <w:numPr>
+          <w:ilvl w:val="0"/>
+          <w:numId w:val="1"/>
+        </w:numPr>
+        <w:rPr>
+          <w:sz w:val="22"/>
+          <w:szCs w:val="22"/>
+        </w:rPr>
+      </w:pPr>
+      <w:r>
+        <w:rPr>
+          <w:sz w:val="22"/>
+          <w:szCs w:val="22"/>
+        </w:rPr>
+        <w:t>Die 5 Bewertungszeilen für die Fragenbewertung (Klarheit, Herausforderung, Wertigkeit, Sprachqualität, Bloom-Level)</w:t>
+      </w:r>
+    </w:p>
+    <w:p>
+      <w:pPr>
+        <w:pStyle w:val="Compact"/>
+        <w:numPr>
+          <w:ilvl w:val="0"/>
+          <w:numId w:val="1"/>
+        </w:numPr>
+        <w:rPr>
+          <w:sz w:val="22"/>
+          <w:szCs w:val="22"/>
+        </w:rPr>
+      </w:pPr>
+      <w:r>
+        <w:rPr>
+          <w:sz w:val="22"/>
+          <w:szCs w:val="22"/>
+        </w:rPr>
+        <w:t>Die 3 Bewertungszeilen für die Antwortenbewertung (Klarheit, Sprachqualität, Bloom-Level)</w:t>
+      </w:r>
+    </w:p>
+    <w:p>
+      <w:pPr>
+        <w:pStyle w:val="Compact"/>
+        <w:numPr>
+          <w:ilvl w:val="0"/>
+          <w:numId w:val="1"/>
+        </w:numPr>
+        <w:rPr/>
+      </w:pPr>
+      <w:r>
+        <w:rPr>
+          <w:rStyle w:val="VerbatimChar"/>
+          <w:sz w:val="22"/>
+          <w:szCs w:val="22"/>
+        </w:rPr>
+        <w:t>answer_problems</w:t>
+      </w:r>
+      <w:r>
+        <w:rPr>
+          <w:sz w:val="22"/>
+          <w:szCs w:val="22"/>
+        </w:rPr>
+        <w:t>: Sind gewisse Antworten problematisch? Warum?</w:t>
+      </w:r>
+    </w:p>
+    <w:p>
+      <w:pPr>
+        <w:pStyle w:val="Compact"/>
+        <w:numPr>
+          <w:ilvl w:val="0"/>
+          <w:numId w:val="1"/>
+        </w:numPr>
+        <w:rPr/>
+      </w:pPr>
+      <w:r>
+        <w:rPr>
+          <w:rStyle w:val="VerbatimChar"/>
+          <w:sz w:val="22"/>
+          <w:szCs w:val="22"/>
+        </w:rPr>
+        <w:t>comments</w:t>
+      </w:r>
+      <w:r>
+        <w:rPr>
+          <w:sz w:val="22"/>
+          <w:szCs w:val="22"/>
+        </w:rPr>
+        <w:t>: Für zusätzliche Anmerkungen</w:t>
+      </w:r>
+      <w:bookmarkEnd w:id="2"/>
+    </w:p>
+    <w:p>
+      <w:pPr>
+        <w:pStyle w:val="Heading3"/>
+        <w:rPr/>
+      </w:pPr>
+      <w:r>
+        <w:rPr/>
+        <w:t>Schritt 3: Bewertung durchführen</w:t>
+      </w:r>
+    </w:p>
+    <w:p>
+      <w:pPr>
+        <w:pStyle w:val="Compact"/>
+        <w:numPr>
+          <w:ilvl w:val="0"/>
+          <w:numId w:val="25"/>
+        </w:numPr>
+        <w:rPr>
+          <w:sz w:val="22"/>
+          <w:szCs w:val="22"/>
+        </w:rPr>
+      </w:pPr>
+      <w:r>
+        <w:rPr>
+          <w:sz w:val="22"/>
+          <w:szCs w:val="22"/>
+        </w:rPr>
+        <w:t>Schauen Sie das Experiment-Dokument an</w:t>
+      </w:r>
+    </w:p>
+    <w:p>
+      <w:pPr>
+        <w:pStyle w:val="Compact"/>
+        <w:numPr>
+          <w:ilvl w:val="0"/>
+          <w:numId w:val="3"/>
+        </w:numPr>
+        <w:rPr>
+          <w:sz w:val="22"/>
+          <w:szCs w:val="22"/>
+        </w:rPr>
+      </w:pPr>
+      <w:r>
+        <w:rPr>
+          <w:sz w:val="22"/>
+          <w:szCs w:val="22"/>
+        </w:rPr>
+        <w:t>Verschaffen Sie sich einen Überblick über die ISO-OSI-Layer-Inhalte durch das Lesen des Textes im Dokument</w:t>
+      </w:r>
+    </w:p>
+    <w:p>
+      <w:pPr>
+        <w:pStyle w:val="Compact"/>
+        <w:numPr>
+          <w:ilvl w:val="0"/>
+          <w:numId w:val="3"/>
+        </w:numPr>
+        <w:rPr>
+          <w:sz w:val="22"/>
+          <w:szCs w:val="22"/>
+        </w:rPr>
+      </w:pPr>
+      <w:r>
+        <w:rPr>
+          <w:sz w:val="22"/>
+          <w:szCs w:val="22"/>
+        </w:rPr>
+        <w:t>Für jedes Fragenkonstrukt:</w:t>
       </w:r>
     </w:p>
     <w:p>
@@ -1062,19 +702,152 @@
           <w:ilvl w:val="1"/>
           <w:numId w:val="1"/>
         </w:numPr>
-        <w:bidi w:val="0"/>
-        <w:jc w:val="start"/>
-        <w:rPr>
-          <w:sz w:val="22"/>
-          <w:szCs w:val="22"/>
-        </w:rPr>
-      </w:pPr>
-      <w:r>
-        <w:rPr>
-          <w:sz w:val="22"/>
-          <w:szCs w:val="22"/>
-        </w:rPr>
-        <w:t>Bsp.: “Welche Kernaufgaben erfüllt der Data Link Layer und worin unterscheiden sich diese hinsichtlich ihrer Zielsetzung?”</w:t>
+        <w:rPr>
+          <w:sz w:val="22"/>
+          <w:szCs w:val="22"/>
+        </w:rPr>
+      </w:pPr>
+      <w:r>
+        <w:rPr>
+          <w:sz w:val="22"/>
+          <w:szCs w:val="22"/>
+        </w:rPr>
+        <w:t>Lesen Sie die Frage sorgfältig</w:t>
+      </w:r>
+    </w:p>
+    <w:p>
+      <w:pPr>
+        <w:pStyle w:val="Compact"/>
+        <w:numPr>
+          <w:ilvl w:val="1"/>
+          <w:numId w:val="1"/>
+        </w:numPr>
+        <w:rPr>
+          <w:sz w:val="22"/>
+          <w:szCs w:val="22"/>
+        </w:rPr>
+      </w:pPr>
+      <w:r>
+        <w:rPr>
+          <w:sz w:val="22"/>
+          <w:szCs w:val="22"/>
+        </w:rPr>
+        <w:t>Bewerten Sie nach den 5 Kategorien der Rubrik für die Frage</w:t>
+      </w:r>
+    </w:p>
+    <w:p>
+      <w:pPr>
+        <w:pStyle w:val="Compact"/>
+        <w:numPr>
+          <w:ilvl w:val="1"/>
+          <w:numId w:val="1"/>
+        </w:numPr>
+        <w:rPr>
+          <w:sz w:val="22"/>
+          <w:szCs w:val="22"/>
+        </w:rPr>
+      </w:pPr>
+      <w:r>
+        <w:rPr>
+          <w:sz w:val="22"/>
+          <w:szCs w:val="22"/>
+        </w:rPr>
+        <w:t>Bewerten Sie nach den 3 Kategorien der Rubrik für die Antworten</w:t>
+      </w:r>
+    </w:p>
+    <w:p>
+      <w:pPr>
+        <w:pStyle w:val="Compact"/>
+        <w:numPr>
+          <w:ilvl w:val="1"/>
+          <w:numId w:val="1"/>
+        </w:numPr>
+        <w:rPr>
+          <w:sz w:val="22"/>
+          <w:szCs w:val="22"/>
+        </w:rPr>
+      </w:pPr>
+      <w:r>
+        <w:rPr>
+          <w:sz w:val="22"/>
+          <w:szCs w:val="22"/>
+        </w:rPr>
+        <w:t>Notieren Sie Ihre Bewertungen entsprechend in die Tabelle</w:t>
+      </w:r>
+    </w:p>
+    <w:p>
+      <w:pPr>
+        <w:pStyle w:val="Compact"/>
+        <w:numPr>
+          <w:ilvl w:val="1"/>
+          <w:numId w:val="1"/>
+        </w:numPr>
+        <w:rPr/>
+      </w:pPr>
+      <w:r>
+        <w:rPr>
+          <w:sz w:val="22"/>
+          <w:szCs w:val="22"/>
+        </w:rPr>
+        <w:t xml:space="preserve">Notieren Sie gegebenenfalls problematische Antworten/Antwortoptionen in </w:t>
+      </w:r>
+      <w:r>
+        <w:rPr>
+          <w:rStyle w:val="VerbatimChar"/>
+          <w:sz w:val="22"/>
+          <w:szCs w:val="22"/>
+        </w:rPr>
+        <w:t>answer_problems</w:t>
+      </w:r>
+      <w:r>
+        <w:rPr>
+          <w:sz w:val="22"/>
+          <w:szCs w:val="22"/>
+        </w:rPr>
+        <w:t>, und warum diese problematisch sind</w:t>
+      </w:r>
+    </w:p>
+    <w:p>
+      <w:pPr>
+        <w:pStyle w:val="Compact"/>
+        <w:numPr>
+          <w:ilvl w:val="1"/>
+          <w:numId w:val="1"/>
+        </w:numPr>
+        <w:rPr/>
+      </w:pPr>
+      <w:r>
+        <w:rPr>
+          <w:sz w:val="22"/>
+          <w:szCs w:val="22"/>
+        </w:rPr>
+        <w:t xml:space="preserve">Ergänzen Sie bei Bedarf weitere Kommentare in </w:t>
+      </w:r>
+      <w:r>
+        <w:rPr>
+          <w:rStyle w:val="VerbatimChar"/>
+          <w:sz w:val="22"/>
+          <w:szCs w:val="22"/>
+        </w:rPr>
+        <w:t>comments</w:t>
+      </w:r>
+    </w:p>
+    <w:p>
+      <w:pPr>
+        <w:pStyle w:val="FirstParagraph"/>
+        <w:rPr>
+          <w:sz w:val="22"/>
+          <w:szCs w:val="22"/>
+        </w:rPr>
+      </w:pPr>
+      <w:r>
+        <w:rPr>
+          <w:b/>
+          <w:bCs/>
+          <w:sz w:val="22"/>
+          <w:szCs w:val="22"/>
+        </w:rPr>
+        <w:t>Bewertungsfokus:</w:t>
       </w:r>
     </w:p>
     <w:p>
@@ -1084,28 +857,17 @@
           <w:ilvl w:val="0"/>
           <w:numId w:val="1"/>
         </w:numPr>
-        <w:bidi w:val="0"/>
-        <w:jc w:val="start"/>
-        <w:rPr>
-          <w:sz w:val="22"/>
-          <w:szCs w:val="22"/>
-        </w:rPr>
-      </w:pPr>
-      <w:r>
-        <w:rPr>
-          <w:b/>
-          <w:bCs/>
-          <w:sz w:val="22"/>
-          <w:szCs w:val="22"/>
-        </w:rPr>
-        <w:t>4 - Relevant:</w:t>
-      </w:r>
-      <w:r>
-        <w:rPr>
-          <w:sz w:val="22"/>
-          <w:szCs w:val="22"/>
-        </w:rPr>
-        <w:t xml:space="preserve"> Bezieht sich auf wichtige Textinhalte</w:t>
+        <w:rPr>
+          <w:sz w:val="22"/>
+          <w:szCs w:val="22"/>
+        </w:rPr>
+      </w:pPr>
+      <w:r>
+        <w:rPr>
+          <w:sz w:val="22"/>
+          <w:szCs w:val="22"/>
+        </w:rPr>
+        <w:t>Welches Bloom-Level wird tatsächlich erreicht?</w:t>
       </w:r>
     </w:p>
     <w:p>
@@ -1115,28 +877,138 @@
           <w:ilvl w:val="0"/>
           <w:numId w:val="1"/>
         </w:numPr>
-        <w:bidi w:val="0"/>
-        <w:jc w:val="start"/>
-        <w:rPr>
-          <w:sz w:val="22"/>
-          <w:szCs w:val="22"/>
+        <w:rPr>
+          <w:sz w:val="22"/>
+          <w:szCs w:val="22"/>
+        </w:rPr>
+      </w:pPr>
+      <w:bookmarkStart w:id="3" w:name="schritt-3-bewertung-durchführen"/>
+      <w:bookmarkStart w:id="4" w:name="anleitung-für-experten"/>
+      <w:r>
+        <w:rPr>
+          <w:sz w:val="22"/>
+          <w:szCs w:val="22"/>
+        </w:rPr>
+        <w:t>Gibt es bestimmte qualitative Unterschiede zwischen MCQ und Open-Ended Fragen?</w:t>
+      </w:r>
+      <w:bookmarkEnd w:id="3"/>
+      <w:bookmarkEnd w:id="4"/>
+    </w:p>
+    <w:p>
+      <w:pPr>
+        <w:pStyle w:val="Heading2"/>
+        <w:rPr/>
+      </w:pPr>
+      <w:r>
+        <w:rPr/>
+        <w:t>Dankbarkeit</w:t>
+      </w:r>
+    </w:p>
+    <w:p>
+      <w:pPr>
+        <w:pStyle w:val="FirstParagraph"/>
+        <w:rPr>
+          <w:sz w:val="22"/>
+          <w:szCs w:val="22"/>
+        </w:rPr>
+      </w:pPr>
+      <w:bookmarkStart w:id="5" w:name="dankbarkeit"/>
+      <w:bookmarkStart w:id="6" w:name="X7fc9fe659a2ddf9bc287dedc346b5edd195f883"/>
+      <w:r>
+        <w:rPr>
+          <w:sz w:val="22"/>
+          <w:szCs w:val="22"/>
+        </w:rPr>
+        <w:t>Vielen Dank für Ihre Unterstützung bei der Evaluation! Ihre Einschätzungen sind wertvoll für die Forschung.</w:t>
+      </w:r>
+      <w:bookmarkEnd w:id="5"/>
+      <w:bookmarkEnd w:id="6"/>
+    </w:p>
+    <w:p>
+      <w:pPr>
+        <w:pStyle w:val="BodyText"/>
+        <w:bidi w:val="0"/>
+        <w:jc w:val="start"/>
+        <w:rPr/>
+      </w:pPr>
+      <w:r>
+        <w:rPr/>
+      </w:r>
+    </w:p>
+    <w:p>
+      <w:pPr>
+        <w:pStyle w:val="BodyText"/>
+        <w:bidi w:val="0"/>
+        <w:jc w:val="start"/>
+        <w:rPr/>
+      </w:pPr>
+      <w:r>
+        <w:rPr/>
+      </w:r>
+    </w:p>
+    <w:p>
+      <w:pPr>
+        <w:pStyle w:val="Heading1"/>
+        <w:rPr/>
+      </w:pPr>
+      <w:bookmarkStart w:id="7" w:name="X5adecf790d361ef61a0e462edd7ab013df4437a"/>
+      <w:r>
+        <w:rPr/>
+        <w:t>Bewertungsrubrik für LLM-generierte Fragen</w:t>
+      </w:r>
+    </w:p>
+    <w:p>
+      <w:pPr>
+        <w:pStyle w:val="Heading2"/>
+        <w:rPr/>
+      </w:pPr>
+      <w:bookmarkStart w:id="8" w:name="klarheitclarity"/>
+      <w:r>
+        <w:rPr/>
+        <w:t>Klarheit/Clarity</w:t>
+      </w:r>
+    </w:p>
+    <w:p>
+      <w:pPr>
+        <w:pStyle w:val="FirstParagraph"/>
+        <w:rPr>
+          <w:sz w:val="21"/>
+          <w:szCs w:val="21"/>
         </w:rPr>
       </w:pPr>
       <w:r>
         <w:rPr>
           <w:b/>
           <w:bCs/>
-          <w:sz w:val="22"/>
-          <w:szCs w:val="22"/>
-        </w:rPr>
-        <w:t>3 - Mäßig relevant:</w:t>
-      </w:r>
-      <w:r>
-        <w:rPr>
-          <w:sz w:val="22"/>
-          <w:szCs w:val="22"/>
-        </w:rPr>
-        <w:t xml:space="preserve"> Behandelt eher nebensächliche Aspekte des Textes</w:t>
+          <w:sz w:val="21"/>
+          <w:szCs w:val="21"/>
+        </w:rPr>
+        <w:t>Fragestellung:</w:t>
+      </w:r>
+      <w:r>
+        <w:rPr>
+          <w:sz w:val="21"/>
+          <w:szCs w:val="21"/>
+        </w:rPr>
+        <w:t xml:space="preserve"> Wie präzise und inhaltlich eindeutig ist die Frage aus Dozierendenperspektive formuliert? Bewerten Sie auch die inhaltliche Klarheit im Nachhinein für die Beantwortung der Frage.</w:t>
+      </w:r>
+    </w:p>
+    <w:p>
+      <w:pPr>
+        <w:pStyle w:val="BodyText"/>
+        <w:rPr>
+          <w:sz w:val="21"/>
+          <w:szCs w:val="21"/>
+        </w:rPr>
+      </w:pPr>
+      <w:r>
+        <w:rPr>
+          <w:i/>
+          <w:iCs/>
+          <w:sz w:val="21"/>
+          <w:szCs w:val="21"/>
+        </w:rPr>
+        <w:t>Hinweis: Hier geht es um inhaltliche Verständlichkeit und Eindeutigkeit, nicht um sprachliche Formulierungen.</w:t>
       </w:r>
     </w:p>
     <w:p>
@@ -1144,30 +1016,48 @@
         <w:pStyle w:val="Compact"/>
         <w:numPr>
           <w:ilvl w:val="0"/>
-          <w:numId w:val="1"/>
+          <w:numId w:val="5"/>
         </w:numPr>
-        <w:bidi w:val="0"/>
-        <w:jc w:val="start"/>
-        <w:rPr>
-          <w:sz w:val="22"/>
-          <w:szCs w:val="22"/>
+        <w:rPr>
+          <w:sz w:val="21"/>
+          <w:szCs w:val="21"/>
         </w:rPr>
       </w:pPr>
       <w:r>
         <w:rPr>
           <w:b/>
           <w:bCs/>
-          <w:sz w:val="22"/>
-          <w:szCs w:val="22"/>
-        </w:rPr>
-        <w:t>2 - Weniger relevant:</w:t>
-      </w:r>
-      <w:r>
-        <w:rPr>
-          <w:sz w:val="22"/>
-          <w:szCs w:val="22"/>
-        </w:rPr>
-        <w:t xml:space="preserve"> Nur oberflächlicher Textbezug</w:t>
+          <w:sz w:val="21"/>
+          <w:szCs w:val="21"/>
+        </w:rPr>
+        <w:t>5 - Sehr klar:</w:t>
+      </w:r>
+      <w:r>
+        <w:rPr>
+          <w:sz w:val="21"/>
+          <w:szCs w:val="21"/>
+        </w:rPr>
+        <w:t xml:space="preserve"> Inhaltlich präzise und eindeutig formuliert, keine Mehrdeutigkeiten</w:t>
+      </w:r>
+    </w:p>
+    <w:p>
+      <w:pPr>
+        <w:pStyle w:val="Compact"/>
+        <w:numPr>
+          <w:ilvl w:val="1"/>
+          <w:numId w:val="5"/>
+        </w:numPr>
+        <w:rPr>
+          <w:sz w:val="21"/>
+          <w:szCs w:val="21"/>
+        </w:rPr>
+      </w:pPr>
+      <w:r>
+        <w:rPr>
+          <w:sz w:val="21"/>
+          <w:szCs w:val="21"/>
+        </w:rPr>
+        <w:t>Bsp.: “Nennen Sie die Kernaufgaben des Session Layer und erläutern Sie jeweils deren Funktion.”</w:t>
       </w:r>
     </w:p>
     <w:p>
@@ -1175,30 +1065,129 @@
         <w:pStyle w:val="Compact"/>
         <w:numPr>
           <w:ilvl w:val="0"/>
-          <w:numId w:val="1"/>
+          <w:numId w:val="5"/>
         </w:numPr>
-        <w:bidi w:val="0"/>
-        <w:jc w:val="start"/>
-        <w:rPr>
-          <w:sz w:val="22"/>
-          <w:szCs w:val="22"/>
+        <w:rPr>
+          <w:sz w:val="21"/>
+          <w:szCs w:val="21"/>
         </w:rPr>
       </w:pPr>
       <w:r>
         <w:rPr>
           <w:b/>
           <w:bCs/>
-          <w:sz w:val="22"/>
-          <w:szCs w:val="22"/>
-        </w:rPr>
-        <w:t>1 - Nicht relevant:</w:t>
-      </w:r>
-      <w:r>
-        <w:rPr>
-          <w:sz w:val="22"/>
-          <w:szCs w:val="22"/>
-        </w:rPr>
-        <w:t xml:space="preserve"> Kein Bezug zum Textinhalt</w:t>
+          <w:sz w:val="21"/>
+          <w:szCs w:val="21"/>
+        </w:rPr>
+        <w:t>4 - Klar:</w:t>
+      </w:r>
+      <w:r>
+        <w:rPr>
+          <w:sz w:val="21"/>
+          <w:szCs w:val="21"/>
+        </w:rPr>
+        <w:t xml:space="preserve"> Inhaltlich verständlich mit minimalen Unklarheiten</w:t>
+      </w:r>
+    </w:p>
+    <w:p>
+      <w:pPr>
+        <w:pStyle w:val="Compact"/>
+        <w:numPr>
+          <w:ilvl w:val="0"/>
+          <w:numId w:val="5"/>
+        </w:numPr>
+        <w:rPr>
+          <w:sz w:val="21"/>
+          <w:szCs w:val="21"/>
+        </w:rPr>
+      </w:pPr>
+      <w:r>
+        <w:rPr>
+          <w:b/>
+          <w:bCs/>
+          <w:sz w:val="21"/>
+          <w:szCs w:val="21"/>
+        </w:rPr>
+        <w:t>3 - Mäßig klar:</w:t>
+      </w:r>
+      <w:r>
+        <w:rPr>
+          <w:sz w:val="21"/>
+          <w:szCs w:val="21"/>
+        </w:rPr>
+        <w:t xml:space="preserve"> Enthält einige inhaltlich unklare Formulierungen</w:t>
+      </w:r>
+    </w:p>
+    <w:p>
+      <w:pPr>
+        <w:pStyle w:val="Compact"/>
+        <w:numPr>
+          <w:ilvl w:val="0"/>
+          <w:numId w:val="5"/>
+        </w:numPr>
+        <w:rPr>
+          <w:sz w:val="21"/>
+          <w:szCs w:val="21"/>
+        </w:rPr>
+      </w:pPr>
+      <w:r>
+        <w:rPr>
+          <w:b/>
+          <w:bCs/>
+          <w:sz w:val="21"/>
+          <w:szCs w:val="21"/>
+        </w:rPr>
+        <w:t>2 - Unklar:</w:t>
+      </w:r>
+      <w:r>
+        <w:rPr>
+          <w:sz w:val="21"/>
+          <w:szCs w:val="21"/>
+        </w:rPr>
+        <w:t xml:space="preserve"> Enthält mehrere mehrdeutige oder verwirrende inhaltliche Elemente</w:t>
+      </w:r>
+    </w:p>
+    <w:p>
+      <w:pPr>
+        <w:pStyle w:val="Compact"/>
+        <w:numPr>
+          <w:ilvl w:val="0"/>
+          <w:numId w:val="5"/>
+        </w:numPr>
+        <w:rPr>
+          <w:sz w:val="21"/>
+          <w:szCs w:val="21"/>
+        </w:rPr>
+      </w:pPr>
+      <w:r>
+        <w:rPr>
+          <w:b/>
+          <w:bCs/>
+          <w:sz w:val="21"/>
+          <w:szCs w:val="21"/>
+        </w:rPr>
+        <w:t>1 - Sehr unklar:</w:t>
+      </w:r>
+      <w:r>
+        <w:rPr>
+          <w:sz w:val="21"/>
+          <w:szCs w:val="21"/>
+        </w:rPr>
+        <w:t xml:space="preserve"> Inhaltlich unverständlich, Frage</w:t>
+      </w:r>
+      <w:r>
+        <w:rPr>
+          <w:sz w:val="21"/>
+          <w:szCs w:val="21"/>
+        </w:rPr>
+        <w:t>nintention</w:t>
+      </w:r>
+      <w:r>
+        <w:rPr>
+          <w:sz w:val="21"/>
+          <w:szCs w:val="21"/>
+        </w:rPr>
+        <w:t xml:space="preserve"> nicht erkennbar</w:t>
       </w:r>
     </w:p>
     <w:p>
@@ -1206,62 +1195,75 @@
         <w:pStyle w:val="Compact"/>
         <w:numPr>
           <w:ilvl w:val="1"/>
-          <w:numId w:val="1"/>
+          <w:numId w:val="5"/>
         </w:numPr>
-        <w:bidi w:val="0"/>
-        <w:jc w:val="start"/>
-        <w:rPr>
-          <w:sz w:val="22"/>
-          <w:szCs w:val="22"/>
-        </w:rPr>
-      </w:pPr>
-      <w:bookmarkStart w:id="11" w:name="relevanzrelevance"/>
-      <w:r>
-        <w:rPr>
-          <w:sz w:val="22"/>
-          <w:szCs w:val="22"/>
-        </w:rPr>
-        <w:t>Bsp.: “Welche Programmiersprache wird am häufigsten für die Implementierung von Netzwerkprotokollen verwendet?”</w:t>
-      </w:r>
-      <w:bookmarkEnd w:id="11"/>
+        <w:rPr>
+          <w:sz w:val="21"/>
+          <w:szCs w:val="21"/>
+        </w:rPr>
+      </w:pPr>
+      <w:bookmarkStart w:id="9" w:name="klarheitclarity"/>
+      <w:r>
+        <w:rPr>
+          <w:sz w:val="21"/>
+          <w:szCs w:val="21"/>
+        </w:rPr>
+        <w:t>Bsp.: “Inwiefern spielt die Schicht eine Rolle bei dem, was passiert, wenn Kommunikation stattfindet?”</w:t>
+      </w:r>
+      <w:bookmarkEnd w:id="9"/>
     </w:p>
     <w:p>
       <w:pPr>
         <w:pStyle w:val="Heading2"/>
-        <w:bidi w:val="0"/>
-        <w:jc w:val="start"/>
-        <w:rPr/>
-      </w:pPr>
-      <w:r>
-        <w:rPr/>
-        <w:t>Klarheit/Clarity</w:t>
+        <w:rPr/>
+      </w:pPr>
+      <w:bookmarkStart w:id="10" w:name="herausforderungchallenging"/>
+      <w:r>
+        <w:rPr/>
+        <w:t>Herausforderung/Challenging</w:t>
       </w:r>
     </w:p>
     <w:p>
       <w:pPr>
         <w:pStyle w:val="FirstParagraph"/>
-        <w:bidi w:val="0"/>
-        <w:jc w:val="start"/>
-        <w:rPr>
-          <w:sz w:val="22"/>
-          <w:szCs w:val="22"/>
+        <w:rPr>
+          <w:sz w:val="21"/>
+          <w:szCs w:val="21"/>
         </w:rPr>
       </w:pPr>
       <w:r>
         <w:rPr>
           <w:b/>
           <w:bCs/>
-          <w:sz w:val="22"/>
-          <w:szCs w:val="22"/>
+          <w:sz w:val="21"/>
+          <w:szCs w:val="21"/>
         </w:rPr>
         <w:t>Fragestellung:</w:t>
       </w:r>
       <w:r>
         <w:rPr>
-          <w:sz w:val="22"/>
-          <w:szCs w:val="22"/>
-        </w:rPr>
-        <w:t xml:space="preserve"> Wie eindeutig und verständlich ist die Frage formuliert?</w:t>
+          <w:sz w:val="21"/>
+          <w:szCs w:val="21"/>
+        </w:rPr>
+        <w:t xml:space="preserve"> Wie viel kognitive Anstrengung erfordert die Beantwortung der Frage aus Studierendenperspektive?</w:t>
+      </w:r>
+    </w:p>
+    <w:p>
+      <w:pPr>
+        <w:pStyle w:val="BodyText"/>
+        <w:rPr>
+          <w:sz w:val="21"/>
+          <w:szCs w:val="21"/>
+        </w:rPr>
+      </w:pPr>
+      <w:r>
+        <w:rPr>
+          <w:i/>
+          <w:iCs/>
+          <w:sz w:val="21"/>
+          <w:szCs w:val="21"/>
+        </w:rPr>
+        <w:t>Hinweis: Nicht die Bloom-Taxonomie als Grundlage nehmen, sondern die tatsächlich benötigte kognitive Last einschätzen.</w:t>
       </w:r>
     </w:p>
     <w:p>
@@ -1269,30 +1271,28 @@
         <w:pStyle w:val="Compact"/>
         <w:numPr>
           <w:ilvl w:val="0"/>
-          <w:numId w:val="1"/>
+          <w:numId w:val="5"/>
         </w:numPr>
-        <w:bidi w:val="0"/>
-        <w:jc w:val="start"/>
-        <w:rPr>
-          <w:sz w:val="22"/>
-          <w:szCs w:val="22"/>
+        <w:rPr>
+          <w:sz w:val="21"/>
+          <w:szCs w:val="21"/>
         </w:rPr>
       </w:pPr>
       <w:r>
         <w:rPr>
           <w:b/>
           <w:bCs/>
-          <w:sz w:val="22"/>
-          <w:szCs w:val="22"/>
-        </w:rPr>
-        <w:t>5 - Sehr klar:</w:t>
-      </w:r>
-      <w:r>
-        <w:rPr>
-          <w:sz w:val="22"/>
-          <w:szCs w:val="22"/>
-        </w:rPr>
-        <w:t xml:space="preserve"> Präzise, eindeutig formuliert, keine Mehrdeutigkeiten</w:t>
+          <w:sz w:val="21"/>
+          <w:szCs w:val="21"/>
+        </w:rPr>
+        <w:t>5 - Sehr herausfordernd:</w:t>
+      </w:r>
+      <w:r>
+        <w:rPr>
+          <w:sz w:val="21"/>
+          <w:szCs w:val="21"/>
+        </w:rPr>
+        <w:t xml:space="preserve"> Erfordert mehrfaches Lesen des gesamten Textes und Verknüpfung vieler Informationen</w:t>
       </w:r>
     </w:p>
     <w:p>
@@ -1300,21 +1300,19 @@
         <w:pStyle w:val="Compact"/>
         <w:numPr>
           <w:ilvl w:val="1"/>
-          <w:numId w:val="15"/>
+          <w:numId w:val="5"/>
         </w:numPr>
-        <w:bidi w:val="0"/>
-        <w:jc w:val="start"/>
-        <w:rPr>
-          <w:sz w:val="22"/>
-          <w:szCs w:val="22"/>
-        </w:rPr>
-      </w:pPr>
-      <w:r>
-        <w:rPr>
-          <w:sz w:val="22"/>
-          <w:szCs w:val="22"/>
-        </w:rPr>
-        <w:t>Bsp.: “Nennen Sie die Kernaufgaben der Session Layer und erläutern Sie jeweils deren Funktion.”</w:t>
+        <w:rPr>
+          <w:sz w:val="21"/>
+          <w:szCs w:val="21"/>
+        </w:rPr>
+      </w:pPr>
+      <w:r>
+        <w:rPr>
+          <w:sz w:val="21"/>
+          <w:szCs w:val="21"/>
+        </w:rPr>
+        <w:t>Bsp.: “Analysieren Sie, warum Flusssteuerung auf mehreren OSI-Schichten implementiert wird, und bewerten Sie die Notwendigkeit dieser Redundanz.”</w:t>
       </w:r>
     </w:p>
     <w:p>
@@ -1322,30 +1320,28 @@
         <w:pStyle w:val="Compact"/>
         <w:numPr>
           <w:ilvl w:val="0"/>
-          <w:numId w:val="1"/>
+          <w:numId w:val="5"/>
         </w:numPr>
-        <w:bidi w:val="0"/>
-        <w:jc w:val="start"/>
-        <w:rPr>
-          <w:sz w:val="22"/>
-          <w:szCs w:val="22"/>
+        <w:rPr>
+          <w:sz w:val="21"/>
+          <w:szCs w:val="21"/>
         </w:rPr>
       </w:pPr>
       <w:r>
         <w:rPr>
           <w:b/>
           <w:bCs/>
-          <w:sz w:val="22"/>
-          <w:szCs w:val="22"/>
-        </w:rPr>
-        <w:t>4 - Klar:</w:t>
-      </w:r>
-      <w:r>
-        <w:rPr>
-          <w:sz w:val="22"/>
-          <w:szCs w:val="22"/>
-        </w:rPr>
-        <w:t xml:space="preserve"> Verständlich mit minimalen Unklarheiten</w:t>
+          <w:sz w:val="21"/>
+          <w:szCs w:val="21"/>
+        </w:rPr>
+        <w:t>4 - Herausfordernd:</w:t>
+      </w:r>
+      <w:r>
+        <w:rPr>
+          <w:sz w:val="21"/>
+          <w:szCs w:val="21"/>
+        </w:rPr>
+        <w:t xml:space="preserve"> Erfordert Zusammenführen von Informationen aus verschiedenen Textabschnitten</w:t>
       </w:r>
     </w:p>
     <w:p>
@@ -1353,30 +1349,28 @@
         <w:pStyle w:val="Compact"/>
         <w:numPr>
           <w:ilvl w:val="0"/>
-          <w:numId w:val="1"/>
+          <w:numId w:val="5"/>
         </w:numPr>
-        <w:bidi w:val="0"/>
-        <w:jc w:val="start"/>
-        <w:rPr>
-          <w:sz w:val="22"/>
-          <w:szCs w:val="22"/>
+        <w:rPr>
+          <w:sz w:val="21"/>
+          <w:szCs w:val="21"/>
         </w:rPr>
       </w:pPr>
       <w:r>
         <w:rPr>
           <w:b/>
           <w:bCs/>
-          <w:sz w:val="22"/>
-          <w:szCs w:val="22"/>
-        </w:rPr>
-        <w:t>3 - Mäßig klar:</w:t>
-      </w:r>
-      <w:r>
-        <w:rPr>
-          <w:sz w:val="22"/>
-          <w:szCs w:val="22"/>
-        </w:rPr>
-        <w:t xml:space="preserve"> Enthält einige unklare Formulierungen</w:t>
+          <w:sz w:val="21"/>
+          <w:szCs w:val="21"/>
+        </w:rPr>
+        <w:t>3 - Mäßig herausfordernd:</w:t>
+      </w:r>
+      <w:r>
+        <w:rPr>
+          <w:sz w:val="21"/>
+          <w:szCs w:val="21"/>
+        </w:rPr>
+        <w:t xml:space="preserve"> Erfordert Nachdenken und eigenes Formulieren, nicht nur Ablesen</w:t>
       </w:r>
     </w:p>
     <w:p>
@@ -1384,30 +1378,28 @@
         <w:pStyle w:val="Compact"/>
         <w:numPr>
           <w:ilvl w:val="0"/>
-          <w:numId w:val="1"/>
+          <w:numId w:val="5"/>
         </w:numPr>
-        <w:bidi w:val="0"/>
-        <w:jc w:val="start"/>
-        <w:rPr>
-          <w:sz w:val="22"/>
-          <w:szCs w:val="22"/>
+        <w:rPr>
+          <w:sz w:val="21"/>
+          <w:szCs w:val="21"/>
         </w:rPr>
       </w:pPr>
       <w:r>
         <w:rPr>
           <w:b/>
           <w:bCs/>
-          <w:sz w:val="22"/>
-          <w:szCs w:val="22"/>
-        </w:rPr>
-        <w:t>2 - Unklar:</w:t>
-      </w:r>
-      <w:r>
-        <w:rPr>
-          <w:sz w:val="22"/>
-          <w:szCs w:val="22"/>
-        </w:rPr>
-        <w:t xml:space="preserve"> Enthält mehrere mehrdeutige oder verwirrende Elemente</w:t>
+          <w:sz w:val="21"/>
+          <w:szCs w:val="21"/>
+        </w:rPr>
+        <w:t>2 - Wenig herausfordernd:</w:t>
+      </w:r>
+      <w:r>
+        <w:rPr>
+          <w:sz w:val="21"/>
+          <w:szCs w:val="21"/>
+        </w:rPr>
+        <w:t xml:space="preserve"> Erfordert gezieltes Suchen und Wiedergeben einer Textstelle</w:t>
       </w:r>
     </w:p>
     <w:p>
@@ -1415,30 +1407,28 @@
         <w:pStyle w:val="Compact"/>
         <w:numPr>
           <w:ilvl w:val="0"/>
-          <w:numId w:val="1"/>
+          <w:numId w:val="5"/>
         </w:numPr>
-        <w:bidi w:val="0"/>
-        <w:jc w:val="start"/>
-        <w:rPr>
-          <w:sz w:val="22"/>
-          <w:szCs w:val="22"/>
+        <w:rPr>
+          <w:sz w:val="21"/>
+          <w:szCs w:val="21"/>
         </w:rPr>
       </w:pPr>
       <w:r>
         <w:rPr>
           <w:b/>
           <w:bCs/>
-          <w:sz w:val="22"/>
-          <w:szCs w:val="22"/>
-        </w:rPr>
-        <w:t>1 - Sehr unklar:</w:t>
-      </w:r>
-      <w:r>
-        <w:rPr>
-          <w:sz w:val="22"/>
-          <w:szCs w:val="22"/>
-        </w:rPr>
-        <w:t xml:space="preserve"> Schwer verständlich oder grammatikalisch fehlerhaft</w:t>
+          <w:sz w:val="21"/>
+          <w:szCs w:val="21"/>
+        </w:rPr>
+        <w:t>1 - Nicht herausfordernd:</w:t>
+      </w:r>
+      <w:r>
+        <w:rPr>
+          <w:sz w:val="21"/>
+          <w:szCs w:val="21"/>
+        </w:rPr>
+        <w:t xml:space="preserve"> Antwort kann direkt abgelesen oder mit einem Wort beantwortet werden</w:t>
       </w:r>
     </w:p>
     <w:p>
@@ -1446,62 +1436,75 @@
         <w:pStyle w:val="Compact"/>
         <w:numPr>
           <w:ilvl w:val="1"/>
-          <w:numId w:val="1"/>
+          <w:numId w:val="5"/>
         </w:numPr>
-        <w:bidi w:val="0"/>
-        <w:jc w:val="start"/>
-        <w:rPr>
-          <w:sz w:val="22"/>
-          <w:szCs w:val="22"/>
-        </w:rPr>
-      </w:pPr>
-      <w:bookmarkStart w:id="12" w:name="klarheitclarity"/>
-      <w:r>
-        <w:rPr>
-          <w:sz w:val="22"/>
-          <w:szCs w:val="22"/>
-        </w:rPr>
-        <w:t>Bsp.: “Inwiefern spielt die Schicht eine Rolle bei dem, was passiert, wenn Kommunikation stattfindet?”</w:t>
-      </w:r>
-      <w:bookmarkEnd w:id="12"/>
+        <w:rPr>
+          <w:sz w:val="21"/>
+          <w:szCs w:val="21"/>
+        </w:rPr>
+      </w:pPr>
+      <w:bookmarkStart w:id="11" w:name="herausforderungchallenging"/>
+      <w:r>
+        <w:rPr>
+          <w:sz w:val="21"/>
+          <w:szCs w:val="21"/>
+        </w:rPr>
+        <w:t>Bsp.: “Wie viele Kernaufgaben hat der Physical Layer?”</w:t>
+      </w:r>
+      <w:bookmarkEnd w:id="11"/>
     </w:p>
     <w:p>
       <w:pPr>
         <w:pStyle w:val="Heading2"/>
-        <w:bidi w:val="0"/>
-        <w:jc w:val="start"/>
-        <w:rPr/>
-      </w:pPr>
-      <w:r>
-        <w:rPr/>
-        <w:t>Beantwortbarkeit/Answerability</w:t>
+        <w:rPr/>
+      </w:pPr>
+      <w:bookmarkStart w:id="12" w:name="Xc726736414fc4f5118f498bc21832f0e03ad1b3"/>
+      <w:r>
+        <w:rPr/>
+        <w:t>Wertigkeit/Value bzgl. Lernzielintegration</w:t>
       </w:r>
     </w:p>
     <w:p>
       <w:pPr>
         <w:pStyle w:val="FirstParagraph"/>
-        <w:bidi w:val="0"/>
-        <w:jc w:val="start"/>
-        <w:rPr>
-          <w:sz w:val="22"/>
-          <w:szCs w:val="22"/>
+        <w:rPr>
+          <w:sz w:val="21"/>
+          <w:szCs w:val="21"/>
         </w:rPr>
       </w:pPr>
       <w:r>
         <w:rPr>
           <w:b/>
           <w:bCs/>
-          <w:sz w:val="22"/>
-          <w:szCs w:val="22"/>
+          <w:sz w:val="21"/>
+          <w:szCs w:val="21"/>
         </w:rPr>
         <w:t>Fragestellung:</w:t>
       </w:r>
       <w:r>
         <w:rPr>
-          <w:sz w:val="22"/>
-          <w:szCs w:val="22"/>
-        </w:rPr>
-        <w:t xml:space="preserve"> Wie gut können Studierende die Frage mit den verfügbaren Textinformationen beantworten?</w:t>
+          <w:sz w:val="21"/>
+          <w:szCs w:val="21"/>
+        </w:rPr>
+        <w:t xml:space="preserve"> Wie zentral ist das in der Frage behandelte Fachkonzept für das angestrebte Lernziel des Moduls? Nehmen Sie bei der Bewertung die Perspektive der Dozierenden ein.</w:t>
+      </w:r>
+    </w:p>
+    <w:p>
+      <w:pPr>
+        <w:pStyle w:val="BodyText"/>
+        <w:rPr>
+          <w:sz w:val="21"/>
+          <w:szCs w:val="21"/>
+        </w:rPr>
+      </w:pPr>
+      <w:r>
+        <w:rPr>
+          <w:i/>
+          <w:iCs/>
+          <w:sz w:val="21"/>
+          <w:szCs w:val="21"/>
+        </w:rPr>
+        <w:t>Hinweis: Diese Kategorie bewertet, wie gut die Frage dazu beiträgt, das beschriebene Lernziel des Moduls zu erreichen.</w:t>
       </w:r>
     </w:p>
     <w:p>
@@ -1509,30 +1512,28 @@
         <w:pStyle w:val="Compact"/>
         <w:numPr>
           <w:ilvl w:val="0"/>
-          <w:numId w:val="1"/>
+          <w:numId w:val="5"/>
         </w:numPr>
-        <w:bidi w:val="0"/>
-        <w:jc w:val="start"/>
-        <w:rPr>
-          <w:sz w:val="22"/>
-          <w:szCs w:val="22"/>
+        <w:rPr>
+          <w:sz w:val="21"/>
+          <w:szCs w:val="21"/>
         </w:rPr>
       </w:pPr>
       <w:r>
         <w:rPr>
           <w:b/>
           <w:bCs/>
-          <w:sz w:val="22"/>
-          <w:szCs w:val="22"/>
-        </w:rPr>
-        <w:t>5 - Vollständig beantwortbar:</w:t>
-      </w:r>
-      <w:r>
-        <w:rPr>
-          <w:sz w:val="22"/>
-          <w:szCs w:val="22"/>
-        </w:rPr>
-        <w:t xml:space="preserve"> Alle Infos explizit im Text verfügbar</w:t>
+          <w:sz w:val="21"/>
+          <w:szCs w:val="21"/>
+        </w:rPr>
+        <w:t>5 - Sehr Hoch:</w:t>
+      </w:r>
+      <w:r>
+        <w:rPr>
+          <w:sz w:val="21"/>
+          <w:szCs w:val="21"/>
+        </w:rPr>
+        <w:t xml:space="preserve"> Behandelt Kernkonzept und zentrales Lernziel (hochrelevant)</w:t>
       </w:r>
     </w:p>
     <w:p>
@@ -1540,21 +1541,19 @@
         <w:pStyle w:val="Compact"/>
         <w:numPr>
           <w:ilvl w:val="1"/>
-          <w:numId w:val="1"/>
+          <w:numId w:val="5"/>
         </w:numPr>
-        <w:bidi w:val="0"/>
-        <w:jc w:val="start"/>
-        <w:rPr>
-          <w:sz w:val="22"/>
-          <w:szCs w:val="22"/>
-        </w:rPr>
-      </w:pPr>
-      <w:r>
-        <w:rPr>
-          <w:sz w:val="22"/>
-          <w:szCs w:val="22"/>
-        </w:rPr>
-        <w:t>Bsp: “Welche Kernaufgaben hat der Presentation Layer?”</w:t>
+        <w:rPr>
+          <w:sz w:val="21"/>
+          <w:szCs w:val="21"/>
+        </w:rPr>
+      </w:pPr>
+      <w:r>
+        <w:rPr>
+          <w:sz w:val="21"/>
+          <w:szCs w:val="21"/>
+        </w:rPr>
+        <w:t>Bsp.: “Erklären Sie das Zusammenspiel von Codierung, Transport und Decodierung bei der Übertragung logischer Werte auf physikalischer Ebene.”</w:t>
       </w:r>
     </w:p>
     <w:p>
@@ -1562,30 +1561,28 @@
         <w:pStyle w:val="Compact"/>
         <w:numPr>
           <w:ilvl w:val="0"/>
-          <w:numId w:val="1"/>
+          <w:numId w:val="5"/>
         </w:numPr>
-        <w:bidi w:val="0"/>
-        <w:jc w:val="start"/>
-        <w:rPr>
-          <w:sz w:val="22"/>
-          <w:szCs w:val="22"/>
+        <w:rPr>
+          <w:sz w:val="21"/>
+          <w:szCs w:val="21"/>
         </w:rPr>
       </w:pPr>
       <w:r>
         <w:rPr>
           <w:b/>
           <w:bCs/>
-          <w:sz w:val="22"/>
-          <w:szCs w:val="22"/>
-        </w:rPr>
-        <w:t>4 - Gut beantwortbar:</w:t>
-      </w:r>
-      <w:r>
-        <w:rPr>
-          <w:sz w:val="22"/>
-          <w:szCs w:val="22"/>
-        </w:rPr>
-        <w:t xml:space="preserve"> Die meisten Infos im Text, minimale Schlüsse nötig</w:t>
+          <w:sz w:val="21"/>
+          <w:szCs w:val="21"/>
+        </w:rPr>
+        <w:t>4 - Hoch:</w:t>
+      </w:r>
+      <w:r>
+        <w:rPr>
+          <w:sz w:val="21"/>
+          <w:szCs w:val="21"/>
+        </w:rPr>
+        <w:t xml:space="preserve"> Behandelt grundlegendes Konzept zum Lernziel</w:t>
       </w:r>
     </w:p>
     <w:p>
@@ -1593,30 +1590,28 @@
         <w:pStyle w:val="Compact"/>
         <w:numPr>
           <w:ilvl w:val="0"/>
-          <w:numId w:val="1"/>
+          <w:numId w:val="5"/>
         </w:numPr>
-        <w:bidi w:val="0"/>
-        <w:jc w:val="start"/>
-        <w:rPr>
-          <w:sz w:val="22"/>
-          <w:szCs w:val="22"/>
+        <w:rPr>
+          <w:sz w:val="21"/>
+          <w:szCs w:val="21"/>
         </w:rPr>
       </w:pPr>
       <w:r>
         <w:rPr>
           <w:b/>
           <w:bCs/>
-          <w:sz w:val="22"/>
-          <w:szCs w:val="22"/>
-        </w:rPr>
-        <w:t>3 - Teilweise beantwortbar:</w:t>
-      </w:r>
-      <w:r>
-        <w:rPr>
-          <w:sz w:val="22"/>
-          <w:szCs w:val="22"/>
-        </w:rPr>
-        <w:t xml:space="preserve"> Grundinfos vorhanden, moderate Interpretation nötig</w:t>
+          <w:sz w:val="21"/>
+          <w:szCs w:val="21"/>
+        </w:rPr>
+        <w:t>3 - Mäßig:</w:t>
+      </w:r>
+      <w:r>
+        <w:rPr>
+          <w:sz w:val="21"/>
+          <w:szCs w:val="21"/>
+        </w:rPr>
+        <w:t xml:space="preserve"> Behandelt Grundlagen, die aber nicht direkt zum Lernziel passen (oder gehen darüber hinaus)</w:t>
       </w:r>
     </w:p>
     <w:p>
@@ -1624,30 +1619,28 @@
         <w:pStyle w:val="Compact"/>
         <w:numPr>
           <w:ilvl w:val="0"/>
-          <w:numId w:val="1"/>
+          <w:numId w:val="5"/>
         </w:numPr>
-        <w:bidi w:val="0"/>
-        <w:jc w:val="start"/>
-        <w:rPr>
-          <w:sz w:val="22"/>
-          <w:szCs w:val="22"/>
+        <w:rPr>
+          <w:sz w:val="21"/>
+          <w:szCs w:val="21"/>
         </w:rPr>
       </w:pPr>
       <w:r>
         <w:rPr>
           <w:b/>
           <w:bCs/>
-          <w:sz w:val="22"/>
-          <w:szCs w:val="22"/>
-        </w:rPr>
-        <w:t>2 - Schwer beantwortbar:</w:t>
-      </w:r>
-      <w:r>
-        <w:rPr>
-          <w:sz w:val="22"/>
-          <w:szCs w:val="22"/>
-        </w:rPr>
-        <w:t xml:space="preserve"> Wenige relevante Infos, viel eigene Ableitung erforderlich</w:t>
+          <w:sz w:val="21"/>
+          <w:szCs w:val="21"/>
+        </w:rPr>
+        <w:t>2 - Gering:</w:t>
+      </w:r>
+      <w:r>
+        <w:rPr>
+          <w:sz w:val="21"/>
+          <w:szCs w:val="21"/>
+        </w:rPr>
+        <w:t xml:space="preserve"> Fokussiert auf nebensächliches Detail oder ist ineffizient für das Lernziel</w:t>
       </w:r>
     </w:p>
     <w:p>
@@ -1655,30 +1648,28 @@
         <w:pStyle w:val="Compact"/>
         <w:numPr>
           <w:ilvl w:val="0"/>
-          <w:numId w:val="1"/>
+          <w:numId w:val="5"/>
         </w:numPr>
-        <w:bidi w:val="0"/>
-        <w:jc w:val="start"/>
-        <w:rPr>
-          <w:sz w:val="22"/>
-          <w:szCs w:val="22"/>
+        <w:rPr>
+          <w:sz w:val="21"/>
+          <w:szCs w:val="21"/>
         </w:rPr>
       </w:pPr>
       <w:r>
         <w:rPr>
           <w:b/>
           <w:bCs/>
-          <w:sz w:val="22"/>
-          <w:szCs w:val="22"/>
-        </w:rPr>
-        <w:t>1 - Nicht beantwortbar:</w:t>
-      </w:r>
-      <w:r>
-        <w:rPr>
-          <w:sz w:val="22"/>
-          <w:szCs w:val="22"/>
-        </w:rPr>
-        <w:t xml:space="preserve"> Benötigte Informationen fehlen größtenteils</w:t>
+          <w:sz w:val="21"/>
+          <w:szCs w:val="21"/>
+        </w:rPr>
+        <w:t>1 - Nicht vorhanden:</w:t>
+      </w:r>
+      <w:r>
+        <w:rPr>
+          <w:sz w:val="21"/>
+          <w:szCs w:val="21"/>
+        </w:rPr>
+        <w:t xml:space="preserve"> Passt gar nicht zum Lernziel</w:t>
       </w:r>
     </w:p>
     <w:p>
@@ -1686,62 +1677,75 @@
         <w:pStyle w:val="Compact"/>
         <w:numPr>
           <w:ilvl w:val="1"/>
-          <w:numId w:val="1"/>
+          <w:numId w:val="5"/>
         </w:numPr>
-        <w:bidi w:val="0"/>
-        <w:jc w:val="start"/>
-        <w:rPr>
-          <w:sz w:val="22"/>
-          <w:szCs w:val="22"/>
-        </w:rPr>
-      </w:pPr>
-      <w:bookmarkStart w:id="13" w:name="beantwortbarkeitanswerability"/>
-      <w:r>
-        <w:rPr>
-          <w:sz w:val="22"/>
-          <w:szCs w:val="22"/>
-        </w:rPr>
-        <w:t>Bsp.: “Vergleichen Sie die Effizienz des ISO-OSI-Modells mit modernen Software-Defined-Networking-Ansätzen.”</w:t>
+        <w:rPr>
+          <w:sz w:val="21"/>
+          <w:szCs w:val="21"/>
+        </w:rPr>
+      </w:pPr>
+      <w:bookmarkStart w:id="13" w:name="Xc726736414fc4f5118f498bc21832f0e03ad1b3"/>
+      <w:r>
+        <w:rPr>
+          <w:sz w:val="21"/>
+          <w:szCs w:val="21"/>
+        </w:rPr>
+        <w:t>Bsp.: “Nennen Sie ein Beispiel für ein Kabel, das zur Datenübertragung verwendet werden kann.”</w:t>
       </w:r>
       <w:bookmarkEnd w:id="13"/>
     </w:p>
     <w:p>
       <w:pPr>
         <w:pStyle w:val="Heading2"/>
-        <w:bidi w:val="0"/>
-        <w:jc w:val="start"/>
-        <w:rPr/>
-      </w:pPr>
-      <w:r>
-        <w:rPr/>
-        <w:t>Herausforderung/Challenging</w:t>
+        <w:rPr/>
+      </w:pPr>
+      <w:bookmarkStart w:id="14" w:name="sprachqualitätlanguage"/>
+      <w:r>
+        <w:rPr/>
+        <w:t>Sprachqualität/Language</w:t>
       </w:r>
     </w:p>
     <w:p>
       <w:pPr>
         <w:pStyle w:val="FirstParagraph"/>
-        <w:bidi w:val="0"/>
-        <w:jc w:val="start"/>
-        <w:rPr>
-          <w:sz w:val="22"/>
-          <w:szCs w:val="22"/>
+        <w:rPr>
+          <w:sz w:val="21"/>
+          <w:szCs w:val="21"/>
         </w:rPr>
       </w:pPr>
       <w:r>
         <w:rPr>
           <w:b/>
           <w:bCs/>
-          <w:sz w:val="22"/>
-          <w:szCs w:val="22"/>
+          <w:sz w:val="21"/>
+          <w:szCs w:val="21"/>
         </w:rPr>
         <w:t>Fragestellung:</w:t>
       </w:r>
       <w:r>
         <w:rPr>
-          <w:sz w:val="22"/>
-          <w:szCs w:val="22"/>
-        </w:rPr>
-        <w:t xml:space="preserve"> Wie anspruchsvoll ist die kognitive Anforderung der Frage?</w:t>
+          <w:sz w:val="21"/>
+          <w:szCs w:val="21"/>
+        </w:rPr>
+        <w:t xml:space="preserve"> Wie angemessen ist aus Dozierendenperspektive die sprachliche Formulierung hinsichtlich Grammatik und Verständlichkeit? Bewerten Sie auch die sprachliche Präzision im Nachhinein für die Beantwortung der Frage.</w:t>
+      </w:r>
+    </w:p>
+    <w:p>
+      <w:pPr>
+        <w:pStyle w:val="BodyText"/>
+        <w:rPr>
+          <w:sz w:val="21"/>
+          <w:szCs w:val="21"/>
+        </w:rPr>
+      </w:pPr>
+      <w:r>
+        <w:rPr>
+          <w:i/>
+          <w:iCs/>
+          <w:sz w:val="21"/>
+          <w:szCs w:val="21"/>
+        </w:rPr>
+        <w:t>Hinweis: Hier geht es ausschließlich um die sprachliche Form und Präzision, nicht um den Inhalt.</w:t>
       </w:r>
     </w:p>
     <w:p>
@@ -1749,30 +1753,28 @@
         <w:pStyle w:val="Compact"/>
         <w:numPr>
           <w:ilvl w:val="0"/>
-          <w:numId w:val="1"/>
+          <w:numId w:val="5"/>
         </w:numPr>
-        <w:bidi w:val="0"/>
-        <w:jc w:val="start"/>
-        <w:rPr>
-          <w:sz w:val="22"/>
-          <w:szCs w:val="22"/>
+        <w:rPr>
+          <w:sz w:val="21"/>
+          <w:szCs w:val="21"/>
         </w:rPr>
       </w:pPr>
       <w:r>
         <w:rPr>
           <w:b/>
           <w:bCs/>
-          <w:sz w:val="22"/>
-          <w:szCs w:val="22"/>
-        </w:rPr>
-        <w:t>5 - Sehr herausfordernd:</w:t>
-      </w:r>
-      <w:r>
-        <w:rPr>
-          <w:sz w:val="22"/>
-          <w:szCs w:val="22"/>
-        </w:rPr>
-        <w:t xml:space="preserve"> Erfordert tiefgehende Analyse des gesamten Textes</w:t>
+          <w:sz w:val="21"/>
+          <w:szCs w:val="21"/>
+        </w:rPr>
+        <w:t>5 - Ausgezeichnet:</w:t>
+      </w:r>
+      <w:r>
+        <w:rPr>
+          <w:sz w:val="21"/>
+          <w:szCs w:val="21"/>
+        </w:rPr>
+        <w:t xml:space="preserve"> Präzise, angemessen, gut verständlich</w:t>
       </w:r>
     </w:p>
     <w:p>
@@ -1780,21 +1782,19 @@
         <w:pStyle w:val="Compact"/>
         <w:numPr>
           <w:ilvl w:val="1"/>
-          <w:numId w:val="1"/>
+          <w:numId w:val="5"/>
         </w:numPr>
-        <w:bidi w:val="0"/>
-        <w:jc w:val="start"/>
-        <w:rPr>
-          <w:sz w:val="22"/>
-          <w:szCs w:val="22"/>
-        </w:rPr>
-      </w:pPr>
-      <w:r>
-        <w:rPr>
-          <w:sz w:val="22"/>
-          <w:szCs w:val="22"/>
-        </w:rPr>
-        <w:t>Bsp.: “Analysieren Sie, warum Flusssteuerung auf mehreren OSI-Schichten implementiert wird, und bewerten Sie die Notwendigkeit dieser Redundanz.”</w:t>
+        <w:rPr>
+          <w:sz w:val="21"/>
+          <w:szCs w:val="21"/>
+        </w:rPr>
+      </w:pPr>
+      <w:r>
+        <w:rPr>
+          <w:sz w:val="21"/>
+          <w:szCs w:val="21"/>
+        </w:rPr>
+        <w:t>Bsp.: “Ermitteln Sie, welche OSI-Schicht für das Setzen von Synchronisationspunkten verantwortlich ist, und erläutern Sie deren Zweck.”</w:t>
       </w:r>
     </w:p>
     <w:p>
@@ -1802,30 +1802,28 @@
         <w:pStyle w:val="Compact"/>
         <w:numPr>
           <w:ilvl w:val="0"/>
-          <w:numId w:val="1"/>
+          <w:numId w:val="5"/>
         </w:numPr>
-        <w:bidi w:val="0"/>
-        <w:jc w:val="start"/>
-        <w:rPr>
-          <w:sz w:val="22"/>
-          <w:szCs w:val="22"/>
+        <w:rPr>
+          <w:sz w:val="21"/>
+          <w:szCs w:val="21"/>
         </w:rPr>
       </w:pPr>
       <w:r>
         <w:rPr>
           <w:b/>
           <w:bCs/>
-          <w:sz w:val="22"/>
-          <w:szCs w:val="22"/>
-        </w:rPr>
-        <w:t>4 - Herausfordernd:</w:t>
-      </w:r>
-      <w:r>
-        <w:rPr>
-          <w:sz w:val="22"/>
-          <w:szCs w:val="22"/>
-        </w:rPr>
-        <w:t xml:space="preserve"> Erfordert Integration von weit auseinanderliegenden Informationen</w:t>
+          <w:sz w:val="21"/>
+          <w:szCs w:val="21"/>
+        </w:rPr>
+        <w:t>4 - Gut:</w:t>
+      </w:r>
+      <w:r>
+        <w:rPr>
+          <w:sz w:val="21"/>
+          <w:szCs w:val="21"/>
+        </w:rPr>
+        <w:t xml:space="preserve"> Verständlich mit kleinen Schwächen</w:t>
       </w:r>
     </w:p>
     <w:p>
@@ -1833,30 +1831,28 @@
         <w:pStyle w:val="Compact"/>
         <w:numPr>
           <w:ilvl w:val="0"/>
-          <w:numId w:val="1"/>
+          <w:numId w:val="5"/>
         </w:numPr>
-        <w:bidi w:val="0"/>
-        <w:jc w:val="start"/>
-        <w:rPr>
-          <w:sz w:val="22"/>
-          <w:szCs w:val="22"/>
+        <w:rPr>
+          <w:sz w:val="21"/>
+          <w:szCs w:val="21"/>
         </w:rPr>
       </w:pPr>
       <w:r>
         <w:rPr>
           <w:b/>
           <w:bCs/>
-          <w:sz w:val="22"/>
-          <w:szCs w:val="22"/>
-        </w:rPr>
-        <w:t>3 - Mäßig herausfordernd:</w:t>
-      </w:r>
-      <w:r>
-        <w:rPr>
-          <w:sz w:val="22"/>
-          <w:szCs w:val="22"/>
-        </w:rPr>
-        <w:t xml:space="preserve"> Erfordert Verständnis und einfache Anwendung</w:t>
+          <w:sz w:val="21"/>
+          <w:szCs w:val="21"/>
+        </w:rPr>
+        <w:t>3 - Befriedigend:</w:t>
+      </w:r>
+      <w:r>
+        <w:rPr>
+          <w:sz w:val="21"/>
+          <w:szCs w:val="21"/>
+        </w:rPr>
+        <w:t xml:space="preserve"> Umständlich oder unpräzise</w:t>
       </w:r>
     </w:p>
     <w:p>
@@ -1864,30 +1860,28 @@
         <w:pStyle w:val="Compact"/>
         <w:numPr>
           <w:ilvl w:val="0"/>
-          <w:numId w:val="1"/>
+          <w:numId w:val="5"/>
         </w:numPr>
-        <w:bidi w:val="0"/>
-        <w:jc w:val="start"/>
-        <w:rPr>
-          <w:sz w:val="22"/>
-          <w:szCs w:val="22"/>
+        <w:rPr>
+          <w:sz w:val="21"/>
+          <w:szCs w:val="21"/>
         </w:rPr>
       </w:pPr>
       <w:r>
         <w:rPr>
           <w:b/>
           <w:bCs/>
-          <w:sz w:val="22"/>
-          <w:szCs w:val="22"/>
-        </w:rPr>
-        <w:t>2 - Wenig herausfordernd:</w:t>
-      </w:r>
-      <w:r>
-        <w:rPr>
-          <w:sz w:val="22"/>
-          <w:szCs w:val="22"/>
-        </w:rPr>
-        <w:t xml:space="preserve"> Erfordert Auffinden und Wiedergeben</w:t>
+          <w:sz w:val="21"/>
+          <w:szCs w:val="21"/>
+        </w:rPr>
+        <w:t>2 - Mangelhaft:</w:t>
+      </w:r>
+      <w:r>
+        <w:rPr>
+          <w:sz w:val="21"/>
+          <w:szCs w:val="21"/>
+        </w:rPr>
+        <w:t xml:space="preserve"> Schwerfällig, weitschweifig oder unnötig komplex</w:t>
       </w:r>
     </w:p>
     <w:p>
@@ -1895,30 +1889,28 @@
         <w:pStyle w:val="Compact"/>
         <w:numPr>
           <w:ilvl w:val="0"/>
-          <w:numId w:val="1"/>
+          <w:numId w:val="5"/>
         </w:numPr>
-        <w:bidi w:val="0"/>
-        <w:jc w:val="start"/>
-        <w:rPr>
-          <w:sz w:val="22"/>
-          <w:szCs w:val="22"/>
+        <w:rPr>
+          <w:sz w:val="21"/>
+          <w:szCs w:val="21"/>
         </w:rPr>
       </w:pPr>
       <w:r>
         <w:rPr>
           <w:b/>
           <w:bCs/>
-          <w:sz w:val="22"/>
-          <w:szCs w:val="22"/>
-        </w:rPr>
-        <w:t>1 - Nicht herausfordernd:</w:t>
-      </w:r>
-      <w:r>
-        <w:rPr>
-          <w:sz w:val="22"/>
-          <w:szCs w:val="22"/>
-        </w:rPr>
-        <w:t xml:space="preserve"> Trivial (Abschreiben oder Ja/Nein)</w:t>
+          <w:sz w:val="21"/>
+          <w:szCs w:val="21"/>
+        </w:rPr>
+        <w:t>1 - Ungenügend:</w:t>
+      </w:r>
+      <w:r>
+        <w:rPr>
+          <w:sz w:val="21"/>
+          <w:szCs w:val="21"/>
+        </w:rPr>
+        <w:t xml:space="preserve"> Gar nicht verständlich</w:t>
       </w:r>
     </w:p>
     <w:p>
@@ -1926,62 +1918,75 @@
         <w:pStyle w:val="Compact"/>
         <w:numPr>
           <w:ilvl w:val="1"/>
-          <w:numId w:val="1"/>
+          <w:numId w:val="5"/>
         </w:numPr>
-        <w:bidi w:val="0"/>
-        <w:jc w:val="start"/>
-        <w:rPr>
-          <w:sz w:val="22"/>
-          <w:szCs w:val="22"/>
-        </w:rPr>
-      </w:pPr>
-      <w:bookmarkStart w:id="14" w:name="herausforderungchallenging"/>
-      <w:r>
-        <w:rPr>
-          <w:sz w:val="22"/>
-          <w:szCs w:val="22"/>
-        </w:rPr>
-        <w:t>Bsp.: “Wie viele Kernaufgaben hat der Physical Layer?”</w:t>
-      </w:r>
-      <w:bookmarkEnd w:id="14"/>
+        <w:rPr>
+          <w:sz w:val="21"/>
+          <w:szCs w:val="21"/>
+        </w:rPr>
+      </w:pPr>
+      <w:bookmarkStart w:id="15" w:name="sprachqualitätlanguage"/>
+      <w:r>
+        <w:rPr>
+          <w:sz w:val="21"/>
+          <w:szCs w:val="21"/>
+        </w:rPr>
+        <w:t>Bsp.: “Im Kontext der vielschichtigen und diversen Betrachtungsweise der Aufgabenbereiche, die dem Physical Layer im Rahmen des OSI-Referenzmodells zugeschrieben werden können, erläutern Sie diese unter Berücksichtigung relevanter Aspekte.”</w:t>
+      </w:r>
+      <w:bookmarkEnd w:id="15"/>
     </w:p>
     <w:p>
       <w:pPr>
         <w:pStyle w:val="Heading2"/>
-        <w:bidi w:val="0"/>
-        <w:jc w:val="start"/>
-        <w:rPr/>
-      </w:pPr>
-      <w:r>
-        <w:rPr/>
-        <w:t>Wertigkeit/Value bzgl. Lernzielintegration</w:t>
+        <w:rPr/>
+      </w:pPr>
+      <w:bookmarkStart w:id="16" w:name="blooms-level-stufen-1-6"/>
+      <w:r>
+        <w:rPr/>
+        <w:t>Bloom’s Level (Stufen 1-6)</w:t>
       </w:r>
     </w:p>
     <w:p>
       <w:pPr>
         <w:pStyle w:val="FirstParagraph"/>
-        <w:bidi w:val="0"/>
-        <w:jc w:val="start"/>
-        <w:rPr>
-          <w:sz w:val="22"/>
-          <w:szCs w:val="22"/>
+        <w:rPr>
+          <w:sz w:val="21"/>
+          <w:szCs w:val="21"/>
         </w:rPr>
       </w:pPr>
       <w:r>
         <w:rPr>
           <w:b/>
           <w:bCs/>
-          <w:sz w:val="22"/>
-          <w:szCs w:val="22"/>
+          <w:sz w:val="21"/>
+          <w:szCs w:val="21"/>
         </w:rPr>
         <w:t>Fragestellung:</w:t>
       </w:r>
       <w:r>
         <w:rPr>
-          <w:sz w:val="22"/>
-          <w:szCs w:val="22"/>
-        </w:rPr>
-        <w:t xml:space="preserve"> Wie zentral ist das in der Frage behandelte Fachkonzept für das angestrebte Lernziel des Moduls?</w:t>
+          <w:sz w:val="21"/>
+          <w:szCs w:val="21"/>
+        </w:rPr>
+        <w:t xml:space="preserve"> Welche kognitive Stufe der Bloom’schen Taxonomie wird aus Dozierendenperspektive durch die Frage angesprochen? Bewerten Sie auch das Level im Nachhinein für die Beantwortung der Frage.</w:t>
+      </w:r>
+    </w:p>
+    <w:p>
+      <w:pPr>
+        <w:pStyle w:val="BodyText"/>
+        <w:rPr>
+          <w:sz w:val="21"/>
+          <w:szCs w:val="21"/>
+        </w:rPr>
+      </w:pPr>
+      <w:r>
+        <w:rPr>
+          <w:i/>
+          <w:iCs/>
+          <w:sz w:val="21"/>
+          <w:szCs w:val="21"/>
+        </w:rPr>
+        <w:t>Hinweis: Es kann eine Diskrepanz zwischen dem Bloom-Level der Frage und dem der Antwort vorliegen. Deswegen müssen beide Bestandteile bewertet werden.</w:t>
       </w:r>
     </w:p>
     <w:p>
@@ -1989,30 +1994,28 @@
         <w:pStyle w:val="Compact"/>
         <w:numPr>
           <w:ilvl w:val="0"/>
-          <w:numId w:val="1"/>
+          <w:numId w:val="26"/>
         </w:numPr>
-        <w:bidi w:val="0"/>
-        <w:jc w:val="start"/>
-        <w:rPr>
-          <w:sz w:val="22"/>
-          <w:szCs w:val="22"/>
+        <w:rPr>
+          <w:sz w:val="21"/>
+          <w:szCs w:val="21"/>
         </w:rPr>
       </w:pPr>
       <w:r>
         <w:rPr>
           <w:b/>
           <w:bCs/>
-          <w:sz w:val="22"/>
-          <w:szCs w:val="22"/>
-        </w:rPr>
-        <w:t>5 - Sehr Hoch:</w:t>
-      </w:r>
-      <w:r>
-        <w:rPr>
-          <w:sz w:val="22"/>
-          <w:szCs w:val="22"/>
-        </w:rPr>
-        <w:t xml:space="preserve"> Behandelt Kernkonzept und zentrales Lernziel (hochrelevant)</w:t>
+          <w:sz w:val="21"/>
+          <w:szCs w:val="21"/>
+        </w:rPr>
+        <w:t>Remembering:</w:t>
+      </w:r>
+      <w:r>
+        <w:rPr>
+          <w:sz w:val="21"/>
+          <w:szCs w:val="21"/>
+        </w:rPr>
+        <w:t xml:space="preserve"> Abruf relevanten Wissens aus dem Langzeitgedächtnis, indem der Schwerpunkt auf dem Erkennen und Erinnern von Fakten liegt.</w:t>
       </w:r>
     </w:p>
     <w:p>
@@ -2020,1060 +2023,19 @@
         <w:pStyle w:val="Compact"/>
         <w:numPr>
           <w:ilvl w:val="1"/>
-          <w:numId w:val="1"/>
+          <w:numId w:val="5"/>
         </w:numPr>
-        <w:bidi w:val="0"/>
-        <w:jc w:val="start"/>
-        <w:rPr>
-          <w:sz w:val="22"/>
-          <w:szCs w:val="22"/>
-        </w:rPr>
-      </w:pPr>
-      <w:r>
-        <w:rPr>
-          <w:sz w:val="22"/>
-          <w:szCs w:val="22"/>
-        </w:rPr>
-        <w:t>Bsp.: “Erklären Sie das Zusammenspiel von Codierung, Transport und Decodierung bei der Übertragung logischer Werte auf physikalischer Ebene.”</w:t>
-      </w:r>
-    </w:p>
-    <w:p>
-      <w:pPr>
-        <w:pStyle w:val="Compact"/>
-        <w:numPr>
-          <w:ilvl w:val="0"/>
-          <w:numId w:val="1"/>
-        </w:numPr>
-        <w:bidi w:val="0"/>
-        <w:jc w:val="start"/>
-        <w:rPr>
-          <w:sz w:val="22"/>
-          <w:szCs w:val="22"/>
-        </w:rPr>
-      </w:pPr>
-      <w:r>
-        <w:rPr>
-          <w:b/>
-          <w:bCs/>
-          <w:sz w:val="22"/>
-          <w:szCs w:val="22"/>
-        </w:rPr>
-        <w:t>4 - Hoch:</w:t>
-      </w:r>
-      <w:r>
-        <w:rPr>
-          <w:sz w:val="22"/>
-          <w:szCs w:val="22"/>
-        </w:rPr>
-        <w:t xml:space="preserve"> Behandelt wichtiges, relevantes Konzept</w:t>
-      </w:r>
-    </w:p>
-    <w:p>
-      <w:pPr>
-        <w:pStyle w:val="Compact"/>
-        <w:numPr>
-          <w:ilvl w:val="0"/>
-          <w:numId w:val="1"/>
-        </w:numPr>
-        <w:bidi w:val="0"/>
-        <w:jc w:val="start"/>
-        <w:rPr>
-          <w:sz w:val="22"/>
-          <w:szCs w:val="22"/>
-        </w:rPr>
-      </w:pPr>
-      <w:r>
-        <w:rPr>
-          <w:b/>
-          <w:bCs/>
-          <w:sz w:val="22"/>
-          <w:szCs w:val="22"/>
-        </w:rPr>
-        <w:t>3 - Mäßig:</w:t>
-      </w:r>
-      <w:r>
-        <w:rPr>
-          <w:sz w:val="22"/>
-          <w:szCs w:val="22"/>
-        </w:rPr>
-        <w:t xml:space="preserve"> Behandelt Grundlagen oder deskriptive Aspekte</w:t>
-      </w:r>
-    </w:p>
-    <w:p>
-      <w:pPr>
-        <w:pStyle w:val="Compact"/>
-        <w:numPr>
-          <w:ilvl w:val="0"/>
-          <w:numId w:val="1"/>
-        </w:numPr>
-        <w:bidi w:val="0"/>
-        <w:jc w:val="start"/>
-        <w:rPr>
-          <w:sz w:val="22"/>
-          <w:szCs w:val="22"/>
-        </w:rPr>
-      </w:pPr>
-      <w:r>
-        <w:rPr>
-          <w:b/>
-          <w:bCs/>
-          <w:sz w:val="22"/>
-          <w:szCs w:val="22"/>
-        </w:rPr>
-        <w:t>2 - Gering:</w:t>
-      </w:r>
-      <w:r>
-        <w:rPr>
-          <w:sz w:val="22"/>
-          <w:szCs w:val="22"/>
-        </w:rPr>
-        <w:t xml:space="preserve"> Fokussiert auf nebensächliches Detail oder ist ineffizient</w:t>
-      </w:r>
-    </w:p>
-    <w:p>
-      <w:pPr>
-        <w:pStyle w:val="Compact"/>
-        <w:numPr>
-          <w:ilvl w:val="0"/>
-          <w:numId w:val="1"/>
-        </w:numPr>
-        <w:bidi w:val="0"/>
-        <w:jc w:val="start"/>
-        <w:rPr>
-          <w:sz w:val="22"/>
-          <w:szCs w:val="22"/>
-        </w:rPr>
-      </w:pPr>
-      <w:r>
-        <w:rPr>
-          <w:b/>
-          <w:bCs/>
-          <w:sz w:val="22"/>
-          <w:szCs w:val="22"/>
-        </w:rPr>
-        <w:t>1 - Nicht vorhanden:</w:t>
-      </w:r>
-      <w:r>
-        <w:rPr>
-          <w:sz w:val="22"/>
-          <w:szCs w:val="22"/>
-        </w:rPr>
-        <w:t xml:space="preserve"> Behandelt irrelevante Details (nicht Teil des Lernziels)</w:t>
-      </w:r>
-    </w:p>
-    <w:p>
-      <w:pPr>
-        <w:pStyle w:val="Compact"/>
-        <w:numPr>
-          <w:ilvl w:val="1"/>
-          <w:numId w:val="1"/>
-        </w:numPr>
-        <w:bidi w:val="0"/>
-        <w:jc w:val="start"/>
-        <w:rPr>
-          <w:sz w:val="22"/>
-          <w:szCs w:val="22"/>
-        </w:rPr>
-      </w:pPr>
-      <w:bookmarkStart w:id="15" w:name="Xc726736414fc4f5118f498bc21832f0e03ad1b3"/>
-      <w:r>
-        <w:rPr>
-          <w:sz w:val="22"/>
-          <w:szCs w:val="22"/>
-        </w:rPr>
-        <w:t>Bsp.: “Nennen Sie ein Beispiel für ein Kabel, das zur Datenübertragung verwendet werden kann.”</w:t>
-      </w:r>
-      <w:bookmarkEnd w:id="15"/>
-    </w:p>
-    <w:p>
-      <w:pPr>
-        <w:pStyle w:val="Heading2"/>
-        <w:bidi w:val="0"/>
-        <w:jc w:val="start"/>
-        <w:rPr/>
-      </w:pPr>
-      <w:r>
-        <w:rPr/>
-        <w:t>Sprachqualität/Language</w:t>
-      </w:r>
-    </w:p>
-    <w:p>
-      <w:pPr>
-        <w:pStyle w:val="FirstParagraph"/>
-        <w:bidi w:val="0"/>
-        <w:jc w:val="start"/>
-        <w:rPr>
-          <w:sz w:val="22"/>
-          <w:szCs w:val="22"/>
-        </w:rPr>
-      </w:pPr>
-      <w:r>
-        <w:rPr>
-          <w:b/>
-          <w:bCs/>
-          <w:sz w:val="22"/>
-          <w:szCs w:val="22"/>
-        </w:rPr>
-        <w:t>Fragestellung:</w:t>
-      </w:r>
-      <w:r>
-        <w:rPr>
-          <w:sz w:val="22"/>
-          <w:szCs w:val="22"/>
-        </w:rPr>
-        <w:t xml:space="preserve"> Wie angemessen ist die sprachliche Qualität der Frage?</w:t>
-      </w:r>
-    </w:p>
-    <w:p>
-      <w:pPr>
-        <w:pStyle w:val="Compact"/>
-        <w:numPr>
-          <w:ilvl w:val="0"/>
-          <w:numId w:val="1"/>
-        </w:numPr>
-        <w:bidi w:val="0"/>
-        <w:jc w:val="start"/>
-        <w:rPr>
-          <w:sz w:val="22"/>
-          <w:szCs w:val="22"/>
-        </w:rPr>
-      </w:pPr>
-      <w:r>
-        <w:rPr>
-          <w:b/>
-          <w:bCs/>
-          <w:sz w:val="22"/>
-          <w:szCs w:val="22"/>
-        </w:rPr>
-        <w:t>5 - Ausgezeichnet:</w:t>
-      </w:r>
-      <w:r>
-        <w:rPr>
-          <w:sz w:val="22"/>
-          <w:szCs w:val="22"/>
-        </w:rPr>
-        <w:t xml:space="preserve"> Präzise, angemessen, gut verständlich</w:t>
-      </w:r>
-    </w:p>
-    <w:p>
-      <w:pPr>
-        <w:pStyle w:val="Compact"/>
-        <w:numPr>
-          <w:ilvl w:val="1"/>
-          <w:numId w:val="1"/>
-        </w:numPr>
-        <w:bidi w:val="0"/>
-        <w:jc w:val="start"/>
-        <w:rPr>
-          <w:sz w:val="22"/>
-          <w:szCs w:val="22"/>
-        </w:rPr>
-      </w:pPr>
-      <w:r>
-        <w:rPr>
-          <w:sz w:val="22"/>
-          <w:szCs w:val="22"/>
-        </w:rPr>
-        <w:t>Bsp.: “Ermitteln Sie, welche OSI-Schicht für das Setzen von Synchronisationspunkten verantwortlich ist, und erläutern Sie deren Zweck.”</w:t>
-      </w:r>
-    </w:p>
-    <w:p>
-      <w:pPr>
-        <w:pStyle w:val="Compact"/>
-        <w:numPr>
-          <w:ilvl w:val="0"/>
-          <w:numId w:val="1"/>
-        </w:numPr>
-        <w:bidi w:val="0"/>
-        <w:jc w:val="start"/>
-        <w:rPr>
-          <w:sz w:val="22"/>
-          <w:szCs w:val="22"/>
-        </w:rPr>
-      </w:pPr>
-      <w:r>
-        <w:rPr>
-          <w:b/>
-          <w:bCs/>
-          <w:sz w:val="22"/>
-          <w:szCs w:val="22"/>
-        </w:rPr>
-        <w:t>4 - Gut:</w:t>
-      </w:r>
-      <w:r>
-        <w:rPr>
-          <w:sz w:val="22"/>
-          <w:szCs w:val="22"/>
-        </w:rPr>
-        <w:t xml:space="preserve"> Verständlich mit kleinen Schwächen</w:t>
-      </w:r>
-    </w:p>
-    <w:p>
-      <w:pPr>
-        <w:pStyle w:val="Compact"/>
-        <w:numPr>
-          <w:ilvl w:val="0"/>
-          <w:numId w:val="1"/>
-        </w:numPr>
-        <w:bidi w:val="0"/>
-        <w:jc w:val="start"/>
-        <w:rPr>
-          <w:sz w:val="22"/>
-          <w:szCs w:val="22"/>
-        </w:rPr>
-      </w:pPr>
-      <w:r>
-        <w:rPr>
-          <w:b/>
-          <w:bCs/>
-          <w:sz w:val="22"/>
-          <w:szCs w:val="22"/>
-        </w:rPr>
-        <w:t>3 - Befriedigend:</w:t>
-      </w:r>
-      <w:r>
-        <w:rPr>
-          <w:sz w:val="22"/>
-          <w:szCs w:val="22"/>
-        </w:rPr>
-        <w:t xml:space="preserve"> Umständlich oder unpräzise</w:t>
-      </w:r>
-    </w:p>
-    <w:p>
-      <w:pPr>
-        <w:pStyle w:val="Compact"/>
-        <w:numPr>
-          <w:ilvl w:val="0"/>
-          <w:numId w:val="1"/>
-        </w:numPr>
-        <w:bidi w:val="0"/>
-        <w:jc w:val="start"/>
-        <w:rPr>
-          <w:sz w:val="22"/>
-          <w:szCs w:val="22"/>
-        </w:rPr>
-      </w:pPr>
-      <w:r>
-        <w:rPr>
-          <w:b/>
-          <w:bCs/>
-          <w:sz w:val="22"/>
-          <w:szCs w:val="22"/>
-        </w:rPr>
-        <w:t>2 - Mangelhaft:</w:t>
-      </w:r>
-      <w:r>
-        <w:rPr>
-          <w:sz w:val="22"/>
-          <w:szCs w:val="22"/>
-        </w:rPr>
-        <w:t xml:space="preserve"> Schwerfällig, weitschweifig oder unnötig komplex</w:t>
-      </w:r>
-    </w:p>
-    <w:p>
-      <w:pPr>
-        <w:pStyle w:val="Compact"/>
-        <w:numPr>
-          <w:ilvl w:val="0"/>
-          <w:numId w:val="1"/>
-        </w:numPr>
-        <w:bidi w:val="0"/>
-        <w:jc w:val="start"/>
-        <w:rPr>
-          <w:sz w:val="22"/>
-          <w:szCs w:val="22"/>
-        </w:rPr>
-      </w:pPr>
-      <w:r>
-        <w:rPr>
-          <w:b/>
-          <w:bCs/>
-          <w:sz w:val="22"/>
-          <w:szCs w:val="22"/>
-        </w:rPr>
-        <w:t>1 - Ungenügend:</w:t>
-      </w:r>
-      <w:r>
-        <w:rPr>
-          <w:sz w:val="22"/>
-          <w:szCs w:val="22"/>
-        </w:rPr>
-        <w:t xml:space="preserve"> Schwer verständlich oder unangemessen</w:t>
-      </w:r>
-    </w:p>
-    <w:p>
-      <w:pPr>
-        <w:pStyle w:val="Compact"/>
-        <w:numPr>
-          <w:ilvl w:val="1"/>
-          <w:numId w:val="1"/>
-        </w:numPr>
-        <w:bidi w:val="0"/>
-        <w:jc w:val="start"/>
-        <w:rPr>
-          <w:sz w:val="22"/>
-          <w:szCs w:val="22"/>
-        </w:rPr>
-      </w:pPr>
-      <w:bookmarkStart w:id="16" w:name="sprachqualitätlanguage"/>
-      <w:r>
-        <w:rPr>
-          <w:sz w:val="22"/>
-          <w:szCs w:val="22"/>
-        </w:rPr>
-        <w:t>Bsp.: “Im Kontext der vielschichtigen und diversen Betrachtungsweise der Aufgabenbereiche, die dem Physical Layer im Rahmen des OSI-Referenzmodells zugeschrieben werden können, erläutern Sie diese unter Berücksichtigung sämtlicher relevanter Aspekte.”</w:t>
-      </w:r>
-      <w:bookmarkEnd w:id="16"/>
-    </w:p>
-    <w:p>
-      <w:pPr>
-        <w:pStyle w:val="Heading2"/>
-        <w:bidi w:val="0"/>
-        <w:jc w:val="start"/>
-        <w:rPr/>
-      </w:pPr>
-      <w:r>
-        <w:rPr/>
-        <w:t>Bloom’s Level (Stufen 1-6)</w:t>
-      </w:r>
-    </w:p>
-    <w:p>
-      <w:pPr>
-        <w:pStyle w:val="FirstParagraph"/>
-        <w:bidi w:val="0"/>
-        <w:jc w:val="start"/>
-        <w:rPr>
-          <w:sz w:val="22"/>
-          <w:szCs w:val="22"/>
-        </w:rPr>
-      </w:pPr>
-      <w:r>
-        <w:rPr>
-          <w:b/>
-          <w:bCs/>
-          <w:sz w:val="22"/>
-          <w:szCs w:val="22"/>
-        </w:rPr>
-        <w:t>Fragestellung:</w:t>
-      </w:r>
-      <w:r>
-        <w:rPr>
-          <w:sz w:val="22"/>
-          <w:szCs w:val="22"/>
-        </w:rPr>
-        <w:t xml:space="preserve"> Welche kognitive Stufe der Bloom’schen Taxonomie wird durch die Frage angesprochen?</w:t>
-      </w:r>
-    </w:p>
-    <w:p>
-      <w:pPr>
-        <w:pStyle w:val="Compact"/>
-        <w:numPr>
-          <w:ilvl w:val="0"/>
-          <w:numId w:val="16"/>
-        </w:numPr>
-        <w:bidi w:val="0"/>
-        <w:jc w:val="start"/>
-        <w:rPr>
-          <w:sz w:val="22"/>
-          <w:szCs w:val="22"/>
-        </w:rPr>
-      </w:pPr>
-      <w:r>
-        <w:rPr>
-          <w:b/>
-          <w:bCs/>
-          <w:sz w:val="22"/>
-          <w:szCs w:val="22"/>
-        </w:rPr>
-        <w:t>Remembering:</w:t>
-      </w:r>
-      <w:r>
-        <w:rPr>
-          <w:sz w:val="22"/>
-          <w:szCs w:val="22"/>
-        </w:rPr>
-        <w:t xml:space="preserve"> Abruf relevanten Wissens aus dem Langzeitgedächtnis, indem der Schwerpunkt auf dem Erkennen und Erinnern von Fakten liegt.</w:t>
-      </w:r>
-    </w:p>
-    <w:p>
-      <w:pPr>
-        <w:pStyle w:val="Compact"/>
-        <w:numPr>
-          <w:ilvl w:val="1"/>
-          <w:numId w:val="1"/>
-        </w:numPr>
-        <w:bidi w:val="0"/>
-        <w:jc w:val="start"/>
-        <w:rPr>
-          <w:sz w:val="22"/>
-          <w:szCs w:val="22"/>
-        </w:rPr>
-      </w:pPr>
-      <w:r>
-        <w:rPr>
-          <w:sz w:val="22"/>
-          <w:szCs w:val="22"/>
+        <w:rPr>
+          <w:sz w:val="21"/>
+          <w:szCs w:val="21"/>
+        </w:rPr>
+      </w:pPr>
+      <w:r>
+        <w:rPr>
+          <w:sz w:val="21"/>
+          <w:szCs w:val="21"/>
         </w:rPr>
         <w:t>Verben: Definieren, beschreiben, aufzählen, identifizieren, auflisten, zuordnen, benennen, skizzieren, zitieren, auswählen</w:t>
-      </w:r>
-    </w:p>
-    <w:p>
-      <w:pPr>
-        <w:pStyle w:val="Compact"/>
-        <w:numPr>
-          <w:ilvl w:val="0"/>
-          <w:numId w:val="4"/>
-        </w:numPr>
-        <w:bidi w:val="0"/>
-        <w:jc w:val="start"/>
-        <w:rPr>
-          <w:sz w:val="22"/>
-          <w:szCs w:val="22"/>
-        </w:rPr>
-      </w:pPr>
-      <w:r>
-        <w:rPr>
-          <w:b/>
-          <w:bCs/>
-          <w:sz w:val="22"/>
-          <w:szCs w:val="22"/>
-        </w:rPr>
-        <w:t>Understanding:</w:t>
-      </w:r>
-      <w:r>
-        <w:rPr>
-          <w:sz w:val="22"/>
-          <w:szCs w:val="22"/>
-        </w:rPr>
-        <w:t xml:space="preserve"> Erkennen der Bedeutung von Anweisungen, z.B. mündlicher, schriftlicher und grafischer Kommunikation.</w:t>
-      </w:r>
-    </w:p>
-    <w:p>
-      <w:pPr>
-        <w:pStyle w:val="Compact"/>
-        <w:numPr>
-          <w:ilvl w:val="1"/>
-          <w:numId w:val="1"/>
-        </w:numPr>
-        <w:bidi w:val="0"/>
-        <w:jc w:val="start"/>
-        <w:rPr>
-          <w:sz w:val="22"/>
-          <w:szCs w:val="22"/>
-        </w:rPr>
-      </w:pPr>
-      <w:r>
-        <w:rPr>
-          <w:sz w:val="22"/>
-          <w:szCs w:val="22"/>
-        </w:rPr>
-        <w:t>Verben: Klarstellen, klassifizieren, vergleichen, gegenüberstellen, detaillieren, erklären, umschreiben, neu schreiben, zusammenfassen, übersetzen</w:t>
-      </w:r>
-    </w:p>
-    <w:p>
-      <w:pPr>
-        <w:pStyle w:val="Compact"/>
-        <w:numPr>
-          <w:ilvl w:val="0"/>
-          <w:numId w:val="4"/>
-        </w:numPr>
-        <w:bidi w:val="0"/>
-        <w:jc w:val="start"/>
-        <w:rPr>
-          <w:sz w:val="22"/>
-          <w:szCs w:val="22"/>
-        </w:rPr>
-      </w:pPr>
-      <w:r>
-        <w:rPr>
-          <w:b/>
-          <w:bCs/>
-          <w:sz w:val="22"/>
-          <w:szCs w:val="22"/>
-        </w:rPr>
-        <w:t>Applying:</w:t>
-      </w:r>
-      <w:r>
-        <w:rPr>
-          <w:sz w:val="22"/>
-          <w:szCs w:val="22"/>
-        </w:rPr>
-        <w:t xml:space="preserve"> Durchführen oder Anwenden eines Verfahrens in einer bestimmten Situation.</w:t>
-      </w:r>
-    </w:p>
-    <w:p>
-      <w:pPr>
-        <w:pStyle w:val="Compact"/>
-        <w:numPr>
-          <w:ilvl w:val="1"/>
-          <w:numId w:val="1"/>
-        </w:numPr>
-        <w:bidi w:val="0"/>
-        <w:jc w:val="start"/>
-        <w:rPr>
-          <w:sz w:val="22"/>
-          <w:szCs w:val="22"/>
-        </w:rPr>
-      </w:pPr>
-      <w:r>
-        <w:rPr>
-          <w:sz w:val="22"/>
-          <w:szCs w:val="22"/>
-        </w:rPr>
-        <w:t>Verben: Anwenden, Berechnen, Vorführen, Ermitteln, Untersuchen, Veranschaulichen, Verändern, Simulieren, Lösen, Nutzen</w:t>
-      </w:r>
-    </w:p>
-    <w:p>
-      <w:pPr>
-        <w:pStyle w:val="Compact"/>
-        <w:numPr>
-          <w:ilvl w:val="0"/>
-          <w:numId w:val="4"/>
-        </w:numPr>
-        <w:bidi w:val="0"/>
-        <w:jc w:val="start"/>
-        <w:rPr>
-          <w:sz w:val="22"/>
-          <w:szCs w:val="22"/>
-        </w:rPr>
-      </w:pPr>
-      <w:r>
-        <w:rPr>
-          <w:b/>
-          <w:bCs/>
-          <w:sz w:val="22"/>
-          <w:szCs w:val="22"/>
-        </w:rPr>
-        <w:t>Analyzing:</w:t>
-      </w:r>
-      <w:r>
-        <w:rPr>
-          <w:sz w:val="22"/>
-          <w:szCs w:val="22"/>
-        </w:rPr>
-        <w:t xml:space="preserve"> Zerlegung von Material in seine Bestandteile und Bestimmung ihrer Beziehungen zueinander oder zu einer Gesamtstruktur oder einem Gesamtzweck.</w:t>
-      </w:r>
-    </w:p>
-    <w:p>
-      <w:pPr>
-        <w:pStyle w:val="Compact"/>
-        <w:numPr>
-          <w:ilvl w:val="1"/>
-          <w:numId w:val="1"/>
-        </w:numPr>
-        <w:bidi w:val="0"/>
-        <w:jc w:val="start"/>
-        <w:rPr>
-          <w:sz w:val="22"/>
-          <w:szCs w:val="22"/>
-        </w:rPr>
-      </w:pPr>
-      <w:r>
-        <w:rPr>
-          <w:sz w:val="22"/>
-          <w:szCs w:val="22"/>
-        </w:rPr>
-        <w:t>Verben: Analysieren, zerlegen, erkennen, differenzieren, unterscheiden, prüfen, untersuchen, optimieren, in Beziehung setzen, trennen</w:t>
-      </w:r>
-    </w:p>
-    <w:p>
-      <w:pPr>
-        <w:pStyle w:val="Compact"/>
-        <w:numPr>
-          <w:ilvl w:val="0"/>
-          <w:numId w:val="4"/>
-        </w:numPr>
-        <w:bidi w:val="0"/>
-        <w:jc w:val="start"/>
-        <w:rPr>
-          <w:sz w:val="22"/>
-          <w:szCs w:val="22"/>
-        </w:rPr>
-      </w:pPr>
-      <w:r>
-        <w:rPr>
-          <w:b/>
-          <w:bCs/>
-          <w:sz w:val="22"/>
-          <w:szCs w:val="22"/>
-        </w:rPr>
-        <w:t>Evaluating:</w:t>
-      </w:r>
-      <w:r>
-        <w:rPr>
-          <w:sz w:val="22"/>
-          <w:szCs w:val="22"/>
-        </w:rPr>
-        <w:t xml:space="preserve"> Urteile auf der Grundlage etablierter Kriterien und Standards fällen.</w:t>
-      </w:r>
-    </w:p>
-    <w:p>
-      <w:pPr>
-        <w:pStyle w:val="Compact"/>
-        <w:numPr>
-          <w:ilvl w:val="1"/>
-          <w:numId w:val="1"/>
-        </w:numPr>
-        <w:bidi w:val="0"/>
-        <w:jc w:val="start"/>
-        <w:rPr>
-          <w:sz w:val="22"/>
-          <w:szCs w:val="22"/>
-        </w:rPr>
-      </w:pPr>
-      <w:r>
-        <w:rPr>
-          <w:sz w:val="22"/>
-          <w:szCs w:val="22"/>
-        </w:rPr>
-        <w:t>Verben: Bewerten, schlussfolgern, kritisieren, verteidigen, bewerten, benoten, interpretieren, beurteilen, begründen, überprüfen</w:t>
-      </w:r>
-    </w:p>
-    <w:p>
-      <w:pPr>
-        <w:pStyle w:val="Compact"/>
-        <w:numPr>
-          <w:ilvl w:val="0"/>
-          <w:numId w:val="4"/>
-        </w:numPr>
-        <w:bidi w:val="0"/>
-        <w:jc w:val="start"/>
-        <w:rPr>
-          <w:sz w:val="22"/>
-          <w:szCs w:val="22"/>
-        </w:rPr>
-      </w:pPr>
-      <w:r>
-        <w:rPr>
-          <w:b/>
-          <w:bCs/>
-          <w:sz w:val="22"/>
-          <w:szCs w:val="22"/>
-        </w:rPr>
-        <w:t>Creating:</w:t>
-      </w:r>
-      <w:r>
-        <w:rPr>
-          <w:sz w:val="22"/>
-          <w:szCs w:val="22"/>
-        </w:rPr>
-        <w:t xml:space="preserve"> Zusammenfügen oder Neuorganisieren von Elementen zu einem zusammenhängenden Ganzen.</w:t>
-      </w:r>
-    </w:p>
-    <w:p>
-      <w:pPr>
-        <w:pStyle w:val="Compact"/>
-        <w:numPr>
-          <w:ilvl w:val="1"/>
-          <w:numId w:val="1"/>
-        </w:numPr>
-        <w:bidi w:val="0"/>
-        <w:jc w:val="start"/>
-        <w:rPr>
-          <w:sz w:val="22"/>
-          <w:szCs w:val="22"/>
-        </w:rPr>
-      </w:pPr>
-      <w:bookmarkStart w:id="17" w:name="blooms-level-stufen-1-6"/>
-      <w:bookmarkStart w:id="18" w:name="X5adecf790d361ef61a0e462edd7ab013df4437a"/>
-      <w:r>
-        <w:rPr>
-          <w:sz w:val="22"/>
-          <w:szCs w:val="22"/>
-        </w:rPr>
-        <w:t>Verben: Zusammenstellen, codieren, kompilieren, konstruieren, erstellen, entwerfen, entwickeln, erweitern, verbessern, reorganisieren</w:t>
-      </w:r>
-      <w:bookmarkEnd w:id="17"/>
-      <w:bookmarkEnd w:id="18"/>
-    </w:p>
-    <w:p>
-      <w:pPr>
-        <w:pStyle w:val="Compact"/>
-        <w:bidi w:val="0"/>
-        <w:jc w:val="start"/>
-        <w:rPr/>
-      </w:pPr>
-      <w:r>
-        <w:rPr/>
-      </w:r>
-    </w:p>
-    <w:p>
-      <w:pPr>
-        <w:pStyle w:val="Compact"/>
-        <w:bidi w:val="0"/>
-        <w:jc w:val="start"/>
-        <w:rPr/>
-      </w:pPr>
-      <w:r>
-        <w:rPr/>
-      </w:r>
-    </w:p>
-    <w:p>
-      <w:pPr>
-        <w:pStyle w:val="Compact"/>
-        <w:bidi w:val="0"/>
-        <w:jc w:val="start"/>
-        <w:rPr/>
-      </w:pPr>
-      <w:r>
-        <w:rPr/>
-      </w:r>
-    </w:p>
-    <w:p>
-      <w:pPr>
-        <w:pStyle w:val="Compact"/>
-        <w:bidi w:val="0"/>
-        <w:jc w:val="start"/>
-        <w:rPr/>
-      </w:pPr>
-      <w:r>
-        <w:rPr/>
-      </w:r>
-    </w:p>
-    <w:p>
-      <w:pPr>
-        <w:pStyle w:val="Compact"/>
-        <w:bidi w:val="0"/>
-        <w:jc w:val="start"/>
-        <w:rPr/>
-      </w:pPr>
-      <w:r>
-        <w:rPr/>
-      </w:r>
-    </w:p>
-    <w:p>
-      <w:pPr>
-        <w:pStyle w:val="Compact"/>
-        <w:bidi w:val="0"/>
-        <w:jc w:val="start"/>
-        <w:rPr/>
-      </w:pPr>
-      <w:r>
-        <w:rPr/>
-      </w:r>
-    </w:p>
-    <w:p>
-      <w:pPr>
-        <w:pStyle w:val="Compact"/>
-        <w:bidi w:val="0"/>
-        <w:jc w:val="start"/>
-        <w:rPr/>
-      </w:pPr>
-      <w:r>
-        <w:rPr/>
-      </w:r>
-    </w:p>
-    <w:p>
-      <w:pPr>
-        <w:pStyle w:val="Compact"/>
-        <w:bidi w:val="0"/>
-        <w:jc w:val="start"/>
-        <w:rPr/>
-      </w:pPr>
-      <w:r>
-        <w:rPr/>
-      </w:r>
-    </w:p>
-    <w:p>
-      <w:pPr>
-        <w:pStyle w:val="Compact"/>
-        <w:bidi w:val="0"/>
-        <w:jc w:val="start"/>
-        <w:rPr/>
-      </w:pPr>
-      <w:r>
-        <w:rPr/>
-      </w:r>
-    </w:p>
-    <w:p>
-      <w:pPr>
-        <w:pStyle w:val="Compact"/>
-        <w:bidi w:val="0"/>
-        <w:jc w:val="start"/>
-        <w:rPr/>
-      </w:pPr>
-      <w:r>
-        <w:rPr/>
-      </w:r>
-    </w:p>
-    <w:p>
-      <w:pPr>
-        <w:pStyle w:val="Compact"/>
-        <w:bidi w:val="0"/>
-        <w:jc w:val="start"/>
-        <w:rPr/>
-      </w:pPr>
-      <w:r>
-        <w:rPr/>
-      </w:r>
-    </w:p>
-    <w:p>
-      <w:pPr>
-        <w:pStyle w:val="Compact"/>
-        <w:bidi w:val="0"/>
-        <w:jc w:val="start"/>
-        <w:rPr/>
-      </w:pPr>
-      <w:r>
-        <w:rPr/>
-      </w:r>
-    </w:p>
-    <w:p>
-      <w:pPr>
-        <w:pStyle w:val="Compact"/>
-        <w:bidi w:val="0"/>
-        <w:jc w:val="start"/>
-        <w:rPr/>
-      </w:pPr>
-      <w:r>
-        <w:rPr/>
-      </w:r>
-    </w:p>
-    <w:p>
-      <w:pPr>
-        <w:pStyle w:val="Compact"/>
-        <w:bidi w:val="0"/>
-        <w:jc w:val="start"/>
-        <w:rPr/>
-      </w:pPr>
-      <w:r>
-        <w:rPr/>
-      </w:r>
-    </w:p>
-    <w:p>
-      <w:pPr>
-        <w:pStyle w:val="Compact"/>
-        <w:bidi w:val="0"/>
-        <w:jc w:val="start"/>
-        <w:rPr/>
-      </w:pPr>
-      <w:r>
-        <w:rPr/>
-      </w:r>
-    </w:p>
-    <w:p>
-      <w:pPr>
-        <w:pStyle w:val="Compact"/>
-        <w:bidi w:val="0"/>
-        <w:jc w:val="start"/>
-        <w:rPr/>
-      </w:pPr>
-      <w:r>
-        <w:rPr/>
-      </w:r>
-    </w:p>
-    <w:p>
-      <w:pPr>
-        <w:pStyle w:val="Compact"/>
-        <w:bidi w:val="0"/>
-        <w:jc w:val="start"/>
-        <w:rPr/>
-      </w:pPr>
-      <w:r>
-        <w:rPr/>
-      </w:r>
-    </w:p>
-    <w:p>
-      <w:pPr>
-        <w:pStyle w:val="Compact"/>
-        <w:bidi w:val="0"/>
-        <w:jc w:val="start"/>
-        <w:rPr/>
-      </w:pPr>
-      <w:r>
-        <w:rPr/>
-      </w:r>
-    </w:p>
-    <w:p>
-      <w:pPr>
-        <w:pStyle w:val="Heading2"/>
-        <w:bidi w:val="0"/>
-        <w:jc w:val="start"/>
-        <w:rPr/>
-      </w:pPr>
-      <w:r>
-        <w:rPr/>
-        <w:t>Multiple-Choice Question</w:t>
-      </w:r>
-    </w:p>
-    <w:p>
-      <w:pPr>
-        <w:pStyle w:val="Heading3"/>
-        <w:bidi w:val="0"/>
-        <w:jc w:val="start"/>
-        <w:rPr/>
-      </w:pPr>
-      <w:r>
-        <w:rPr/>
-        <w:t>Lernziel</w:t>
-      </w:r>
-    </w:p>
-    <w:p>
-      <w:pPr>
-        <w:pStyle w:val="FirstParagraph"/>
-        <w:bidi w:val="0"/>
-        <w:jc w:val="start"/>
-        <w:rPr>
-          <w:sz w:val="22"/>
-          <w:szCs w:val="22"/>
-        </w:rPr>
-      </w:pPr>
-      <w:bookmarkStart w:id="19" w:name="lernziel"/>
-      <w:r>
-        <w:rPr>
-          <w:sz w:val="22"/>
-          <w:szCs w:val="22"/>
-        </w:rPr>
-        <w:t>Die Studierenden können die Beziehungen zwischen den Schichten des ISO-OSI-Modells erklären und die Kernaufgaben jeder Schicht in eigenen Worten beschreiben</w:t>
-      </w:r>
-      <w:bookmarkEnd w:id="19"/>
-    </w:p>
-    <w:p>
-      <w:pPr>
-        <w:pStyle w:val="Heading3"/>
-        <w:bidi w:val="0"/>
-        <w:jc w:val="start"/>
-        <w:rPr/>
-      </w:pPr>
-      <w:r>
-        <w:rPr/>
-        <w:t>Formulierte Frage</w:t>
-      </w:r>
-    </w:p>
-    <w:p>
-      <w:pPr>
-        <w:pStyle w:val="FirstParagraph"/>
-        <w:bidi w:val="0"/>
-        <w:jc w:val="start"/>
-        <w:rPr>
-          <w:sz w:val="22"/>
-          <w:szCs w:val="22"/>
-        </w:rPr>
-      </w:pPr>
-      <w:r>
-        <w:rPr>
-          <w:sz w:val="22"/>
-          <w:szCs w:val="22"/>
-        </w:rPr>
-        <w:t>Frage: Frage: Welche zwei Schichten des ISO-OSI-Modells sind für Adressierung zuständig, wenn einmal netzwerk-übergreifende Adressen und einmal Teilnehmer-Adressen gemeint sind? (Wählen Sie genau zwei.)</w:t>
-      </w:r>
-    </w:p>
-    <w:p>
-      <w:pPr>
-        <w:pStyle w:val="BodyText"/>
-        <w:bidi w:val="0"/>
-        <w:jc w:val="start"/>
-        <w:rPr>
-          <w:sz w:val="22"/>
-          <w:szCs w:val="22"/>
-        </w:rPr>
-      </w:pPr>
-      <w:r>
-        <w:rPr>
-          <w:sz w:val="22"/>
-          <w:szCs w:val="22"/>
-        </w:rPr>
-        <w:t>Antwortmöglichkeiten:</w:t>
       </w:r>
     </w:p>
     <w:p>
@@ -3083,19 +2045,46 @@
           <w:ilvl w:val="0"/>
           <w:numId w:val="17"/>
         </w:numPr>
-        <w:bidi w:val="0"/>
-        <w:jc w:val="start"/>
-        <w:rPr>
-          <w:sz w:val="22"/>
-          <w:szCs w:val="22"/>
-        </w:rPr>
-      </w:pPr>
-      <w:r>
-        <w:rPr>
-          <w:sz w:val="22"/>
-          <w:szCs w:val="22"/>
-        </w:rPr>
-        <w:t>Data Link Layer (Schicht 2) – Adressierung: Teilnehmer-Adressen über MAC-/Hardwareadressen (Falsch)</w:t>
+        <w:rPr>
+          <w:sz w:val="21"/>
+          <w:szCs w:val="21"/>
+        </w:rPr>
+      </w:pPr>
+      <w:r>
+        <w:rPr>
+          <w:b/>
+          <w:bCs/>
+          <w:sz w:val="21"/>
+          <w:szCs w:val="21"/>
+        </w:rPr>
+        <w:t>Understanding:</w:t>
+      </w:r>
+      <w:r>
+        <w:rPr>
+          <w:sz w:val="21"/>
+          <w:szCs w:val="21"/>
+        </w:rPr>
+        <w:t xml:space="preserve"> Erkennen der Bedeutung von Anweisungen, z.B. mündlicher, schriftlicher und grafischer Kommunikation.</w:t>
+      </w:r>
+    </w:p>
+    <w:p>
+      <w:pPr>
+        <w:pStyle w:val="Compact"/>
+        <w:numPr>
+          <w:ilvl w:val="1"/>
+          <w:numId w:val="5"/>
+        </w:numPr>
+        <w:rPr>
+          <w:sz w:val="21"/>
+          <w:szCs w:val="21"/>
+        </w:rPr>
+      </w:pPr>
+      <w:r>
+        <w:rPr>
+          <w:sz w:val="21"/>
+          <w:szCs w:val="21"/>
+        </w:rPr>
+        <w:t>Verben: Klarstellen, klassifizieren, vergleichen, gegenüberstellen, detaillieren, erklären, umschreiben, neu schreiben, zusammenfassen, übersetzen</w:t>
       </w:r>
     </w:p>
     <w:p>
@@ -3103,21 +2092,48 @@
         <w:pStyle w:val="Compact"/>
         <w:numPr>
           <w:ilvl w:val="0"/>
-          <w:numId w:val="1"/>
+          <w:numId w:val="17"/>
         </w:numPr>
-        <w:bidi w:val="0"/>
-        <w:jc w:val="start"/>
-        <w:rPr>
-          <w:sz w:val="22"/>
-          <w:szCs w:val="22"/>
-        </w:rPr>
-      </w:pPr>
-      <w:r>
-        <w:rPr>
-          <w:sz w:val="22"/>
-          <w:szCs w:val="22"/>
-        </w:rPr>
-        <w:t>Network Layer (Schicht 3) – Adressierung: netzwerk-übergreifende Adressen (Richtig)</w:t>
+        <w:rPr>
+          <w:sz w:val="21"/>
+          <w:szCs w:val="21"/>
+        </w:rPr>
+      </w:pPr>
+      <w:r>
+        <w:rPr>
+          <w:b/>
+          <w:bCs/>
+          <w:sz w:val="21"/>
+          <w:szCs w:val="21"/>
+        </w:rPr>
+        <w:t>Applying:</w:t>
+      </w:r>
+      <w:r>
+        <w:rPr>
+          <w:sz w:val="21"/>
+          <w:szCs w:val="21"/>
+        </w:rPr>
+        <w:t xml:space="preserve"> Durchführen oder Anwenden eines Verfahrens in einer bestimmten Situation.</w:t>
+      </w:r>
+    </w:p>
+    <w:p>
+      <w:pPr>
+        <w:pStyle w:val="Compact"/>
+        <w:numPr>
+          <w:ilvl w:val="1"/>
+          <w:numId w:val="5"/>
+        </w:numPr>
+        <w:rPr>
+          <w:sz w:val="21"/>
+          <w:szCs w:val="21"/>
+        </w:rPr>
+      </w:pPr>
+      <w:r>
+        <w:rPr>
+          <w:sz w:val="21"/>
+          <w:szCs w:val="21"/>
+        </w:rPr>
+        <w:t>Verben: Anwenden, Berechnen, Vorführen, Ermitteln, Untersuchen, Veranschaulichen, Verändern, Simulieren, Lösen, Nutzen</w:t>
       </w:r>
     </w:p>
     <w:p>
@@ -3125,21 +2141,48 @@
         <w:pStyle w:val="Compact"/>
         <w:numPr>
           <w:ilvl w:val="0"/>
-          <w:numId w:val="1"/>
+          <w:numId w:val="17"/>
         </w:numPr>
-        <w:bidi w:val="0"/>
-        <w:jc w:val="start"/>
-        <w:rPr>
-          <w:sz w:val="22"/>
-          <w:szCs w:val="22"/>
-        </w:rPr>
-      </w:pPr>
-      <w:r>
-        <w:rPr>
-          <w:sz w:val="22"/>
-          <w:szCs w:val="22"/>
-        </w:rPr>
-        <w:t>Session Layer (Schicht 5) – Adressierung: netzwerk-übergreifende Adressen über Sitzungs-IDs (Falsch)</w:t>
+        <w:rPr>
+          <w:sz w:val="21"/>
+          <w:szCs w:val="21"/>
+        </w:rPr>
+      </w:pPr>
+      <w:r>
+        <w:rPr>
+          <w:b/>
+          <w:bCs/>
+          <w:sz w:val="21"/>
+          <w:szCs w:val="21"/>
+        </w:rPr>
+        <w:t>Analyzing:</w:t>
+      </w:r>
+      <w:r>
+        <w:rPr>
+          <w:sz w:val="21"/>
+          <w:szCs w:val="21"/>
+        </w:rPr>
+        <w:t xml:space="preserve"> Zerlegung von Material in seine Bestandteile und Bestimmung ihrer Beziehungen zueinander oder zu einer Gesamtstruktur oder einem Gesamtzweck.</w:t>
+      </w:r>
+    </w:p>
+    <w:p>
+      <w:pPr>
+        <w:pStyle w:val="Compact"/>
+        <w:numPr>
+          <w:ilvl w:val="1"/>
+          <w:numId w:val="5"/>
+        </w:numPr>
+        <w:rPr>
+          <w:sz w:val="21"/>
+          <w:szCs w:val="21"/>
+        </w:rPr>
+      </w:pPr>
+      <w:r>
+        <w:rPr>
+          <w:sz w:val="21"/>
+          <w:szCs w:val="21"/>
+        </w:rPr>
+        <w:t>Verben: Analysieren, zerlegen, erkennen, differenzieren, unterscheiden, prüfen, untersuchen, optimieren, in Beziehung setzen, trennen</w:t>
       </w:r>
     </w:p>
     <w:p>
@@ -3147,7 +2190,280 @@
         <w:pStyle w:val="Compact"/>
         <w:numPr>
           <w:ilvl w:val="0"/>
-          <w:numId w:val="1"/>
+          <w:numId w:val="17"/>
+        </w:numPr>
+        <w:rPr>
+          <w:sz w:val="21"/>
+          <w:szCs w:val="21"/>
+        </w:rPr>
+      </w:pPr>
+      <w:r>
+        <w:rPr>
+          <w:b/>
+          <w:bCs/>
+          <w:sz w:val="21"/>
+          <w:szCs w:val="21"/>
+        </w:rPr>
+        <w:t>Evaluating:</w:t>
+      </w:r>
+      <w:r>
+        <w:rPr>
+          <w:sz w:val="21"/>
+          <w:szCs w:val="21"/>
+        </w:rPr>
+        <w:t xml:space="preserve"> Urteile auf der Grundlage etablierter Kriterien und Standards fällen.</w:t>
+      </w:r>
+    </w:p>
+    <w:p>
+      <w:pPr>
+        <w:pStyle w:val="Compact"/>
+        <w:numPr>
+          <w:ilvl w:val="1"/>
+          <w:numId w:val="5"/>
+        </w:numPr>
+        <w:rPr>
+          <w:sz w:val="21"/>
+          <w:szCs w:val="21"/>
+        </w:rPr>
+      </w:pPr>
+      <w:r>
+        <w:rPr>
+          <w:sz w:val="21"/>
+          <w:szCs w:val="21"/>
+        </w:rPr>
+        <w:t>Verben: Bewerten, schlussfolgern, kritisieren, verteidigen, bewerten, benoten, interpretieren, beurteilen, begründen, überprüfen</w:t>
+      </w:r>
+    </w:p>
+    <w:p>
+      <w:pPr>
+        <w:pStyle w:val="Compact"/>
+        <w:numPr>
+          <w:ilvl w:val="0"/>
+          <w:numId w:val="17"/>
+        </w:numPr>
+        <w:rPr>
+          <w:sz w:val="21"/>
+          <w:szCs w:val="21"/>
+        </w:rPr>
+      </w:pPr>
+      <w:r>
+        <w:rPr>
+          <w:b/>
+          <w:bCs/>
+          <w:sz w:val="21"/>
+          <w:szCs w:val="21"/>
+        </w:rPr>
+        <w:t>Creating:</w:t>
+      </w:r>
+      <w:r>
+        <w:rPr>
+          <w:sz w:val="21"/>
+          <w:szCs w:val="21"/>
+        </w:rPr>
+        <w:t xml:space="preserve"> Zusammenfügen oder Neuorganisieren von Elementen zu einem zusammenhängenden Ganzen.</w:t>
+      </w:r>
+    </w:p>
+    <w:p>
+      <w:pPr>
+        <w:pStyle w:val="Compact"/>
+        <w:numPr>
+          <w:ilvl w:val="1"/>
+          <w:numId w:val="5"/>
+        </w:numPr>
+        <w:rPr>
+          <w:sz w:val="21"/>
+          <w:szCs w:val="21"/>
+        </w:rPr>
+      </w:pPr>
+      <w:bookmarkStart w:id="17" w:name="X5adecf790d361ef61a0e462edd7ab013df4437a"/>
+      <w:bookmarkStart w:id="18" w:name="blooms-level-stufen-1-6"/>
+      <w:r>
+        <w:rPr>
+          <w:sz w:val="21"/>
+          <w:szCs w:val="21"/>
+        </w:rPr>
+        <w:t>Verben: Zusammenstellen, codieren, kompilieren, konstruieren, erstellen, entwerfen, entwickeln, erweitern, verbessern, reorganisieren</w:t>
+      </w:r>
+      <w:bookmarkEnd w:id="17"/>
+      <w:bookmarkEnd w:id="18"/>
+    </w:p>
+    <w:p>
+      <w:pPr>
+        <w:pStyle w:val="Compact"/>
+        <w:bidi w:val="0"/>
+        <w:jc w:val="start"/>
+        <w:rPr/>
+      </w:pPr>
+      <w:r>
+        <w:rPr/>
+      </w:r>
+    </w:p>
+    <w:p>
+      <w:pPr>
+        <w:pStyle w:val="Compact"/>
+        <w:bidi w:val="0"/>
+        <w:jc w:val="start"/>
+        <w:rPr/>
+      </w:pPr>
+      <w:r>
+        <w:rPr/>
+      </w:r>
+    </w:p>
+    <w:p>
+      <w:pPr>
+        <w:pStyle w:val="Heading2"/>
+        <w:bidi w:val="0"/>
+        <w:jc w:val="start"/>
+        <w:rPr/>
+      </w:pPr>
+      <w:r>
+        <w:rPr/>
+        <w:t>Multiple-Choice Question</w:t>
+      </w:r>
+    </w:p>
+    <w:p>
+      <w:pPr>
+        <w:pStyle w:val="Heading3"/>
+        <w:bidi w:val="0"/>
+        <w:jc w:val="start"/>
+        <w:rPr/>
+      </w:pPr>
+      <w:r>
+        <w:rPr/>
+        <w:t>Lernziel</w:t>
+      </w:r>
+    </w:p>
+    <w:p>
+      <w:pPr>
+        <w:pStyle w:val="FirstParagraph"/>
+        <w:bidi w:val="0"/>
+        <w:jc w:val="start"/>
+        <w:rPr>
+          <w:sz w:val="22"/>
+          <w:szCs w:val="22"/>
+        </w:rPr>
+      </w:pPr>
+      <w:bookmarkStart w:id="19" w:name="lernziel"/>
+      <w:r>
+        <w:rPr>
+          <w:sz w:val="22"/>
+          <w:szCs w:val="22"/>
+        </w:rPr>
+        <w:t>Die Studierenden können die Beziehungen zwischen den Schichten des ISO-OSI-Modells erklären und die Kernaufgaben jeder Schicht in eigenen Worten beschreiben</w:t>
+      </w:r>
+      <w:bookmarkEnd w:id="19"/>
+    </w:p>
+    <w:p>
+      <w:pPr>
+        <w:pStyle w:val="Heading3"/>
+        <w:bidi w:val="0"/>
+        <w:jc w:val="start"/>
+        <w:rPr/>
+      </w:pPr>
+      <w:r>
+        <w:rPr/>
+        <w:t>Formulierte Frage</w:t>
+      </w:r>
+    </w:p>
+    <w:p>
+      <w:pPr>
+        <w:pStyle w:val="FirstParagraph"/>
+        <w:bidi w:val="0"/>
+        <w:jc w:val="start"/>
+        <w:rPr>
+          <w:sz w:val="22"/>
+          <w:szCs w:val="22"/>
+        </w:rPr>
+      </w:pPr>
+      <w:r>
+        <w:rPr>
+          <w:sz w:val="22"/>
+          <w:szCs w:val="22"/>
+        </w:rPr>
+        <w:t>Frage: Frage: Welche zwei Schichten des ISO-OSI-Modells sind für Adressierung zuständig, wenn einmal netzwerk-übergreifende Adressen und einmal Teilnehmer-Adressen gemeint sind? (Wählen Sie genau zwei.)</w:t>
+      </w:r>
+    </w:p>
+    <w:p>
+      <w:pPr>
+        <w:pStyle w:val="BodyText"/>
+        <w:bidi w:val="0"/>
+        <w:jc w:val="start"/>
+        <w:rPr>
+          <w:sz w:val="22"/>
+          <w:szCs w:val="22"/>
+        </w:rPr>
+      </w:pPr>
+      <w:r>
+        <w:rPr>
+          <w:sz w:val="22"/>
+          <w:szCs w:val="22"/>
+        </w:rPr>
+        <w:t>Antwortmöglichkeiten:</w:t>
+      </w:r>
+    </w:p>
+    <w:p>
+      <w:pPr>
+        <w:pStyle w:val="Compact"/>
+        <w:numPr>
+          <w:ilvl w:val="0"/>
+          <w:numId w:val="27"/>
+        </w:numPr>
+        <w:bidi w:val="0"/>
+        <w:jc w:val="start"/>
+        <w:rPr/>
+      </w:pPr>
+      <w:r>
+        <w:rPr>
+          <w:sz w:val="22"/>
+          <w:szCs w:val="22"/>
+        </w:rPr>
+        <w:t>Data Link Layer (Schicht 2) – Adressierung: Teilnehmer-Adressen über MAC-/Hardwareadressen (Falsch)</w:t>
+      </w:r>
+    </w:p>
+    <w:p>
+      <w:pPr>
+        <w:pStyle w:val="Compact"/>
+        <w:numPr>
+          <w:ilvl w:val="0"/>
+          <w:numId w:val="23"/>
+        </w:numPr>
+        <w:bidi w:val="0"/>
+        <w:jc w:val="start"/>
+        <w:rPr/>
+      </w:pPr>
+      <w:r>
+        <w:rPr>
+          <w:sz w:val="22"/>
+          <w:szCs w:val="22"/>
+        </w:rPr>
+        <w:t>Network Layer (Schicht 3) – Adressierung: netzwerk-übergreifende Adressen (Richtig)</w:t>
+      </w:r>
+    </w:p>
+    <w:p>
+      <w:pPr>
+        <w:pStyle w:val="Compact"/>
+        <w:numPr>
+          <w:ilvl w:val="0"/>
+          <w:numId w:val="23"/>
+        </w:numPr>
+        <w:bidi w:val="0"/>
+        <w:jc w:val="start"/>
+        <w:rPr/>
+      </w:pPr>
+      <w:r>
+        <w:rPr>
+          <w:sz w:val="22"/>
+          <w:szCs w:val="22"/>
+        </w:rPr>
+        <w:t>Session Layer (Schicht 5) – Adressierung: netzwerk-übergreifende Adressen über Sitzungs-IDs (Falsch)</w:t>
+      </w:r>
+    </w:p>
+    <w:p>
+      <w:pPr>
+        <w:pStyle w:val="Compact"/>
+        <w:numPr>
+          <w:ilvl w:val="0"/>
+          <w:numId w:val="23"/>
         </w:numPr>
         <w:bidi w:val="0"/>
         <w:jc w:val="start"/>
@@ -3418,6 +2734,40 @@
     </w:p>
     <w:p>
       <w:pPr>
+        <w:pStyle w:val="BodyText"/>
+        <w:bidi w:val="0"/>
+        <w:jc w:val="start"/>
+        <w:rPr>
+          <w:sz w:val="22"/>
+          <w:szCs w:val="22"/>
+        </w:rPr>
+      </w:pPr>
+      <w:r>
+        <w:rPr>
+          <w:sz w:val="22"/>
+          <w:szCs w:val="22"/>
+        </w:rPr>
+      </w:r>
+    </w:p>
+    <w:p>
+      <w:pPr>
+        <w:pStyle w:val="BodyText"/>
+        <w:bidi w:val="0"/>
+        <w:jc w:val="start"/>
+        <w:rPr>
+          <w:sz w:val="22"/>
+          <w:szCs w:val="22"/>
+        </w:rPr>
+      </w:pPr>
+      <w:r>
+        <w:rPr>
+          <w:sz w:val="22"/>
+          <w:szCs w:val="22"/>
+        </w:rPr>
+      </w:r>
+    </w:p>
+    <w:p>
+      <w:pPr>
         <w:pStyle w:val="FirstParagraph"/>
         <w:bidi w:val="0"/>
         <w:jc w:val="start"/>
@@ -3936,6 +3286,48 @@
           <w:sz w:val="22"/>
           <w:szCs w:val="22"/>
         </w:rPr>
+      </w:r>
+    </w:p>
+    <w:p>
+      <w:pPr>
+        <w:pStyle w:val="FirstParagraph"/>
+        <w:bidi w:val="0"/>
+        <w:jc w:val="start"/>
+        <w:rPr>
+          <w:b/>
+          <w:bCs/>
+          <w:sz w:val="22"/>
+          <w:szCs w:val="22"/>
+        </w:rPr>
+      </w:pPr>
+      <w:r>
+        <w:rPr>
+          <w:b/>
+          <w:bCs/>
+          <w:sz w:val="22"/>
+          <w:szCs w:val="22"/>
+        </w:rPr>
+      </w:r>
+    </w:p>
+    <w:p>
+      <w:pPr>
+        <w:pStyle w:val="FirstParagraph"/>
+        <w:bidi w:val="0"/>
+        <w:jc w:val="start"/>
+        <w:rPr>
+          <w:b/>
+          <w:bCs/>
+          <w:sz w:val="22"/>
+          <w:szCs w:val="22"/>
+        </w:rPr>
+      </w:pPr>
+      <w:r>
+        <w:rPr>
+          <w:b/>
+          <w:bCs/>
+          <w:sz w:val="22"/>
+          <w:szCs w:val="22"/>
+        </w:rPr>
         <w:t>Transport Layer 4</w:t>
       </w:r>
     </w:p>
@@ -4777,8 +4169,8 @@
           <w:szCs w:val="22"/>
         </w:rPr>
       </w:pPr>
-      <w:bookmarkStart w:id="21" w:name="quelltext"/>
-      <w:bookmarkStart w:id="22" w:name="multiple-choice-question"/>
+      <w:bookmarkStart w:id="21" w:name="multiple-choice-question"/>
+      <w:bookmarkStart w:id="22" w:name="quelltext"/>
       <w:r>
         <w:rPr>
           <w:i/>
@@ -4790,6 +4182,27 @@
       </w:r>
       <w:bookmarkEnd w:id="21"/>
       <w:bookmarkEnd w:id="22"/>
+    </w:p>
+    <w:p>
+      <w:pPr>
+        <w:pStyle w:val="BodyText"/>
+        <w:bidi w:val="0"/>
+        <w:jc w:val="start"/>
+        <w:rPr>
+          <w:i/>
+          <w:iCs/>
+          <w:sz w:val="22"/>
+          <w:szCs w:val="22"/>
+        </w:rPr>
+      </w:pPr>
+      <w:r>
+        <w:rPr>
+          <w:i/>
+          <w:iCs/>
+          <w:sz w:val="22"/>
+          <w:szCs w:val="22"/>
+        </w:rPr>
+      </w:r>
     </w:p>
     <w:p>
       <w:pPr>
@@ -6062,6 +5475,17 @@
     </w:p>
     <w:p>
       <w:pPr>
+        <w:pStyle w:val="Normal"/>
+        <w:bidi w:val="0"/>
+        <w:jc w:val="start"/>
+        <w:rPr/>
+      </w:pPr>
+      <w:r>
+        <w:rPr/>
+      </w:r>
+    </w:p>
+    <w:p>
+      <w:pPr>
         <w:pStyle w:val="Heading2"/>
         <w:bidi w:val="0"/>
         <w:jc w:val="start"/>
@@ -6144,8 +5568,8 @@
           <w:szCs w:val="22"/>
         </w:rPr>
       </w:pPr>
-      <w:bookmarkStart w:id="24" w:name="formulierte-frage_Copy_1"/>
-      <w:bookmarkStart w:id="25" w:name="open-ended-question"/>
+      <w:bookmarkStart w:id="24" w:name="open-ended-question"/>
+      <w:bookmarkStart w:id="25" w:name="formulierte-frage_Copy_1"/>
       <w:r>
         <w:rPr>
           <w:sz w:val="22"/>
@@ -6184,6 +5608,23 @@
           <w:szCs w:val="22"/>
         </w:rPr>
         <w:t>Der gleiche Text, siehe Multiple-Choice Question</w:t>
+      </w:r>
+    </w:p>
+    <w:p>
+      <w:pPr>
+        <w:pStyle w:val="BodyText"/>
+        <w:bidi w:val="0"/>
+        <w:jc w:val="start"/>
+        <w:rPr>
+          <w:sz w:val="22"/>
+          <w:szCs w:val="22"/>
+        </w:rPr>
+      </w:pPr>
+      <w:r>
+        <w:rPr>
+          <w:sz w:val="22"/>
+          <w:szCs w:val="22"/>
+        </w:rPr>
       </w:r>
     </w:p>
     <w:p>
@@ -6372,13 +5813,7 @@
               <w:pStyle w:val="TableContents"/>
               <w:bidi w:val="0"/>
               <w:jc w:val="start"/>
-              <w:rPr>
-                <w:rFonts w:ascii="Calibri" w:hAnsi="Calibri" w:eastAsia="" w:cs=""/>
-                <w:b/>
-                <w:bCs/>
-                <w:sz w:val="21"/>
-                <w:szCs w:val="21"/>
-              </w:rPr>
+              <w:rPr/>
             </w:pPr>
             <w:r>
               <w:rPr>
@@ -6407,11 +5842,7 @@
               <w:pStyle w:val="TableContents"/>
               <w:bidi w:val="0"/>
               <w:jc w:val="start"/>
-              <w:rPr>
-                <w:rFonts w:ascii="Calibri" w:hAnsi="Calibri" w:eastAsia="" w:cs=""/>
-                <w:sz w:val="21"/>
-                <w:szCs w:val="21"/>
-              </w:rPr>
+              <w:rPr/>
             </w:pPr>
             <w:r>
               <w:rPr>
@@ -6439,10 +5870,7 @@
               <w:pStyle w:val="TableContents"/>
               <w:bidi w:val="0"/>
               <w:jc w:val="start"/>
-              <w:rPr>
-                <w:sz w:val="21"/>
-                <w:szCs w:val="21"/>
-              </w:rPr>
+              <w:rPr/>
             </w:pPr>
             <w:r>
               <w:rPr>
@@ -6499,10 +5927,7 @@
               <w:pStyle w:val="TableContents"/>
               <w:bidi w:val="0"/>
               <w:jc w:val="start"/>
-              <w:rPr>
-                <w:sz w:val="21"/>
-                <w:szCs w:val="21"/>
-              </w:rPr>
+              <w:rPr/>
             </w:pPr>
             <w:r>
               <w:rPr>
@@ -6559,10 +5984,7 @@
               <w:pStyle w:val="TableContents"/>
               <w:bidi w:val="0"/>
               <w:jc w:val="start"/>
-              <w:rPr>
-                <w:sz w:val="21"/>
-                <w:szCs w:val="21"/>
-              </w:rPr>
+              <w:rPr/>
             </w:pPr>
             <w:r>
               <w:rPr>
@@ -6619,10 +6041,7 @@
               <w:pStyle w:val="TableContents"/>
               <w:bidi w:val="0"/>
               <w:jc w:val="start"/>
-              <w:rPr>
-                <w:sz w:val="21"/>
-                <w:szCs w:val="21"/>
-              </w:rPr>
+              <w:rPr/>
             </w:pPr>
             <w:r>
               <w:rPr>
@@ -6679,10 +6098,7 @@
               <w:pStyle w:val="TableContents"/>
               <w:bidi w:val="0"/>
               <w:jc w:val="start"/>
-              <w:rPr>
-                <w:sz w:val="21"/>
-                <w:szCs w:val="21"/>
-              </w:rPr>
+              <w:rPr/>
             </w:pPr>
             <w:r>
               <w:rPr>
@@ -6738,10 +6154,7 @@
               <w:pStyle w:val="TableContents"/>
               <w:bidi w:val="0"/>
               <w:jc w:val="start"/>
-              <w:rPr>
-                <w:sz w:val="21"/>
-                <w:szCs w:val="21"/>
-              </w:rPr>
+              <w:rPr/>
             </w:pPr>
             <w:r>
               <w:rPr>
@@ -6797,10 +6210,7 @@
               <w:pStyle w:val="TableContents"/>
               <w:bidi w:val="0"/>
               <w:jc w:val="start"/>
-              <w:rPr>
-                <w:sz w:val="21"/>
-                <w:szCs w:val="21"/>
-              </w:rPr>
+              <w:rPr/>
             </w:pPr>
             <w:r>
               <w:rPr>
@@ -6826,11 +6236,7 @@
               <w:pStyle w:val="TableContents"/>
               <w:bidi w:val="0"/>
               <w:jc w:val="start"/>
-              <w:rPr>
-                <w:rFonts w:ascii="Calibri" w:hAnsi="Calibri" w:eastAsia="" w:cs=""/>
-                <w:sz w:val="21"/>
-                <w:szCs w:val="21"/>
-              </w:rPr>
+              <w:rPr/>
             </w:pPr>
             <w:r>
               <w:rPr>
@@ -6858,13 +6264,7 @@
               <w:pStyle w:val="TableContents"/>
               <w:bidi w:val="0"/>
               <w:jc w:val="start"/>
-              <w:rPr>
-                <w:rFonts w:ascii="Calibri" w:hAnsi="Calibri" w:eastAsia="" w:cs=""/>
-                <w:b/>
-                <w:bCs/>
-                <w:sz w:val="21"/>
-                <w:szCs w:val="21"/>
-              </w:rPr>
+              <w:rPr/>
             </w:pPr>
             <w:r>
               <w:rPr>
@@ -6892,11 +6292,7 @@
               <w:pStyle w:val="TableContents"/>
               <w:bidi w:val="0"/>
               <w:jc w:val="start"/>
-              <w:rPr>
-                <w:rFonts w:ascii="Calibri" w:hAnsi="Calibri" w:eastAsia="" w:cs=""/>
-                <w:sz w:val="21"/>
-                <w:szCs w:val="21"/>
-              </w:rPr>
+              <w:rPr/>
             </w:pPr>
             <w:r>
               <w:rPr>
@@ -6924,10 +6320,7 @@
               <w:pStyle w:val="TableContents"/>
               <w:bidi w:val="0"/>
               <w:jc w:val="start"/>
-              <w:rPr>
-                <w:sz w:val="21"/>
-                <w:szCs w:val="21"/>
-              </w:rPr>
+              <w:rPr/>
             </w:pPr>
             <w:r>
               <w:rPr>
@@ -6984,10 +6377,7 @@
               <w:pStyle w:val="TableContents"/>
               <w:bidi w:val="0"/>
               <w:jc w:val="start"/>
-              <w:rPr>
-                <w:sz w:val="21"/>
-                <w:szCs w:val="21"/>
-              </w:rPr>
+              <w:rPr/>
             </w:pPr>
             <w:r>
               <w:rPr>
@@ -7044,10 +6434,7 @@
               <w:pStyle w:val="TableContents"/>
               <w:bidi w:val="0"/>
               <w:jc w:val="start"/>
-              <w:rPr>
-                <w:sz w:val="21"/>
-                <w:szCs w:val="21"/>
-              </w:rPr>
+              <w:rPr/>
             </w:pPr>
             <w:r>
               <w:rPr>
@@ -7104,10 +6491,7 @@
               <w:pStyle w:val="TableContents"/>
               <w:bidi w:val="0"/>
               <w:jc w:val="start"/>
-              <w:rPr>
-                <w:sz w:val="21"/>
-                <w:szCs w:val="21"/>
-              </w:rPr>
+              <w:rPr/>
             </w:pPr>
             <w:r>
               <w:rPr>
@@ -7164,10 +6548,7 @@
               <w:pStyle w:val="TableContents"/>
               <w:bidi w:val="0"/>
               <w:jc w:val="start"/>
-              <w:rPr>
-                <w:sz w:val="21"/>
-                <w:szCs w:val="21"/>
-              </w:rPr>
+              <w:rPr/>
             </w:pPr>
             <w:r>
               <w:rPr>
@@ -7503,9 +6884,7 @@
         </w:tabs>
         <w:ind w:start="720" w:hanging="360"/>
       </w:pPr>
-      <w:rPr>
-        <w:rFonts w:ascii="Noto Serif" w:hAnsi="Noto Serif" w:cs="Symbol"/>
-      </w:rPr>
+      <w:rPr/>
     </w:lvl>
     <w:lvl w:ilvl="1">
       <w:start w:val="1"/>
@@ -7518,9 +6897,7 @@
         </w:tabs>
         <w:ind w:start="1440" w:hanging="360"/>
       </w:pPr>
-      <w:rPr>
-        <w:rFonts w:cs="Courier New"/>
-      </w:rPr>
+      <w:rPr/>
     </w:lvl>
     <w:lvl w:ilvl="2">
       <w:start w:val="1"/>
@@ -7533,9 +6910,7 @@
         </w:tabs>
         <w:ind w:start="2160" w:hanging="360"/>
       </w:pPr>
-      <w:rPr>
-        <w:rFonts w:cs="Wingdings"/>
-      </w:rPr>
+      <w:rPr/>
     </w:lvl>
     <w:lvl w:ilvl="3">
       <w:start w:val="1"/>
@@ -7548,9 +6923,7 @@
         </w:tabs>
         <w:ind w:start="2880" w:hanging="360"/>
       </w:pPr>
-      <w:rPr>
-        <w:rFonts w:ascii="Noto Serif" w:hAnsi="Noto Serif" w:cs="Symbol"/>
-      </w:rPr>
+      <w:rPr/>
     </w:lvl>
     <w:lvl w:ilvl="4">
       <w:start w:val="1"/>
@@ -7563,9 +6936,7 @@
         </w:tabs>
         <w:ind w:start="3600" w:hanging="360"/>
       </w:pPr>
-      <w:rPr>
-        <w:rFonts w:cs="Courier New"/>
-      </w:rPr>
+      <w:rPr/>
     </w:lvl>
     <w:lvl w:ilvl="5">
       <w:start w:val="1"/>
@@ -7578,9 +6949,7 @@
         </w:tabs>
         <w:ind w:start="4320" w:hanging="360"/>
       </w:pPr>
-      <w:rPr>
-        <w:rFonts w:cs="Wingdings"/>
-      </w:rPr>
+      <w:rPr/>
     </w:lvl>
     <w:lvl w:ilvl="6">
       <w:start w:val="1"/>
@@ -7593,9 +6962,7 @@
         </w:tabs>
         <w:ind w:start="5040" w:hanging="360"/>
       </w:pPr>
-      <w:rPr>
-        <w:rFonts w:ascii="Noto Serif" w:hAnsi="Noto Serif" w:cs="Symbol"/>
-      </w:rPr>
+      <w:rPr/>
     </w:lvl>
     <w:lvl w:ilvl="7">
       <w:start w:val="1"/>
@@ -7608,9 +6975,7 @@
         </w:tabs>
         <w:ind w:start="5760" w:hanging="360"/>
       </w:pPr>
-      <w:rPr>
-        <w:rFonts w:cs="Courier New"/>
-      </w:rPr>
+      <w:rPr/>
     </w:lvl>
     <w:lvl w:ilvl="8">
       <w:start w:val="1"/>
@@ -7623,12 +6988,1778 @@
         </w:tabs>
         <w:ind w:start="6480" w:hanging="360"/>
       </w:pPr>
-      <w:rPr>
-        <w:rFonts w:cs="Wingdings"/>
-      </w:rPr>
+      <w:rPr/>
     </w:lvl>
   </w:abstractNum>
   <w:abstractNum w:abstractNumId="4">
+    <w:lvl w:ilvl="0">
+      <w:numFmt w:val="bullet"/>
+      <w:lvlText w:val=""/>
+      <w:lvlJc w:val="start"/>
+      <w:pPr>
+        <w:tabs>
+          <w:tab w:val="num" w:pos="0"/>
+        </w:tabs>
+        <w:ind w:start="720" w:hanging="360"/>
+      </w:pPr>
+      <w:rPr>
+        <w:rFonts w:ascii="Symbol" w:hAnsi="Symbol" w:cs="Symbol" w:hint="default"/>
+      </w:rPr>
+    </w:lvl>
+    <w:lvl w:ilvl="1">
+      <w:start w:val="0"/>
+      <w:numFmt w:val="bullet"/>
+      <w:lvlText w:val="o"/>
+      <w:lvlJc w:val="start"/>
+      <w:pPr>
+        <w:tabs>
+          <w:tab w:val="num" w:pos="0"/>
+        </w:tabs>
+        <w:ind w:start="1440" w:hanging="360"/>
+      </w:pPr>
+      <w:rPr>
+        <w:rFonts w:ascii="Courier New" w:hAnsi="Courier New" w:cs="Courier New" w:hint="default"/>
+      </w:rPr>
+    </w:lvl>
+    <w:lvl w:ilvl="2">
+      <w:start w:val="0"/>
+      <w:numFmt w:val="bullet"/>
+      <w:lvlText w:val=""/>
+      <w:lvlJc w:val="start"/>
+      <w:pPr>
+        <w:tabs>
+          <w:tab w:val="num" w:pos="0"/>
+        </w:tabs>
+        <w:ind w:start="2160" w:hanging="360"/>
+      </w:pPr>
+      <w:rPr>
+        <w:rFonts w:ascii="Wingdings" w:hAnsi="Wingdings" w:cs="Wingdings" w:hint="default"/>
+      </w:rPr>
+    </w:lvl>
+    <w:lvl w:ilvl="3">
+      <w:start w:val="0"/>
+      <w:numFmt w:val="bullet"/>
+      <w:lvlText w:val=""/>
+      <w:lvlJc w:val="start"/>
+      <w:pPr>
+        <w:tabs>
+          <w:tab w:val="num" w:pos="0"/>
+        </w:tabs>
+        <w:ind w:start="2880" w:hanging="360"/>
+      </w:pPr>
+      <w:rPr>
+        <w:rFonts w:ascii="Symbol" w:hAnsi="Symbol" w:cs="Symbol" w:hint="default"/>
+      </w:rPr>
+    </w:lvl>
+    <w:lvl w:ilvl="4">
+      <w:start w:val="0"/>
+      <w:numFmt w:val="bullet"/>
+      <w:lvlText w:val="o"/>
+      <w:lvlJc w:val="start"/>
+      <w:pPr>
+        <w:tabs>
+          <w:tab w:val="num" w:pos="0"/>
+        </w:tabs>
+        <w:ind w:start="3600" w:hanging="360"/>
+      </w:pPr>
+      <w:rPr>
+        <w:rFonts w:ascii="Courier New" w:hAnsi="Courier New" w:cs="Courier New" w:hint="default"/>
+      </w:rPr>
+    </w:lvl>
+    <w:lvl w:ilvl="5">
+      <w:start w:val="0"/>
+      <w:numFmt w:val="bullet"/>
+      <w:lvlText w:val=""/>
+      <w:lvlJc w:val="start"/>
+      <w:pPr>
+        <w:tabs>
+          <w:tab w:val="num" w:pos="0"/>
+        </w:tabs>
+        <w:ind w:start="4320" w:hanging="360"/>
+      </w:pPr>
+      <w:rPr>
+        <w:rFonts w:ascii="Wingdings" w:hAnsi="Wingdings" w:cs="Wingdings" w:hint="default"/>
+      </w:rPr>
+    </w:lvl>
+    <w:lvl w:ilvl="6">
+      <w:start w:val="0"/>
+      <w:numFmt w:val="bullet"/>
+      <w:lvlText w:val=""/>
+      <w:lvlJc w:val="start"/>
+      <w:pPr>
+        <w:tabs>
+          <w:tab w:val="num" w:pos="0"/>
+        </w:tabs>
+        <w:ind w:start="5040" w:hanging="360"/>
+      </w:pPr>
+      <w:rPr>
+        <w:rFonts w:ascii="Symbol" w:hAnsi="Symbol" w:cs="Symbol" w:hint="default"/>
+      </w:rPr>
+    </w:lvl>
+    <w:lvl w:ilvl="7">
+      <w:start w:val="0"/>
+      <w:numFmt w:val="bullet"/>
+      <w:lvlText w:val="o"/>
+      <w:lvlJc w:val="start"/>
+      <w:pPr>
+        <w:tabs>
+          <w:tab w:val="num" w:pos="0"/>
+        </w:tabs>
+        <w:ind w:start="5760" w:hanging="360"/>
+      </w:pPr>
+      <w:rPr>
+        <w:rFonts w:ascii="Courier New" w:hAnsi="Courier New" w:cs="Courier New" w:hint="default"/>
+      </w:rPr>
+    </w:lvl>
+    <w:lvl w:ilvl="8">
+      <w:start w:val="0"/>
+      <w:numFmt w:val="bullet"/>
+      <w:lvlText w:val=""/>
+      <w:lvlJc w:val="start"/>
+      <w:pPr>
+        <w:tabs>
+          <w:tab w:val="num" w:pos="0"/>
+        </w:tabs>
+        <w:ind w:start="6480" w:hanging="360"/>
+      </w:pPr>
+      <w:rPr>
+        <w:rFonts w:ascii="Wingdings" w:hAnsi="Wingdings" w:cs="Wingdings" w:hint="default"/>
+      </w:rPr>
+    </w:lvl>
+  </w:abstractNum>
+  <w:abstractNum w:abstractNumId="5">
+    <w:lvl w:ilvl="0">
+      <w:numFmt w:val="bullet"/>
+      <w:lvlText w:val=""/>
+      <w:lvlJc w:val="start"/>
+      <w:pPr>
+        <w:tabs>
+          <w:tab w:val="num" w:pos="0"/>
+        </w:tabs>
+        <w:ind w:start="720" w:hanging="360"/>
+      </w:pPr>
+      <w:rPr>
+        <w:rFonts w:ascii="Symbol" w:hAnsi="Symbol" w:cs="Symbol" w:hint="default"/>
+      </w:rPr>
+    </w:lvl>
+    <w:lvl w:ilvl="1">
+      <w:start w:val="0"/>
+      <w:numFmt w:val="bullet"/>
+      <w:lvlText w:val="o"/>
+      <w:lvlJc w:val="start"/>
+      <w:pPr>
+        <w:tabs>
+          <w:tab w:val="num" w:pos="0"/>
+        </w:tabs>
+        <w:ind w:start="1440" w:hanging="360"/>
+      </w:pPr>
+      <w:rPr>
+        <w:rFonts w:ascii="Courier New" w:hAnsi="Courier New" w:cs="Courier New" w:hint="default"/>
+      </w:rPr>
+    </w:lvl>
+    <w:lvl w:ilvl="2">
+      <w:start w:val="0"/>
+      <w:numFmt w:val="bullet"/>
+      <w:lvlText w:val=""/>
+      <w:lvlJc w:val="start"/>
+      <w:pPr>
+        <w:tabs>
+          <w:tab w:val="num" w:pos="0"/>
+        </w:tabs>
+        <w:ind w:start="2160" w:hanging="360"/>
+      </w:pPr>
+      <w:rPr>
+        <w:rFonts w:ascii="Wingdings" w:hAnsi="Wingdings" w:cs="Wingdings" w:hint="default"/>
+      </w:rPr>
+    </w:lvl>
+    <w:lvl w:ilvl="3">
+      <w:start w:val="0"/>
+      <w:numFmt w:val="bullet"/>
+      <w:lvlText w:val=""/>
+      <w:lvlJc w:val="start"/>
+      <w:pPr>
+        <w:tabs>
+          <w:tab w:val="num" w:pos="0"/>
+        </w:tabs>
+        <w:ind w:start="2880" w:hanging="360"/>
+      </w:pPr>
+      <w:rPr>
+        <w:rFonts w:ascii="Symbol" w:hAnsi="Symbol" w:cs="Symbol" w:hint="default"/>
+      </w:rPr>
+    </w:lvl>
+    <w:lvl w:ilvl="4">
+      <w:start w:val="0"/>
+      <w:numFmt w:val="bullet"/>
+      <w:lvlText w:val="o"/>
+      <w:lvlJc w:val="start"/>
+      <w:pPr>
+        <w:tabs>
+          <w:tab w:val="num" w:pos="0"/>
+        </w:tabs>
+        <w:ind w:start="3600" w:hanging="360"/>
+      </w:pPr>
+      <w:rPr>
+        <w:rFonts w:ascii="Courier New" w:hAnsi="Courier New" w:cs="Courier New" w:hint="default"/>
+      </w:rPr>
+    </w:lvl>
+    <w:lvl w:ilvl="5">
+      <w:start w:val="0"/>
+      <w:numFmt w:val="bullet"/>
+      <w:lvlText w:val=""/>
+      <w:lvlJc w:val="start"/>
+      <w:pPr>
+        <w:tabs>
+          <w:tab w:val="num" w:pos="0"/>
+        </w:tabs>
+        <w:ind w:start="4320" w:hanging="360"/>
+      </w:pPr>
+      <w:rPr>
+        <w:rFonts w:ascii="Wingdings" w:hAnsi="Wingdings" w:cs="Wingdings" w:hint="default"/>
+      </w:rPr>
+    </w:lvl>
+    <w:lvl w:ilvl="6">
+      <w:start w:val="0"/>
+      <w:numFmt w:val="bullet"/>
+      <w:lvlText w:val=""/>
+      <w:lvlJc w:val="start"/>
+      <w:pPr>
+        <w:tabs>
+          <w:tab w:val="num" w:pos="0"/>
+        </w:tabs>
+        <w:ind w:start="5040" w:hanging="360"/>
+      </w:pPr>
+      <w:rPr>
+        <w:rFonts w:ascii="Symbol" w:hAnsi="Symbol" w:cs="Symbol" w:hint="default"/>
+      </w:rPr>
+    </w:lvl>
+    <w:lvl w:ilvl="7">
+      <w:start w:val="0"/>
+      <w:numFmt w:val="bullet"/>
+      <w:lvlText w:val="o"/>
+      <w:lvlJc w:val="start"/>
+      <w:pPr>
+        <w:tabs>
+          <w:tab w:val="num" w:pos="0"/>
+        </w:tabs>
+        <w:ind w:start="5760" w:hanging="360"/>
+      </w:pPr>
+      <w:rPr>
+        <w:rFonts w:ascii="Courier New" w:hAnsi="Courier New" w:cs="Courier New" w:hint="default"/>
+      </w:rPr>
+    </w:lvl>
+    <w:lvl w:ilvl="8">
+      <w:start w:val="0"/>
+      <w:numFmt w:val="bullet"/>
+      <w:lvlText w:val=""/>
+      <w:lvlJc w:val="start"/>
+      <w:pPr>
+        <w:tabs>
+          <w:tab w:val="num" w:pos="0"/>
+        </w:tabs>
+        <w:ind w:start="6480" w:hanging="360"/>
+      </w:pPr>
+      <w:rPr>
+        <w:rFonts w:ascii="Wingdings" w:hAnsi="Wingdings" w:cs="Wingdings" w:hint="default"/>
+      </w:rPr>
+    </w:lvl>
+  </w:abstractNum>
+  <w:abstractNum w:abstractNumId="6">
+    <w:lvl w:ilvl="0">
+      <w:numFmt w:val="bullet"/>
+      <w:lvlText w:val=""/>
+      <w:lvlJc w:val="start"/>
+      <w:pPr>
+        <w:tabs>
+          <w:tab w:val="num" w:pos="0"/>
+        </w:tabs>
+        <w:ind w:start="720" w:hanging="360"/>
+      </w:pPr>
+      <w:rPr>
+        <w:rFonts w:ascii="Symbol" w:hAnsi="Symbol" w:cs="Symbol" w:hint="default"/>
+      </w:rPr>
+    </w:lvl>
+    <w:lvl w:ilvl="1">
+      <w:start w:val="0"/>
+      <w:numFmt w:val="bullet"/>
+      <w:lvlText w:val="o"/>
+      <w:lvlJc w:val="start"/>
+      <w:pPr>
+        <w:tabs>
+          <w:tab w:val="num" w:pos="0"/>
+        </w:tabs>
+        <w:ind w:start="1440" w:hanging="360"/>
+      </w:pPr>
+      <w:rPr>
+        <w:rFonts w:ascii="Courier New" w:hAnsi="Courier New" w:cs="Courier New" w:hint="default"/>
+      </w:rPr>
+    </w:lvl>
+    <w:lvl w:ilvl="2">
+      <w:start w:val="0"/>
+      <w:numFmt w:val="bullet"/>
+      <w:lvlText w:val=""/>
+      <w:lvlJc w:val="start"/>
+      <w:pPr>
+        <w:tabs>
+          <w:tab w:val="num" w:pos="0"/>
+        </w:tabs>
+        <w:ind w:start="2160" w:hanging="360"/>
+      </w:pPr>
+      <w:rPr>
+        <w:rFonts w:ascii="Wingdings" w:hAnsi="Wingdings" w:cs="Wingdings" w:hint="default"/>
+      </w:rPr>
+    </w:lvl>
+    <w:lvl w:ilvl="3">
+      <w:start w:val="0"/>
+      <w:numFmt w:val="bullet"/>
+      <w:lvlText w:val=""/>
+      <w:lvlJc w:val="start"/>
+      <w:pPr>
+        <w:tabs>
+          <w:tab w:val="num" w:pos="0"/>
+        </w:tabs>
+        <w:ind w:start="2880" w:hanging="360"/>
+      </w:pPr>
+      <w:rPr>
+        <w:rFonts w:ascii="Symbol" w:hAnsi="Symbol" w:cs="Symbol" w:hint="default"/>
+      </w:rPr>
+    </w:lvl>
+    <w:lvl w:ilvl="4">
+      <w:start w:val="0"/>
+      <w:numFmt w:val="bullet"/>
+      <w:lvlText w:val="o"/>
+      <w:lvlJc w:val="start"/>
+      <w:pPr>
+        <w:tabs>
+          <w:tab w:val="num" w:pos="0"/>
+        </w:tabs>
+        <w:ind w:start="3600" w:hanging="360"/>
+      </w:pPr>
+      <w:rPr>
+        <w:rFonts w:ascii="Courier New" w:hAnsi="Courier New" w:cs="Courier New" w:hint="default"/>
+      </w:rPr>
+    </w:lvl>
+    <w:lvl w:ilvl="5">
+      <w:start w:val="0"/>
+      <w:numFmt w:val="bullet"/>
+      <w:lvlText w:val=""/>
+      <w:lvlJc w:val="start"/>
+      <w:pPr>
+        <w:tabs>
+          <w:tab w:val="num" w:pos="0"/>
+        </w:tabs>
+        <w:ind w:start="4320" w:hanging="360"/>
+      </w:pPr>
+      <w:rPr>
+        <w:rFonts w:ascii="Wingdings" w:hAnsi="Wingdings" w:cs="Wingdings" w:hint="default"/>
+      </w:rPr>
+    </w:lvl>
+    <w:lvl w:ilvl="6">
+      <w:start w:val="0"/>
+      <w:numFmt w:val="bullet"/>
+      <w:lvlText w:val=""/>
+      <w:lvlJc w:val="start"/>
+      <w:pPr>
+        <w:tabs>
+          <w:tab w:val="num" w:pos="0"/>
+        </w:tabs>
+        <w:ind w:start="5040" w:hanging="360"/>
+      </w:pPr>
+      <w:rPr>
+        <w:rFonts w:ascii="Symbol" w:hAnsi="Symbol" w:cs="Symbol" w:hint="default"/>
+      </w:rPr>
+    </w:lvl>
+    <w:lvl w:ilvl="7">
+      <w:start w:val="0"/>
+      <w:numFmt w:val="bullet"/>
+      <w:lvlText w:val="o"/>
+      <w:lvlJc w:val="start"/>
+      <w:pPr>
+        <w:tabs>
+          <w:tab w:val="num" w:pos="0"/>
+        </w:tabs>
+        <w:ind w:start="5760" w:hanging="360"/>
+      </w:pPr>
+      <w:rPr>
+        <w:rFonts w:ascii="Courier New" w:hAnsi="Courier New" w:cs="Courier New" w:hint="default"/>
+      </w:rPr>
+    </w:lvl>
+    <w:lvl w:ilvl="8">
+      <w:start w:val="0"/>
+      <w:numFmt w:val="bullet"/>
+      <w:lvlText w:val=""/>
+      <w:lvlJc w:val="start"/>
+      <w:pPr>
+        <w:tabs>
+          <w:tab w:val="num" w:pos="0"/>
+        </w:tabs>
+        <w:ind w:start="6480" w:hanging="360"/>
+      </w:pPr>
+      <w:rPr>
+        <w:rFonts w:ascii="Wingdings" w:hAnsi="Wingdings" w:cs="Wingdings" w:hint="default"/>
+      </w:rPr>
+    </w:lvl>
+  </w:abstractNum>
+  <w:abstractNum w:abstractNumId="7">
+    <w:lvl w:ilvl="0">
+      <w:numFmt w:val="bullet"/>
+      <w:lvlText w:val=""/>
+      <w:lvlJc w:val="start"/>
+      <w:pPr>
+        <w:tabs>
+          <w:tab w:val="num" w:pos="0"/>
+        </w:tabs>
+        <w:ind w:start="720" w:hanging="360"/>
+      </w:pPr>
+      <w:rPr>
+        <w:rFonts w:ascii="Symbol" w:hAnsi="Symbol" w:cs="Symbol" w:hint="default"/>
+      </w:rPr>
+    </w:lvl>
+    <w:lvl w:ilvl="1">
+      <w:start w:val="0"/>
+      <w:numFmt w:val="bullet"/>
+      <w:lvlText w:val="o"/>
+      <w:lvlJc w:val="start"/>
+      <w:pPr>
+        <w:tabs>
+          <w:tab w:val="num" w:pos="0"/>
+        </w:tabs>
+        <w:ind w:start="1440" w:hanging="360"/>
+      </w:pPr>
+      <w:rPr>
+        <w:rFonts w:ascii="Courier New" w:hAnsi="Courier New" w:cs="Courier New" w:hint="default"/>
+      </w:rPr>
+    </w:lvl>
+    <w:lvl w:ilvl="2">
+      <w:start w:val="0"/>
+      <w:numFmt w:val="bullet"/>
+      <w:lvlText w:val=""/>
+      <w:lvlJc w:val="start"/>
+      <w:pPr>
+        <w:tabs>
+          <w:tab w:val="num" w:pos="0"/>
+        </w:tabs>
+        <w:ind w:start="2160" w:hanging="360"/>
+      </w:pPr>
+      <w:rPr>
+        <w:rFonts w:ascii="Wingdings" w:hAnsi="Wingdings" w:cs="Wingdings" w:hint="default"/>
+      </w:rPr>
+    </w:lvl>
+    <w:lvl w:ilvl="3">
+      <w:start w:val="0"/>
+      <w:numFmt w:val="bullet"/>
+      <w:lvlText w:val=""/>
+      <w:lvlJc w:val="start"/>
+      <w:pPr>
+        <w:tabs>
+          <w:tab w:val="num" w:pos="0"/>
+        </w:tabs>
+        <w:ind w:start="2880" w:hanging="360"/>
+      </w:pPr>
+      <w:rPr>
+        <w:rFonts w:ascii="Symbol" w:hAnsi="Symbol" w:cs="Symbol" w:hint="default"/>
+      </w:rPr>
+    </w:lvl>
+    <w:lvl w:ilvl="4">
+      <w:start w:val="0"/>
+      <w:numFmt w:val="bullet"/>
+      <w:lvlText w:val="o"/>
+      <w:lvlJc w:val="start"/>
+      <w:pPr>
+        <w:tabs>
+          <w:tab w:val="num" w:pos="0"/>
+        </w:tabs>
+        <w:ind w:start="3600" w:hanging="360"/>
+      </w:pPr>
+      <w:rPr>
+        <w:rFonts w:ascii="Courier New" w:hAnsi="Courier New" w:cs="Courier New" w:hint="default"/>
+      </w:rPr>
+    </w:lvl>
+    <w:lvl w:ilvl="5">
+      <w:start w:val="0"/>
+      <w:numFmt w:val="bullet"/>
+      <w:lvlText w:val=""/>
+      <w:lvlJc w:val="start"/>
+      <w:pPr>
+        <w:tabs>
+          <w:tab w:val="num" w:pos="0"/>
+        </w:tabs>
+        <w:ind w:start="4320" w:hanging="360"/>
+      </w:pPr>
+      <w:rPr>
+        <w:rFonts w:ascii="Wingdings" w:hAnsi="Wingdings" w:cs="Wingdings" w:hint="default"/>
+      </w:rPr>
+    </w:lvl>
+    <w:lvl w:ilvl="6">
+      <w:start w:val="0"/>
+      <w:numFmt w:val="bullet"/>
+      <w:lvlText w:val=""/>
+      <w:lvlJc w:val="start"/>
+      <w:pPr>
+        <w:tabs>
+          <w:tab w:val="num" w:pos="0"/>
+        </w:tabs>
+        <w:ind w:start="5040" w:hanging="360"/>
+      </w:pPr>
+      <w:rPr>
+        <w:rFonts w:ascii="Symbol" w:hAnsi="Symbol" w:cs="Symbol" w:hint="default"/>
+      </w:rPr>
+    </w:lvl>
+    <w:lvl w:ilvl="7">
+      <w:start w:val="0"/>
+      <w:numFmt w:val="bullet"/>
+      <w:lvlText w:val="o"/>
+      <w:lvlJc w:val="start"/>
+      <w:pPr>
+        <w:tabs>
+          <w:tab w:val="num" w:pos="0"/>
+        </w:tabs>
+        <w:ind w:start="5760" w:hanging="360"/>
+      </w:pPr>
+      <w:rPr>
+        <w:rFonts w:ascii="Courier New" w:hAnsi="Courier New" w:cs="Courier New" w:hint="default"/>
+      </w:rPr>
+    </w:lvl>
+    <w:lvl w:ilvl="8">
+      <w:start w:val="0"/>
+      <w:numFmt w:val="bullet"/>
+      <w:lvlText w:val=""/>
+      <w:lvlJc w:val="start"/>
+      <w:pPr>
+        <w:tabs>
+          <w:tab w:val="num" w:pos="0"/>
+        </w:tabs>
+        <w:ind w:start="6480" w:hanging="360"/>
+      </w:pPr>
+      <w:rPr>
+        <w:rFonts w:ascii="Wingdings" w:hAnsi="Wingdings" w:cs="Wingdings" w:hint="default"/>
+      </w:rPr>
+    </w:lvl>
+  </w:abstractNum>
+  <w:abstractNum w:abstractNumId="8">
+    <w:lvl w:ilvl="0">
+      <w:numFmt w:val="bullet"/>
+      <w:lvlText w:val=""/>
+      <w:lvlJc w:val="start"/>
+      <w:pPr>
+        <w:tabs>
+          <w:tab w:val="num" w:pos="0"/>
+        </w:tabs>
+        <w:ind w:start="720" w:hanging="360"/>
+      </w:pPr>
+      <w:rPr>
+        <w:rFonts w:ascii="Symbol" w:hAnsi="Symbol" w:cs="Symbol" w:hint="default"/>
+      </w:rPr>
+    </w:lvl>
+    <w:lvl w:ilvl="1">
+      <w:start w:val="0"/>
+      <w:numFmt w:val="bullet"/>
+      <w:lvlText w:val="o"/>
+      <w:lvlJc w:val="start"/>
+      <w:pPr>
+        <w:tabs>
+          <w:tab w:val="num" w:pos="0"/>
+        </w:tabs>
+        <w:ind w:start="1440" w:hanging="360"/>
+      </w:pPr>
+      <w:rPr>
+        <w:rFonts w:ascii="Courier New" w:hAnsi="Courier New" w:cs="Courier New" w:hint="default"/>
+      </w:rPr>
+    </w:lvl>
+    <w:lvl w:ilvl="2">
+      <w:start w:val="0"/>
+      <w:numFmt w:val="bullet"/>
+      <w:lvlText w:val=""/>
+      <w:lvlJc w:val="start"/>
+      <w:pPr>
+        <w:tabs>
+          <w:tab w:val="num" w:pos="0"/>
+        </w:tabs>
+        <w:ind w:start="2160" w:hanging="360"/>
+      </w:pPr>
+      <w:rPr>
+        <w:rFonts w:ascii="Wingdings" w:hAnsi="Wingdings" w:cs="Wingdings" w:hint="default"/>
+      </w:rPr>
+    </w:lvl>
+    <w:lvl w:ilvl="3">
+      <w:start w:val="0"/>
+      <w:numFmt w:val="bullet"/>
+      <w:lvlText w:val=""/>
+      <w:lvlJc w:val="start"/>
+      <w:pPr>
+        <w:tabs>
+          <w:tab w:val="num" w:pos="0"/>
+        </w:tabs>
+        <w:ind w:start="2880" w:hanging="360"/>
+      </w:pPr>
+      <w:rPr>
+        <w:rFonts w:ascii="Symbol" w:hAnsi="Symbol" w:cs="Symbol" w:hint="default"/>
+      </w:rPr>
+    </w:lvl>
+    <w:lvl w:ilvl="4">
+      <w:start w:val="0"/>
+      <w:numFmt w:val="bullet"/>
+      <w:lvlText w:val="o"/>
+      <w:lvlJc w:val="start"/>
+      <w:pPr>
+        <w:tabs>
+          <w:tab w:val="num" w:pos="0"/>
+        </w:tabs>
+        <w:ind w:start="3600" w:hanging="360"/>
+      </w:pPr>
+      <w:rPr>
+        <w:rFonts w:ascii="Courier New" w:hAnsi="Courier New" w:cs="Courier New" w:hint="default"/>
+      </w:rPr>
+    </w:lvl>
+    <w:lvl w:ilvl="5">
+      <w:start w:val="0"/>
+      <w:numFmt w:val="bullet"/>
+      <w:lvlText w:val=""/>
+      <w:lvlJc w:val="start"/>
+      <w:pPr>
+        <w:tabs>
+          <w:tab w:val="num" w:pos="0"/>
+        </w:tabs>
+        <w:ind w:start="4320" w:hanging="360"/>
+      </w:pPr>
+      <w:rPr>
+        <w:rFonts w:ascii="Wingdings" w:hAnsi="Wingdings" w:cs="Wingdings" w:hint="default"/>
+      </w:rPr>
+    </w:lvl>
+    <w:lvl w:ilvl="6">
+      <w:start w:val="0"/>
+      <w:numFmt w:val="bullet"/>
+      <w:lvlText w:val=""/>
+      <w:lvlJc w:val="start"/>
+      <w:pPr>
+        <w:tabs>
+          <w:tab w:val="num" w:pos="0"/>
+        </w:tabs>
+        <w:ind w:start="5040" w:hanging="360"/>
+      </w:pPr>
+      <w:rPr>
+        <w:rFonts w:ascii="Symbol" w:hAnsi="Symbol" w:cs="Symbol" w:hint="default"/>
+      </w:rPr>
+    </w:lvl>
+    <w:lvl w:ilvl="7">
+      <w:start w:val="0"/>
+      <w:numFmt w:val="bullet"/>
+      <w:lvlText w:val="o"/>
+      <w:lvlJc w:val="start"/>
+      <w:pPr>
+        <w:tabs>
+          <w:tab w:val="num" w:pos="0"/>
+        </w:tabs>
+        <w:ind w:start="5760" w:hanging="360"/>
+      </w:pPr>
+      <w:rPr>
+        <w:rFonts w:ascii="Courier New" w:hAnsi="Courier New" w:cs="Courier New" w:hint="default"/>
+      </w:rPr>
+    </w:lvl>
+    <w:lvl w:ilvl="8">
+      <w:start w:val="0"/>
+      <w:numFmt w:val="bullet"/>
+      <w:lvlText w:val=""/>
+      <w:lvlJc w:val="start"/>
+      <w:pPr>
+        <w:tabs>
+          <w:tab w:val="num" w:pos="0"/>
+        </w:tabs>
+        <w:ind w:start="6480" w:hanging="360"/>
+      </w:pPr>
+      <w:rPr>
+        <w:rFonts w:ascii="Wingdings" w:hAnsi="Wingdings" w:cs="Wingdings" w:hint="default"/>
+      </w:rPr>
+    </w:lvl>
+  </w:abstractNum>
+  <w:abstractNum w:abstractNumId="9">
+    <w:lvl w:ilvl="0">
+      <w:numFmt w:val="bullet"/>
+      <w:lvlText w:val=""/>
+      <w:lvlJc w:val="start"/>
+      <w:pPr>
+        <w:tabs>
+          <w:tab w:val="num" w:pos="0"/>
+        </w:tabs>
+        <w:ind w:start="720" w:hanging="360"/>
+      </w:pPr>
+      <w:rPr>
+        <w:rFonts w:ascii="Symbol" w:hAnsi="Symbol" w:cs="Symbol" w:hint="default"/>
+      </w:rPr>
+    </w:lvl>
+    <w:lvl w:ilvl="1">
+      <w:start w:val="0"/>
+      <w:numFmt w:val="bullet"/>
+      <w:lvlText w:val="o"/>
+      <w:lvlJc w:val="start"/>
+      <w:pPr>
+        <w:tabs>
+          <w:tab w:val="num" w:pos="0"/>
+        </w:tabs>
+        <w:ind w:start="1440" w:hanging="360"/>
+      </w:pPr>
+      <w:rPr>
+        <w:rFonts w:ascii="Courier New" w:hAnsi="Courier New" w:cs="Courier New" w:hint="default"/>
+      </w:rPr>
+    </w:lvl>
+    <w:lvl w:ilvl="2">
+      <w:start w:val="0"/>
+      <w:numFmt w:val="bullet"/>
+      <w:lvlText w:val=""/>
+      <w:lvlJc w:val="start"/>
+      <w:pPr>
+        <w:tabs>
+          <w:tab w:val="num" w:pos="0"/>
+        </w:tabs>
+        <w:ind w:start="2160" w:hanging="360"/>
+      </w:pPr>
+      <w:rPr>
+        <w:rFonts w:ascii="Wingdings" w:hAnsi="Wingdings" w:cs="Wingdings" w:hint="default"/>
+      </w:rPr>
+    </w:lvl>
+    <w:lvl w:ilvl="3">
+      <w:start w:val="0"/>
+      <w:numFmt w:val="bullet"/>
+      <w:lvlText w:val=""/>
+      <w:lvlJc w:val="start"/>
+      <w:pPr>
+        <w:tabs>
+          <w:tab w:val="num" w:pos="0"/>
+        </w:tabs>
+        <w:ind w:start="2880" w:hanging="360"/>
+      </w:pPr>
+      <w:rPr>
+        <w:rFonts w:ascii="Symbol" w:hAnsi="Symbol" w:cs="Symbol" w:hint="default"/>
+      </w:rPr>
+    </w:lvl>
+    <w:lvl w:ilvl="4">
+      <w:start w:val="0"/>
+      <w:numFmt w:val="bullet"/>
+      <w:lvlText w:val="o"/>
+      <w:lvlJc w:val="start"/>
+      <w:pPr>
+        <w:tabs>
+          <w:tab w:val="num" w:pos="0"/>
+        </w:tabs>
+        <w:ind w:start="3600" w:hanging="360"/>
+      </w:pPr>
+      <w:rPr>
+        <w:rFonts w:ascii="Courier New" w:hAnsi="Courier New" w:cs="Courier New" w:hint="default"/>
+      </w:rPr>
+    </w:lvl>
+    <w:lvl w:ilvl="5">
+      <w:start w:val="0"/>
+      <w:numFmt w:val="bullet"/>
+      <w:lvlText w:val=""/>
+      <w:lvlJc w:val="start"/>
+      <w:pPr>
+        <w:tabs>
+          <w:tab w:val="num" w:pos="0"/>
+        </w:tabs>
+        <w:ind w:start="4320" w:hanging="360"/>
+      </w:pPr>
+      <w:rPr>
+        <w:rFonts w:ascii="Wingdings" w:hAnsi="Wingdings" w:cs="Wingdings" w:hint="default"/>
+      </w:rPr>
+    </w:lvl>
+    <w:lvl w:ilvl="6">
+      <w:start w:val="0"/>
+      <w:numFmt w:val="bullet"/>
+      <w:lvlText w:val=""/>
+      <w:lvlJc w:val="start"/>
+      <w:pPr>
+        <w:tabs>
+          <w:tab w:val="num" w:pos="0"/>
+        </w:tabs>
+        <w:ind w:start="5040" w:hanging="360"/>
+      </w:pPr>
+      <w:rPr>
+        <w:rFonts w:ascii="Symbol" w:hAnsi="Symbol" w:cs="Symbol" w:hint="default"/>
+      </w:rPr>
+    </w:lvl>
+    <w:lvl w:ilvl="7">
+      <w:start w:val="0"/>
+      <w:numFmt w:val="bullet"/>
+      <w:lvlText w:val="o"/>
+      <w:lvlJc w:val="start"/>
+      <w:pPr>
+        <w:tabs>
+          <w:tab w:val="num" w:pos="0"/>
+        </w:tabs>
+        <w:ind w:start="5760" w:hanging="360"/>
+      </w:pPr>
+      <w:rPr>
+        <w:rFonts w:ascii="Courier New" w:hAnsi="Courier New" w:cs="Courier New" w:hint="default"/>
+      </w:rPr>
+    </w:lvl>
+    <w:lvl w:ilvl="8">
+      <w:start w:val="0"/>
+      <w:numFmt w:val="bullet"/>
+      <w:lvlText w:val=""/>
+      <w:lvlJc w:val="start"/>
+      <w:pPr>
+        <w:tabs>
+          <w:tab w:val="num" w:pos="0"/>
+        </w:tabs>
+        <w:ind w:start="6480" w:hanging="360"/>
+      </w:pPr>
+      <w:rPr>
+        <w:rFonts w:ascii="Wingdings" w:hAnsi="Wingdings" w:cs="Wingdings" w:hint="default"/>
+      </w:rPr>
+    </w:lvl>
+  </w:abstractNum>
+  <w:abstractNum w:abstractNumId="10">
+    <w:lvl w:ilvl="0">
+      <w:numFmt w:val="bullet"/>
+      <w:lvlText w:val=""/>
+      <w:lvlJc w:val="start"/>
+      <w:pPr>
+        <w:tabs>
+          <w:tab w:val="num" w:pos="0"/>
+        </w:tabs>
+        <w:ind w:start="720" w:hanging="360"/>
+      </w:pPr>
+      <w:rPr>
+        <w:rFonts w:ascii="Symbol" w:hAnsi="Symbol" w:cs="Symbol" w:hint="default"/>
+      </w:rPr>
+    </w:lvl>
+    <w:lvl w:ilvl="1">
+      <w:start w:val="0"/>
+      <w:numFmt w:val="bullet"/>
+      <w:lvlText w:val="o"/>
+      <w:lvlJc w:val="start"/>
+      <w:pPr>
+        <w:tabs>
+          <w:tab w:val="num" w:pos="0"/>
+        </w:tabs>
+        <w:ind w:start="1440" w:hanging="360"/>
+      </w:pPr>
+      <w:rPr>
+        <w:rFonts w:ascii="Courier New" w:hAnsi="Courier New" w:cs="Courier New" w:hint="default"/>
+      </w:rPr>
+    </w:lvl>
+    <w:lvl w:ilvl="2">
+      <w:start w:val="0"/>
+      <w:numFmt w:val="bullet"/>
+      <w:lvlText w:val=""/>
+      <w:lvlJc w:val="start"/>
+      <w:pPr>
+        <w:tabs>
+          <w:tab w:val="num" w:pos="0"/>
+        </w:tabs>
+        <w:ind w:start="2160" w:hanging="360"/>
+      </w:pPr>
+      <w:rPr>
+        <w:rFonts w:ascii="Wingdings" w:hAnsi="Wingdings" w:cs="Wingdings" w:hint="default"/>
+      </w:rPr>
+    </w:lvl>
+    <w:lvl w:ilvl="3">
+      <w:start w:val="0"/>
+      <w:numFmt w:val="bullet"/>
+      <w:lvlText w:val=""/>
+      <w:lvlJc w:val="start"/>
+      <w:pPr>
+        <w:tabs>
+          <w:tab w:val="num" w:pos="0"/>
+        </w:tabs>
+        <w:ind w:start="2880" w:hanging="360"/>
+      </w:pPr>
+      <w:rPr>
+        <w:rFonts w:ascii="Symbol" w:hAnsi="Symbol" w:cs="Symbol" w:hint="default"/>
+      </w:rPr>
+    </w:lvl>
+    <w:lvl w:ilvl="4">
+      <w:start w:val="0"/>
+      <w:numFmt w:val="bullet"/>
+      <w:lvlText w:val="o"/>
+      <w:lvlJc w:val="start"/>
+      <w:pPr>
+        <w:tabs>
+          <w:tab w:val="num" w:pos="0"/>
+        </w:tabs>
+        <w:ind w:start="3600" w:hanging="360"/>
+      </w:pPr>
+      <w:rPr>
+        <w:rFonts w:ascii="Courier New" w:hAnsi="Courier New" w:cs="Courier New" w:hint="default"/>
+      </w:rPr>
+    </w:lvl>
+    <w:lvl w:ilvl="5">
+      <w:start w:val="0"/>
+      <w:numFmt w:val="bullet"/>
+      <w:lvlText w:val=""/>
+      <w:lvlJc w:val="start"/>
+      <w:pPr>
+        <w:tabs>
+          <w:tab w:val="num" w:pos="0"/>
+        </w:tabs>
+        <w:ind w:start="4320" w:hanging="360"/>
+      </w:pPr>
+      <w:rPr>
+        <w:rFonts w:ascii="Wingdings" w:hAnsi="Wingdings" w:cs="Wingdings" w:hint="default"/>
+      </w:rPr>
+    </w:lvl>
+    <w:lvl w:ilvl="6">
+      <w:start w:val="0"/>
+      <w:numFmt w:val="bullet"/>
+      <w:lvlText w:val=""/>
+      <w:lvlJc w:val="start"/>
+      <w:pPr>
+        <w:tabs>
+          <w:tab w:val="num" w:pos="0"/>
+        </w:tabs>
+        <w:ind w:start="5040" w:hanging="360"/>
+      </w:pPr>
+      <w:rPr>
+        <w:rFonts w:ascii="Symbol" w:hAnsi="Symbol" w:cs="Symbol" w:hint="default"/>
+      </w:rPr>
+    </w:lvl>
+    <w:lvl w:ilvl="7">
+      <w:start w:val="0"/>
+      <w:numFmt w:val="bullet"/>
+      <w:lvlText w:val="o"/>
+      <w:lvlJc w:val="start"/>
+      <w:pPr>
+        <w:tabs>
+          <w:tab w:val="num" w:pos="0"/>
+        </w:tabs>
+        <w:ind w:start="5760" w:hanging="360"/>
+      </w:pPr>
+      <w:rPr>
+        <w:rFonts w:ascii="Courier New" w:hAnsi="Courier New" w:cs="Courier New" w:hint="default"/>
+      </w:rPr>
+    </w:lvl>
+    <w:lvl w:ilvl="8">
+      <w:start w:val="0"/>
+      <w:numFmt w:val="bullet"/>
+      <w:lvlText w:val=""/>
+      <w:lvlJc w:val="start"/>
+      <w:pPr>
+        <w:tabs>
+          <w:tab w:val="num" w:pos="0"/>
+        </w:tabs>
+        <w:ind w:start="6480" w:hanging="360"/>
+      </w:pPr>
+      <w:rPr>
+        <w:rFonts w:ascii="Wingdings" w:hAnsi="Wingdings" w:cs="Wingdings" w:hint="default"/>
+      </w:rPr>
+    </w:lvl>
+  </w:abstractNum>
+  <w:abstractNum w:abstractNumId="11">
+    <w:lvl w:ilvl="0">
+      <w:numFmt w:val="bullet"/>
+      <w:lvlText w:val=""/>
+      <w:lvlJc w:val="start"/>
+      <w:pPr>
+        <w:tabs>
+          <w:tab w:val="num" w:pos="0"/>
+        </w:tabs>
+        <w:ind w:start="720" w:hanging="360"/>
+      </w:pPr>
+      <w:rPr>
+        <w:rFonts w:ascii="Symbol" w:hAnsi="Symbol" w:cs="Symbol" w:hint="default"/>
+      </w:rPr>
+    </w:lvl>
+    <w:lvl w:ilvl="1">
+      <w:start w:val="0"/>
+      <w:numFmt w:val="bullet"/>
+      <w:lvlText w:val="o"/>
+      <w:lvlJc w:val="start"/>
+      <w:pPr>
+        <w:tabs>
+          <w:tab w:val="num" w:pos="0"/>
+        </w:tabs>
+        <w:ind w:start="1440" w:hanging="360"/>
+      </w:pPr>
+      <w:rPr>
+        <w:rFonts w:ascii="Courier New" w:hAnsi="Courier New" w:cs="Courier New" w:hint="default"/>
+      </w:rPr>
+    </w:lvl>
+    <w:lvl w:ilvl="2">
+      <w:start w:val="0"/>
+      <w:numFmt w:val="bullet"/>
+      <w:lvlText w:val=""/>
+      <w:lvlJc w:val="start"/>
+      <w:pPr>
+        <w:tabs>
+          <w:tab w:val="num" w:pos="0"/>
+        </w:tabs>
+        <w:ind w:start="2160" w:hanging="360"/>
+      </w:pPr>
+      <w:rPr>
+        <w:rFonts w:ascii="Wingdings" w:hAnsi="Wingdings" w:cs="Wingdings" w:hint="default"/>
+      </w:rPr>
+    </w:lvl>
+    <w:lvl w:ilvl="3">
+      <w:start w:val="0"/>
+      <w:numFmt w:val="bullet"/>
+      <w:lvlText w:val=""/>
+      <w:lvlJc w:val="start"/>
+      <w:pPr>
+        <w:tabs>
+          <w:tab w:val="num" w:pos="0"/>
+        </w:tabs>
+        <w:ind w:start="2880" w:hanging="360"/>
+      </w:pPr>
+      <w:rPr>
+        <w:rFonts w:ascii="Symbol" w:hAnsi="Symbol" w:cs="Symbol" w:hint="default"/>
+      </w:rPr>
+    </w:lvl>
+    <w:lvl w:ilvl="4">
+      <w:start w:val="0"/>
+      <w:numFmt w:val="bullet"/>
+      <w:lvlText w:val="o"/>
+      <w:lvlJc w:val="start"/>
+      <w:pPr>
+        <w:tabs>
+          <w:tab w:val="num" w:pos="0"/>
+        </w:tabs>
+        <w:ind w:start="3600" w:hanging="360"/>
+      </w:pPr>
+      <w:rPr>
+        <w:rFonts w:ascii="Courier New" w:hAnsi="Courier New" w:cs="Courier New" w:hint="default"/>
+      </w:rPr>
+    </w:lvl>
+    <w:lvl w:ilvl="5">
+      <w:start w:val="0"/>
+      <w:numFmt w:val="bullet"/>
+      <w:lvlText w:val=""/>
+      <w:lvlJc w:val="start"/>
+      <w:pPr>
+        <w:tabs>
+          <w:tab w:val="num" w:pos="0"/>
+        </w:tabs>
+        <w:ind w:start="4320" w:hanging="360"/>
+      </w:pPr>
+      <w:rPr>
+        <w:rFonts w:ascii="Wingdings" w:hAnsi="Wingdings" w:cs="Wingdings" w:hint="default"/>
+      </w:rPr>
+    </w:lvl>
+    <w:lvl w:ilvl="6">
+      <w:start w:val="0"/>
+      <w:numFmt w:val="bullet"/>
+      <w:lvlText w:val=""/>
+      <w:lvlJc w:val="start"/>
+      <w:pPr>
+        <w:tabs>
+          <w:tab w:val="num" w:pos="0"/>
+        </w:tabs>
+        <w:ind w:start="5040" w:hanging="360"/>
+      </w:pPr>
+      <w:rPr>
+        <w:rFonts w:ascii="Symbol" w:hAnsi="Symbol" w:cs="Symbol" w:hint="default"/>
+      </w:rPr>
+    </w:lvl>
+    <w:lvl w:ilvl="7">
+      <w:start w:val="0"/>
+      <w:numFmt w:val="bullet"/>
+      <w:lvlText w:val="o"/>
+      <w:lvlJc w:val="start"/>
+      <w:pPr>
+        <w:tabs>
+          <w:tab w:val="num" w:pos="0"/>
+        </w:tabs>
+        <w:ind w:start="5760" w:hanging="360"/>
+      </w:pPr>
+      <w:rPr>
+        <w:rFonts w:ascii="Courier New" w:hAnsi="Courier New" w:cs="Courier New" w:hint="default"/>
+      </w:rPr>
+    </w:lvl>
+    <w:lvl w:ilvl="8">
+      <w:start w:val="0"/>
+      <w:numFmt w:val="bullet"/>
+      <w:lvlText w:val=""/>
+      <w:lvlJc w:val="start"/>
+      <w:pPr>
+        <w:tabs>
+          <w:tab w:val="num" w:pos="0"/>
+        </w:tabs>
+        <w:ind w:start="6480" w:hanging="360"/>
+      </w:pPr>
+      <w:rPr>
+        <w:rFonts w:ascii="Wingdings" w:hAnsi="Wingdings" w:cs="Wingdings" w:hint="default"/>
+      </w:rPr>
+    </w:lvl>
+  </w:abstractNum>
+  <w:abstractNum w:abstractNumId="12">
+    <w:lvl w:ilvl="0">
+      <w:numFmt w:val="bullet"/>
+      <w:lvlText w:val=""/>
+      <w:lvlJc w:val="start"/>
+      <w:pPr>
+        <w:tabs>
+          <w:tab w:val="num" w:pos="0"/>
+        </w:tabs>
+        <w:ind w:start="720" w:hanging="360"/>
+      </w:pPr>
+      <w:rPr>
+        <w:rFonts w:ascii="Symbol" w:hAnsi="Symbol" w:cs="Symbol" w:hint="default"/>
+      </w:rPr>
+    </w:lvl>
+    <w:lvl w:ilvl="1">
+      <w:start w:val="0"/>
+      <w:numFmt w:val="bullet"/>
+      <w:lvlText w:val="o"/>
+      <w:lvlJc w:val="start"/>
+      <w:pPr>
+        <w:tabs>
+          <w:tab w:val="num" w:pos="0"/>
+        </w:tabs>
+        <w:ind w:start="1440" w:hanging="360"/>
+      </w:pPr>
+      <w:rPr>
+        <w:rFonts w:ascii="Courier New" w:hAnsi="Courier New" w:cs="Courier New" w:hint="default"/>
+      </w:rPr>
+    </w:lvl>
+    <w:lvl w:ilvl="2">
+      <w:start w:val="0"/>
+      <w:numFmt w:val="bullet"/>
+      <w:lvlText w:val=""/>
+      <w:lvlJc w:val="start"/>
+      <w:pPr>
+        <w:tabs>
+          <w:tab w:val="num" w:pos="0"/>
+        </w:tabs>
+        <w:ind w:start="2160" w:hanging="360"/>
+      </w:pPr>
+      <w:rPr>
+        <w:rFonts w:ascii="Wingdings" w:hAnsi="Wingdings" w:cs="Wingdings" w:hint="default"/>
+      </w:rPr>
+    </w:lvl>
+    <w:lvl w:ilvl="3">
+      <w:start w:val="0"/>
+      <w:numFmt w:val="bullet"/>
+      <w:lvlText w:val=""/>
+      <w:lvlJc w:val="start"/>
+      <w:pPr>
+        <w:tabs>
+          <w:tab w:val="num" w:pos="0"/>
+        </w:tabs>
+        <w:ind w:start="2880" w:hanging="360"/>
+      </w:pPr>
+      <w:rPr>
+        <w:rFonts w:ascii="Symbol" w:hAnsi="Symbol" w:cs="Symbol" w:hint="default"/>
+      </w:rPr>
+    </w:lvl>
+    <w:lvl w:ilvl="4">
+      <w:start w:val="0"/>
+      <w:numFmt w:val="bullet"/>
+      <w:lvlText w:val="o"/>
+      <w:lvlJc w:val="start"/>
+      <w:pPr>
+        <w:tabs>
+          <w:tab w:val="num" w:pos="0"/>
+        </w:tabs>
+        <w:ind w:start="3600" w:hanging="360"/>
+      </w:pPr>
+      <w:rPr>
+        <w:rFonts w:ascii="Courier New" w:hAnsi="Courier New" w:cs="Courier New" w:hint="default"/>
+      </w:rPr>
+    </w:lvl>
+    <w:lvl w:ilvl="5">
+      <w:start w:val="0"/>
+      <w:numFmt w:val="bullet"/>
+      <w:lvlText w:val=""/>
+      <w:lvlJc w:val="start"/>
+      <w:pPr>
+        <w:tabs>
+          <w:tab w:val="num" w:pos="0"/>
+        </w:tabs>
+        <w:ind w:start="4320" w:hanging="360"/>
+      </w:pPr>
+      <w:rPr>
+        <w:rFonts w:ascii="Wingdings" w:hAnsi="Wingdings" w:cs="Wingdings" w:hint="default"/>
+      </w:rPr>
+    </w:lvl>
+    <w:lvl w:ilvl="6">
+      <w:start w:val="0"/>
+      <w:numFmt w:val="bullet"/>
+      <w:lvlText w:val=""/>
+      <w:lvlJc w:val="start"/>
+      <w:pPr>
+        <w:tabs>
+          <w:tab w:val="num" w:pos="0"/>
+        </w:tabs>
+        <w:ind w:start="5040" w:hanging="360"/>
+      </w:pPr>
+      <w:rPr>
+        <w:rFonts w:ascii="Symbol" w:hAnsi="Symbol" w:cs="Symbol" w:hint="default"/>
+      </w:rPr>
+    </w:lvl>
+    <w:lvl w:ilvl="7">
+      <w:start w:val="0"/>
+      <w:numFmt w:val="bullet"/>
+      <w:lvlText w:val="o"/>
+      <w:lvlJc w:val="start"/>
+      <w:pPr>
+        <w:tabs>
+          <w:tab w:val="num" w:pos="0"/>
+        </w:tabs>
+        <w:ind w:start="5760" w:hanging="360"/>
+      </w:pPr>
+      <w:rPr>
+        <w:rFonts w:ascii="Courier New" w:hAnsi="Courier New" w:cs="Courier New" w:hint="default"/>
+      </w:rPr>
+    </w:lvl>
+    <w:lvl w:ilvl="8">
+      <w:start w:val="0"/>
+      <w:numFmt w:val="bullet"/>
+      <w:lvlText w:val=""/>
+      <w:lvlJc w:val="start"/>
+      <w:pPr>
+        <w:tabs>
+          <w:tab w:val="num" w:pos="0"/>
+        </w:tabs>
+        <w:ind w:start="6480" w:hanging="360"/>
+      </w:pPr>
+      <w:rPr>
+        <w:rFonts w:ascii="Wingdings" w:hAnsi="Wingdings" w:cs="Wingdings" w:hint="default"/>
+      </w:rPr>
+    </w:lvl>
+  </w:abstractNum>
+  <w:abstractNum w:abstractNumId="13">
+    <w:lvl w:ilvl="0">
+      <w:numFmt w:val="bullet"/>
+      <w:lvlText w:val=""/>
+      <w:lvlJc w:val="start"/>
+      <w:pPr>
+        <w:tabs>
+          <w:tab w:val="num" w:pos="0"/>
+        </w:tabs>
+        <w:ind w:start="720" w:hanging="360"/>
+      </w:pPr>
+      <w:rPr>
+        <w:rFonts w:ascii="Symbol" w:hAnsi="Symbol" w:cs="Symbol" w:hint="default"/>
+      </w:rPr>
+    </w:lvl>
+    <w:lvl w:ilvl="1">
+      <w:start w:val="0"/>
+      <w:numFmt w:val="bullet"/>
+      <w:lvlText w:val="o"/>
+      <w:lvlJc w:val="start"/>
+      <w:pPr>
+        <w:tabs>
+          <w:tab w:val="num" w:pos="0"/>
+        </w:tabs>
+        <w:ind w:start="1440" w:hanging="360"/>
+      </w:pPr>
+      <w:rPr>
+        <w:rFonts w:ascii="Courier New" w:hAnsi="Courier New" w:cs="Courier New" w:hint="default"/>
+      </w:rPr>
+    </w:lvl>
+    <w:lvl w:ilvl="2">
+      <w:start w:val="0"/>
+      <w:numFmt w:val="bullet"/>
+      <w:lvlText w:val=""/>
+      <w:lvlJc w:val="start"/>
+      <w:pPr>
+        <w:tabs>
+          <w:tab w:val="num" w:pos="0"/>
+        </w:tabs>
+        <w:ind w:start="2160" w:hanging="360"/>
+      </w:pPr>
+      <w:rPr>
+        <w:rFonts w:ascii="Wingdings" w:hAnsi="Wingdings" w:cs="Wingdings" w:hint="default"/>
+      </w:rPr>
+    </w:lvl>
+    <w:lvl w:ilvl="3">
+      <w:start w:val="0"/>
+      <w:numFmt w:val="bullet"/>
+      <w:lvlText w:val=""/>
+      <w:lvlJc w:val="start"/>
+      <w:pPr>
+        <w:tabs>
+          <w:tab w:val="num" w:pos="0"/>
+        </w:tabs>
+        <w:ind w:start="2880" w:hanging="360"/>
+      </w:pPr>
+      <w:rPr>
+        <w:rFonts w:ascii="Symbol" w:hAnsi="Symbol" w:cs="Symbol" w:hint="default"/>
+      </w:rPr>
+    </w:lvl>
+    <w:lvl w:ilvl="4">
+      <w:start w:val="0"/>
+      <w:numFmt w:val="bullet"/>
+      <w:lvlText w:val="o"/>
+      <w:lvlJc w:val="start"/>
+      <w:pPr>
+        <w:tabs>
+          <w:tab w:val="num" w:pos="0"/>
+        </w:tabs>
+        <w:ind w:start="3600" w:hanging="360"/>
+      </w:pPr>
+      <w:rPr>
+        <w:rFonts w:ascii="Courier New" w:hAnsi="Courier New" w:cs="Courier New" w:hint="default"/>
+      </w:rPr>
+    </w:lvl>
+    <w:lvl w:ilvl="5">
+      <w:start w:val="0"/>
+      <w:numFmt w:val="bullet"/>
+      <w:lvlText w:val=""/>
+      <w:lvlJc w:val="start"/>
+      <w:pPr>
+        <w:tabs>
+          <w:tab w:val="num" w:pos="0"/>
+        </w:tabs>
+        <w:ind w:start="4320" w:hanging="360"/>
+      </w:pPr>
+      <w:rPr>
+        <w:rFonts w:ascii="Wingdings" w:hAnsi="Wingdings" w:cs="Wingdings" w:hint="default"/>
+      </w:rPr>
+    </w:lvl>
+    <w:lvl w:ilvl="6">
+      <w:start w:val="0"/>
+      <w:numFmt w:val="bullet"/>
+      <w:lvlText w:val=""/>
+      <w:lvlJc w:val="start"/>
+      <w:pPr>
+        <w:tabs>
+          <w:tab w:val="num" w:pos="0"/>
+        </w:tabs>
+        <w:ind w:start="5040" w:hanging="360"/>
+      </w:pPr>
+      <w:rPr>
+        <w:rFonts w:ascii="Symbol" w:hAnsi="Symbol" w:cs="Symbol" w:hint="default"/>
+      </w:rPr>
+    </w:lvl>
+    <w:lvl w:ilvl="7">
+      <w:start w:val="0"/>
+      <w:numFmt w:val="bullet"/>
+      <w:lvlText w:val="o"/>
+      <w:lvlJc w:val="start"/>
+      <w:pPr>
+        <w:tabs>
+          <w:tab w:val="num" w:pos="0"/>
+        </w:tabs>
+        <w:ind w:start="5760" w:hanging="360"/>
+      </w:pPr>
+      <w:rPr>
+        <w:rFonts w:ascii="Courier New" w:hAnsi="Courier New" w:cs="Courier New" w:hint="default"/>
+      </w:rPr>
+    </w:lvl>
+    <w:lvl w:ilvl="8">
+      <w:start w:val="0"/>
+      <w:numFmt w:val="bullet"/>
+      <w:lvlText w:val=""/>
+      <w:lvlJc w:val="start"/>
+      <w:pPr>
+        <w:tabs>
+          <w:tab w:val="num" w:pos="0"/>
+        </w:tabs>
+        <w:ind w:start="6480" w:hanging="360"/>
+      </w:pPr>
+      <w:rPr>
+        <w:rFonts w:ascii="Wingdings" w:hAnsi="Wingdings" w:cs="Wingdings" w:hint="default"/>
+      </w:rPr>
+    </w:lvl>
+  </w:abstractNum>
+  <w:abstractNum w:abstractNumId="14">
+    <w:lvl w:ilvl="0">
+      <w:numFmt w:val="bullet"/>
+      <w:lvlText w:val=""/>
+      <w:lvlJc w:val="start"/>
+      <w:pPr>
+        <w:tabs>
+          <w:tab w:val="num" w:pos="0"/>
+        </w:tabs>
+        <w:ind w:start="720" w:hanging="360"/>
+      </w:pPr>
+      <w:rPr>
+        <w:rFonts w:ascii="Symbol" w:hAnsi="Symbol" w:cs="Symbol" w:hint="default"/>
+      </w:rPr>
+    </w:lvl>
+    <w:lvl w:ilvl="1">
+      <w:start w:val="0"/>
+      <w:numFmt w:val="bullet"/>
+      <w:lvlText w:val="o"/>
+      <w:lvlJc w:val="start"/>
+      <w:pPr>
+        <w:tabs>
+          <w:tab w:val="num" w:pos="0"/>
+        </w:tabs>
+        <w:ind w:start="1440" w:hanging="360"/>
+      </w:pPr>
+      <w:rPr>
+        <w:rFonts w:ascii="Courier New" w:hAnsi="Courier New" w:cs="Courier New" w:hint="default"/>
+      </w:rPr>
+    </w:lvl>
+    <w:lvl w:ilvl="2">
+      <w:start w:val="0"/>
+      <w:numFmt w:val="bullet"/>
+      <w:lvlText w:val=""/>
+      <w:lvlJc w:val="start"/>
+      <w:pPr>
+        <w:tabs>
+          <w:tab w:val="num" w:pos="0"/>
+        </w:tabs>
+        <w:ind w:start="2160" w:hanging="360"/>
+      </w:pPr>
+      <w:rPr>
+        <w:rFonts w:ascii="Wingdings" w:hAnsi="Wingdings" w:cs="Wingdings" w:hint="default"/>
+      </w:rPr>
+    </w:lvl>
+    <w:lvl w:ilvl="3">
+      <w:start w:val="0"/>
+      <w:numFmt w:val="bullet"/>
+      <w:lvlText w:val=""/>
+      <w:lvlJc w:val="start"/>
+      <w:pPr>
+        <w:tabs>
+          <w:tab w:val="num" w:pos="0"/>
+        </w:tabs>
+        <w:ind w:start="2880" w:hanging="360"/>
+      </w:pPr>
+      <w:rPr>
+        <w:rFonts w:ascii="Symbol" w:hAnsi="Symbol" w:cs="Symbol" w:hint="default"/>
+      </w:rPr>
+    </w:lvl>
+    <w:lvl w:ilvl="4">
+      <w:start w:val="0"/>
+      <w:numFmt w:val="bullet"/>
+      <w:lvlText w:val="o"/>
+      <w:lvlJc w:val="start"/>
+      <w:pPr>
+        <w:tabs>
+          <w:tab w:val="num" w:pos="0"/>
+        </w:tabs>
+        <w:ind w:start="3600" w:hanging="360"/>
+      </w:pPr>
+      <w:rPr>
+        <w:rFonts w:ascii="Courier New" w:hAnsi="Courier New" w:cs="Courier New" w:hint="default"/>
+      </w:rPr>
+    </w:lvl>
+    <w:lvl w:ilvl="5">
+      <w:start w:val="0"/>
+      <w:numFmt w:val="bullet"/>
+      <w:lvlText w:val=""/>
+      <w:lvlJc w:val="start"/>
+      <w:pPr>
+        <w:tabs>
+          <w:tab w:val="num" w:pos="0"/>
+        </w:tabs>
+        <w:ind w:start="4320" w:hanging="360"/>
+      </w:pPr>
+      <w:rPr>
+        <w:rFonts w:ascii="Wingdings" w:hAnsi="Wingdings" w:cs="Wingdings" w:hint="default"/>
+      </w:rPr>
+    </w:lvl>
+    <w:lvl w:ilvl="6">
+      <w:start w:val="0"/>
+      <w:numFmt w:val="bullet"/>
+      <w:lvlText w:val=""/>
+      <w:lvlJc w:val="start"/>
+      <w:pPr>
+        <w:tabs>
+          <w:tab w:val="num" w:pos="0"/>
+        </w:tabs>
+        <w:ind w:start="5040" w:hanging="360"/>
+      </w:pPr>
+      <w:rPr>
+        <w:rFonts w:ascii="Symbol" w:hAnsi="Symbol" w:cs="Symbol" w:hint="default"/>
+      </w:rPr>
+    </w:lvl>
+    <w:lvl w:ilvl="7">
+      <w:start w:val="0"/>
+      <w:numFmt w:val="bullet"/>
+      <w:lvlText w:val="o"/>
+      <w:lvlJc w:val="start"/>
+      <w:pPr>
+        <w:tabs>
+          <w:tab w:val="num" w:pos="0"/>
+        </w:tabs>
+        <w:ind w:start="5760" w:hanging="360"/>
+      </w:pPr>
+      <w:rPr>
+        <w:rFonts w:ascii="Courier New" w:hAnsi="Courier New" w:cs="Courier New" w:hint="default"/>
+      </w:rPr>
+    </w:lvl>
+    <w:lvl w:ilvl="8">
+      <w:start w:val="0"/>
+      <w:numFmt w:val="bullet"/>
+      <w:lvlText w:val=""/>
+      <w:lvlJc w:val="start"/>
+      <w:pPr>
+        <w:tabs>
+          <w:tab w:val="num" w:pos="0"/>
+        </w:tabs>
+        <w:ind w:start="6480" w:hanging="360"/>
+      </w:pPr>
+      <w:rPr>
+        <w:rFonts w:ascii="Wingdings" w:hAnsi="Wingdings" w:cs="Wingdings" w:hint="default"/>
+      </w:rPr>
+    </w:lvl>
+  </w:abstractNum>
+  <w:abstractNum w:abstractNumId="15">
+    <w:lvl w:ilvl="0">
+      <w:numFmt w:val="bullet"/>
+      <w:lvlText w:val=""/>
+      <w:lvlJc w:val="start"/>
+      <w:pPr>
+        <w:tabs>
+          <w:tab w:val="num" w:pos="0"/>
+        </w:tabs>
+        <w:ind w:start="720" w:hanging="360"/>
+      </w:pPr>
+      <w:rPr>
+        <w:rFonts w:ascii="Symbol" w:hAnsi="Symbol" w:cs="Symbol" w:hint="default"/>
+      </w:rPr>
+    </w:lvl>
+    <w:lvl w:ilvl="1">
+      <w:start w:val="0"/>
+      <w:numFmt w:val="bullet"/>
+      <w:lvlText w:val="o"/>
+      <w:lvlJc w:val="start"/>
+      <w:pPr>
+        <w:tabs>
+          <w:tab w:val="num" w:pos="0"/>
+        </w:tabs>
+        <w:ind w:start="1440" w:hanging="360"/>
+      </w:pPr>
+      <w:rPr>
+        <w:rFonts w:ascii="Courier New" w:hAnsi="Courier New" w:cs="Courier New" w:hint="default"/>
+      </w:rPr>
+    </w:lvl>
+    <w:lvl w:ilvl="2">
+      <w:start w:val="0"/>
+      <w:numFmt w:val="bullet"/>
+      <w:lvlText w:val=""/>
+      <w:lvlJc w:val="start"/>
+      <w:pPr>
+        <w:tabs>
+          <w:tab w:val="num" w:pos="0"/>
+        </w:tabs>
+        <w:ind w:start="2160" w:hanging="360"/>
+      </w:pPr>
+      <w:rPr>
+        <w:rFonts w:ascii="Wingdings" w:hAnsi="Wingdings" w:cs="Wingdings" w:hint="default"/>
+      </w:rPr>
+    </w:lvl>
+    <w:lvl w:ilvl="3">
+      <w:start w:val="0"/>
+      <w:numFmt w:val="bullet"/>
+      <w:lvlText w:val=""/>
+      <w:lvlJc w:val="start"/>
+      <w:pPr>
+        <w:tabs>
+          <w:tab w:val="num" w:pos="0"/>
+        </w:tabs>
+        <w:ind w:start="2880" w:hanging="360"/>
+      </w:pPr>
+      <w:rPr>
+        <w:rFonts w:ascii="Symbol" w:hAnsi="Symbol" w:cs="Symbol" w:hint="default"/>
+      </w:rPr>
+    </w:lvl>
+    <w:lvl w:ilvl="4">
+      <w:start w:val="0"/>
+      <w:numFmt w:val="bullet"/>
+      <w:lvlText w:val="o"/>
+      <w:lvlJc w:val="start"/>
+      <w:pPr>
+        <w:tabs>
+          <w:tab w:val="num" w:pos="0"/>
+        </w:tabs>
+        <w:ind w:start="3600" w:hanging="360"/>
+      </w:pPr>
+      <w:rPr>
+        <w:rFonts w:ascii="Courier New" w:hAnsi="Courier New" w:cs="Courier New" w:hint="default"/>
+      </w:rPr>
+    </w:lvl>
+    <w:lvl w:ilvl="5">
+      <w:start w:val="0"/>
+      <w:numFmt w:val="bullet"/>
+      <w:lvlText w:val=""/>
+      <w:lvlJc w:val="start"/>
+      <w:pPr>
+        <w:tabs>
+          <w:tab w:val="num" w:pos="0"/>
+        </w:tabs>
+        <w:ind w:start="4320" w:hanging="360"/>
+      </w:pPr>
+      <w:rPr>
+        <w:rFonts w:ascii="Wingdings" w:hAnsi="Wingdings" w:cs="Wingdings" w:hint="default"/>
+      </w:rPr>
+    </w:lvl>
+    <w:lvl w:ilvl="6">
+      <w:start w:val="0"/>
+      <w:numFmt w:val="bullet"/>
+      <w:lvlText w:val=""/>
+      <w:lvlJc w:val="start"/>
+      <w:pPr>
+        <w:tabs>
+          <w:tab w:val="num" w:pos="0"/>
+        </w:tabs>
+        <w:ind w:start="5040" w:hanging="360"/>
+      </w:pPr>
+      <w:rPr>
+        <w:rFonts w:ascii="Symbol" w:hAnsi="Symbol" w:cs="Symbol" w:hint="default"/>
+      </w:rPr>
+    </w:lvl>
+    <w:lvl w:ilvl="7">
+      <w:start w:val="0"/>
+      <w:numFmt w:val="bullet"/>
+      <w:lvlText w:val="o"/>
+      <w:lvlJc w:val="start"/>
+      <w:pPr>
+        <w:tabs>
+          <w:tab w:val="num" w:pos="0"/>
+        </w:tabs>
+        <w:ind w:start="5760" w:hanging="360"/>
+      </w:pPr>
+      <w:rPr>
+        <w:rFonts w:ascii="Courier New" w:hAnsi="Courier New" w:cs="Courier New" w:hint="default"/>
+      </w:rPr>
+    </w:lvl>
+    <w:lvl w:ilvl="8">
+      <w:start w:val="0"/>
+      <w:numFmt w:val="bullet"/>
+      <w:lvlText w:val=""/>
+      <w:lvlJc w:val="start"/>
+      <w:pPr>
+        <w:tabs>
+          <w:tab w:val="num" w:pos="0"/>
+        </w:tabs>
+        <w:ind w:start="6480" w:hanging="360"/>
+      </w:pPr>
+      <w:rPr>
+        <w:rFonts w:ascii="Wingdings" w:hAnsi="Wingdings" w:cs="Wingdings" w:hint="default"/>
+      </w:rPr>
+    </w:lvl>
+  </w:abstractNum>
+  <w:abstractNum w:abstractNumId="16">
+    <w:lvl w:ilvl="0">
+      <w:numFmt w:val="bullet"/>
+      <w:lvlText w:val=""/>
+      <w:lvlJc w:val="start"/>
+      <w:pPr>
+        <w:tabs>
+          <w:tab w:val="num" w:pos="0"/>
+        </w:tabs>
+        <w:ind w:start="720" w:hanging="360"/>
+      </w:pPr>
+      <w:rPr>
+        <w:rFonts w:ascii="Symbol" w:hAnsi="Symbol" w:cs="Symbol" w:hint="default"/>
+      </w:rPr>
+    </w:lvl>
+    <w:lvl w:ilvl="1">
+      <w:start w:val="0"/>
+      <w:numFmt w:val="bullet"/>
+      <w:lvlText w:val="o"/>
+      <w:lvlJc w:val="start"/>
+      <w:pPr>
+        <w:tabs>
+          <w:tab w:val="num" w:pos="0"/>
+        </w:tabs>
+        <w:ind w:start="1440" w:hanging="360"/>
+      </w:pPr>
+      <w:rPr>
+        <w:rFonts w:ascii="Courier New" w:hAnsi="Courier New" w:cs="Courier New" w:hint="default"/>
+      </w:rPr>
+    </w:lvl>
+    <w:lvl w:ilvl="2">
+      <w:start w:val="0"/>
+      <w:numFmt w:val="bullet"/>
+      <w:lvlText w:val=""/>
+      <w:lvlJc w:val="start"/>
+      <w:pPr>
+        <w:tabs>
+          <w:tab w:val="num" w:pos="0"/>
+        </w:tabs>
+        <w:ind w:start="2160" w:hanging="360"/>
+      </w:pPr>
+      <w:rPr>
+        <w:rFonts w:ascii="Wingdings" w:hAnsi="Wingdings" w:cs="Wingdings" w:hint="default"/>
+      </w:rPr>
+    </w:lvl>
+    <w:lvl w:ilvl="3">
+      <w:start w:val="0"/>
+      <w:numFmt w:val="bullet"/>
+      <w:lvlText w:val=""/>
+      <w:lvlJc w:val="start"/>
+      <w:pPr>
+        <w:tabs>
+          <w:tab w:val="num" w:pos="0"/>
+        </w:tabs>
+        <w:ind w:start="2880" w:hanging="360"/>
+      </w:pPr>
+      <w:rPr>
+        <w:rFonts w:ascii="Symbol" w:hAnsi="Symbol" w:cs="Symbol" w:hint="default"/>
+      </w:rPr>
+    </w:lvl>
+    <w:lvl w:ilvl="4">
+      <w:start w:val="0"/>
+      <w:numFmt w:val="bullet"/>
+      <w:lvlText w:val="o"/>
+      <w:lvlJc w:val="start"/>
+      <w:pPr>
+        <w:tabs>
+          <w:tab w:val="num" w:pos="0"/>
+        </w:tabs>
+        <w:ind w:start="3600" w:hanging="360"/>
+      </w:pPr>
+      <w:rPr>
+        <w:rFonts w:ascii="Courier New" w:hAnsi="Courier New" w:cs="Courier New" w:hint="default"/>
+      </w:rPr>
+    </w:lvl>
+    <w:lvl w:ilvl="5">
+      <w:start w:val="0"/>
+      <w:numFmt w:val="bullet"/>
+      <w:lvlText w:val=""/>
+      <w:lvlJc w:val="start"/>
+      <w:pPr>
+        <w:tabs>
+          <w:tab w:val="num" w:pos="0"/>
+        </w:tabs>
+        <w:ind w:start="4320" w:hanging="360"/>
+      </w:pPr>
+      <w:rPr>
+        <w:rFonts w:ascii="Wingdings" w:hAnsi="Wingdings" w:cs="Wingdings" w:hint="default"/>
+      </w:rPr>
+    </w:lvl>
+    <w:lvl w:ilvl="6">
+      <w:start w:val="0"/>
+      <w:numFmt w:val="bullet"/>
+      <w:lvlText w:val=""/>
+      <w:lvlJc w:val="start"/>
+      <w:pPr>
+        <w:tabs>
+          <w:tab w:val="num" w:pos="0"/>
+        </w:tabs>
+        <w:ind w:start="5040" w:hanging="360"/>
+      </w:pPr>
+      <w:rPr>
+        <w:rFonts w:ascii="Symbol" w:hAnsi="Symbol" w:cs="Symbol" w:hint="default"/>
+      </w:rPr>
+    </w:lvl>
+    <w:lvl w:ilvl="7">
+      <w:start w:val="0"/>
+      <w:numFmt w:val="bullet"/>
+      <w:lvlText w:val="o"/>
+      <w:lvlJc w:val="start"/>
+      <w:pPr>
+        <w:tabs>
+          <w:tab w:val="num" w:pos="0"/>
+        </w:tabs>
+        <w:ind w:start="5760" w:hanging="360"/>
+      </w:pPr>
+      <w:rPr>
+        <w:rFonts w:ascii="Courier New" w:hAnsi="Courier New" w:cs="Courier New" w:hint="default"/>
+      </w:rPr>
+    </w:lvl>
+    <w:lvl w:ilvl="8">
+      <w:start w:val="0"/>
+      <w:numFmt w:val="bullet"/>
+      <w:lvlText w:val=""/>
+      <w:lvlJc w:val="start"/>
+      <w:pPr>
+        <w:tabs>
+          <w:tab w:val="num" w:pos="0"/>
+        </w:tabs>
+        <w:ind w:start="6480" w:hanging="360"/>
+      </w:pPr>
+      <w:rPr>
+        <w:rFonts w:ascii="Wingdings" w:hAnsi="Wingdings" w:cs="Wingdings" w:hint="default"/>
+      </w:rPr>
+    </w:lvl>
+  </w:abstractNum>
+  <w:abstractNum w:abstractNumId="17">
     <w:lvl w:ilvl="0">
       <w:start w:val="1"/>
       <w:numFmt w:val="decimal"/>
@@ -7747,7 +8878,7 @@
       <w:rPr/>
     </w:lvl>
   </w:abstractNum>
-  <w:abstractNum w:abstractNumId="5">
+  <w:abstractNum w:abstractNumId="18">
     <w:lvl w:ilvl="0">
       <w:numFmt w:val="bullet"/>
       <w:lvlText w:val=""/>
@@ -7883,7 +9014,7 @@
       </w:rPr>
     </w:lvl>
   </w:abstractNum>
-  <w:abstractNum w:abstractNumId="6">
+  <w:abstractNum w:abstractNumId="19">
     <w:lvl w:ilvl="0">
       <w:numFmt w:val="bullet"/>
       <w:lvlText w:val=""/>
@@ -8019,7 +9150,7 @@
       </w:rPr>
     </w:lvl>
   </w:abstractNum>
-  <w:abstractNum w:abstractNumId="7">
+  <w:abstractNum w:abstractNumId="20">
     <w:lvl w:ilvl="0">
       <w:numFmt w:val="bullet"/>
       <w:lvlText w:val=""/>
@@ -8155,7 +9286,7 @@
       </w:rPr>
     </w:lvl>
   </w:abstractNum>
-  <w:abstractNum w:abstractNumId="8">
+  <w:abstractNum w:abstractNumId="21">
     <w:lvl w:ilvl="0">
       <w:numFmt w:val="bullet"/>
       <w:lvlText w:val=""/>
@@ -8291,7 +9422,7 @@
       </w:rPr>
     </w:lvl>
   </w:abstractNum>
-  <w:abstractNum w:abstractNumId="9">
+  <w:abstractNum w:abstractNumId="22">
     <w:lvl w:ilvl="0">
       <w:numFmt w:val="bullet"/>
       <w:lvlText w:val=""/>
@@ -8427,398 +9558,117 @@
       </w:rPr>
     </w:lvl>
   </w:abstractNum>
-  <w:abstractNum w:abstractNumId="10">
+  <w:abstractNum w:abstractNumId="23">
     <w:lvl w:ilvl="0">
       <w:start w:val="1"/>
-      <w:numFmt w:val="decimal"/>
-      <w:lvlText w:val="%1."/>
-      <w:lvlJc w:val="start"/>
-      <w:pPr>
-        <w:tabs>
-          <w:tab w:val="num" w:pos="0"/>
+      <w:numFmt w:val="lowerLetter"/>
+      <w:lvlText w:val="%1)"/>
+      <w:lvlJc w:val="start"/>
+      <w:pPr>
+        <w:tabs>
+          <w:tab w:val="num" w:pos="720"/>
         </w:tabs>
         <w:ind w:start="720" w:hanging="360"/>
       </w:pPr>
-      <w:rPr/>
     </w:lvl>
     <w:lvl w:ilvl="1">
       <w:start w:val="1"/>
-      <w:numFmt w:val="decimal"/>
-      <w:lvlText w:val="%2."/>
-      <w:lvlJc w:val="start"/>
-      <w:pPr>
-        <w:tabs>
-          <w:tab w:val="num" w:pos="0"/>
-        </w:tabs>
-        <w:ind w:start="1440" w:hanging="360"/>
-      </w:pPr>
-      <w:rPr/>
+      <w:numFmt w:val="lowerLetter"/>
+      <w:lvlText w:val="%2)"/>
+      <w:lvlJc w:val="start"/>
+      <w:pPr>
+        <w:tabs>
+          <w:tab w:val="num" w:pos="1080"/>
+        </w:tabs>
+        <w:ind w:start="1080" w:hanging="360"/>
+      </w:pPr>
     </w:lvl>
     <w:lvl w:ilvl="2">
       <w:start w:val="1"/>
-      <w:numFmt w:val="decimal"/>
-      <w:lvlText w:val="%3."/>
-      <w:lvlJc w:val="start"/>
-      <w:pPr>
-        <w:tabs>
-          <w:tab w:val="num" w:pos="0"/>
-        </w:tabs>
-        <w:ind w:start="2160" w:hanging="360"/>
-      </w:pPr>
-      <w:rPr/>
+      <w:numFmt w:val="lowerLetter"/>
+      <w:lvlText w:val="%3)"/>
+      <w:lvlJc w:val="start"/>
+      <w:pPr>
+        <w:tabs>
+          <w:tab w:val="num" w:pos="1440"/>
+        </w:tabs>
+        <w:ind w:start="1440" w:hanging="360"/>
+      </w:pPr>
     </w:lvl>
     <w:lvl w:ilvl="3">
       <w:start w:val="1"/>
-      <w:numFmt w:val="decimal"/>
-      <w:lvlText w:val="%4."/>
-      <w:lvlJc w:val="start"/>
-      <w:pPr>
-        <w:tabs>
-          <w:tab w:val="num" w:pos="0"/>
-        </w:tabs>
-        <w:ind w:start="2880" w:hanging="360"/>
-      </w:pPr>
-      <w:rPr/>
+      <w:numFmt w:val="lowerLetter"/>
+      <w:lvlText w:val="%4)"/>
+      <w:lvlJc w:val="start"/>
+      <w:pPr>
+        <w:tabs>
+          <w:tab w:val="num" w:pos="1800"/>
+        </w:tabs>
+        <w:ind w:start="1800" w:hanging="360"/>
+      </w:pPr>
     </w:lvl>
     <w:lvl w:ilvl="4">
       <w:start w:val="1"/>
-      <w:numFmt w:val="decimal"/>
-      <w:lvlText w:val="%5."/>
-      <w:lvlJc w:val="start"/>
-      <w:pPr>
-        <w:tabs>
-          <w:tab w:val="num" w:pos="0"/>
-        </w:tabs>
-        <w:ind w:start="3600" w:hanging="360"/>
-      </w:pPr>
-      <w:rPr/>
+      <w:numFmt w:val="lowerLetter"/>
+      <w:lvlText w:val="%5)"/>
+      <w:lvlJc w:val="start"/>
+      <w:pPr>
+        <w:tabs>
+          <w:tab w:val="num" w:pos="2160"/>
+        </w:tabs>
+        <w:ind w:start="2160" w:hanging="360"/>
+      </w:pPr>
     </w:lvl>
     <w:lvl w:ilvl="5">
       <w:start w:val="1"/>
-      <w:numFmt w:val="decimal"/>
-      <w:lvlText w:val="%6."/>
-      <w:lvlJc w:val="start"/>
-      <w:pPr>
-        <w:tabs>
-          <w:tab w:val="num" w:pos="0"/>
-        </w:tabs>
-        <w:ind w:start="4320" w:hanging="360"/>
-      </w:pPr>
-      <w:rPr/>
+      <w:numFmt w:val="lowerLetter"/>
+      <w:lvlText w:val="%6)"/>
+      <w:lvlJc w:val="start"/>
+      <w:pPr>
+        <w:tabs>
+          <w:tab w:val="num" w:pos="2520"/>
+        </w:tabs>
+        <w:ind w:start="2520" w:hanging="360"/>
+      </w:pPr>
     </w:lvl>
     <w:lvl w:ilvl="6">
       <w:start w:val="1"/>
-      <w:numFmt w:val="decimal"/>
-      <w:lvlText w:val="%7."/>
-      <w:lvlJc w:val="start"/>
-      <w:pPr>
-        <w:tabs>
-          <w:tab w:val="num" w:pos="0"/>
-        </w:tabs>
-        <w:ind w:start="5040" w:hanging="360"/>
-      </w:pPr>
-      <w:rPr/>
+      <w:numFmt w:val="lowerLetter"/>
+      <w:lvlText w:val="%7)"/>
+      <w:lvlJc w:val="start"/>
+      <w:pPr>
+        <w:tabs>
+          <w:tab w:val="num" w:pos="2880"/>
+        </w:tabs>
+        <w:ind w:start="2880" w:hanging="360"/>
+      </w:pPr>
     </w:lvl>
     <w:lvl w:ilvl="7">
       <w:start w:val="1"/>
-      <w:numFmt w:val="decimal"/>
-      <w:lvlText w:val="%8."/>
-      <w:lvlJc w:val="start"/>
-      <w:pPr>
-        <w:tabs>
-          <w:tab w:val="num" w:pos="0"/>
-        </w:tabs>
-        <w:ind w:start="5760" w:hanging="360"/>
-      </w:pPr>
-      <w:rPr/>
+      <w:numFmt w:val="lowerLetter"/>
+      <w:lvlText w:val="%8)"/>
+      <w:lvlJc w:val="start"/>
+      <w:pPr>
+        <w:tabs>
+          <w:tab w:val="num" w:pos="3240"/>
+        </w:tabs>
+        <w:ind w:start="3240" w:hanging="360"/>
+      </w:pPr>
     </w:lvl>
     <w:lvl w:ilvl="8">
       <w:start w:val="1"/>
-      <w:numFmt w:val="decimal"/>
-      <w:lvlText w:val="%9."/>
-      <w:lvlJc w:val="start"/>
-      <w:pPr>
-        <w:tabs>
-          <w:tab w:val="num" w:pos="0"/>
-        </w:tabs>
-        <w:ind w:start="6480" w:hanging="360"/>
-      </w:pPr>
-      <w:rPr/>
+      <w:numFmt w:val="lowerLetter"/>
+      <w:lvlText w:val="%9)"/>
+      <w:lvlJc w:val="start"/>
+      <w:pPr>
+        <w:tabs>
+          <w:tab w:val="num" w:pos="3600"/>
+        </w:tabs>
+        <w:ind w:start="3600" w:hanging="360"/>
+      </w:pPr>
     </w:lvl>
   </w:abstractNum>
-  <w:abstractNum w:abstractNumId="11">
-    <w:lvl w:ilvl="0">
-      <w:numFmt w:val="bullet"/>
-      <w:lvlText w:val=""/>
-      <w:lvlJc w:val="start"/>
-      <w:pPr>
-        <w:tabs>
-          <w:tab w:val="num" w:pos="0"/>
-        </w:tabs>
-        <w:ind w:start="720" w:hanging="360"/>
-      </w:pPr>
-      <w:rPr>
-        <w:rFonts w:ascii="Symbol" w:hAnsi="Symbol" w:cs="Symbol" w:hint="default"/>
-      </w:rPr>
-    </w:lvl>
-    <w:lvl w:ilvl="1">
-      <w:start w:val="0"/>
-      <w:numFmt w:val="bullet"/>
-      <w:lvlText w:val="o"/>
-      <w:lvlJc w:val="start"/>
-      <w:pPr>
-        <w:tabs>
-          <w:tab w:val="num" w:pos="0"/>
-        </w:tabs>
-        <w:ind w:start="1440" w:hanging="360"/>
-      </w:pPr>
-      <w:rPr>
-        <w:rFonts w:ascii="Courier New" w:hAnsi="Courier New" w:cs="Courier New" w:hint="default"/>
-      </w:rPr>
-    </w:lvl>
-    <w:lvl w:ilvl="2">
-      <w:start w:val="0"/>
-      <w:numFmt w:val="bullet"/>
-      <w:lvlText w:val=""/>
-      <w:lvlJc w:val="start"/>
-      <w:pPr>
-        <w:tabs>
-          <w:tab w:val="num" w:pos="0"/>
-        </w:tabs>
-        <w:ind w:start="2160" w:hanging="360"/>
-      </w:pPr>
-      <w:rPr>
-        <w:rFonts w:ascii="Wingdings" w:hAnsi="Wingdings" w:cs="Wingdings" w:hint="default"/>
-      </w:rPr>
-    </w:lvl>
-    <w:lvl w:ilvl="3">
-      <w:start w:val="0"/>
-      <w:numFmt w:val="bullet"/>
-      <w:lvlText w:val=""/>
-      <w:lvlJc w:val="start"/>
-      <w:pPr>
-        <w:tabs>
-          <w:tab w:val="num" w:pos="0"/>
-        </w:tabs>
-        <w:ind w:start="2880" w:hanging="360"/>
-      </w:pPr>
-      <w:rPr>
-        <w:rFonts w:ascii="Symbol" w:hAnsi="Symbol" w:cs="Symbol" w:hint="default"/>
-      </w:rPr>
-    </w:lvl>
-    <w:lvl w:ilvl="4">
-      <w:start w:val="0"/>
-      <w:numFmt w:val="bullet"/>
-      <w:lvlText w:val="o"/>
-      <w:lvlJc w:val="start"/>
-      <w:pPr>
-        <w:tabs>
-          <w:tab w:val="num" w:pos="0"/>
-        </w:tabs>
-        <w:ind w:start="3600" w:hanging="360"/>
-      </w:pPr>
-      <w:rPr>
-        <w:rFonts w:ascii="Courier New" w:hAnsi="Courier New" w:cs="Courier New" w:hint="default"/>
-      </w:rPr>
-    </w:lvl>
-    <w:lvl w:ilvl="5">
-      <w:start w:val="0"/>
-      <w:numFmt w:val="bullet"/>
-      <w:lvlText w:val=""/>
-      <w:lvlJc w:val="start"/>
-      <w:pPr>
-        <w:tabs>
-          <w:tab w:val="num" w:pos="0"/>
-        </w:tabs>
-        <w:ind w:start="4320" w:hanging="360"/>
-      </w:pPr>
-      <w:rPr>
-        <w:rFonts w:ascii="Wingdings" w:hAnsi="Wingdings" w:cs="Wingdings" w:hint="default"/>
-      </w:rPr>
-    </w:lvl>
-    <w:lvl w:ilvl="6">
-      <w:start w:val="0"/>
-      <w:numFmt w:val="bullet"/>
-      <w:lvlText w:val=""/>
-      <w:lvlJc w:val="start"/>
-      <w:pPr>
-        <w:tabs>
-          <w:tab w:val="num" w:pos="0"/>
-        </w:tabs>
-        <w:ind w:start="5040" w:hanging="360"/>
-      </w:pPr>
-      <w:rPr>
-        <w:rFonts w:ascii="Symbol" w:hAnsi="Symbol" w:cs="Symbol" w:hint="default"/>
-      </w:rPr>
-    </w:lvl>
-    <w:lvl w:ilvl="7">
-      <w:start w:val="0"/>
-      <w:numFmt w:val="bullet"/>
-      <w:lvlText w:val="o"/>
-      <w:lvlJc w:val="start"/>
-      <w:pPr>
-        <w:tabs>
-          <w:tab w:val="num" w:pos="0"/>
-        </w:tabs>
-        <w:ind w:start="5760" w:hanging="360"/>
-      </w:pPr>
-      <w:rPr>
-        <w:rFonts w:ascii="Courier New" w:hAnsi="Courier New" w:cs="Courier New" w:hint="default"/>
-      </w:rPr>
-    </w:lvl>
-    <w:lvl w:ilvl="8">
-      <w:start w:val="0"/>
-      <w:numFmt w:val="bullet"/>
-      <w:lvlText w:val=""/>
-      <w:lvlJc w:val="start"/>
-      <w:pPr>
-        <w:tabs>
-          <w:tab w:val="num" w:pos="0"/>
-        </w:tabs>
-        <w:ind w:start="6480" w:hanging="360"/>
-      </w:pPr>
-      <w:rPr>
-        <w:rFonts w:ascii="Wingdings" w:hAnsi="Wingdings" w:cs="Wingdings" w:hint="default"/>
-      </w:rPr>
-    </w:lvl>
-  </w:abstractNum>
-  <w:abstractNum w:abstractNumId="12">
-    <w:lvl w:ilvl="0">
-      <w:numFmt w:val="bullet"/>
-      <w:lvlText w:val=""/>
-      <w:lvlJc w:val="start"/>
-      <w:pPr>
-        <w:tabs>
-          <w:tab w:val="num" w:pos="0"/>
-        </w:tabs>
-        <w:ind w:start="720" w:hanging="360"/>
-      </w:pPr>
-      <w:rPr>
-        <w:rFonts w:ascii="Symbol" w:hAnsi="Symbol" w:cs="Symbol" w:hint="default"/>
-      </w:rPr>
-    </w:lvl>
-    <w:lvl w:ilvl="1">
-      <w:start w:val="0"/>
-      <w:numFmt w:val="bullet"/>
-      <w:lvlText w:val="o"/>
-      <w:lvlJc w:val="start"/>
-      <w:pPr>
-        <w:tabs>
-          <w:tab w:val="num" w:pos="0"/>
-        </w:tabs>
-        <w:ind w:start="1440" w:hanging="360"/>
-      </w:pPr>
-      <w:rPr>
-        <w:rFonts w:ascii="Courier New" w:hAnsi="Courier New" w:cs="Courier New" w:hint="default"/>
-      </w:rPr>
-    </w:lvl>
-    <w:lvl w:ilvl="2">
-      <w:start w:val="0"/>
-      <w:numFmt w:val="bullet"/>
-      <w:lvlText w:val=""/>
-      <w:lvlJc w:val="start"/>
-      <w:pPr>
-        <w:tabs>
-          <w:tab w:val="num" w:pos="0"/>
-        </w:tabs>
-        <w:ind w:start="2160" w:hanging="360"/>
-      </w:pPr>
-      <w:rPr>
-        <w:rFonts w:ascii="Wingdings" w:hAnsi="Wingdings" w:cs="Wingdings" w:hint="default"/>
-      </w:rPr>
-    </w:lvl>
-    <w:lvl w:ilvl="3">
-      <w:start w:val="0"/>
-      <w:numFmt w:val="bullet"/>
-      <w:lvlText w:val=""/>
-      <w:lvlJc w:val="start"/>
-      <w:pPr>
-        <w:tabs>
-          <w:tab w:val="num" w:pos="0"/>
-        </w:tabs>
-        <w:ind w:start="2880" w:hanging="360"/>
-      </w:pPr>
-      <w:rPr>
-        <w:rFonts w:ascii="Symbol" w:hAnsi="Symbol" w:cs="Symbol" w:hint="default"/>
-      </w:rPr>
-    </w:lvl>
-    <w:lvl w:ilvl="4">
-      <w:start w:val="0"/>
-      <w:numFmt w:val="bullet"/>
-      <w:lvlText w:val="o"/>
-      <w:lvlJc w:val="start"/>
-      <w:pPr>
-        <w:tabs>
-          <w:tab w:val="num" w:pos="0"/>
-        </w:tabs>
-        <w:ind w:start="3600" w:hanging="360"/>
-      </w:pPr>
-      <w:rPr>
-        <w:rFonts w:ascii="Courier New" w:hAnsi="Courier New" w:cs="Courier New" w:hint="default"/>
-      </w:rPr>
-    </w:lvl>
-    <w:lvl w:ilvl="5">
-      <w:start w:val="0"/>
-      <w:numFmt w:val="bullet"/>
-      <w:lvlText w:val=""/>
-      <w:lvlJc w:val="start"/>
-      <w:pPr>
-        <w:tabs>
-          <w:tab w:val="num" w:pos="0"/>
-        </w:tabs>
-        <w:ind w:start="4320" w:hanging="360"/>
-      </w:pPr>
-      <w:rPr>
-        <w:rFonts w:ascii="Wingdings" w:hAnsi="Wingdings" w:cs="Wingdings" w:hint="default"/>
-      </w:rPr>
-    </w:lvl>
-    <w:lvl w:ilvl="6">
-      <w:start w:val="0"/>
-      <w:numFmt w:val="bullet"/>
-      <w:lvlText w:val=""/>
-      <w:lvlJc w:val="start"/>
-      <w:pPr>
-        <w:tabs>
-          <w:tab w:val="num" w:pos="0"/>
-        </w:tabs>
-        <w:ind w:start="5040" w:hanging="360"/>
-      </w:pPr>
-      <w:rPr>
-        <w:rFonts w:ascii="Symbol" w:hAnsi="Symbol" w:cs="Symbol" w:hint="default"/>
-      </w:rPr>
-    </w:lvl>
-    <w:lvl w:ilvl="7">
-      <w:start w:val="0"/>
-      <w:numFmt w:val="bullet"/>
-      <w:lvlText w:val="o"/>
-      <w:lvlJc w:val="start"/>
-      <w:pPr>
-        <w:tabs>
-          <w:tab w:val="num" w:pos="0"/>
-        </w:tabs>
-        <w:ind w:start="5760" w:hanging="360"/>
-      </w:pPr>
-      <w:rPr>
-        <w:rFonts w:ascii="Courier New" w:hAnsi="Courier New" w:cs="Courier New" w:hint="default"/>
-      </w:rPr>
-    </w:lvl>
-    <w:lvl w:ilvl="8">
-      <w:start w:val="0"/>
-      <w:numFmt w:val="bullet"/>
-      <w:lvlText w:val=""/>
-      <w:lvlJc w:val="start"/>
-      <w:pPr>
-        <w:tabs>
-          <w:tab w:val="num" w:pos="0"/>
-        </w:tabs>
-        <w:ind w:start="6480" w:hanging="360"/>
-      </w:pPr>
-      <w:rPr>
-        <w:rFonts w:ascii="Wingdings" w:hAnsi="Wingdings" w:cs="Wingdings" w:hint="default"/>
-      </w:rPr>
-    </w:lvl>
-  </w:abstractNum>
-  <w:abstractNum w:abstractNumId="13">
+  <w:abstractNum w:abstractNumId="24">
     <w:lvl w:ilvl="0">
       <w:start w:val="1"/>
       <w:numFmt w:val="none"/>
@@ -8977,200 +9827,52 @@
     <w:abstractNumId w:val="13"/>
   </w:num>
   <w:num w:numId="14">
-    <w:abstractNumId w:val="10"/>
+    <w:abstractNumId w:val="14"/>
+  </w:num>
+  <w:num w:numId="15">
+    <w:abstractNumId w:val="15"/>
+  </w:num>
+  <w:num w:numId="16">
+    <w:abstractNumId w:val="16"/>
+  </w:num>
+  <w:num w:numId="17">
+    <w:abstractNumId w:val="17"/>
+  </w:num>
+  <w:num w:numId="18">
+    <w:abstractNumId w:val="18"/>
+  </w:num>
+  <w:num w:numId="19">
+    <w:abstractNumId w:val="19"/>
+  </w:num>
+  <w:num w:numId="20">
+    <w:abstractNumId w:val="20"/>
+  </w:num>
+  <w:num w:numId="21">
+    <w:abstractNumId w:val="21"/>
+  </w:num>
+  <w:num w:numId="22">
+    <w:abstractNumId w:val="22"/>
+  </w:num>
+  <w:num w:numId="23">
+    <w:abstractNumId w:val="23"/>
+  </w:num>
+  <w:num w:numId="24">
+    <w:abstractNumId w:val="24"/>
+  </w:num>
+  <w:num w:numId="25">
+    <w:abstractNumId w:val="3"/>
     <w:lvlOverride w:ilvl="0">
       <w:startOverride w:val="1"/>
     </w:lvlOverride>
   </w:num>
-  <w:num w:numId="15">
-    <w:abstractNumId w:val="1"/>
-    <w:lvlOverride w:ilvl="0">
-      <w:lvl w:ilvl="0">
-        <w:start w:val="1"/>
-        <w:numFmt w:val="decimal"/>
-        <w:lvlText w:val="%1."/>
-        <w:lvlJc w:val="start"/>
-        <w:pPr>
-          <w:tabs>
-            <w:tab w:val="num" w:pos="0"/>
-          </w:tabs>
-          <w:ind w:start="720" w:hanging="360"/>
-        </w:pPr>
-        <w:rPr>
-          <w:rFonts w:ascii="Noto Serif" w:hAnsi="Noto Serif" w:cs="Symbol"/>
-        </w:rPr>
-      </w:lvl>
-    </w:lvlOverride>
-    <w:lvlOverride w:ilvl="0">
-      <w:startOverride w:val="1"/>
-    </w:lvlOverride>
-    <w:lvlOverride w:ilvl="1">
-      <w:lvl w:ilvl="1">
-        <w:start w:val="1"/>
-        <w:numFmt w:val="decimal"/>
-        <w:lvlText w:val="%2."/>
-        <w:lvlJc w:val="start"/>
-        <w:pPr>
-          <w:tabs>
-            <w:tab w:val="num" w:pos="0"/>
-          </w:tabs>
-          <w:ind w:start="1440" w:hanging="360"/>
-        </w:pPr>
-        <w:rPr>
-          <w:rFonts w:cs="Courier New"/>
-        </w:rPr>
-      </w:lvl>
-      <w:startOverride w:val="1"/>
-    </w:lvlOverride>
-    <w:lvlOverride w:ilvl="1">
-      <w:startOverride w:val="1"/>
-    </w:lvlOverride>
-    <w:lvlOverride w:ilvl="2">
-      <w:lvl w:ilvl="2">
-        <w:start w:val="1"/>
-        <w:numFmt w:val="decimal"/>
-        <w:lvlText w:val="%3."/>
-        <w:lvlJc w:val="start"/>
-        <w:pPr>
-          <w:tabs>
-            <w:tab w:val="num" w:pos="0"/>
-          </w:tabs>
-          <w:ind w:start="2160" w:hanging="360"/>
-        </w:pPr>
-        <w:rPr>
-          <w:rFonts w:cs="Wingdings"/>
-        </w:rPr>
-      </w:lvl>
-    </w:lvlOverride>
-    <w:lvlOverride w:ilvl="2">
-      <w:startOverride w:val="1"/>
-    </w:lvlOverride>
-    <w:lvlOverride w:ilvl="3">
-      <w:lvl w:ilvl="3">
-        <w:start w:val="1"/>
-        <w:numFmt w:val="decimal"/>
-        <w:lvlText w:val="%4."/>
-        <w:lvlJc w:val="start"/>
-        <w:pPr>
-          <w:tabs>
-            <w:tab w:val="num" w:pos="0"/>
-          </w:tabs>
-          <w:ind w:start="2880" w:hanging="360"/>
-        </w:pPr>
-        <w:rPr>
-          <w:rFonts w:ascii="Noto Serif" w:hAnsi="Noto Serif" w:cs="Symbol"/>
-        </w:rPr>
-      </w:lvl>
-    </w:lvlOverride>
-    <w:lvlOverride w:ilvl="3">
-      <w:startOverride w:val="1"/>
-    </w:lvlOverride>
-    <w:lvlOverride w:ilvl="4">
-      <w:lvl w:ilvl="4">
-        <w:start w:val="1"/>
-        <w:numFmt w:val="decimal"/>
-        <w:lvlText w:val="%5."/>
-        <w:lvlJc w:val="start"/>
-        <w:pPr>
-          <w:tabs>
-            <w:tab w:val="num" w:pos="0"/>
-          </w:tabs>
-          <w:ind w:start="3600" w:hanging="360"/>
-        </w:pPr>
-        <w:rPr>
-          <w:rFonts w:cs="Courier New"/>
-        </w:rPr>
-      </w:lvl>
-    </w:lvlOverride>
-    <w:lvlOverride w:ilvl="4">
-      <w:startOverride w:val="1"/>
-    </w:lvlOverride>
-    <w:lvlOverride w:ilvl="5">
-      <w:lvl w:ilvl="5">
-        <w:start w:val="1"/>
-        <w:numFmt w:val="decimal"/>
-        <w:lvlText w:val="%6."/>
-        <w:lvlJc w:val="start"/>
-        <w:pPr>
-          <w:tabs>
-            <w:tab w:val="num" w:pos="0"/>
-          </w:tabs>
-          <w:ind w:start="4320" w:hanging="360"/>
-        </w:pPr>
-        <w:rPr>
-          <w:rFonts w:cs="Wingdings"/>
-        </w:rPr>
-      </w:lvl>
-    </w:lvlOverride>
-    <w:lvlOverride w:ilvl="5">
-      <w:startOverride w:val="1"/>
-    </w:lvlOverride>
-    <w:lvlOverride w:ilvl="6">
-      <w:lvl w:ilvl="6">
-        <w:start w:val="1"/>
-        <w:numFmt w:val="decimal"/>
-        <w:lvlText w:val="%7."/>
-        <w:lvlJc w:val="start"/>
-        <w:pPr>
-          <w:tabs>
-            <w:tab w:val="num" w:pos="0"/>
-          </w:tabs>
-          <w:ind w:start="5040" w:hanging="360"/>
-        </w:pPr>
-        <w:rPr>
-          <w:rFonts w:ascii="Noto Serif" w:hAnsi="Noto Serif" w:cs="Symbol"/>
-        </w:rPr>
-      </w:lvl>
-    </w:lvlOverride>
-    <w:lvlOverride w:ilvl="6">
-      <w:startOverride w:val="1"/>
-    </w:lvlOverride>
-    <w:lvlOverride w:ilvl="7">
-      <w:lvl w:ilvl="7">
-        <w:start w:val="1"/>
-        <w:numFmt w:val="decimal"/>
-        <w:lvlText w:val="%8."/>
-        <w:lvlJc w:val="start"/>
-        <w:pPr>
-          <w:tabs>
-            <w:tab w:val="num" w:pos="0"/>
-          </w:tabs>
-          <w:ind w:start="5760" w:hanging="360"/>
-        </w:pPr>
-        <w:rPr>
-          <w:rFonts w:cs="Courier New"/>
-        </w:rPr>
-      </w:lvl>
-    </w:lvlOverride>
-    <w:lvlOverride w:ilvl="7">
-      <w:startOverride w:val="1"/>
-    </w:lvlOverride>
-    <w:lvlOverride w:ilvl="8">
-      <w:lvl w:ilvl="8">
-        <w:start w:val="1"/>
-        <w:numFmt w:val="decimal"/>
-        <w:lvlText w:val="%9."/>
-        <w:lvlJc w:val="start"/>
-        <w:pPr>
-          <w:tabs>
-            <w:tab w:val="num" w:pos="0"/>
-          </w:tabs>
-          <w:ind w:start="6480" w:hanging="360"/>
-        </w:pPr>
-        <w:rPr>
-          <w:rFonts w:cs="Wingdings"/>
-        </w:rPr>
-      </w:lvl>
-    </w:lvlOverride>
-  </w:num>
-  <w:num w:numId="16">
-    <w:abstractNumId w:val="4"/>
+  <w:num w:numId="26">
+    <w:abstractNumId w:val="17"/>
     <w:lvlOverride w:ilvl="0">
       <w:startOverride w:val="1"/>
     </w:lvlOverride>
   </w:num>
-  <w:num w:numId="17">
-    <w:abstractNumId w:val="1"/>
+  <w:num w:numId="27">
+    <w:abstractNumId w:val="23"/>
     <w:lvlOverride w:ilvl="0">
       <w:startOverride w:val="1"/>
     </w:lvlOverride>
